--- a/docs/06-thesis/THESIS-NSBM-2026-09-19.docx
+++ b/docs/06-thesis/THESIS-NSBM-2026-09-19.docx
@@ -257,7 +257,7 @@
         <w:pStyle w:val="Heading1"/>
         <w:spacing w:before="280" w:after="120"/>
       </w:pPr>
-      <w:bookmarkStart w:id="0" w:name="_Toc240719139"/>
+      <w:bookmarkStart w:id="0" w:name="_Toc240751733"/>
       <w:r>
         <w:rPr>
           <w:rFonts w:ascii="Times New Roman" w:eastAsia="Times New Roman" w:hAnsi="Times New Roman" w:cs="Times New Roman"/>
@@ -426,7 +426,7 @@
         <w:pStyle w:val="Heading1"/>
         <w:spacing w:before="280" w:after="120"/>
       </w:pPr>
-      <w:bookmarkStart w:id="1" w:name="_Toc240719140"/>
+      <w:bookmarkStart w:id="1" w:name="_Toc240751734"/>
       <w:r>
         <w:rPr>
           <w:rFonts w:ascii="Times New Roman" w:eastAsia="Times New Roman" w:hAnsi="Times New Roman" w:cs="Times New Roman"/>
@@ -503,7 +503,7 @@
         <w:pStyle w:val="Heading1"/>
         <w:spacing w:before="280" w:after="120"/>
       </w:pPr>
-      <w:bookmarkStart w:id="2" w:name="_Toc240719141"/>
+      <w:bookmarkStart w:id="2" w:name="_Toc240751735"/>
       <w:r>
         <w:rPr>
           <w:rFonts w:ascii="Times New Roman" w:eastAsia="Times New Roman" w:hAnsi="Times New Roman" w:cs="Times New Roman"/>
@@ -538,7 +538,7 @@
         <w:rPr>
           <w:rFonts w:eastAsia="Times New Roman" w:cs="Times New Roman"/>
         </w:rPr>
-        <w:t>oring credit risk and development impact separately. Weights were elicited from ten credit practitioners by the Best-Worst Method, and the scoring method was benchmarked against the SBA National dataset of 899,164 loan guarantees.</w:t>
+        <w:t>oring credit risk and development impact separately. Weights were elicited from eleven credit practitioners by the Best-Worst Method, and the scoring method was benchmarked against the SBA National dataset of 899,164 loan guarantees.</w:t>
       </w:r>
     </w:p>
     <w:p>
@@ -549,7 +549,7 @@
         <w:rPr>
           <w:rFonts w:eastAsia="Times New Roman" w:cs="Times New Roman"/>
         </w:rPr>
-        <w:t>Practitioners weight forward-looking project viability above historic financial performance by more than two to one, inverting the emphasis of the source form. Scoring proved robust to that change: rank correlation against equal weighting is 0.91 for credit risk and 0.97 for development impact, and no appraisal moves two risk bands. Validation produced an unanticipated principal finding: whether a facility's term is an exact multiple of twelve, a property with no economic content, predicts default at an are</w:t>
+        <w:t>Practitioners weight forward-looking project viability above historic financial performance by more than two to one, inverting the emphasis of the source form. Scoring proved robust to that change: rank correlation against equal weighting is 0.90 for credit risk and 0.97 for development impact, and no appraisal moves two risk bands. Validation produced an unanticipated principal finding: whether a facility's term is an exact multiple of twelve, a property with no economic content, predicts default at an are</w:t>
       </w:r>
       <w:r>
         <w:rPr>
@@ -597,7 +597,7 @@
         <w:pStyle w:val="Heading1"/>
         <w:spacing w:before="280" w:after="120"/>
       </w:pPr>
-      <w:bookmarkStart w:id="3" w:name="_Toc240719142"/>
+      <w:bookmarkStart w:id="3" w:name="_Toc240751736"/>
       <w:r>
         <w:rPr>
           <w:rFonts w:ascii="Times New Roman" w:eastAsia="Times New Roman" w:hAnsi="Times New Roman" w:cs="Times New Roman"/>
@@ -1398,7 +1398,7 @@
         <w:pStyle w:val="Heading1"/>
         <w:spacing w:before="280" w:after="120"/>
       </w:pPr>
-      <w:bookmarkStart w:id="4" w:name="_Toc240719143"/>
+      <w:bookmarkStart w:id="4" w:name="_Toc240751737"/>
       <w:r>
         <w:rPr>
           <w:rFonts w:ascii="Times New Roman" w:eastAsia="Times New Roman" w:hAnsi="Times New Roman" w:cs="Times New Roman"/>
@@ -1432,7 +1432,7 @@
       <w:r>
         <w:fldChar w:fldCharType="separate"/>
       </w:r>
-      <w:hyperlink w:anchor="_Toc240719139" w:history="1">
+      <w:hyperlink w:anchor="_Toc240751733" w:history="1">
         <w:r>
           <w:rPr>
             <w:rStyle w:val="Hyperlink"/>
@@ -1460,7 +1460,7 @@
             <w:noProof/>
             <w:webHidden/>
           </w:rPr>
-          <w:instrText xml:space="preserve"> PAGEREF _Toc240719139 \h </w:instrText>
+          <w:instrText xml:space="preserve"> PAGEREF _Toc240751733 \h </w:instrText>
         </w:r>
         <w:r>
           <w:rPr>
@@ -1506,7 +1506,7 @@
           <w14:ligatures w14:val="standardContextual"/>
         </w:rPr>
       </w:pPr>
-      <w:hyperlink w:anchor="_Toc240719140" w:history="1">
+      <w:hyperlink w:anchor="_Toc240751734" w:history="1">
         <w:r>
           <w:rPr>
             <w:rStyle w:val="Hyperlink"/>
@@ -1534,7 +1534,7 @@
             <w:noProof/>
             <w:webHidden/>
           </w:rPr>
-          <w:instrText xml:space="preserve"> PAGEREF _Toc240719140 \h </w:instrText>
+          <w:instrText xml:space="preserve"> PAGEREF _Toc240751734 \h </w:instrText>
         </w:r>
         <w:r>
           <w:rPr>
@@ -1580,7 +1580,7 @@
           <w14:ligatures w14:val="standardContextual"/>
         </w:rPr>
       </w:pPr>
-      <w:hyperlink w:anchor="_Toc240719141" w:history="1">
+      <w:hyperlink w:anchor="_Toc240751735" w:history="1">
         <w:r>
           <w:rPr>
             <w:rStyle w:val="Hyperlink"/>
@@ -1608,7 +1608,7 @@
             <w:noProof/>
             <w:webHidden/>
           </w:rPr>
-          <w:instrText xml:space="preserve"> PAGEREF _Toc240719141 \h </w:instrText>
+          <w:instrText xml:space="preserve"> PAGEREF _Toc240751735 \h </w:instrText>
         </w:r>
         <w:r>
           <w:rPr>
@@ -1654,7 +1654,7 @@
           <w14:ligatures w14:val="standardContextual"/>
         </w:rPr>
       </w:pPr>
-      <w:hyperlink w:anchor="_Toc240719142" w:history="1">
+      <w:hyperlink w:anchor="_Toc240751736" w:history="1">
         <w:r>
           <w:rPr>
             <w:rStyle w:val="Hyperlink"/>
@@ -1682,7 +1682,7 @@
             <w:noProof/>
             <w:webHidden/>
           </w:rPr>
-          <w:instrText xml:space="preserve"> PAGEREF _Toc240719142 \h </w:instrText>
+          <w:instrText xml:space="preserve"> PAGEREF _Toc240751736 \h </w:instrText>
         </w:r>
         <w:r>
           <w:rPr>
@@ -1728,7 +1728,7 @@
           <w14:ligatures w14:val="standardContextual"/>
         </w:rPr>
       </w:pPr>
-      <w:hyperlink w:anchor="_Toc240719143" w:history="1">
+      <w:hyperlink w:anchor="_Toc240751737" w:history="1">
         <w:r>
           <w:rPr>
             <w:rStyle w:val="Hyperlink"/>
@@ -1756,7 +1756,7 @@
             <w:noProof/>
             <w:webHidden/>
           </w:rPr>
-          <w:instrText xml:space="preserve"> PAGEREF _Toc240719143 \h </w:instrText>
+          <w:instrText xml:space="preserve"> PAGEREF _Toc240751737 \h </w:instrText>
         </w:r>
         <w:r>
           <w:rPr>
@@ -1802,7 +1802,7 @@
           <w14:ligatures w14:val="standardContextual"/>
         </w:rPr>
       </w:pPr>
-      <w:hyperlink w:anchor="_Toc240719144" w:history="1">
+      <w:hyperlink w:anchor="_Toc240751738" w:history="1">
         <w:r>
           <w:rPr>
             <w:rStyle w:val="Hyperlink"/>
@@ -1830,7 +1830,7 @@
             <w:noProof/>
             <w:webHidden/>
           </w:rPr>
-          <w:instrText xml:space="preserve"> PAGEREF _Toc240719144 \h </w:instrText>
+          <w:instrText xml:space="preserve"> PAGEREF _Toc240751738 \h </w:instrText>
         </w:r>
         <w:r>
           <w:rPr>
@@ -1876,7 +1876,7 @@
           <w14:ligatures w14:val="standardContextual"/>
         </w:rPr>
       </w:pPr>
-      <w:hyperlink w:anchor="_Toc240719145" w:history="1">
+      <w:hyperlink w:anchor="_Toc240751739" w:history="1">
         <w:r>
           <w:rPr>
             <w:rStyle w:val="Hyperlink"/>
@@ -1904,7 +1904,7 @@
             <w:noProof/>
             <w:webHidden/>
           </w:rPr>
-          <w:instrText xml:space="preserve"> PAGEREF _Toc240719145 \h </w:instrText>
+          <w:instrText xml:space="preserve"> PAGEREF _Toc240751739 \h </w:instrText>
         </w:r>
         <w:r>
           <w:rPr>
@@ -1950,7 +1950,7 @@
           <w14:ligatures w14:val="standardContextual"/>
         </w:rPr>
       </w:pPr>
-      <w:hyperlink w:anchor="_Toc240719146" w:history="1">
+      <w:hyperlink w:anchor="_Toc240751740" w:history="1">
         <w:r>
           <w:rPr>
             <w:rStyle w:val="Hyperlink"/>
@@ -1978,7 +1978,7 @@
             <w:noProof/>
             <w:webHidden/>
           </w:rPr>
-          <w:instrText xml:space="preserve"> PAGEREF _Toc240719146 \h </w:instrText>
+          <w:instrText xml:space="preserve"> PAGEREF _Toc240751740 \h </w:instrText>
         </w:r>
         <w:r>
           <w:rPr>
@@ -2024,7 +2024,7 @@
           <w14:ligatures w14:val="standardContextual"/>
         </w:rPr>
       </w:pPr>
-      <w:hyperlink w:anchor="_Toc240719147" w:history="1">
+      <w:hyperlink w:anchor="_Toc240751741" w:history="1">
         <w:r>
           <w:rPr>
             <w:rStyle w:val="Hyperlink"/>
@@ -2052,7 +2052,7 @@
             <w:noProof/>
             <w:webHidden/>
           </w:rPr>
-          <w:instrText xml:space="preserve"> PAGEREF _Toc240719147 \h </w:instrText>
+          <w:instrText xml:space="preserve"> PAGEREF _Toc240751741 \h </w:instrText>
         </w:r>
         <w:r>
           <w:rPr>
@@ -2098,7 +2098,7 @@
           <w14:ligatures w14:val="standardContextual"/>
         </w:rPr>
       </w:pPr>
-      <w:hyperlink w:anchor="_Toc240719148" w:history="1">
+      <w:hyperlink w:anchor="_Toc240751742" w:history="1">
         <w:r>
           <w:rPr>
             <w:rStyle w:val="Hyperlink"/>
@@ -2126,7 +2126,7 @@
             <w:noProof/>
             <w:webHidden/>
           </w:rPr>
-          <w:instrText xml:space="preserve"> PAGEREF _Toc240719148 \h </w:instrText>
+          <w:instrText xml:space="preserve"> PAGEREF _Toc240751742 \h </w:instrText>
         </w:r>
         <w:r>
           <w:rPr>
@@ -2172,7 +2172,7 @@
           <w14:ligatures w14:val="standardContextual"/>
         </w:rPr>
       </w:pPr>
-      <w:hyperlink w:anchor="_Toc240719149" w:history="1">
+      <w:hyperlink w:anchor="_Toc240751743" w:history="1">
         <w:r>
           <w:rPr>
             <w:rStyle w:val="Hyperlink"/>
@@ -2200,7 +2200,7 @@
             <w:noProof/>
             <w:webHidden/>
           </w:rPr>
-          <w:instrText xml:space="preserve"> PAGEREF _Toc240719149 \h </w:instrText>
+          <w:instrText xml:space="preserve"> PAGEREF _Toc240751743 \h </w:instrText>
         </w:r>
         <w:r>
           <w:rPr>
@@ -2246,7 +2246,7 @@
           <w14:ligatures w14:val="standardContextual"/>
         </w:rPr>
       </w:pPr>
-      <w:hyperlink w:anchor="_Toc240719150" w:history="1">
+      <w:hyperlink w:anchor="_Toc240751744" w:history="1">
         <w:r>
           <w:rPr>
             <w:rStyle w:val="Hyperlink"/>
@@ -2274,7 +2274,7 @@
             <w:noProof/>
             <w:webHidden/>
           </w:rPr>
-          <w:instrText xml:space="preserve"> PAGEREF _Toc240719150 \h </w:instrText>
+          <w:instrText xml:space="preserve"> PAGEREF _Toc240751744 \h </w:instrText>
         </w:r>
         <w:r>
           <w:rPr>
@@ -2320,7 +2320,7 @@
           <w14:ligatures w14:val="standardContextual"/>
         </w:rPr>
       </w:pPr>
-      <w:hyperlink w:anchor="_Toc240719151" w:history="1">
+      <w:hyperlink w:anchor="_Toc240751745" w:history="1">
         <w:r>
           <w:rPr>
             <w:rStyle w:val="Hyperlink"/>
@@ -2348,7 +2348,7 @@
             <w:noProof/>
             <w:webHidden/>
           </w:rPr>
-          <w:instrText xml:space="preserve"> PAGEREF _Toc240719151 \h </w:instrText>
+          <w:instrText xml:space="preserve"> PAGEREF _Toc240751745 \h </w:instrText>
         </w:r>
         <w:r>
           <w:rPr>
@@ -2394,7 +2394,7 @@
           <w14:ligatures w14:val="standardContextual"/>
         </w:rPr>
       </w:pPr>
-      <w:hyperlink w:anchor="_Toc240719152" w:history="1">
+      <w:hyperlink w:anchor="_Toc240751746" w:history="1">
         <w:r>
           <w:rPr>
             <w:rStyle w:val="Hyperlink"/>
@@ -2422,7 +2422,7 @@
             <w:noProof/>
             <w:webHidden/>
           </w:rPr>
-          <w:instrText xml:space="preserve"> PAGEREF _Toc240719152 \h </w:instrText>
+          <w:instrText xml:space="preserve"> PAGEREF _Toc240751746 \h </w:instrText>
         </w:r>
         <w:r>
           <w:rPr>
@@ -2468,7 +2468,7 @@
           <w14:ligatures w14:val="standardContextual"/>
         </w:rPr>
       </w:pPr>
-      <w:hyperlink w:anchor="_Toc240719153" w:history="1">
+      <w:hyperlink w:anchor="_Toc240751747" w:history="1">
         <w:r>
           <w:rPr>
             <w:rStyle w:val="Hyperlink"/>
@@ -2496,7 +2496,7 @@
             <w:noProof/>
             <w:webHidden/>
           </w:rPr>
-          <w:instrText xml:space="preserve"> PAGEREF _Toc240719153 \h </w:instrText>
+          <w:instrText xml:space="preserve"> PAGEREF _Toc240751747 \h </w:instrText>
         </w:r>
         <w:r>
           <w:rPr>
@@ -2542,7 +2542,7 @@
           <w14:ligatures w14:val="standardContextual"/>
         </w:rPr>
       </w:pPr>
-      <w:hyperlink w:anchor="_Toc240719154" w:history="1">
+      <w:hyperlink w:anchor="_Toc240751748" w:history="1">
         <w:r>
           <w:rPr>
             <w:rStyle w:val="Hyperlink"/>
@@ -2570,7 +2570,7 @@
             <w:noProof/>
             <w:webHidden/>
           </w:rPr>
-          <w:instrText xml:space="preserve"> PAGEREF _Toc240719154 \h </w:instrText>
+          <w:instrText xml:space="preserve"> PAGEREF _Toc240751748 \h </w:instrText>
         </w:r>
         <w:r>
           <w:rPr>
@@ -2616,7 +2616,7 @@
           <w14:ligatures w14:val="standardContextual"/>
         </w:rPr>
       </w:pPr>
-      <w:hyperlink w:anchor="_Toc240719155" w:history="1">
+      <w:hyperlink w:anchor="_Toc240751749" w:history="1">
         <w:r>
           <w:rPr>
             <w:rStyle w:val="Hyperlink"/>
@@ -2644,7 +2644,7 @@
             <w:noProof/>
             <w:webHidden/>
           </w:rPr>
-          <w:instrText xml:space="preserve"> PAGEREF _Toc240719155 \h </w:instrText>
+          <w:instrText xml:space="preserve"> PAGEREF _Toc240751749 \h </w:instrText>
         </w:r>
         <w:r>
           <w:rPr>
@@ -2690,7 +2690,7 @@
           <w14:ligatures w14:val="standardContextual"/>
         </w:rPr>
       </w:pPr>
-      <w:hyperlink w:anchor="_Toc240719156" w:history="1">
+      <w:hyperlink w:anchor="_Toc240751750" w:history="1">
         <w:r>
           <w:rPr>
             <w:rStyle w:val="Hyperlink"/>
@@ -2718,7 +2718,7 @@
             <w:noProof/>
             <w:webHidden/>
           </w:rPr>
-          <w:instrText xml:space="preserve"> PAGEREF _Toc240719156 \h </w:instrText>
+          <w:instrText xml:space="preserve"> PAGEREF _Toc240751750 \h </w:instrText>
         </w:r>
         <w:r>
           <w:rPr>
@@ -2764,7 +2764,7 @@
           <w14:ligatures w14:val="standardContextual"/>
         </w:rPr>
       </w:pPr>
-      <w:hyperlink w:anchor="_Toc240719157" w:history="1">
+      <w:hyperlink w:anchor="_Toc240751751" w:history="1">
         <w:r>
           <w:rPr>
             <w:rStyle w:val="Hyperlink"/>
@@ -2792,7 +2792,7 @@
             <w:noProof/>
             <w:webHidden/>
           </w:rPr>
-          <w:instrText xml:space="preserve"> PAGEREF _Toc240719157 \h </w:instrText>
+          <w:instrText xml:space="preserve"> PAGEREF _Toc240751751 \h </w:instrText>
         </w:r>
         <w:r>
           <w:rPr>
@@ -2838,7 +2838,7 @@
           <w14:ligatures w14:val="standardContextual"/>
         </w:rPr>
       </w:pPr>
-      <w:hyperlink w:anchor="_Toc240719158" w:history="1">
+      <w:hyperlink w:anchor="_Toc240751752" w:history="1">
         <w:r>
           <w:rPr>
             <w:rStyle w:val="Hyperlink"/>
@@ -2866,7 +2866,7 @@
             <w:noProof/>
             <w:webHidden/>
           </w:rPr>
-          <w:instrText xml:space="preserve"> PAGEREF _Toc240719158 \h </w:instrText>
+          <w:instrText xml:space="preserve"> PAGEREF _Toc240751752 \h </w:instrText>
         </w:r>
         <w:r>
           <w:rPr>
@@ -2912,7 +2912,7 @@
           <w14:ligatures w14:val="standardContextual"/>
         </w:rPr>
       </w:pPr>
-      <w:hyperlink w:anchor="_Toc240719159" w:history="1">
+      <w:hyperlink w:anchor="_Toc240751753" w:history="1">
         <w:r>
           <w:rPr>
             <w:rStyle w:val="Hyperlink"/>
@@ -2940,7 +2940,7 @@
             <w:noProof/>
             <w:webHidden/>
           </w:rPr>
-          <w:instrText xml:space="preserve"> PAGEREF _Toc240719159 \h </w:instrText>
+          <w:instrText xml:space="preserve"> PAGEREF _Toc240751753 \h </w:instrText>
         </w:r>
         <w:r>
           <w:rPr>
@@ -2986,7 +2986,7 @@
           <w14:ligatures w14:val="standardContextual"/>
         </w:rPr>
       </w:pPr>
-      <w:hyperlink w:anchor="_Toc240719160" w:history="1">
+      <w:hyperlink w:anchor="_Toc240751754" w:history="1">
         <w:r>
           <w:rPr>
             <w:rStyle w:val="Hyperlink"/>
@@ -3014,7 +3014,7 @@
             <w:noProof/>
             <w:webHidden/>
           </w:rPr>
-          <w:instrText xml:space="preserve"> PAGEREF _Toc240719160 \h </w:instrText>
+          <w:instrText xml:space="preserve"> PAGEREF _Toc240751754 \h </w:instrText>
         </w:r>
         <w:r>
           <w:rPr>
@@ -3060,7 +3060,7 @@
           <w14:ligatures w14:val="standardContextual"/>
         </w:rPr>
       </w:pPr>
-      <w:hyperlink w:anchor="_Toc240719161" w:history="1">
+      <w:hyperlink w:anchor="_Toc240751755" w:history="1">
         <w:r>
           <w:rPr>
             <w:rStyle w:val="Hyperlink"/>
@@ -3088,7 +3088,7 @@
             <w:noProof/>
             <w:webHidden/>
           </w:rPr>
-          <w:instrText xml:space="preserve"> PAGEREF _Toc240719161 \h </w:instrText>
+          <w:instrText xml:space="preserve"> PAGEREF _Toc240751755 \h </w:instrText>
         </w:r>
         <w:r>
           <w:rPr>
@@ -3134,7 +3134,7 @@
           <w14:ligatures w14:val="standardContextual"/>
         </w:rPr>
       </w:pPr>
-      <w:hyperlink w:anchor="_Toc240719162" w:history="1">
+      <w:hyperlink w:anchor="_Toc240751756" w:history="1">
         <w:r>
           <w:rPr>
             <w:rStyle w:val="Hyperlink"/>
@@ -3162,7 +3162,7 @@
             <w:noProof/>
             <w:webHidden/>
           </w:rPr>
-          <w:instrText xml:space="preserve"> PAGEREF _Toc240719162 \h </w:instrText>
+          <w:instrText xml:space="preserve"> PAGEREF _Toc240751756 \h </w:instrText>
         </w:r>
         <w:r>
           <w:rPr>
@@ -3208,7 +3208,7 @@
           <w14:ligatures w14:val="standardContextual"/>
         </w:rPr>
       </w:pPr>
-      <w:hyperlink w:anchor="_Toc240719163" w:history="1">
+      <w:hyperlink w:anchor="_Toc240751757" w:history="1">
         <w:r>
           <w:rPr>
             <w:rStyle w:val="Hyperlink"/>
@@ -3236,7 +3236,7 @@
             <w:noProof/>
             <w:webHidden/>
           </w:rPr>
-          <w:instrText xml:space="preserve"> PAGEREF _Toc240719163 \h </w:instrText>
+          <w:instrText xml:space="preserve"> PAGEREF _Toc240751757 \h </w:instrText>
         </w:r>
         <w:r>
           <w:rPr>
@@ -3282,7 +3282,7 @@
           <w14:ligatures w14:val="standardContextual"/>
         </w:rPr>
       </w:pPr>
-      <w:hyperlink w:anchor="_Toc240719164" w:history="1">
+      <w:hyperlink w:anchor="_Toc240751758" w:history="1">
         <w:r>
           <w:rPr>
             <w:rStyle w:val="Hyperlink"/>
@@ -3310,7 +3310,7 @@
             <w:noProof/>
             <w:webHidden/>
           </w:rPr>
-          <w:instrText xml:space="preserve"> PAGEREF _Toc240719164 \h </w:instrText>
+          <w:instrText xml:space="preserve"> PAGEREF _Toc240751758 \h </w:instrText>
         </w:r>
         <w:r>
           <w:rPr>
@@ -3356,7 +3356,7 @@
           <w14:ligatures w14:val="standardContextual"/>
         </w:rPr>
       </w:pPr>
-      <w:hyperlink w:anchor="_Toc240719165" w:history="1">
+      <w:hyperlink w:anchor="_Toc240751759" w:history="1">
         <w:r>
           <w:rPr>
             <w:rStyle w:val="Hyperlink"/>
@@ -3384,7 +3384,7 @@
             <w:noProof/>
             <w:webHidden/>
           </w:rPr>
-          <w:instrText xml:space="preserve"> PAGEREF _Toc240719165 \h </w:instrText>
+          <w:instrText xml:space="preserve"> PAGEREF _Toc240751759 \h </w:instrText>
         </w:r>
         <w:r>
           <w:rPr>
@@ -3430,7 +3430,7 @@
           <w14:ligatures w14:val="standardContextual"/>
         </w:rPr>
       </w:pPr>
-      <w:hyperlink w:anchor="_Toc240719166" w:history="1">
+      <w:hyperlink w:anchor="_Toc240751760" w:history="1">
         <w:r>
           <w:rPr>
             <w:rStyle w:val="Hyperlink"/>
@@ -3458,7 +3458,7 @@
             <w:noProof/>
             <w:webHidden/>
           </w:rPr>
-          <w:instrText xml:space="preserve"> PAGEREF _Toc240719166 \h </w:instrText>
+          <w:instrText xml:space="preserve"> PAGEREF _Toc240751760 \h </w:instrText>
         </w:r>
         <w:r>
           <w:rPr>
@@ -3504,7 +3504,7 @@
           <w14:ligatures w14:val="standardContextual"/>
         </w:rPr>
       </w:pPr>
-      <w:hyperlink w:anchor="_Toc240719167" w:history="1">
+      <w:hyperlink w:anchor="_Toc240751761" w:history="1">
         <w:r>
           <w:rPr>
             <w:rStyle w:val="Hyperlink"/>
@@ -3532,7 +3532,7 @@
             <w:noProof/>
             <w:webHidden/>
           </w:rPr>
-          <w:instrText xml:space="preserve"> PAGEREF _Toc240719167 \h </w:instrText>
+          <w:instrText xml:space="preserve"> PAGEREF _Toc240751761 \h </w:instrText>
         </w:r>
         <w:r>
           <w:rPr>
@@ -3578,7 +3578,7 @@
           <w14:ligatures w14:val="standardContextual"/>
         </w:rPr>
       </w:pPr>
-      <w:hyperlink w:anchor="_Toc240719168" w:history="1">
+      <w:hyperlink w:anchor="_Toc240751762" w:history="1">
         <w:r>
           <w:rPr>
             <w:rStyle w:val="Hyperlink"/>
@@ -3606,7 +3606,7 @@
             <w:noProof/>
             <w:webHidden/>
           </w:rPr>
-          <w:instrText xml:space="preserve"> PAGEREF _Toc240719168 \h </w:instrText>
+          <w:instrText xml:space="preserve"> PAGEREF _Toc240751762 \h </w:instrText>
         </w:r>
         <w:r>
           <w:rPr>
@@ -3652,7 +3652,7 @@
           <w14:ligatures w14:val="standardContextual"/>
         </w:rPr>
       </w:pPr>
-      <w:hyperlink w:anchor="_Toc240719169" w:history="1">
+      <w:hyperlink w:anchor="_Toc240751763" w:history="1">
         <w:r>
           <w:rPr>
             <w:rStyle w:val="Hyperlink"/>
@@ -3680,7 +3680,7 @@
             <w:noProof/>
             <w:webHidden/>
           </w:rPr>
-          <w:instrText xml:space="preserve"> PAGEREF _Toc240719169 \h </w:instrText>
+          <w:instrText xml:space="preserve"> PAGEREF _Toc240751763 \h </w:instrText>
         </w:r>
         <w:r>
           <w:rPr>
@@ -3726,7 +3726,7 @@
           <w14:ligatures w14:val="standardContextual"/>
         </w:rPr>
       </w:pPr>
-      <w:hyperlink w:anchor="_Toc240719170" w:history="1">
+      <w:hyperlink w:anchor="_Toc240751764" w:history="1">
         <w:r>
           <w:rPr>
             <w:rStyle w:val="Hyperlink"/>
@@ -3754,7 +3754,7 @@
             <w:noProof/>
             <w:webHidden/>
           </w:rPr>
-          <w:instrText xml:space="preserve"> PAGEREF _Toc240719170 \h </w:instrText>
+          <w:instrText xml:space="preserve"> PAGEREF _Toc240751764 \h </w:instrText>
         </w:r>
         <w:r>
           <w:rPr>
@@ -3800,7 +3800,7 @@
           <w14:ligatures w14:val="standardContextual"/>
         </w:rPr>
       </w:pPr>
-      <w:hyperlink w:anchor="_Toc240719171" w:history="1">
+      <w:hyperlink w:anchor="_Toc240751765" w:history="1">
         <w:r>
           <w:rPr>
             <w:rStyle w:val="Hyperlink"/>
@@ -3828,7 +3828,7 @@
             <w:noProof/>
             <w:webHidden/>
           </w:rPr>
-          <w:instrText xml:space="preserve"> PAGEREF _Toc240719171 \h </w:instrText>
+          <w:instrText xml:space="preserve"> PAGEREF _Toc240751765 \h </w:instrText>
         </w:r>
         <w:r>
           <w:rPr>
@@ -3874,7 +3874,7 @@
           <w14:ligatures w14:val="standardContextual"/>
         </w:rPr>
       </w:pPr>
-      <w:hyperlink w:anchor="_Toc240719172" w:history="1">
+      <w:hyperlink w:anchor="_Toc240751766" w:history="1">
         <w:r>
           <w:rPr>
             <w:rStyle w:val="Hyperlink"/>
@@ -3902,7 +3902,7 @@
             <w:noProof/>
             <w:webHidden/>
           </w:rPr>
-          <w:instrText xml:space="preserve"> PAGEREF _Toc240719172 \h </w:instrText>
+          <w:instrText xml:space="preserve"> PAGEREF _Toc240751766 \h </w:instrText>
         </w:r>
         <w:r>
           <w:rPr>
@@ -3948,7 +3948,7 @@
           <w14:ligatures w14:val="standardContextual"/>
         </w:rPr>
       </w:pPr>
-      <w:hyperlink w:anchor="_Toc240719173" w:history="1">
+      <w:hyperlink w:anchor="_Toc240751767" w:history="1">
         <w:r>
           <w:rPr>
             <w:rStyle w:val="Hyperlink"/>
@@ -3976,7 +3976,7 @@
             <w:noProof/>
             <w:webHidden/>
           </w:rPr>
-          <w:instrText xml:space="preserve"> PAGEREF _Toc240719173 \h </w:instrText>
+          <w:instrText xml:space="preserve"> PAGEREF _Toc240751767 \h </w:instrText>
         </w:r>
         <w:r>
           <w:rPr>
@@ -4022,7 +4022,7 @@
           <w14:ligatures w14:val="standardContextual"/>
         </w:rPr>
       </w:pPr>
-      <w:hyperlink w:anchor="_Toc240719174" w:history="1">
+      <w:hyperlink w:anchor="_Toc240751768" w:history="1">
         <w:r>
           <w:rPr>
             <w:rStyle w:val="Hyperlink"/>
@@ -4050,7 +4050,7 @@
             <w:noProof/>
             <w:webHidden/>
           </w:rPr>
-          <w:instrText xml:space="preserve"> PAGEREF _Toc240719174 \h </w:instrText>
+          <w:instrText xml:space="preserve"> PAGEREF _Toc240751768 \h </w:instrText>
         </w:r>
         <w:r>
           <w:rPr>
@@ -4096,7 +4096,7 @@
           <w14:ligatures w14:val="standardContextual"/>
         </w:rPr>
       </w:pPr>
-      <w:hyperlink w:anchor="_Toc240719175" w:history="1">
+      <w:hyperlink w:anchor="_Toc240751769" w:history="1">
         <w:r>
           <w:rPr>
             <w:rStyle w:val="Hyperlink"/>
@@ -4124,7 +4124,7 @@
             <w:noProof/>
             <w:webHidden/>
           </w:rPr>
-          <w:instrText xml:space="preserve"> PAGEREF _Toc240719175 \h </w:instrText>
+          <w:instrText xml:space="preserve"> PAGEREF _Toc240751769 \h </w:instrText>
         </w:r>
         <w:r>
           <w:rPr>
@@ -4170,7 +4170,7 @@
           <w14:ligatures w14:val="standardContextual"/>
         </w:rPr>
       </w:pPr>
-      <w:hyperlink w:anchor="_Toc240719176" w:history="1">
+      <w:hyperlink w:anchor="_Toc240751770" w:history="1">
         <w:r>
           <w:rPr>
             <w:rStyle w:val="Hyperlink"/>
@@ -4198,7 +4198,7 @@
             <w:noProof/>
             <w:webHidden/>
           </w:rPr>
-          <w:instrText xml:space="preserve"> PAGEREF _Toc240719176 \h </w:instrText>
+          <w:instrText xml:space="preserve"> PAGEREF _Toc240751770 \h </w:instrText>
         </w:r>
         <w:r>
           <w:rPr>
@@ -4244,7 +4244,7 @@
           <w14:ligatures w14:val="standardContextual"/>
         </w:rPr>
       </w:pPr>
-      <w:hyperlink w:anchor="_Toc240719177" w:history="1">
+      <w:hyperlink w:anchor="_Toc240751771" w:history="1">
         <w:r>
           <w:rPr>
             <w:rStyle w:val="Hyperlink"/>
@@ -4272,7 +4272,7 @@
             <w:noProof/>
             <w:webHidden/>
           </w:rPr>
-          <w:instrText xml:space="preserve"> PAGEREF _Toc240719177 \h </w:instrText>
+          <w:instrText xml:space="preserve"> PAGEREF _Toc240751771 \h </w:instrText>
         </w:r>
         <w:r>
           <w:rPr>
@@ -4318,7 +4318,7 @@
           <w14:ligatures w14:val="standardContextual"/>
         </w:rPr>
       </w:pPr>
-      <w:hyperlink w:anchor="_Toc240719178" w:history="1">
+      <w:hyperlink w:anchor="_Toc240751772" w:history="1">
         <w:r>
           <w:rPr>
             <w:rStyle w:val="Hyperlink"/>
@@ -4346,7 +4346,7 @@
             <w:noProof/>
             <w:webHidden/>
           </w:rPr>
-          <w:instrText xml:space="preserve"> PAGEREF _Toc240719178 \h </w:instrText>
+          <w:instrText xml:space="preserve"> PAGEREF _Toc240751772 \h </w:instrText>
         </w:r>
         <w:r>
           <w:rPr>
@@ -4392,7 +4392,7 @@
           <w14:ligatures w14:val="standardContextual"/>
         </w:rPr>
       </w:pPr>
-      <w:hyperlink w:anchor="_Toc240719179" w:history="1">
+      <w:hyperlink w:anchor="_Toc240751773" w:history="1">
         <w:r>
           <w:rPr>
             <w:rStyle w:val="Hyperlink"/>
@@ -4420,7 +4420,7 @@
             <w:noProof/>
             <w:webHidden/>
           </w:rPr>
-          <w:instrText xml:space="preserve"> PAGEREF _Toc240719179 \h </w:instrText>
+          <w:instrText xml:space="preserve"> PAGEREF _Toc240751773 \h </w:instrText>
         </w:r>
         <w:r>
           <w:rPr>
@@ -4466,7 +4466,7 @@
           <w14:ligatures w14:val="standardContextual"/>
         </w:rPr>
       </w:pPr>
-      <w:hyperlink w:anchor="_Toc240719180" w:history="1">
+      <w:hyperlink w:anchor="_Toc240751774" w:history="1">
         <w:r>
           <w:rPr>
             <w:rStyle w:val="Hyperlink"/>
@@ -4494,7 +4494,7 @@
             <w:noProof/>
             <w:webHidden/>
           </w:rPr>
-          <w:instrText xml:space="preserve"> PAGEREF _Toc240719180 \h </w:instrText>
+          <w:instrText xml:space="preserve"> PAGEREF _Toc240751774 \h </w:instrText>
         </w:r>
         <w:r>
           <w:rPr>
@@ -4540,7 +4540,7 @@
           <w14:ligatures w14:val="standardContextual"/>
         </w:rPr>
       </w:pPr>
-      <w:hyperlink w:anchor="_Toc240719181" w:history="1">
+      <w:hyperlink w:anchor="_Toc240751775" w:history="1">
         <w:r>
           <w:rPr>
             <w:rStyle w:val="Hyperlink"/>
@@ -4568,7 +4568,7 @@
             <w:noProof/>
             <w:webHidden/>
           </w:rPr>
-          <w:instrText xml:space="preserve"> PAGEREF _Toc240719181 \h </w:instrText>
+          <w:instrText xml:space="preserve"> PAGEREF _Toc240751775 \h </w:instrText>
         </w:r>
         <w:r>
           <w:rPr>
@@ -4614,7 +4614,7 @@
           <w14:ligatures w14:val="standardContextual"/>
         </w:rPr>
       </w:pPr>
-      <w:hyperlink w:anchor="_Toc240719182" w:history="1">
+      <w:hyperlink w:anchor="_Toc240751776" w:history="1">
         <w:r>
           <w:rPr>
             <w:rStyle w:val="Hyperlink"/>
@@ -4642,7 +4642,7 @@
             <w:noProof/>
             <w:webHidden/>
           </w:rPr>
-          <w:instrText xml:space="preserve"> PAGEREF _Toc240719182 \h </w:instrText>
+          <w:instrText xml:space="preserve"> PAGEREF _Toc240751776 \h </w:instrText>
         </w:r>
         <w:r>
           <w:rPr>
@@ -4688,7 +4688,7 @@
           <w14:ligatures w14:val="standardContextual"/>
         </w:rPr>
       </w:pPr>
-      <w:hyperlink w:anchor="_Toc240719183" w:history="1">
+      <w:hyperlink w:anchor="_Toc240751777" w:history="1">
         <w:r>
           <w:rPr>
             <w:rStyle w:val="Hyperlink"/>
@@ -4716,7 +4716,7 @@
             <w:noProof/>
             <w:webHidden/>
           </w:rPr>
-          <w:instrText xml:space="preserve"> PAGEREF _Toc240719183 \h </w:instrText>
+          <w:instrText xml:space="preserve"> PAGEREF _Toc240751777 \h </w:instrText>
         </w:r>
         <w:r>
           <w:rPr>
@@ -4762,7 +4762,7 @@
           <w14:ligatures w14:val="standardContextual"/>
         </w:rPr>
       </w:pPr>
-      <w:hyperlink w:anchor="_Toc240719184" w:history="1">
+      <w:hyperlink w:anchor="_Toc240751778" w:history="1">
         <w:r>
           <w:rPr>
             <w:rStyle w:val="Hyperlink"/>
@@ -4790,7 +4790,7 @@
             <w:noProof/>
             <w:webHidden/>
           </w:rPr>
-          <w:instrText xml:space="preserve"> PAGEREF _Toc240719184 \h </w:instrText>
+          <w:instrText xml:space="preserve"> PAGEREF _Toc240751778 \h </w:instrText>
         </w:r>
         <w:r>
           <w:rPr>
@@ -4836,7 +4836,7 @@
           <w14:ligatures w14:val="standardContextual"/>
         </w:rPr>
       </w:pPr>
-      <w:hyperlink w:anchor="_Toc240719185" w:history="1">
+      <w:hyperlink w:anchor="_Toc240751779" w:history="1">
         <w:r>
           <w:rPr>
             <w:rStyle w:val="Hyperlink"/>
@@ -4864,7 +4864,7 @@
             <w:noProof/>
             <w:webHidden/>
           </w:rPr>
-          <w:instrText xml:space="preserve"> PAGEREF _Toc240719185 \h </w:instrText>
+          <w:instrText xml:space="preserve"> PAGEREF _Toc240751779 \h </w:instrText>
         </w:r>
         <w:r>
           <w:rPr>
@@ -4910,7 +4910,7 @@
           <w14:ligatures w14:val="standardContextual"/>
         </w:rPr>
       </w:pPr>
-      <w:hyperlink w:anchor="_Toc240719186" w:history="1">
+      <w:hyperlink w:anchor="_Toc240751780" w:history="1">
         <w:r>
           <w:rPr>
             <w:rStyle w:val="Hyperlink"/>
@@ -4938,7 +4938,7 @@
             <w:noProof/>
             <w:webHidden/>
           </w:rPr>
-          <w:instrText xml:space="preserve"> PAGEREF _Toc240719186 \h </w:instrText>
+          <w:instrText xml:space="preserve"> PAGEREF _Toc240751780 \h </w:instrText>
         </w:r>
         <w:r>
           <w:rPr>
@@ -4984,7 +4984,7 @@
           <w14:ligatures w14:val="standardContextual"/>
         </w:rPr>
       </w:pPr>
-      <w:hyperlink w:anchor="_Toc240719187" w:history="1">
+      <w:hyperlink w:anchor="_Toc240751781" w:history="1">
         <w:r>
           <w:rPr>
             <w:rStyle w:val="Hyperlink"/>
@@ -5012,7 +5012,7 @@
             <w:noProof/>
             <w:webHidden/>
           </w:rPr>
-          <w:instrText xml:space="preserve"> PAGEREF _Toc240719187 \h </w:instrText>
+          <w:instrText xml:space="preserve"> PAGEREF _Toc240751781 \h </w:instrText>
         </w:r>
         <w:r>
           <w:rPr>
@@ -5058,7 +5058,7 @@
           <w14:ligatures w14:val="standardContextual"/>
         </w:rPr>
       </w:pPr>
-      <w:hyperlink w:anchor="_Toc240719188" w:history="1">
+      <w:hyperlink w:anchor="_Toc240751782" w:history="1">
         <w:r>
           <w:rPr>
             <w:rStyle w:val="Hyperlink"/>
@@ -5086,7 +5086,7 @@
             <w:noProof/>
             <w:webHidden/>
           </w:rPr>
-          <w:instrText xml:space="preserve"> PAGEREF _Toc240719188 \h </w:instrText>
+          <w:instrText xml:space="preserve"> PAGEREF _Toc240751782 \h </w:instrText>
         </w:r>
         <w:r>
           <w:rPr>
@@ -5132,7 +5132,7 @@
           <w14:ligatures w14:val="standardContextual"/>
         </w:rPr>
       </w:pPr>
-      <w:hyperlink w:anchor="_Toc240719189" w:history="1">
+      <w:hyperlink w:anchor="_Toc240751783" w:history="1">
         <w:r>
           <w:rPr>
             <w:rStyle w:val="Hyperlink"/>
@@ -5160,7 +5160,7 @@
             <w:noProof/>
             <w:webHidden/>
           </w:rPr>
-          <w:instrText xml:space="preserve"> PAGEREF _Toc240719189 \h </w:instrText>
+          <w:instrText xml:space="preserve"> PAGEREF _Toc240751783 \h </w:instrText>
         </w:r>
         <w:r>
           <w:rPr>
@@ -5206,7 +5206,7 @@
           <w14:ligatures w14:val="standardContextual"/>
         </w:rPr>
       </w:pPr>
-      <w:hyperlink w:anchor="_Toc240719190" w:history="1">
+      <w:hyperlink w:anchor="_Toc240751784" w:history="1">
         <w:r>
           <w:rPr>
             <w:rStyle w:val="Hyperlink"/>
@@ -5234,7 +5234,7 @@
             <w:noProof/>
             <w:webHidden/>
           </w:rPr>
-          <w:instrText xml:space="preserve"> PAGEREF _Toc240719190 \h </w:instrText>
+          <w:instrText xml:space="preserve"> PAGEREF _Toc240751784 \h </w:instrText>
         </w:r>
         <w:r>
           <w:rPr>
@@ -5280,7 +5280,7 @@
           <w14:ligatures w14:val="standardContextual"/>
         </w:rPr>
       </w:pPr>
-      <w:hyperlink w:anchor="_Toc240719191" w:history="1">
+      <w:hyperlink w:anchor="_Toc240751785" w:history="1">
         <w:r>
           <w:rPr>
             <w:rStyle w:val="Hyperlink"/>
@@ -5308,7 +5308,7 @@
             <w:noProof/>
             <w:webHidden/>
           </w:rPr>
-          <w:instrText xml:space="preserve"> PAGEREF _Toc240719191 \h </w:instrText>
+          <w:instrText xml:space="preserve"> PAGEREF _Toc240751785 \h </w:instrText>
         </w:r>
         <w:r>
           <w:rPr>
@@ -5354,7 +5354,7 @@
           <w14:ligatures w14:val="standardContextual"/>
         </w:rPr>
       </w:pPr>
-      <w:hyperlink w:anchor="_Toc240719192" w:history="1">
+      <w:hyperlink w:anchor="_Toc240751786" w:history="1">
         <w:r>
           <w:rPr>
             <w:rStyle w:val="Hyperlink"/>
@@ -5382,7 +5382,7 @@
             <w:noProof/>
             <w:webHidden/>
           </w:rPr>
-          <w:instrText xml:space="preserve"> PAGEREF _Toc240719192 \h </w:instrText>
+          <w:instrText xml:space="preserve"> PAGEREF _Toc240751786 \h </w:instrText>
         </w:r>
         <w:r>
           <w:rPr>
@@ -5428,7 +5428,7 @@
           <w14:ligatures w14:val="standardContextual"/>
         </w:rPr>
       </w:pPr>
-      <w:hyperlink w:anchor="_Toc240719193" w:history="1">
+      <w:hyperlink w:anchor="_Toc240751787" w:history="1">
         <w:r>
           <w:rPr>
             <w:rStyle w:val="Hyperlink"/>
@@ -5456,7 +5456,7 @@
             <w:noProof/>
             <w:webHidden/>
           </w:rPr>
-          <w:instrText xml:space="preserve"> PAGEREF _Toc240719193 \h </w:instrText>
+          <w:instrText xml:space="preserve"> PAGEREF _Toc240751787 \h </w:instrText>
         </w:r>
         <w:r>
           <w:rPr>
@@ -5502,7 +5502,7 @@
           <w14:ligatures w14:val="standardContextual"/>
         </w:rPr>
       </w:pPr>
-      <w:hyperlink w:anchor="_Toc240719194" w:history="1">
+      <w:hyperlink w:anchor="_Toc240751788" w:history="1">
         <w:r>
           <w:rPr>
             <w:rStyle w:val="Hyperlink"/>
@@ -5530,7 +5530,7 @@
             <w:noProof/>
             <w:webHidden/>
           </w:rPr>
-          <w:instrText xml:space="preserve"> PAGEREF _Toc240719194 \h </w:instrText>
+          <w:instrText xml:space="preserve"> PAGEREF _Toc240751788 \h </w:instrText>
         </w:r>
         <w:r>
           <w:rPr>
@@ -5576,7 +5576,7 @@
           <w14:ligatures w14:val="standardContextual"/>
         </w:rPr>
       </w:pPr>
-      <w:hyperlink w:anchor="_Toc240719195" w:history="1">
+      <w:hyperlink w:anchor="_Toc240751789" w:history="1">
         <w:r>
           <w:rPr>
             <w:rStyle w:val="Hyperlink"/>
@@ -5604,7 +5604,7 @@
             <w:noProof/>
             <w:webHidden/>
           </w:rPr>
-          <w:instrText xml:space="preserve"> PAGEREF _Toc240719195 \h </w:instrText>
+          <w:instrText xml:space="preserve"> PAGEREF _Toc240751789 \h </w:instrText>
         </w:r>
         <w:r>
           <w:rPr>
@@ -5650,7 +5650,7 @@
           <w14:ligatures w14:val="standardContextual"/>
         </w:rPr>
       </w:pPr>
-      <w:hyperlink w:anchor="_Toc240719196" w:history="1">
+      <w:hyperlink w:anchor="_Toc240751790" w:history="1">
         <w:r>
           <w:rPr>
             <w:rStyle w:val="Hyperlink"/>
@@ -5678,7 +5678,7 @@
             <w:noProof/>
             <w:webHidden/>
           </w:rPr>
-          <w:instrText xml:space="preserve"> PAGEREF _Toc240719196 \h </w:instrText>
+          <w:instrText xml:space="preserve"> PAGEREF _Toc240751790 \h </w:instrText>
         </w:r>
         <w:r>
           <w:rPr>
@@ -5724,7 +5724,7 @@
           <w14:ligatures w14:val="standardContextual"/>
         </w:rPr>
       </w:pPr>
-      <w:hyperlink w:anchor="_Toc240719197" w:history="1">
+      <w:hyperlink w:anchor="_Toc240751791" w:history="1">
         <w:r>
           <w:rPr>
             <w:rStyle w:val="Hyperlink"/>
@@ -5752,7 +5752,7 @@
             <w:noProof/>
             <w:webHidden/>
           </w:rPr>
-          <w:instrText xml:space="preserve"> PAGEREF _Toc240719197 \h </w:instrText>
+          <w:instrText xml:space="preserve"> PAGEREF _Toc240751791 \h </w:instrText>
         </w:r>
         <w:r>
           <w:rPr>
@@ -5798,7 +5798,7 @@
           <w14:ligatures w14:val="standardContextual"/>
         </w:rPr>
       </w:pPr>
-      <w:hyperlink w:anchor="_Toc240719198" w:history="1">
+      <w:hyperlink w:anchor="_Toc240751792" w:history="1">
         <w:r>
           <w:rPr>
             <w:rStyle w:val="Hyperlink"/>
@@ -5826,7 +5826,7 @@
             <w:noProof/>
             <w:webHidden/>
           </w:rPr>
-          <w:instrText xml:space="preserve"> PAGEREF _Toc240719198 \h </w:instrText>
+          <w:instrText xml:space="preserve"> PAGEREF _Toc240751792 \h </w:instrText>
         </w:r>
         <w:r>
           <w:rPr>
@@ -5872,7 +5872,7 @@
           <w14:ligatures w14:val="standardContextual"/>
         </w:rPr>
       </w:pPr>
-      <w:hyperlink w:anchor="_Toc240719199" w:history="1">
+      <w:hyperlink w:anchor="_Toc240751793" w:history="1">
         <w:r>
           <w:rPr>
             <w:rStyle w:val="Hyperlink"/>
@@ -5900,7 +5900,7 @@
             <w:noProof/>
             <w:webHidden/>
           </w:rPr>
-          <w:instrText xml:space="preserve"> PAGEREF _Toc240719199 \h </w:instrText>
+          <w:instrText xml:space="preserve"> PAGEREF _Toc240751793 \h </w:instrText>
         </w:r>
         <w:r>
           <w:rPr>
@@ -5946,7 +5946,7 @@
           <w14:ligatures w14:val="standardContextual"/>
         </w:rPr>
       </w:pPr>
-      <w:hyperlink w:anchor="_Toc240719200" w:history="1">
+      <w:hyperlink w:anchor="_Toc240751794" w:history="1">
         <w:r>
           <w:rPr>
             <w:rStyle w:val="Hyperlink"/>
@@ -5974,7 +5974,7 @@
             <w:noProof/>
             <w:webHidden/>
           </w:rPr>
-          <w:instrText xml:space="preserve"> PAGEREF _Toc240719200 \h </w:instrText>
+          <w:instrText xml:space="preserve"> PAGEREF _Toc240751794 \h </w:instrText>
         </w:r>
         <w:r>
           <w:rPr>
@@ -6020,7 +6020,7 @@
           <w14:ligatures w14:val="standardContextual"/>
         </w:rPr>
       </w:pPr>
-      <w:hyperlink w:anchor="_Toc240719201" w:history="1">
+      <w:hyperlink w:anchor="_Toc240751795" w:history="1">
         <w:r>
           <w:rPr>
             <w:rStyle w:val="Hyperlink"/>
@@ -6048,7 +6048,7 @@
             <w:noProof/>
             <w:webHidden/>
           </w:rPr>
-          <w:instrText xml:space="preserve"> PAGEREF _Toc240719201 \h </w:instrText>
+          <w:instrText xml:space="preserve"> PAGEREF _Toc240751795 \h </w:instrText>
         </w:r>
         <w:r>
           <w:rPr>
@@ -6094,7 +6094,7 @@
           <w14:ligatures w14:val="standardContextual"/>
         </w:rPr>
       </w:pPr>
-      <w:hyperlink w:anchor="_Toc240719202" w:history="1">
+      <w:hyperlink w:anchor="_Toc240751796" w:history="1">
         <w:r>
           <w:rPr>
             <w:rStyle w:val="Hyperlink"/>
@@ -6122,7 +6122,7 @@
             <w:noProof/>
             <w:webHidden/>
           </w:rPr>
-          <w:instrText xml:space="preserve"> PAGEREF _Toc240719202 \h </w:instrText>
+          <w:instrText xml:space="preserve"> PAGEREF _Toc240751796 \h </w:instrText>
         </w:r>
         <w:r>
           <w:rPr>
@@ -6168,7 +6168,7 @@
           <w14:ligatures w14:val="standardContextual"/>
         </w:rPr>
       </w:pPr>
-      <w:hyperlink w:anchor="_Toc240719203" w:history="1">
+      <w:hyperlink w:anchor="_Toc240751797" w:history="1">
         <w:r>
           <w:rPr>
             <w:rStyle w:val="Hyperlink"/>
@@ -6196,7 +6196,7 @@
             <w:noProof/>
             <w:webHidden/>
           </w:rPr>
-          <w:instrText xml:space="preserve"> PAGEREF _Toc240719203 \h </w:instrText>
+          <w:instrText xml:space="preserve"> PAGEREF _Toc240751797 \h </w:instrText>
         </w:r>
         <w:r>
           <w:rPr>
@@ -6242,7 +6242,7 @@
           <w14:ligatures w14:val="standardContextual"/>
         </w:rPr>
       </w:pPr>
-      <w:hyperlink w:anchor="_Toc240719204" w:history="1">
+      <w:hyperlink w:anchor="_Toc240751798" w:history="1">
         <w:r>
           <w:rPr>
             <w:rStyle w:val="Hyperlink"/>
@@ -6270,7 +6270,7 @@
             <w:noProof/>
             <w:webHidden/>
           </w:rPr>
-          <w:instrText xml:space="preserve"> PAGEREF _Toc240719204 \h </w:instrText>
+          <w:instrText xml:space="preserve"> PAGEREF _Toc240751798 \h </w:instrText>
         </w:r>
         <w:r>
           <w:rPr>
@@ -6316,7 +6316,7 @@
           <w14:ligatures w14:val="standardContextual"/>
         </w:rPr>
       </w:pPr>
-      <w:hyperlink w:anchor="_Toc240719205" w:history="1">
+      <w:hyperlink w:anchor="_Toc240751799" w:history="1">
         <w:r>
           <w:rPr>
             <w:rStyle w:val="Hyperlink"/>
@@ -6344,7 +6344,7 @@
             <w:noProof/>
             <w:webHidden/>
           </w:rPr>
-          <w:instrText xml:space="preserve"> PAGEREF _Toc240719205 \h </w:instrText>
+          <w:instrText xml:space="preserve"> PAGEREF _Toc240751799 \h </w:instrText>
         </w:r>
         <w:r>
           <w:rPr>
@@ -6390,7 +6390,7 @@
           <w14:ligatures w14:val="standardContextual"/>
         </w:rPr>
       </w:pPr>
-      <w:hyperlink w:anchor="_Toc240719206" w:history="1">
+      <w:hyperlink w:anchor="_Toc240751800" w:history="1">
         <w:r>
           <w:rPr>
             <w:rStyle w:val="Hyperlink"/>
@@ -6418,7 +6418,7 @@
             <w:noProof/>
             <w:webHidden/>
           </w:rPr>
-          <w:instrText xml:space="preserve"> PAGEREF _Toc240719206 \h </w:instrText>
+          <w:instrText xml:space="preserve"> PAGEREF _Toc240751800 \h </w:instrText>
         </w:r>
         <w:r>
           <w:rPr>
@@ -6464,7 +6464,7 @@
           <w14:ligatures w14:val="standardContextual"/>
         </w:rPr>
       </w:pPr>
-      <w:hyperlink w:anchor="_Toc240719207" w:history="1">
+      <w:hyperlink w:anchor="_Toc240751801" w:history="1">
         <w:r>
           <w:rPr>
             <w:rStyle w:val="Hyperlink"/>
@@ -6492,7 +6492,7 @@
             <w:noProof/>
             <w:webHidden/>
           </w:rPr>
-          <w:instrText xml:space="preserve"> PAGEREF _Toc240719207 \h </w:instrText>
+          <w:instrText xml:space="preserve"> PAGEREF _Toc240751801 \h </w:instrText>
         </w:r>
         <w:r>
           <w:rPr>
@@ -6538,7 +6538,7 @@
           <w14:ligatures w14:val="standardContextual"/>
         </w:rPr>
       </w:pPr>
-      <w:hyperlink w:anchor="_Toc240719208" w:history="1">
+      <w:hyperlink w:anchor="_Toc240751802" w:history="1">
         <w:r>
           <w:rPr>
             <w:rStyle w:val="Hyperlink"/>
@@ -6566,7 +6566,7 @@
             <w:noProof/>
             <w:webHidden/>
           </w:rPr>
-          <w:instrText xml:space="preserve"> PAGEREF _Toc240719208 \h </w:instrText>
+          <w:instrText xml:space="preserve"> PAGEREF _Toc240751802 \h </w:instrText>
         </w:r>
         <w:r>
           <w:rPr>
@@ -6612,7 +6612,7 @@
           <w14:ligatures w14:val="standardContextual"/>
         </w:rPr>
       </w:pPr>
-      <w:hyperlink w:anchor="_Toc240719209" w:history="1">
+      <w:hyperlink w:anchor="_Toc240751803" w:history="1">
         <w:r>
           <w:rPr>
             <w:rStyle w:val="Hyperlink"/>
@@ -6640,7 +6640,7 @@
             <w:noProof/>
             <w:webHidden/>
           </w:rPr>
-          <w:instrText xml:space="preserve"> PAGEREF _Toc240719209 \h </w:instrText>
+          <w:instrText xml:space="preserve"> PAGEREF _Toc240751803 \h </w:instrText>
         </w:r>
         <w:r>
           <w:rPr>
@@ -6686,7 +6686,7 @@
           <w14:ligatures w14:val="standardContextual"/>
         </w:rPr>
       </w:pPr>
-      <w:hyperlink w:anchor="_Toc240719210" w:history="1">
+      <w:hyperlink w:anchor="_Toc240751804" w:history="1">
         <w:r>
           <w:rPr>
             <w:rStyle w:val="Hyperlink"/>
@@ -6714,7 +6714,7 @@
             <w:noProof/>
             <w:webHidden/>
           </w:rPr>
-          <w:instrText xml:space="preserve"> PAGEREF _Toc240719210 \h </w:instrText>
+          <w:instrText xml:space="preserve"> PAGEREF _Toc240751804 \h </w:instrText>
         </w:r>
         <w:r>
           <w:rPr>
@@ -6760,7 +6760,7 @@
           <w14:ligatures w14:val="standardContextual"/>
         </w:rPr>
       </w:pPr>
-      <w:hyperlink w:anchor="_Toc240719211" w:history="1">
+      <w:hyperlink w:anchor="_Toc240751805" w:history="1">
         <w:r>
           <w:rPr>
             <w:rStyle w:val="Hyperlink"/>
@@ -6788,7 +6788,7 @@
             <w:noProof/>
             <w:webHidden/>
           </w:rPr>
-          <w:instrText xml:space="preserve"> PAGEREF _Toc240719211 \h </w:instrText>
+          <w:instrText xml:space="preserve"> PAGEREF _Toc240751805 \h </w:instrText>
         </w:r>
         <w:r>
           <w:rPr>
@@ -6834,7 +6834,7 @@
           <w14:ligatures w14:val="standardContextual"/>
         </w:rPr>
       </w:pPr>
-      <w:hyperlink w:anchor="_Toc240719212" w:history="1">
+      <w:hyperlink w:anchor="_Toc240751806" w:history="1">
         <w:r>
           <w:rPr>
             <w:rStyle w:val="Hyperlink"/>
@@ -6862,7 +6862,7 @@
             <w:noProof/>
             <w:webHidden/>
           </w:rPr>
-          <w:instrText xml:space="preserve"> PAGEREF _Toc240719212 \h </w:instrText>
+          <w:instrText xml:space="preserve"> PAGEREF _Toc240751806 \h </w:instrText>
         </w:r>
         <w:r>
           <w:rPr>
@@ -6908,7 +6908,7 @@
           <w14:ligatures w14:val="standardContextual"/>
         </w:rPr>
       </w:pPr>
-      <w:hyperlink w:anchor="_Toc240719213" w:history="1">
+      <w:hyperlink w:anchor="_Toc240751807" w:history="1">
         <w:r>
           <w:rPr>
             <w:rStyle w:val="Hyperlink"/>
@@ -6936,7 +6936,7 @@
             <w:noProof/>
             <w:webHidden/>
           </w:rPr>
-          <w:instrText xml:space="preserve"> PAGEREF _Toc240719213 \h </w:instrText>
+          <w:instrText xml:space="preserve"> PAGEREF _Toc240751807 \h </w:instrText>
         </w:r>
         <w:r>
           <w:rPr>
@@ -6982,7 +6982,7 @@
           <w14:ligatures w14:val="standardContextual"/>
         </w:rPr>
       </w:pPr>
-      <w:hyperlink w:anchor="_Toc240719214" w:history="1">
+      <w:hyperlink w:anchor="_Toc240751808" w:history="1">
         <w:r>
           <w:rPr>
             <w:rStyle w:val="Hyperlink"/>
@@ -7010,7 +7010,7 @@
             <w:noProof/>
             <w:webHidden/>
           </w:rPr>
-          <w:instrText xml:space="preserve"> PAGEREF _Toc240719214 \h </w:instrText>
+          <w:instrText xml:space="preserve"> PAGEREF _Toc240751808 \h </w:instrText>
         </w:r>
         <w:r>
           <w:rPr>
@@ -7056,7 +7056,7 @@
           <w14:ligatures w14:val="standardContextual"/>
         </w:rPr>
       </w:pPr>
-      <w:hyperlink w:anchor="_Toc240719215" w:history="1">
+      <w:hyperlink w:anchor="_Toc240751809" w:history="1">
         <w:r>
           <w:rPr>
             <w:rStyle w:val="Hyperlink"/>
@@ -7084,7 +7084,7 @@
             <w:noProof/>
             <w:webHidden/>
           </w:rPr>
-          <w:instrText xml:space="preserve"> PAGEREF _Toc240719215 \h </w:instrText>
+          <w:instrText xml:space="preserve"> PAGEREF _Toc240751809 \h </w:instrText>
         </w:r>
         <w:r>
           <w:rPr>
@@ -7130,7 +7130,7 @@
           <w14:ligatures w14:val="standardContextual"/>
         </w:rPr>
       </w:pPr>
-      <w:hyperlink w:anchor="_Toc240719216" w:history="1">
+      <w:hyperlink w:anchor="_Toc240751810" w:history="1">
         <w:r>
           <w:rPr>
             <w:rStyle w:val="Hyperlink"/>
@@ -7158,7 +7158,7 @@
             <w:noProof/>
             <w:webHidden/>
           </w:rPr>
-          <w:instrText xml:space="preserve"> PAGEREF _Toc240719216 \h </w:instrText>
+          <w:instrText xml:space="preserve"> PAGEREF _Toc240751810 \h </w:instrText>
         </w:r>
         <w:r>
           <w:rPr>
@@ -7204,7 +7204,7 @@
           <w14:ligatures w14:val="standardContextual"/>
         </w:rPr>
       </w:pPr>
-      <w:hyperlink w:anchor="_Toc240719217" w:history="1">
+      <w:hyperlink w:anchor="_Toc240751811" w:history="1">
         <w:r>
           <w:rPr>
             <w:rStyle w:val="Hyperlink"/>
@@ -7232,7 +7232,7 @@
             <w:noProof/>
             <w:webHidden/>
           </w:rPr>
-          <w:instrText xml:space="preserve"> PAGEREF _Toc240719217 \h </w:instrText>
+          <w:instrText xml:space="preserve"> PAGEREF _Toc240751811 \h </w:instrText>
         </w:r>
         <w:r>
           <w:rPr>
@@ -7278,7 +7278,7 @@
           <w14:ligatures w14:val="standardContextual"/>
         </w:rPr>
       </w:pPr>
-      <w:hyperlink w:anchor="_Toc240719218" w:history="1">
+      <w:hyperlink w:anchor="_Toc240751812" w:history="1">
         <w:r>
           <w:rPr>
             <w:rStyle w:val="Hyperlink"/>
@@ -7306,7 +7306,7 @@
             <w:noProof/>
             <w:webHidden/>
           </w:rPr>
-          <w:instrText xml:space="preserve"> PAGEREF _Toc240719218 \h </w:instrText>
+          <w:instrText xml:space="preserve"> PAGEREF _Toc240751812 \h </w:instrText>
         </w:r>
         <w:r>
           <w:rPr>
@@ -7352,7 +7352,7 @@
           <w14:ligatures w14:val="standardContextual"/>
         </w:rPr>
       </w:pPr>
-      <w:hyperlink w:anchor="_Toc240719219" w:history="1">
+      <w:hyperlink w:anchor="_Toc240751813" w:history="1">
         <w:r>
           <w:rPr>
             <w:rStyle w:val="Hyperlink"/>
@@ -7380,7 +7380,7 @@
             <w:noProof/>
             <w:webHidden/>
           </w:rPr>
-          <w:instrText xml:space="preserve"> PAGEREF _Toc240719219 \h </w:instrText>
+          <w:instrText xml:space="preserve"> PAGEREF _Toc240751813 \h </w:instrText>
         </w:r>
         <w:r>
           <w:rPr>
@@ -7426,7 +7426,7 @@
           <w14:ligatures w14:val="standardContextual"/>
         </w:rPr>
       </w:pPr>
-      <w:hyperlink w:anchor="_Toc240719220" w:history="1">
+      <w:hyperlink w:anchor="_Toc240751814" w:history="1">
         <w:r>
           <w:rPr>
             <w:rStyle w:val="Hyperlink"/>
@@ -7454,7 +7454,7 @@
             <w:noProof/>
             <w:webHidden/>
           </w:rPr>
-          <w:instrText xml:space="preserve"> PAGEREF _Toc240719220 \h </w:instrText>
+          <w:instrText xml:space="preserve"> PAGEREF _Toc240751814 \h </w:instrText>
         </w:r>
         <w:r>
           <w:rPr>
@@ -7500,7 +7500,7 @@
           <w14:ligatures w14:val="standardContextual"/>
         </w:rPr>
       </w:pPr>
-      <w:hyperlink w:anchor="_Toc240719221" w:history="1">
+      <w:hyperlink w:anchor="_Toc240751815" w:history="1">
         <w:r>
           <w:rPr>
             <w:rStyle w:val="Hyperlink"/>
@@ -7528,7 +7528,7 @@
             <w:noProof/>
             <w:webHidden/>
           </w:rPr>
-          <w:instrText xml:space="preserve"> PAGEREF _Toc240719221 \h </w:instrText>
+          <w:instrText xml:space="preserve"> PAGEREF _Toc240751815 \h </w:instrText>
         </w:r>
         <w:r>
           <w:rPr>
@@ -7574,7 +7574,7 @@
           <w14:ligatures w14:val="standardContextual"/>
         </w:rPr>
       </w:pPr>
-      <w:hyperlink w:anchor="_Toc240719222" w:history="1">
+      <w:hyperlink w:anchor="_Toc240751816" w:history="1">
         <w:r>
           <w:rPr>
             <w:rStyle w:val="Hyperlink"/>
@@ -7602,7 +7602,7 @@
             <w:noProof/>
             <w:webHidden/>
           </w:rPr>
-          <w:instrText xml:space="preserve"> PAGEREF _Toc240719222 \h </w:instrText>
+          <w:instrText xml:space="preserve"> PAGEREF _Toc240751816 \h </w:instrText>
         </w:r>
         <w:r>
           <w:rPr>
@@ -7648,7 +7648,7 @@
           <w14:ligatures w14:val="standardContextual"/>
         </w:rPr>
       </w:pPr>
-      <w:hyperlink w:anchor="_Toc240719223" w:history="1">
+      <w:hyperlink w:anchor="_Toc240751817" w:history="1">
         <w:r>
           <w:rPr>
             <w:rStyle w:val="Hyperlink"/>
@@ -7676,7 +7676,7 @@
             <w:noProof/>
             <w:webHidden/>
           </w:rPr>
-          <w:instrText xml:space="preserve"> PAGEREF _Toc240719223 \h </w:instrText>
+          <w:instrText xml:space="preserve"> PAGEREF _Toc240751817 \h </w:instrText>
         </w:r>
         <w:r>
           <w:rPr>
@@ -7722,7 +7722,7 @@
           <w14:ligatures w14:val="standardContextual"/>
         </w:rPr>
       </w:pPr>
-      <w:hyperlink w:anchor="_Toc240719224" w:history="1">
+      <w:hyperlink w:anchor="_Toc240751818" w:history="1">
         <w:r>
           <w:rPr>
             <w:rStyle w:val="Hyperlink"/>
@@ -7750,7 +7750,7 @@
             <w:noProof/>
             <w:webHidden/>
           </w:rPr>
-          <w:instrText xml:space="preserve"> PAGEREF _Toc240719224 \h </w:instrText>
+          <w:instrText xml:space="preserve"> PAGEREF _Toc240751818 \h </w:instrText>
         </w:r>
         <w:r>
           <w:rPr>
@@ -7796,7 +7796,7 @@
           <w14:ligatures w14:val="standardContextual"/>
         </w:rPr>
       </w:pPr>
-      <w:hyperlink w:anchor="_Toc240719225" w:history="1">
+      <w:hyperlink w:anchor="_Toc240751819" w:history="1">
         <w:r>
           <w:rPr>
             <w:rStyle w:val="Hyperlink"/>
@@ -7824,7 +7824,7 @@
             <w:noProof/>
             <w:webHidden/>
           </w:rPr>
-          <w:instrText xml:space="preserve"> PAGEREF _Toc240719225 \h </w:instrText>
+          <w:instrText xml:space="preserve"> PAGEREF _Toc240751819 \h </w:instrText>
         </w:r>
         <w:r>
           <w:rPr>
@@ -7870,7 +7870,7 @@
           <w14:ligatures w14:val="standardContextual"/>
         </w:rPr>
       </w:pPr>
-      <w:hyperlink w:anchor="_Toc240719226" w:history="1">
+      <w:hyperlink w:anchor="_Toc240751820" w:history="1">
         <w:r>
           <w:rPr>
             <w:rStyle w:val="Hyperlink"/>
@@ -7898,7 +7898,7 @@
             <w:noProof/>
             <w:webHidden/>
           </w:rPr>
-          <w:instrText xml:space="preserve"> PAGEREF _Toc240719226 \h </w:instrText>
+          <w:instrText xml:space="preserve"> PAGEREF _Toc240751820 \h </w:instrText>
         </w:r>
         <w:r>
           <w:rPr>
@@ -7944,7 +7944,7 @@
           <w14:ligatures w14:val="standardContextual"/>
         </w:rPr>
       </w:pPr>
-      <w:hyperlink w:anchor="_Toc240719227" w:history="1">
+      <w:hyperlink w:anchor="_Toc240751821" w:history="1">
         <w:r>
           <w:rPr>
             <w:rStyle w:val="Hyperlink"/>
@@ -7972,7 +7972,7 @@
             <w:noProof/>
             <w:webHidden/>
           </w:rPr>
-          <w:instrText xml:space="preserve"> PAGEREF _Toc240719227 \h </w:instrText>
+          <w:instrText xml:space="preserve"> PAGEREF _Toc240751821 \h </w:instrText>
         </w:r>
         <w:r>
           <w:rPr>
@@ -8018,7 +8018,7 @@
           <w14:ligatures w14:val="standardContextual"/>
         </w:rPr>
       </w:pPr>
-      <w:hyperlink w:anchor="_Toc240719228" w:history="1">
+      <w:hyperlink w:anchor="_Toc240751822" w:history="1">
         <w:r>
           <w:rPr>
             <w:rStyle w:val="Hyperlink"/>
@@ -8046,7 +8046,7 @@
             <w:noProof/>
             <w:webHidden/>
           </w:rPr>
-          <w:instrText xml:space="preserve"> PAGEREF _Toc240719228 \h </w:instrText>
+          <w:instrText xml:space="preserve"> PAGEREF _Toc240751822 \h </w:instrText>
         </w:r>
         <w:r>
           <w:rPr>
@@ -8092,7 +8092,7 @@
           <w14:ligatures w14:val="standardContextual"/>
         </w:rPr>
       </w:pPr>
-      <w:hyperlink w:anchor="_Toc240719229" w:history="1">
+      <w:hyperlink w:anchor="_Toc240751823" w:history="1">
         <w:r>
           <w:rPr>
             <w:rStyle w:val="Hyperlink"/>
@@ -8120,7 +8120,7 @@
             <w:noProof/>
             <w:webHidden/>
           </w:rPr>
-          <w:instrText xml:space="preserve"> PAGEREF _Toc240719229 \h </w:instrText>
+          <w:instrText xml:space="preserve"> PAGEREF _Toc240751823 \h </w:instrText>
         </w:r>
         <w:r>
           <w:rPr>
@@ -8166,7 +8166,7 @@
           <w14:ligatures w14:val="standardContextual"/>
         </w:rPr>
       </w:pPr>
-      <w:hyperlink w:anchor="_Toc240719230" w:history="1">
+      <w:hyperlink w:anchor="_Toc240751824" w:history="1">
         <w:r>
           <w:rPr>
             <w:rStyle w:val="Hyperlink"/>
@@ -8194,7 +8194,7 @@
             <w:noProof/>
             <w:webHidden/>
           </w:rPr>
-          <w:instrText xml:space="preserve"> PAGEREF _Toc240719230 \h </w:instrText>
+          <w:instrText xml:space="preserve"> PAGEREF _Toc240751824 \h </w:instrText>
         </w:r>
         <w:r>
           <w:rPr>
@@ -8240,7 +8240,7 @@
           <w14:ligatures w14:val="standardContextual"/>
         </w:rPr>
       </w:pPr>
-      <w:hyperlink w:anchor="_Toc240719231" w:history="1">
+      <w:hyperlink w:anchor="_Toc240751825" w:history="1">
         <w:r>
           <w:rPr>
             <w:rStyle w:val="Hyperlink"/>
@@ -8268,7 +8268,7 @@
             <w:noProof/>
             <w:webHidden/>
           </w:rPr>
-          <w:instrText xml:space="preserve"> PAGEREF _Toc240719231 \h </w:instrText>
+          <w:instrText xml:space="preserve"> PAGEREF _Toc240751825 \h </w:instrText>
         </w:r>
         <w:r>
           <w:rPr>
@@ -8314,7 +8314,7 @@
           <w14:ligatures w14:val="standardContextual"/>
         </w:rPr>
       </w:pPr>
-      <w:hyperlink w:anchor="_Toc240719232" w:history="1">
+      <w:hyperlink w:anchor="_Toc240751826" w:history="1">
         <w:r>
           <w:rPr>
             <w:rStyle w:val="Hyperlink"/>
@@ -8342,7 +8342,7 @@
             <w:noProof/>
             <w:webHidden/>
           </w:rPr>
-          <w:instrText xml:space="preserve"> PAGEREF _Toc240719232 \h </w:instrText>
+          <w:instrText xml:space="preserve"> PAGEREF _Toc240751826 \h </w:instrText>
         </w:r>
         <w:r>
           <w:rPr>
@@ -8388,7 +8388,7 @@
           <w14:ligatures w14:val="standardContextual"/>
         </w:rPr>
       </w:pPr>
-      <w:hyperlink w:anchor="_Toc240719233" w:history="1">
+      <w:hyperlink w:anchor="_Toc240751827" w:history="1">
         <w:r>
           <w:rPr>
             <w:rStyle w:val="Hyperlink"/>
@@ -8416,7 +8416,7 @@
             <w:noProof/>
             <w:webHidden/>
           </w:rPr>
-          <w:instrText xml:space="preserve"> PAGEREF _Toc240719233 \h </w:instrText>
+          <w:instrText xml:space="preserve"> PAGEREF _Toc240751827 \h </w:instrText>
         </w:r>
         <w:r>
           <w:rPr>
@@ -8462,7 +8462,7 @@
           <w14:ligatures w14:val="standardContextual"/>
         </w:rPr>
       </w:pPr>
-      <w:hyperlink w:anchor="_Toc240719234" w:history="1">
+      <w:hyperlink w:anchor="_Toc240751828" w:history="1">
         <w:r>
           <w:rPr>
             <w:rStyle w:val="Hyperlink"/>
@@ -8490,7 +8490,7 @@
             <w:noProof/>
             <w:webHidden/>
           </w:rPr>
-          <w:instrText xml:space="preserve"> PAGEREF _Toc240719234 \h </w:instrText>
+          <w:instrText xml:space="preserve"> PAGEREF _Toc240751828 \h </w:instrText>
         </w:r>
         <w:r>
           <w:rPr>
@@ -8536,7 +8536,7 @@
           <w14:ligatures w14:val="standardContextual"/>
         </w:rPr>
       </w:pPr>
-      <w:hyperlink w:anchor="_Toc240719235" w:history="1">
+      <w:hyperlink w:anchor="_Toc240751829" w:history="1">
         <w:r>
           <w:rPr>
             <w:rStyle w:val="Hyperlink"/>
@@ -8564,7 +8564,7 @@
             <w:noProof/>
             <w:webHidden/>
           </w:rPr>
-          <w:instrText xml:space="preserve"> PAGEREF _Toc240719235 \h </w:instrText>
+          <w:instrText xml:space="preserve"> PAGEREF _Toc240751829 \h </w:instrText>
         </w:r>
         <w:r>
           <w:rPr>
@@ -8610,7 +8610,7 @@
           <w14:ligatures w14:val="standardContextual"/>
         </w:rPr>
       </w:pPr>
-      <w:hyperlink w:anchor="_Toc240719236" w:history="1">
+      <w:hyperlink w:anchor="_Toc240751830" w:history="1">
         <w:r>
           <w:rPr>
             <w:rStyle w:val="Hyperlink"/>
@@ -8638,7 +8638,7 @@
             <w:noProof/>
             <w:webHidden/>
           </w:rPr>
-          <w:instrText xml:space="preserve"> PAGEREF _Toc240719236 \h </w:instrText>
+          <w:instrText xml:space="preserve"> PAGEREF _Toc240751830 \h </w:instrText>
         </w:r>
         <w:r>
           <w:rPr>
@@ -8684,7 +8684,7 @@
           <w14:ligatures w14:val="standardContextual"/>
         </w:rPr>
       </w:pPr>
-      <w:hyperlink w:anchor="_Toc240719237" w:history="1">
+      <w:hyperlink w:anchor="_Toc240751831" w:history="1">
         <w:r>
           <w:rPr>
             <w:rStyle w:val="Hyperlink"/>
@@ -8712,7 +8712,7 @@
             <w:noProof/>
             <w:webHidden/>
           </w:rPr>
-          <w:instrText xml:space="preserve"> PAGEREF _Toc240719237 \h </w:instrText>
+          <w:instrText xml:space="preserve"> PAGEREF _Toc240751831 \h </w:instrText>
         </w:r>
         <w:r>
           <w:rPr>
@@ -8758,7 +8758,7 @@
           <w14:ligatures w14:val="standardContextual"/>
         </w:rPr>
       </w:pPr>
-      <w:hyperlink w:anchor="_Toc240719238" w:history="1">
+      <w:hyperlink w:anchor="_Toc240751832" w:history="1">
         <w:r>
           <w:rPr>
             <w:rStyle w:val="Hyperlink"/>
@@ -8786,7 +8786,7 @@
             <w:noProof/>
             <w:webHidden/>
           </w:rPr>
-          <w:instrText xml:space="preserve"> PAGEREF _Toc240719238 \h </w:instrText>
+          <w:instrText xml:space="preserve"> PAGEREF _Toc240751832 \h </w:instrText>
         </w:r>
         <w:r>
           <w:rPr>
@@ -8832,7 +8832,7 @@
           <w14:ligatures w14:val="standardContextual"/>
         </w:rPr>
       </w:pPr>
-      <w:hyperlink w:anchor="_Toc240719239" w:history="1">
+      <w:hyperlink w:anchor="_Toc240751833" w:history="1">
         <w:r>
           <w:rPr>
             <w:rStyle w:val="Hyperlink"/>
@@ -8860,7 +8860,7 @@
             <w:noProof/>
             <w:webHidden/>
           </w:rPr>
-          <w:instrText xml:space="preserve"> PAGEREF _Toc240719239 \h </w:instrText>
+          <w:instrText xml:space="preserve"> PAGEREF _Toc240751833 \h </w:instrText>
         </w:r>
         <w:r>
           <w:rPr>
@@ -8906,7 +8906,7 @@
           <w14:ligatures w14:val="standardContextual"/>
         </w:rPr>
       </w:pPr>
-      <w:hyperlink w:anchor="_Toc240719240" w:history="1">
+      <w:hyperlink w:anchor="_Toc240751834" w:history="1">
         <w:r>
           <w:rPr>
             <w:rStyle w:val="Hyperlink"/>
@@ -8934,7 +8934,7 @@
             <w:noProof/>
             <w:webHidden/>
           </w:rPr>
-          <w:instrText xml:space="preserve"> PAGEREF _Toc240719240 \h </w:instrText>
+          <w:instrText xml:space="preserve"> PAGEREF _Toc240751834 \h </w:instrText>
         </w:r>
         <w:r>
           <w:rPr>
@@ -8980,7 +8980,7 @@
           <w14:ligatures w14:val="standardContextual"/>
         </w:rPr>
       </w:pPr>
-      <w:hyperlink w:anchor="_Toc240719241" w:history="1">
+      <w:hyperlink w:anchor="_Toc240751835" w:history="1">
         <w:r>
           <w:rPr>
             <w:rStyle w:val="Hyperlink"/>
@@ -9008,7 +9008,7 @@
             <w:noProof/>
             <w:webHidden/>
           </w:rPr>
-          <w:instrText xml:space="preserve"> PAGEREF _Toc240719241 \h </w:instrText>
+          <w:instrText xml:space="preserve"> PAGEREF _Toc240751835 \h </w:instrText>
         </w:r>
         <w:r>
           <w:rPr>
@@ -9054,7 +9054,7 @@
           <w14:ligatures w14:val="standardContextual"/>
         </w:rPr>
       </w:pPr>
-      <w:hyperlink w:anchor="_Toc240719242" w:history="1">
+      <w:hyperlink w:anchor="_Toc240751836" w:history="1">
         <w:r>
           <w:rPr>
             <w:rStyle w:val="Hyperlink"/>
@@ -9082,7 +9082,7 @@
             <w:noProof/>
             <w:webHidden/>
           </w:rPr>
-          <w:instrText xml:space="preserve"> PAGEREF _Toc240719242 \h </w:instrText>
+          <w:instrText xml:space="preserve"> PAGEREF _Toc240751836 \h </w:instrText>
         </w:r>
         <w:r>
           <w:rPr>
@@ -9128,7 +9128,7 @@
           <w14:ligatures w14:val="standardContextual"/>
         </w:rPr>
       </w:pPr>
-      <w:hyperlink w:anchor="_Toc240719243" w:history="1">
+      <w:hyperlink w:anchor="_Toc240751837" w:history="1">
         <w:r>
           <w:rPr>
             <w:rStyle w:val="Hyperlink"/>
@@ -9156,7 +9156,7 @@
             <w:noProof/>
             <w:webHidden/>
           </w:rPr>
-          <w:instrText xml:space="preserve"> PAGEREF _Toc240719243 \h </w:instrText>
+          <w:instrText xml:space="preserve"> PAGEREF _Toc240751837 \h </w:instrText>
         </w:r>
         <w:r>
           <w:rPr>
@@ -9202,7 +9202,7 @@
           <w14:ligatures w14:val="standardContextual"/>
         </w:rPr>
       </w:pPr>
-      <w:hyperlink w:anchor="_Toc240719244" w:history="1">
+      <w:hyperlink w:anchor="_Toc240751838" w:history="1">
         <w:r>
           <w:rPr>
             <w:rStyle w:val="Hyperlink"/>
@@ -9230,7 +9230,7 @@
             <w:noProof/>
             <w:webHidden/>
           </w:rPr>
-          <w:instrText xml:space="preserve"> PAGEREF _Toc240719244 \h </w:instrText>
+          <w:instrText xml:space="preserve"> PAGEREF _Toc240751838 \h </w:instrText>
         </w:r>
         <w:r>
           <w:rPr>
@@ -9276,7 +9276,7 @@
           <w14:ligatures w14:val="standardContextual"/>
         </w:rPr>
       </w:pPr>
-      <w:hyperlink w:anchor="_Toc240719245" w:history="1">
+      <w:hyperlink w:anchor="_Toc240751839" w:history="1">
         <w:r>
           <w:rPr>
             <w:rStyle w:val="Hyperlink"/>
@@ -9304,7 +9304,7 @@
             <w:noProof/>
             <w:webHidden/>
           </w:rPr>
-          <w:instrText xml:space="preserve"> PAGEREF _Toc240719245 \h </w:instrText>
+          <w:instrText xml:space="preserve"> PAGEREF _Toc240751839 \h </w:instrText>
         </w:r>
         <w:r>
           <w:rPr>
@@ -9350,7 +9350,7 @@
           <w14:ligatures w14:val="standardContextual"/>
         </w:rPr>
       </w:pPr>
-      <w:hyperlink w:anchor="_Toc240719246" w:history="1">
+      <w:hyperlink w:anchor="_Toc240751840" w:history="1">
         <w:r>
           <w:rPr>
             <w:rStyle w:val="Hyperlink"/>
@@ -9378,7 +9378,7 @@
             <w:noProof/>
             <w:webHidden/>
           </w:rPr>
-          <w:instrText xml:space="preserve"> PAGEREF _Toc240719246 \h </w:instrText>
+          <w:instrText xml:space="preserve"> PAGEREF _Toc240751840 \h </w:instrText>
         </w:r>
         <w:r>
           <w:rPr>
@@ -9424,7 +9424,7 @@
           <w14:ligatures w14:val="standardContextual"/>
         </w:rPr>
       </w:pPr>
-      <w:hyperlink w:anchor="_Toc240719247" w:history="1">
+      <w:hyperlink w:anchor="_Toc240751841" w:history="1">
         <w:r>
           <w:rPr>
             <w:rStyle w:val="Hyperlink"/>
@@ -9452,7 +9452,7 @@
             <w:noProof/>
             <w:webHidden/>
           </w:rPr>
-          <w:instrText xml:space="preserve"> PAGEREF _Toc240719247 \h </w:instrText>
+          <w:instrText xml:space="preserve"> PAGEREF _Toc240751841 \h </w:instrText>
         </w:r>
         <w:r>
           <w:rPr>
@@ -9498,7 +9498,7 @@
           <w14:ligatures w14:val="standardContextual"/>
         </w:rPr>
       </w:pPr>
-      <w:hyperlink w:anchor="_Toc240719248" w:history="1">
+      <w:hyperlink w:anchor="_Toc240751842" w:history="1">
         <w:r>
           <w:rPr>
             <w:rStyle w:val="Hyperlink"/>
@@ -9526,7 +9526,7 @@
             <w:noProof/>
             <w:webHidden/>
           </w:rPr>
-          <w:instrText xml:space="preserve"> PAGEREF _Toc240719248 \h </w:instrText>
+          <w:instrText xml:space="preserve"> PAGEREF _Toc240751842 \h </w:instrText>
         </w:r>
         <w:r>
           <w:rPr>
@@ -9572,7 +9572,7 @@
           <w14:ligatures w14:val="standardContextual"/>
         </w:rPr>
       </w:pPr>
-      <w:hyperlink w:anchor="_Toc240719249" w:history="1">
+      <w:hyperlink w:anchor="_Toc240751843" w:history="1">
         <w:r>
           <w:rPr>
             <w:rStyle w:val="Hyperlink"/>
@@ -9600,7 +9600,7 @@
             <w:noProof/>
             <w:webHidden/>
           </w:rPr>
-          <w:instrText xml:space="preserve"> PAGEREF _Toc240719249 \h </w:instrText>
+          <w:instrText xml:space="preserve"> PAGEREF _Toc240751843 \h </w:instrText>
         </w:r>
         <w:r>
           <w:rPr>
@@ -9646,7 +9646,7 @@
           <w14:ligatures w14:val="standardContextual"/>
         </w:rPr>
       </w:pPr>
-      <w:hyperlink w:anchor="_Toc240719250" w:history="1">
+      <w:hyperlink w:anchor="_Toc240751844" w:history="1">
         <w:r>
           <w:rPr>
             <w:rStyle w:val="Hyperlink"/>
@@ -9674,7 +9674,7 @@
             <w:noProof/>
             <w:webHidden/>
           </w:rPr>
-          <w:instrText xml:space="preserve"> PAGEREF _Toc240719250 \h </w:instrText>
+          <w:instrText xml:space="preserve"> PAGEREF _Toc240751844 \h </w:instrText>
         </w:r>
         <w:r>
           <w:rPr>
@@ -9720,7 +9720,7 @@
           <w14:ligatures w14:val="standardContextual"/>
         </w:rPr>
       </w:pPr>
-      <w:hyperlink w:anchor="_Toc240719251" w:history="1">
+      <w:hyperlink w:anchor="_Toc240751845" w:history="1">
         <w:r>
           <w:rPr>
             <w:rStyle w:val="Hyperlink"/>
@@ -9748,7 +9748,7 @@
             <w:noProof/>
             <w:webHidden/>
           </w:rPr>
-          <w:instrText xml:space="preserve"> PAGEREF _Toc240719251 \h </w:instrText>
+          <w:instrText xml:space="preserve"> PAGEREF _Toc240751845 \h </w:instrText>
         </w:r>
         <w:r>
           <w:rPr>
@@ -9794,7 +9794,7 @@
           <w14:ligatures w14:val="standardContextual"/>
         </w:rPr>
       </w:pPr>
-      <w:hyperlink w:anchor="_Toc240719252" w:history="1">
+      <w:hyperlink w:anchor="_Toc240751846" w:history="1">
         <w:r>
           <w:rPr>
             <w:rStyle w:val="Hyperlink"/>
@@ -9822,7 +9822,7 @@
             <w:noProof/>
             <w:webHidden/>
           </w:rPr>
-          <w:instrText xml:space="preserve"> PAGEREF _Toc240719252 \h </w:instrText>
+          <w:instrText xml:space="preserve"> PAGEREF _Toc240751846 \h </w:instrText>
         </w:r>
         <w:r>
           <w:rPr>
@@ -9868,7 +9868,7 @@
           <w14:ligatures w14:val="standardContextual"/>
         </w:rPr>
       </w:pPr>
-      <w:hyperlink w:anchor="_Toc240719253" w:history="1">
+      <w:hyperlink w:anchor="_Toc240751847" w:history="1">
         <w:r>
           <w:rPr>
             <w:rStyle w:val="Hyperlink"/>
@@ -9896,7 +9896,7 @@
             <w:noProof/>
             <w:webHidden/>
           </w:rPr>
-          <w:instrText xml:space="preserve"> PAGEREF _Toc240719253 \h </w:instrText>
+          <w:instrText xml:space="preserve"> PAGEREF _Toc240751847 \h </w:instrText>
         </w:r>
         <w:r>
           <w:rPr>
@@ -9942,7 +9942,7 @@
           <w14:ligatures w14:val="standardContextual"/>
         </w:rPr>
       </w:pPr>
-      <w:hyperlink w:anchor="_Toc240719254" w:history="1">
+      <w:hyperlink w:anchor="_Toc240751848" w:history="1">
         <w:r>
           <w:rPr>
             <w:rStyle w:val="Hyperlink"/>
@@ -9970,7 +9970,7 @@
             <w:noProof/>
             <w:webHidden/>
           </w:rPr>
-          <w:instrText xml:space="preserve"> PAGEREF _Toc240719254 \h </w:instrText>
+          <w:instrText xml:space="preserve"> PAGEREF _Toc240751848 \h </w:instrText>
         </w:r>
         <w:r>
           <w:rPr>
@@ -10016,7 +10016,7 @@
           <w14:ligatures w14:val="standardContextual"/>
         </w:rPr>
       </w:pPr>
-      <w:hyperlink w:anchor="_Toc240719255" w:history="1">
+      <w:hyperlink w:anchor="_Toc240751849" w:history="1">
         <w:r>
           <w:rPr>
             <w:rStyle w:val="Hyperlink"/>
@@ -10044,7 +10044,7 @@
             <w:noProof/>
             <w:webHidden/>
           </w:rPr>
-          <w:instrText xml:space="preserve"> PAGEREF _Toc240719255 \h </w:instrText>
+          <w:instrText xml:space="preserve"> PAGEREF _Toc240751849 \h </w:instrText>
         </w:r>
         <w:r>
           <w:rPr>
@@ -10090,7 +10090,7 @@
           <w14:ligatures w14:val="standardContextual"/>
         </w:rPr>
       </w:pPr>
-      <w:hyperlink w:anchor="_Toc240719256" w:history="1">
+      <w:hyperlink w:anchor="_Toc240751850" w:history="1">
         <w:r>
           <w:rPr>
             <w:rStyle w:val="Hyperlink"/>
@@ -10118,7 +10118,7 @@
             <w:noProof/>
             <w:webHidden/>
           </w:rPr>
-          <w:instrText xml:space="preserve"> PAGEREF _Toc240719256 \h </w:instrText>
+          <w:instrText xml:space="preserve"> PAGEREF _Toc240751850 \h </w:instrText>
         </w:r>
         <w:r>
           <w:rPr>
@@ -10164,7 +10164,7 @@
           <w14:ligatures w14:val="standardContextual"/>
         </w:rPr>
       </w:pPr>
-      <w:hyperlink w:anchor="_Toc240719257" w:history="1">
+      <w:hyperlink w:anchor="_Toc240751851" w:history="1">
         <w:r>
           <w:rPr>
             <w:rStyle w:val="Hyperlink"/>
@@ -10192,7 +10192,7 @@
             <w:noProof/>
             <w:webHidden/>
           </w:rPr>
-          <w:instrText xml:space="preserve"> PAGEREF _Toc240719257 \h </w:instrText>
+          <w:instrText xml:space="preserve"> PAGEREF _Toc240751851 \h </w:instrText>
         </w:r>
         <w:r>
           <w:rPr>
@@ -10238,7 +10238,7 @@
           <w14:ligatures w14:val="standardContextual"/>
         </w:rPr>
       </w:pPr>
-      <w:hyperlink w:anchor="_Toc240719258" w:history="1">
+      <w:hyperlink w:anchor="_Toc240751852" w:history="1">
         <w:r>
           <w:rPr>
             <w:rStyle w:val="Hyperlink"/>
@@ -10266,7 +10266,7 @@
             <w:noProof/>
             <w:webHidden/>
           </w:rPr>
-          <w:instrText xml:space="preserve"> PAGEREF _Toc240719258 \h </w:instrText>
+          <w:instrText xml:space="preserve"> PAGEREF _Toc240751852 \h </w:instrText>
         </w:r>
         <w:r>
           <w:rPr>
@@ -10312,7 +10312,7 @@
           <w14:ligatures w14:val="standardContextual"/>
         </w:rPr>
       </w:pPr>
-      <w:hyperlink w:anchor="_Toc240719259" w:history="1">
+      <w:hyperlink w:anchor="_Toc240751853" w:history="1">
         <w:r>
           <w:rPr>
             <w:rStyle w:val="Hyperlink"/>
@@ -10340,7 +10340,7 @@
             <w:noProof/>
             <w:webHidden/>
           </w:rPr>
-          <w:instrText xml:space="preserve"> PAGEREF _Toc240719259 \h </w:instrText>
+          <w:instrText xml:space="preserve"> PAGEREF _Toc240751853 \h </w:instrText>
         </w:r>
         <w:r>
           <w:rPr>
@@ -10386,7 +10386,7 @@
           <w14:ligatures w14:val="standardContextual"/>
         </w:rPr>
       </w:pPr>
-      <w:hyperlink w:anchor="_Toc240719260" w:history="1">
+      <w:hyperlink w:anchor="_Toc240751854" w:history="1">
         <w:r>
           <w:rPr>
             <w:rStyle w:val="Hyperlink"/>
@@ -10414,7 +10414,7 @@
             <w:noProof/>
             <w:webHidden/>
           </w:rPr>
-          <w:instrText xml:space="preserve"> PAGEREF _Toc240719260 \h </w:instrText>
+          <w:instrText xml:space="preserve"> PAGEREF _Toc240751854 \h </w:instrText>
         </w:r>
         <w:r>
           <w:rPr>
@@ -10460,7 +10460,7 @@
           <w14:ligatures w14:val="standardContextual"/>
         </w:rPr>
       </w:pPr>
-      <w:hyperlink w:anchor="_Toc240719261" w:history="1">
+      <w:hyperlink w:anchor="_Toc240751855" w:history="1">
         <w:r>
           <w:rPr>
             <w:rStyle w:val="Hyperlink"/>
@@ -10488,7 +10488,7 @@
             <w:noProof/>
             <w:webHidden/>
           </w:rPr>
-          <w:instrText xml:space="preserve"> PAGEREF _Toc240719261 \h </w:instrText>
+          <w:instrText xml:space="preserve"> PAGEREF _Toc240751855 \h </w:instrText>
         </w:r>
         <w:r>
           <w:rPr>
@@ -10534,7 +10534,7 @@
           <w14:ligatures w14:val="standardContextual"/>
         </w:rPr>
       </w:pPr>
-      <w:hyperlink w:anchor="_Toc240719262" w:history="1">
+      <w:hyperlink w:anchor="_Toc240751856" w:history="1">
         <w:r>
           <w:rPr>
             <w:rStyle w:val="Hyperlink"/>
@@ -10562,7 +10562,7 @@
             <w:noProof/>
             <w:webHidden/>
           </w:rPr>
-          <w:instrText xml:space="preserve"> PAGEREF _Toc240719262 \h </w:instrText>
+          <w:instrText xml:space="preserve"> PAGEREF _Toc240751856 \h </w:instrText>
         </w:r>
         <w:r>
           <w:rPr>
@@ -10608,7 +10608,7 @@
           <w14:ligatures w14:val="standardContextual"/>
         </w:rPr>
       </w:pPr>
-      <w:hyperlink w:anchor="_Toc240719263" w:history="1">
+      <w:hyperlink w:anchor="_Toc240751857" w:history="1">
         <w:r>
           <w:rPr>
             <w:rStyle w:val="Hyperlink"/>
@@ -10636,7 +10636,7 @@
             <w:noProof/>
             <w:webHidden/>
           </w:rPr>
-          <w:instrText xml:space="preserve"> PAGEREF _Toc240719263 \h </w:instrText>
+          <w:instrText xml:space="preserve"> PAGEREF _Toc240751857 \h </w:instrText>
         </w:r>
         <w:r>
           <w:rPr>
@@ -10682,7 +10682,7 @@
           <w14:ligatures w14:val="standardContextual"/>
         </w:rPr>
       </w:pPr>
-      <w:hyperlink w:anchor="_Toc240719264" w:history="1">
+      <w:hyperlink w:anchor="_Toc240751858" w:history="1">
         <w:r>
           <w:rPr>
             <w:rStyle w:val="Hyperlink"/>
@@ -10710,7 +10710,7 @@
             <w:noProof/>
             <w:webHidden/>
           </w:rPr>
-          <w:instrText xml:space="preserve"> PAGEREF _Toc240719264 \h </w:instrText>
+          <w:instrText xml:space="preserve"> PAGEREF _Toc240751858 \h </w:instrText>
         </w:r>
         <w:r>
           <w:rPr>
@@ -10756,7 +10756,7 @@
           <w14:ligatures w14:val="standardContextual"/>
         </w:rPr>
       </w:pPr>
-      <w:hyperlink w:anchor="_Toc240719265" w:history="1">
+      <w:hyperlink w:anchor="_Toc240751859" w:history="1">
         <w:r>
           <w:rPr>
             <w:rStyle w:val="Hyperlink"/>
@@ -10784,7 +10784,7 @@
             <w:noProof/>
             <w:webHidden/>
           </w:rPr>
-          <w:instrText xml:space="preserve"> PAGEREF _Toc240719265 \h </w:instrText>
+          <w:instrText xml:space="preserve"> PAGEREF _Toc240751859 \h </w:instrText>
         </w:r>
         <w:r>
           <w:rPr>
@@ -10830,7 +10830,7 @@
           <w14:ligatures w14:val="standardContextual"/>
         </w:rPr>
       </w:pPr>
-      <w:hyperlink w:anchor="_Toc240719266" w:history="1">
+      <w:hyperlink w:anchor="_Toc240751860" w:history="1">
         <w:r>
           <w:rPr>
             <w:rStyle w:val="Hyperlink"/>
@@ -10858,7 +10858,7 @@
             <w:noProof/>
             <w:webHidden/>
           </w:rPr>
-          <w:instrText xml:space="preserve"> PAGEREF _Toc240719266 \h </w:instrText>
+          <w:instrText xml:space="preserve"> PAGEREF _Toc240751860 \h </w:instrText>
         </w:r>
         <w:r>
           <w:rPr>
@@ -10904,7 +10904,7 @@
           <w14:ligatures w14:val="standardContextual"/>
         </w:rPr>
       </w:pPr>
-      <w:hyperlink w:anchor="_Toc240719267" w:history="1">
+      <w:hyperlink w:anchor="_Toc240751861" w:history="1">
         <w:r>
           <w:rPr>
             <w:rStyle w:val="Hyperlink"/>
@@ -10932,7 +10932,7 @@
             <w:noProof/>
             <w:webHidden/>
           </w:rPr>
-          <w:instrText xml:space="preserve"> PAGEREF _Toc240719267 \h </w:instrText>
+          <w:instrText xml:space="preserve"> PAGEREF _Toc240751861 \h </w:instrText>
         </w:r>
         <w:r>
           <w:rPr>
@@ -10978,7 +10978,7 @@
           <w14:ligatures w14:val="standardContextual"/>
         </w:rPr>
       </w:pPr>
-      <w:hyperlink w:anchor="_Toc240719268" w:history="1">
+      <w:hyperlink w:anchor="_Toc240751862" w:history="1">
         <w:r>
           <w:rPr>
             <w:rStyle w:val="Hyperlink"/>
@@ -11006,7 +11006,7 @@
             <w:noProof/>
             <w:webHidden/>
           </w:rPr>
-          <w:instrText xml:space="preserve"> PAGEREF _Toc240719268 \h </w:instrText>
+          <w:instrText xml:space="preserve"> PAGEREF _Toc240751862 \h </w:instrText>
         </w:r>
         <w:r>
           <w:rPr>
@@ -11052,7 +11052,7 @@
           <w14:ligatures w14:val="standardContextual"/>
         </w:rPr>
       </w:pPr>
-      <w:hyperlink w:anchor="_Toc240719269" w:history="1">
+      <w:hyperlink w:anchor="_Toc240751863" w:history="1">
         <w:r>
           <w:rPr>
             <w:rStyle w:val="Hyperlink"/>
@@ -11080,7 +11080,7 @@
             <w:noProof/>
             <w:webHidden/>
           </w:rPr>
-          <w:instrText xml:space="preserve"> PAGEREF _Toc240719269 \h </w:instrText>
+          <w:instrText xml:space="preserve"> PAGEREF _Toc240751863 \h </w:instrText>
         </w:r>
         <w:r>
           <w:rPr>
@@ -11126,7 +11126,7 @@
           <w14:ligatures w14:val="standardContextual"/>
         </w:rPr>
       </w:pPr>
-      <w:hyperlink w:anchor="_Toc240719270" w:history="1">
+      <w:hyperlink w:anchor="_Toc240751864" w:history="1">
         <w:r>
           <w:rPr>
             <w:rStyle w:val="Hyperlink"/>
@@ -11154,7 +11154,7 @@
             <w:noProof/>
             <w:webHidden/>
           </w:rPr>
-          <w:instrText xml:space="preserve"> PAGEREF _Toc240719270 \h </w:instrText>
+          <w:instrText xml:space="preserve"> PAGEREF _Toc240751864 \h </w:instrText>
         </w:r>
         <w:r>
           <w:rPr>
@@ -11200,7 +11200,7 @@
           <w14:ligatures w14:val="standardContextual"/>
         </w:rPr>
       </w:pPr>
-      <w:hyperlink w:anchor="_Toc240719271" w:history="1">
+      <w:hyperlink w:anchor="_Toc240751865" w:history="1">
         <w:r>
           <w:rPr>
             <w:rStyle w:val="Hyperlink"/>
@@ -11228,7 +11228,7 @@
             <w:noProof/>
             <w:webHidden/>
           </w:rPr>
-          <w:instrText xml:space="preserve"> PAGEREF _Toc240719271 \h </w:instrText>
+          <w:instrText xml:space="preserve"> PAGEREF _Toc240751865 \h </w:instrText>
         </w:r>
         <w:r>
           <w:rPr>
@@ -11274,7 +11274,7 @@
           <w14:ligatures w14:val="standardContextual"/>
         </w:rPr>
       </w:pPr>
-      <w:hyperlink w:anchor="_Toc240719272" w:history="1">
+      <w:hyperlink w:anchor="_Toc240751866" w:history="1">
         <w:r>
           <w:rPr>
             <w:rStyle w:val="Hyperlink"/>
@@ -11302,7 +11302,7 @@
             <w:noProof/>
             <w:webHidden/>
           </w:rPr>
-          <w:instrText xml:space="preserve"> PAGEREF _Toc240719272 \h </w:instrText>
+          <w:instrText xml:space="preserve"> PAGEREF _Toc240751866 \h </w:instrText>
         </w:r>
         <w:r>
           <w:rPr>
@@ -11322,7 +11322,7 @@
             <w:noProof/>
             <w:webHidden/>
           </w:rPr>
-          <w:t>71</w:t>
+          <w:t>70</w:t>
         </w:r>
         <w:r>
           <w:rPr>
@@ -11348,7 +11348,7 @@
           <w14:ligatures w14:val="standardContextual"/>
         </w:rPr>
       </w:pPr>
-      <w:hyperlink w:anchor="_Toc240719273" w:history="1">
+      <w:hyperlink w:anchor="_Toc240751867" w:history="1">
         <w:r>
           <w:rPr>
             <w:rStyle w:val="Hyperlink"/>
@@ -11376,7 +11376,7 @@
             <w:noProof/>
             <w:webHidden/>
           </w:rPr>
-          <w:instrText xml:space="preserve"> PAGEREF _Toc240719273 \h </w:instrText>
+          <w:instrText xml:space="preserve"> PAGEREF _Toc240751867 \h </w:instrText>
         </w:r>
         <w:r>
           <w:rPr>
@@ -11396,7 +11396,7 @@
             <w:noProof/>
             <w:webHidden/>
           </w:rPr>
-          <w:t>71</w:t>
+          <w:t>70</w:t>
         </w:r>
         <w:r>
           <w:rPr>
@@ -11422,7 +11422,7 @@
           <w14:ligatures w14:val="standardContextual"/>
         </w:rPr>
       </w:pPr>
-      <w:hyperlink w:anchor="_Toc240719274" w:history="1">
+      <w:hyperlink w:anchor="_Toc240751868" w:history="1">
         <w:r>
           <w:rPr>
             <w:rStyle w:val="Hyperlink"/>
@@ -11450,7 +11450,7 @@
             <w:noProof/>
             <w:webHidden/>
           </w:rPr>
-          <w:instrText xml:space="preserve"> PAGEREF _Toc240719274 \h </w:instrText>
+          <w:instrText xml:space="preserve"> PAGEREF _Toc240751868 \h </w:instrText>
         </w:r>
         <w:r>
           <w:rPr>
@@ -11496,7 +11496,7 @@
           <w14:ligatures w14:val="standardContextual"/>
         </w:rPr>
       </w:pPr>
-      <w:hyperlink w:anchor="_Toc240719275" w:history="1">
+      <w:hyperlink w:anchor="_Toc240751869" w:history="1">
         <w:r>
           <w:rPr>
             <w:rStyle w:val="Hyperlink"/>
@@ -11524,7 +11524,7 @@
             <w:noProof/>
             <w:webHidden/>
           </w:rPr>
-          <w:instrText xml:space="preserve"> PAGEREF _Toc240719275 \h </w:instrText>
+          <w:instrText xml:space="preserve"> PAGEREF _Toc240751869 \h </w:instrText>
         </w:r>
         <w:r>
           <w:rPr>
@@ -11570,7 +11570,7 @@
           <w14:ligatures w14:val="standardContextual"/>
         </w:rPr>
       </w:pPr>
-      <w:hyperlink w:anchor="_Toc240719276" w:history="1">
+      <w:hyperlink w:anchor="_Toc240751870" w:history="1">
         <w:r>
           <w:rPr>
             <w:rStyle w:val="Hyperlink"/>
@@ -11598,7 +11598,7 @@
             <w:noProof/>
             <w:webHidden/>
           </w:rPr>
-          <w:instrText xml:space="preserve"> PAGEREF _Toc240719276 \h </w:instrText>
+          <w:instrText xml:space="preserve"> PAGEREF _Toc240751870 \h </w:instrText>
         </w:r>
         <w:r>
           <w:rPr>
@@ -11618,7 +11618,7 @@
             <w:noProof/>
             <w:webHidden/>
           </w:rPr>
-          <w:t>72</w:t>
+          <w:t>71</w:t>
         </w:r>
         <w:r>
           <w:rPr>
@@ -11644,7 +11644,7 @@
           <w14:ligatures w14:val="standardContextual"/>
         </w:rPr>
       </w:pPr>
-      <w:hyperlink w:anchor="_Toc240719277" w:history="1">
+      <w:hyperlink w:anchor="_Toc240751871" w:history="1">
         <w:r>
           <w:rPr>
             <w:rStyle w:val="Hyperlink"/>
@@ -11672,7 +11672,7 @@
             <w:noProof/>
             <w:webHidden/>
           </w:rPr>
-          <w:instrText xml:space="preserve"> PAGEREF _Toc240719277 \h </w:instrText>
+          <w:instrText xml:space="preserve"> PAGEREF _Toc240751871 \h </w:instrText>
         </w:r>
         <w:r>
           <w:rPr>
@@ -11718,7 +11718,7 @@
           <w14:ligatures w14:val="standardContextual"/>
         </w:rPr>
       </w:pPr>
-      <w:hyperlink w:anchor="_Toc240719278" w:history="1">
+      <w:hyperlink w:anchor="_Toc240751872" w:history="1">
         <w:r>
           <w:rPr>
             <w:rStyle w:val="Hyperlink"/>
@@ -11746,7 +11746,7 @@
             <w:noProof/>
             <w:webHidden/>
           </w:rPr>
-          <w:instrText xml:space="preserve"> PAGEREF _Toc240719278 \h </w:instrText>
+          <w:instrText xml:space="preserve"> PAGEREF _Toc240751872 \h </w:instrText>
         </w:r>
         <w:r>
           <w:rPr>
@@ -11792,7 +11792,7 @@
           <w14:ligatures w14:val="standardContextual"/>
         </w:rPr>
       </w:pPr>
-      <w:hyperlink w:anchor="_Toc240719279" w:history="1">
+      <w:hyperlink w:anchor="_Toc240751873" w:history="1">
         <w:r>
           <w:rPr>
             <w:rStyle w:val="Hyperlink"/>
@@ -11820,7 +11820,7 @@
             <w:noProof/>
             <w:webHidden/>
           </w:rPr>
-          <w:instrText xml:space="preserve"> PAGEREF _Toc240719279 \h </w:instrText>
+          <w:instrText xml:space="preserve"> PAGEREF _Toc240751873 \h </w:instrText>
         </w:r>
         <w:r>
           <w:rPr>
@@ -11866,7 +11866,7 @@
           <w14:ligatures w14:val="standardContextual"/>
         </w:rPr>
       </w:pPr>
-      <w:hyperlink w:anchor="_Toc240719280" w:history="1">
+      <w:hyperlink w:anchor="_Toc240751874" w:history="1">
         <w:r>
           <w:rPr>
             <w:rStyle w:val="Hyperlink"/>
@@ -11894,7 +11894,7 @@
             <w:noProof/>
             <w:webHidden/>
           </w:rPr>
-          <w:instrText xml:space="preserve"> PAGEREF _Toc240719280 \h </w:instrText>
+          <w:instrText xml:space="preserve"> PAGEREF _Toc240751874 \h </w:instrText>
         </w:r>
         <w:r>
           <w:rPr>
@@ -11940,7 +11940,7 @@
           <w14:ligatures w14:val="standardContextual"/>
         </w:rPr>
       </w:pPr>
-      <w:hyperlink w:anchor="_Toc240719281" w:history="1">
+      <w:hyperlink w:anchor="_Toc240751875" w:history="1">
         <w:r>
           <w:rPr>
             <w:rStyle w:val="Hyperlink"/>
@@ -11968,7 +11968,7 @@
             <w:noProof/>
             <w:webHidden/>
           </w:rPr>
-          <w:instrText xml:space="preserve"> PAGEREF _Toc240719281 \h </w:instrText>
+          <w:instrText xml:space="preserve"> PAGEREF _Toc240751875 \h </w:instrText>
         </w:r>
         <w:r>
           <w:rPr>
@@ -12014,7 +12014,7 @@
           <w14:ligatures w14:val="standardContextual"/>
         </w:rPr>
       </w:pPr>
-      <w:hyperlink w:anchor="_Toc240719282" w:history="1">
+      <w:hyperlink w:anchor="_Toc240751876" w:history="1">
         <w:r>
           <w:rPr>
             <w:rStyle w:val="Hyperlink"/>
@@ -12042,7 +12042,7 @@
             <w:noProof/>
             <w:webHidden/>
           </w:rPr>
-          <w:instrText xml:space="preserve"> PAGEREF _Toc240719282 \h </w:instrText>
+          <w:instrText xml:space="preserve"> PAGEREF _Toc240751876 \h </w:instrText>
         </w:r>
         <w:r>
           <w:rPr>
@@ -12088,7 +12088,7 @@
           <w14:ligatures w14:val="standardContextual"/>
         </w:rPr>
       </w:pPr>
-      <w:hyperlink w:anchor="_Toc240719283" w:history="1">
+      <w:hyperlink w:anchor="_Toc240751877" w:history="1">
         <w:r>
           <w:rPr>
             <w:rStyle w:val="Hyperlink"/>
@@ -12116,7 +12116,7 @@
             <w:noProof/>
             <w:webHidden/>
           </w:rPr>
-          <w:instrText xml:space="preserve"> PAGEREF _Toc240719283 \h </w:instrText>
+          <w:instrText xml:space="preserve"> PAGEREF _Toc240751877 \h </w:instrText>
         </w:r>
         <w:r>
           <w:rPr>
@@ -12162,7 +12162,7 @@
           <w14:ligatures w14:val="standardContextual"/>
         </w:rPr>
       </w:pPr>
-      <w:hyperlink w:anchor="_Toc240719284" w:history="1">
+      <w:hyperlink w:anchor="_Toc240751878" w:history="1">
         <w:r>
           <w:rPr>
             <w:rStyle w:val="Hyperlink"/>
@@ -12190,7 +12190,7 @@
             <w:noProof/>
             <w:webHidden/>
           </w:rPr>
-          <w:instrText xml:space="preserve"> PAGEREF _Toc240719284 \h </w:instrText>
+          <w:instrText xml:space="preserve"> PAGEREF _Toc240751878 \h </w:instrText>
         </w:r>
         <w:r>
           <w:rPr>
@@ -12236,7 +12236,7 @@
           <w14:ligatures w14:val="standardContextual"/>
         </w:rPr>
       </w:pPr>
-      <w:hyperlink w:anchor="_Toc240719285" w:history="1">
+      <w:hyperlink w:anchor="_Toc240751879" w:history="1">
         <w:r>
           <w:rPr>
             <w:rStyle w:val="Hyperlink"/>
@@ -12264,7 +12264,7 @@
             <w:noProof/>
             <w:webHidden/>
           </w:rPr>
-          <w:instrText xml:space="preserve"> PAGEREF _Toc240719285 \h </w:instrText>
+          <w:instrText xml:space="preserve"> PAGEREF _Toc240751879 \h </w:instrText>
         </w:r>
         <w:r>
           <w:rPr>
@@ -12310,7 +12310,7 @@
           <w14:ligatures w14:val="standardContextual"/>
         </w:rPr>
       </w:pPr>
-      <w:hyperlink w:anchor="_Toc240719286" w:history="1">
+      <w:hyperlink w:anchor="_Toc240751880" w:history="1">
         <w:r>
           <w:rPr>
             <w:rStyle w:val="Hyperlink"/>
@@ -12338,7 +12338,7 @@
             <w:noProof/>
             <w:webHidden/>
           </w:rPr>
-          <w:instrText xml:space="preserve"> PAGEREF _Toc240719286 \h </w:instrText>
+          <w:instrText xml:space="preserve"> PAGEREF _Toc240751880 \h </w:instrText>
         </w:r>
         <w:r>
           <w:rPr>
@@ -12384,7 +12384,7 @@
           <w14:ligatures w14:val="standardContextual"/>
         </w:rPr>
       </w:pPr>
-      <w:hyperlink w:anchor="_Toc240719287" w:history="1">
+      <w:hyperlink w:anchor="_Toc240751881" w:history="1">
         <w:r>
           <w:rPr>
             <w:rStyle w:val="Hyperlink"/>
@@ -12412,7 +12412,7 @@
             <w:noProof/>
             <w:webHidden/>
           </w:rPr>
-          <w:instrText xml:space="preserve"> PAGEREF _Toc240719287 \h </w:instrText>
+          <w:instrText xml:space="preserve"> PAGEREF _Toc240751881 \h </w:instrText>
         </w:r>
         <w:r>
           <w:rPr>
@@ -12458,7 +12458,7 @@
           <w14:ligatures w14:val="standardContextual"/>
         </w:rPr>
       </w:pPr>
-      <w:hyperlink w:anchor="_Toc240719288" w:history="1">
+      <w:hyperlink w:anchor="_Toc240751882" w:history="1">
         <w:r>
           <w:rPr>
             <w:rStyle w:val="Hyperlink"/>
@@ -12486,7 +12486,7 @@
             <w:noProof/>
             <w:webHidden/>
           </w:rPr>
-          <w:instrText xml:space="preserve"> PAGEREF _Toc240719288 \h </w:instrText>
+          <w:instrText xml:space="preserve"> PAGEREF _Toc240751882 \h </w:instrText>
         </w:r>
         <w:r>
           <w:rPr>
@@ -12532,7 +12532,7 @@
           <w14:ligatures w14:val="standardContextual"/>
         </w:rPr>
       </w:pPr>
-      <w:hyperlink w:anchor="_Toc240719289" w:history="1">
+      <w:hyperlink w:anchor="_Toc240751883" w:history="1">
         <w:r>
           <w:rPr>
             <w:rStyle w:val="Hyperlink"/>
@@ -12560,7 +12560,7 @@
             <w:noProof/>
             <w:webHidden/>
           </w:rPr>
-          <w:instrText xml:space="preserve"> PAGEREF _Toc240719289 \h </w:instrText>
+          <w:instrText xml:space="preserve"> PAGEREF _Toc240751883 \h </w:instrText>
         </w:r>
         <w:r>
           <w:rPr>
@@ -12606,7 +12606,7 @@
           <w14:ligatures w14:val="standardContextual"/>
         </w:rPr>
       </w:pPr>
-      <w:hyperlink w:anchor="_Toc240719290" w:history="1">
+      <w:hyperlink w:anchor="_Toc240751884" w:history="1">
         <w:r>
           <w:rPr>
             <w:rStyle w:val="Hyperlink"/>
@@ -12634,7 +12634,7 @@
             <w:noProof/>
             <w:webHidden/>
           </w:rPr>
-          <w:instrText xml:space="preserve"> PAGEREF _Toc240719290 \h </w:instrText>
+          <w:instrText xml:space="preserve"> PAGEREF _Toc240751884 \h </w:instrText>
         </w:r>
         <w:r>
           <w:rPr>
@@ -12680,7 +12680,7 @@
           <w14:ligatures w14:val="standardContextual"/>
         </w:rPr>
       </w:pPr>
-      <w:hyperlink w:anchor="_Toc240719291" w:history="1">
+      <w:hyperlink w:anchor="_Toc240751885" w:history="1">
         <w:r>
           <w:rPr>
             <w:rStyle w:val="Hyperlink"/>
@@ -12708,7 +12708,7 @@
             <w:noProof/>
             <w:webHidden/>
           </w:rPr>
-          <w:instrText xml:space="preserve"> PAGEREF _Toc240719291 \h </w:instrText>
+          <w:instrText xml:space="preserve"> PAGEREF _Toc240751885 \h </w:instrText>
         </w:r>
         <w:r>
           <w:rPr>
@@ -12754,7 +12754,7 @@
         <w:pStyle w:val="Heading1"/>
         <w:spacing w:before="280" w:after="120"/>
       </w:pPr>
-      <w:bookmarkStart w:id="5" w:name="_Toc240719144"/>
+      <w:bookmarkStart w:id="5" w:name="_Toc240751738"/>
       <w:r>
         <w:rPr>
           <w:rFonts w:ascii="Times New Roman" w:eastAsia="Times New Roman" w:hAnsi="Times New Roman" w:cs="Times New Roman"/>
@@ -12788,7 +12788,7 @@
       <w:r>
         <w:fldChar w:fldCharType="separate"/>
       </w:r>
-      <w:hyperlink w:anchor="_Toc240719292" w:history="1">
+      <w:hyperlink w:anchor="_Toc240751886" w:history="1">
         <w:r>
           <w:rPr>
             <w:rStyle w:val="Hyperlink"/>
@@ -12816,7 +12816,7 @@
             <w:noProof/>
             <w:webHidden/>
           </w:rPr>
-          <w:instrText xml:space="preserve"> PAGEREF _Toc240719292 \h </w:instrText>
+          <w:instrText xml:space="preserve"> PAGEREF _Toc240751886 \h </w:instrText>
         </w:r>
         <w:r>
           <w:rPr>
@@ -12862,7 +12862,7 @@
           <w14:ligatures w14:val="standardContextual"/>
         </w:rPr>
       </w:pPr>
-      <w:hyperlink w:anchor="_Toc240719293" w:history="1">
+      <w:hyperlink w:anchor="_Toc240751887" w:history="1">
         <w:r>
           <w:rPr>
             <w:rStyle w:val="Hyperlink"/>
@@ -12890,7 +12890,7 @@
             <w:noProof/>
             <w:webHidden/>
           </w:rPr>
-          <w:instrText xml:space="preserve"> PAGEREF _Toc240719293 \h </w:instrText>
+          <w:instrText xml:space="preserve"> PAGEREF _Toc240751887 \h </w:instrText>
         </w:r>
         <w:r>
           <w:rPr>
@@ -12936,7 +12936,7 @@
           <w14:ligatures w14:val="standardContextual"/>
         </w:rPr>
       </w:pPr>
-      <w:hyperlink w:anchor="_Toc240719294" w:history="1">
+      <w:hyperlink w:anchor="_Toc240751888" w:history="1">
         <w:r>
           <w:rPr>
             <w:rStyle w:val="Hyperlink"/>
@@ -12964,7 +12964,7 @@
             <w:noProof/>
             <w:webHidden/>
           </w:rPr>
-          <w:instrText xml:space="preserve"> PAGEREF _Toc240719294 \h </w:instrText>
+          <w:instrText xml:space="preserve"> PAGEREF _Toc240751888 \h </w:instrText>
         </w:r>
         <w:r>
           <w:rPr>
@@ -13010,7 +13010,7 @@
           <w14:ligatures w14:val="standardContextual"/>
         </w:rPr>
       </w:pPr>
-      <w:hyperlink w:anchor="_Toc240719295" w:history="1">
+      <w:hyperlink w:anchor="_Toc240751889" w:history="1">
         <w:r>
           <w:rPr>
             <w:rStyle w:val="Hyperlink"/>
@@ -13055,7 +13055,7 @@
             <w:noProof/>
             <w:webHidden/>
           </w:rPr>
-          <w:instrText xml:space="preserve"> PAGEREF _Toc240719295 \h </w:instrText>
+          <w:instrText xml:space="preserve"> PAGEREF _Toc240751889 \h </w:instrText>
         </w:r>
         <w:r>
           <w:rPr>
@@ -13101,7 +13101,7 @@
           <w14:ligatures w14:val="standardContextual"/>
         </w:rPr>
       </w:pPr>
-      <w:hyperlink w:anchor="_Toc240719296" w:history="1">
+      <w:hyperlink w:anchor="_Toc240751890" w:history="1">
         <w:r>
           <w:rPr>
             <w:rStyle w:val="Hyperlink"/>
@@ -13129,7 +13129,7 @@
             <w:noProof/>
             <w:webHidden/>
           </w:rPr>
-          <w:instrText xml:space="preserve"> PAGEREF _Toc240719296 \h </w:instrText>
+          <w:instrText xml:space="preserve"> PAGEREF _Toc240751890 \h </w:instrText>
         </w:r>
         <w:r>
           <w:rPr>
@@ -13175,7 +13175,7 @@
           <w14:ligatures w14:val="standardContextual"/>
         </w:rPr>
       </w:pPr>
-      <w:hyperlink w:anchor="_Toc240719297" w:history="1">
+      <w:hyperlink w:anchor="_Toc240751891" w:history="1">
         <w:r>
           <w:rPr>
             <w:rStyle w:val="Hyperlink"/>
@@ -13220,7 +13220,7 @@
             <w:noProof/>
             <w:webHidden/>
           </w:rPr>
-          <w:instrText xml:space="preserve"> PAGEREF _Toc240719297 \h </w:instrText>
+          <w:instrText xml:space="preserve"> PAGEREF _Toc240751891 \h </w:instrText>
         </w:r>
         <w:r>
           <w:rPr>
@@ -13266,7 +13266,7 @@
           <w14:ligatures w14:val="standardContextual"/>
         </w:rPr>
       </w:pPr>
-      <w:hyperlink w:anchor="_Toc240719298" w:history="1">
+      <w:hyperlink w:anchor="_Toc240751892" w:history="1">
         <w:r>
           <w:rPr>
             <w:rStyle w:val="Hyperlink"/>
@@ -13294,7 +13294,7 @@
             <w:noProof/>
             <w:webHidden/>
           </w:rPr>
-          <w:instrText xml:space="preserve"> PAGEREF _Toc240719298 \h </w:instrText>
+          <w:instrText xml:space="preserve"> PAGEREF _Toc240751892 \h </w:instrText>
         </w:r>
         <w:r>
           <w:rPr>
@@ -13340,7 +13340,7 @@
           <w14:ligatures w14:val="standardContextual"/>
         </w:rPr>
       </w:pPr>
-      <w:hyperlink w:anchor="_Toc240719299" w:history="1">
+      <w:hyperlink w:anchor="_Toc240751893" w:history="1">
         <w:r>
           <w:rPr>
             <w:rStyle w:val="Hyperlink"/>
@@ -13368,7 +13368,7 @@
             <w:noProof/>
             <w:webHidden/>
           </w:rPr>
-          <w:instrText xml:space="preserve"> PAGEREF _Toc240719299 \h </w:instrText>
+          <w:instrText xml:space="preserve"> PAGEREF _Toc240751893 \h </w:instrText>
         </w:r>
         <w:r>
           <w:rPr>
@@ -13414,7 +13414,7 @@
           <w14:ligatures w14:val="standardContextual"/>
         </w:rPr>
       </w:pPr>
-      <w:hyperlink w:anchor="_Toc240719300" w:history="1">
+      <w:hyperlink w:anchor="_Toc240751894" w:history="1">
         <w:r>
           <w:rPr>
             <w:rStyle w:val="Hyperlink"/>
@@ -13442,7 +13442,7 @@
             <w:noProof/>
             <w:webHidden/>
           </w:rPr>
-          <w:instrText xml:space="preserve"> PAGEREF _Toc240719300 \h </w:instrText>
+          <w:instrText xml:space="preserve"> PAGEREF _Toc240751894 \h </w:instrText>
         </w:r>
         <w:r>
           <w:rPr>
@@ -13488,7 +13488,7 @@
         <w:pStyle w:val="Heading1"/>
         <w:spacing w:before="280" w:after="120"/>
       </w:pPr>
-      <w:bookmarkStart w:id="6" w:name="_Toc240719145"/>
+      <w:bookmarkStart w:id="6" w:name="_Toc240751739"/>
       <w:r>
         <w:rPr>
           <w:rFonts w:ascii="Times New Roman" w:eastAsia="Times New Roman" w:hAnsi="Times New Roman" w:cs="Times New Roman"/>
@@ -13522,7 +13522,7 @@
       <w:r>
         <w:fldChar w:fldCharType="separate"/>
       </w:r>
-      <w:hyperlink w:anchor="_Toc240719301" w:history="1">
+      <w:hyperlink w:anchor="_Toc240751895" w:history="1">
         <w:r>
           <w:rPr>
             <w:rStyle w:val="Hyperlink"/>
@@ -13550,7 +13550,7 @@
             <w:noProof/>
             <w:webHidden/>
           </w:rPr>
-          <w:instrText xml:space="preserve"> PAGEREF _Toc240719301 \h </w:instrText>
+          <w:instrText xml:space="preserve"> PAGEREF _Toc240751895 \h </w:instrText>
         </w:r>
         <w:r>
           <w:rPr>
@@ -13596,7 +13596,7 @@
           <w14:ligatures w14:val="standardContextual"/>
         </w:rPr>
       </w:pPr>
-      <w:hyperlink w:anchor="_Toc240719302" w:history="1">
+      <w:hyperlink w:anchor="_Toc240751896" w:history="1">
         <w:r>
           <w:rPr>
             <w:rStyle w:val="Hyperlink"/>
@@ -13624,7 +13624,7 @@
             <w:noProof/>
             <w:webHidden/>
           </w:rPr>
-          <w:instrText xml:space="preserve"> PAGEREF _Toc240719302 \h </w:instrText>
+          <w:instrText xml:space="preserve"> PAGEREF _Toc240751896 \h </w:instrText>
         </w:r>
         <w:r>
           <w:rPr>
@@ -13670,7 +13670,7 @@
           <w14:ligatures w14:val="standardContextual"/>
         </w:rPr>
       </w:pPr>
-      <w:hyperlink w:anchor="_Toc240719303" w:history="1">
+      <w:hyperlink w:anchor="_Toc240751897" w:history="1">
         <w:r>
           <w:rPr>
             <w:rStyle w:val="Hyperlink"/>
@@ -13698,7 +13698,7 @@
             <w:noProof/>
             <w:webHidden/>
           </w:rPr>
-          <w:instrText xml:space="preserve"> PAGEREF _Toc240719303 \h </w:instrText>
+          <w:instrText xml:space="preserve"> PAGEREF _Toc240751897 \h </w:instrText>
         </w:r>
         <w:r>
           <w:rPr>
@@ -13744,7 +13744,7 @@
           <w14:ligatures w14:val="standardContextual"/>
         </w:rPr>
       </w:pPr>
-      <w:hyperlink w:anchor="_Toc240719304" w:history="1">
+      <w:hyperlink w:anchor="_Toc240751898" w:history="1">
         <w:r>
           <w:rPr>
             <w:rStyle w:val="Hyperlink"/>
@@ -13772,7 +13772,7 @@
             <w:noProof/>
             <w:webHidden/>
           </w:rPr>
-          <w:instrText xml:space="preserve"> PAGEREF _Toc240719304 \h </w:instrText>
+          <w:instrText xml:space="preserve"> PAGEREF _Toc240751898 \h </w:instrText>
         </w:r>
         <w:r>
           <w:rPr>
@@ -13818,7 +13818,7 @@
           <w14:ligatures w14:val="standardContextual"/>
         </w:rPr>
       </w:pPr>
-      <w:hyperlink w:anchor="_Toc240719305" w:history="1">
+      <w:hyperlink w:anchor="_Toc240751899" w:history="1">
         <w:r>
           <w:rPr>
             <w:rStyle w:val="Hyperlink"/>
@@ -13846,7 +13846,7 @@
             <w:noProof/>
             <w:webHidden/>
           </w:rPr>
-          <w:instrText xml:space="preserve"> PAGEREF _Toc240719305 \h </w:instrText>
+          <w:instrText xml:space="preserve"> PAGEREF _Toc240751899 \h </w:instrText>
         </w:r>
         <w:r>
           <w:rPr>
@@ -13892,7 +13892,7 @@
           <w14:ligatures w14:val="standardContextual"/>
         </w:rPr>
       </w:pPr>
-      <w:hyperlink w:anchor="_Toc240719306" w:history="1">
+      <w:hyperlink w:anchor="_Toc240751900" w:history="1">
         <w:r>
           <w:rPr>
             <w:rStyle w:val="Hyperlink"/>
@@ -13920,7 +13920,7 @@
             <w:noProof/>
             <w:webHidden/>
           </w:rPr>
-          <w:instrText xml:space="preserve"> PAGEREF _Toc240719306 \h </w:instrText>
+          <w:instrText xml:space="preserve"> PAGEREF _Toc240751900 \h </w:instrText>
         </w:r>
         <w:r>
           <w:rPr>
@@ -13966,7 +13966,7 @@
           <w14:ligatures w14:val="standardContextual"/>
         </w:rPr>
       </w:pPr>
-      <w:hyperlink w:anchor="_Toc240719307" w:history="1">
+      <w:hyperlink w:anchor="_Toc240751901" w:history="1">
         <w:r>
           <w:rPr>
             <w:rStyle w:val="Hyperlink"/>
@@ -13994,7 +13994,7 @@
             <w:noProof/>
             <w:webHidden/>
           </w:rPr>
-          <w:instrText xml:space="preserve"> PAGEREF _Toc240719307 \h </w:instrText>
+          <w:instrText xml:space="preserve"> PAGEREF _Toc240751901 \h </w:instrText>
         </w:r>
         <w:r>
           <w:rPr>
@@ -14040,7 +14040,7 @@
           <w14:ligatures w14:val="standardContextual"/>
         </w:rPr>
       </w:pPr>
-      <w:hyperlink w:anchor="_Toc240719308" w:history="1">
+      <w:hyperlink w:anchor="_Toc240751902" w:history="1">
         <w:r>
           <w:rPr>
             <w:rStyle w:val="Hyperlink"/>
@@ -14068,7 +14068,7 @@
             <w:noProof/>
             <w:webHidden/>
           </w:rPr>
-          <w:instrText xml:space="preserve"> PAGEREF _Toc240719308 \h </w:instrText>
+          <w:instrText xml:space="preserve"> PAGEREF _Toc240751902 \h </w:instrText>
         </w:r>
         <w:r>
           <w:rPr>
@@ -14114,7 +14114,7 @@
           <w14:ligatures w14:val="standardContextual"/>
         </w:rPr>
       </w:pPr>
-      <w:hyperlink w:anchor="_Toc240719309" w:history="1">
+      <w:hyperlink w:anchor="_Toc240751903" w:history="1">
         <w:r>
           <w:rPr>
             <w:rStyle w:val="Hyperlink"/>
@@ -14142,7 +14142,7 @@
             <w:noProof/>
             <w:webHidden/>
           </w:rPr>
-          <w:instrText xml:space="preserve"> PAGEREF _Toc240719309 \h </w:instrText>
+          <w:instrText xml:space="preserve"> PAGEREF _Toc240751903 \h </w:instrText>
         </w:r>
         <w:r>
           <w:rPr>
@@ -14188,7 +14188,7 @@
           <w14:ligatures w14:val="standardContextual"/>
         </w:rPr>
       </w:pPr>
-      <w:hyperlink w:anchor="_Toc240719310" w:history="1">
+      <w:hyperlink w:anchor="_Toc240751904" w:history="1">
         <w:r>
           <w:rPr>
             <w:rStyle w:val="Hyperlink"/>
@@ -14216,7 +14216,7 @@
             <w:noProof/>
             <w:webHidden/>
           </w:rPr>
-          <w:instrText xml:space="preserve"> PAGEREF _Toc240719310 \h </w:instrText>
+          <w:instrText xml:space="preserve"> PAGEREF _Toc240751904 \h </w:instrText>
         </w:r>
         <w:r>
           <w:rPr>
@@ -14262,7 +14262,7 @@
           <w14:ligatures w14:val="standardContextual"/>
         </w:rPr>
       </w:pPr>
-      <w:hyperlink w:anchor="_Toc240719311" w:history="1">
+      <w:hyperlink w:anchor="_Toc240751905" w:history="1">
         <w:r>
           <w:rPr>
             <w:rStyle w:val="Hyperlink"/>
@@ -14290,7 +14290,7 @@
             <w:noProof/>
             <w:webHidden/>
           </w:rPr>
-          <w:instrText xml:space="preserve"> PAGEREF _Toc240719311 \h </w:instrText>
+          <w:instrText xml:space="preserve"> PAGEREF _Toc240751905 \h </w:instrText>
         </w:r>
         <w:r>
           <w:rPr>
@@ -14336,7 +14336,7 @@
           <w14:ligatures w14:val="standardContextual"/>
         </w:rPr>
       </w:pPr>
-      <w:hyperlink w:anchor="_Toc240719312" w:history="1">
+      <w:hyperlink w:anchor="_Toc240751906" w:history="1">
         <w:r>
           <w:rPr>
             <w:rStyle w:val="Hyperlink"/>
@@ -14364,7 +14364,7 @@
             <w:noProof/>
             <w:webHidden/>
           </w:rPr>
-          <w:instrText xml:space="preserve"> PAGEREF _Toc240719312 \h </w:instrText>
+          <w:instrText xml:space="preserve"> PAGEREF _Toc240751906 \h </w:instrText>
         </w:r>
         <w:r>
           <w:rPr>
@@ -14410,7 +14410,7 @@
           <w14:ligatures w14:val="standardContextual"/>
         </w:rPr>
       </w:pPr>
-      <w:hyperlink w:anchor="_Toc240719313" w:history="1">
+      <w:hyperlink w:anchor="_Toc240751907" w:history="1">
         <w:r>
           <w:rPr>
             <w:rStyle w:val="Hyperlink"/>
@@ -14438,7 +14438,7 @@
             <w:noProof/>
             <w:webHidden/>
           </w:rPr>
-          <w:instrText xml:space="preserve"> PAGEREF _Toc240719313 \h </w:instrText>
+          <w:instrText xml:space="preserve"> PAGEREF _Toc240751907 \h </w:instrText>
         </w:r>
         <w:r>
           <w:rPr>
@@ -14484,7 +14484,7 @@
           <w14:ligatures w14:val="standardContextual"/>
         </w:rPr>
       </w:pPr>
-      <w:hyperlink w:anchor="_Toc240719314" w:history="1">
+      <w:hyperlink w:anchor="_Toc240751908" w:history="1">
         <w:r>
           <w:rPr>
             <w:rStyle w:val="Hyperlink"/>
@@ -14512,7 +14512,7 @@
             <w:noProof/>
             <w:webHidden/>
           </w:rPr>
-          <w:instrText xml:space="preserve"> PAGEREF _Toc240719314 \h </w:instrText>
+          <w:instrText xml:space="preserve"> PAGEREF _Toc240751908 \h </w:instrText>
         </w:r>
         <w:r>
           <w:rPr>
@@ -14558,7 +14558,7 @@
           <w14:ligatures w14:val="standardContextual"/>
         </w:rPr>
       </w:pPr>
-      <w:hyperlink w:anchor="_Toc240719315" w:history="1">
+      <w:hyperlink w:anchor="_Toc240751909" w:history="1">
         <w:r>
           <w:rPr>
             <w:rStyle w:val="Hyperlink"/>
@@ -14586,7 +14586,7 @@
             <w:noProof/>
             <w:webHidden/>
           </w:rPr>
-          <w:instrText xml:space="preserve"> PAGEREF _Toc240719315 \h </w:instrText>
+          <w:instrText xml:space="preserve"> PAGEREF _Toc240751909 \h </w:instrText>
         </w:r>
         <w:r>
           <w:rPr>
@@ -14632,7 +14632,7 @@
           <w14:ligatures w14:val="standardContextual"/>
         </w:rPr>
       </w:pPr>
-      <w:hyperlink w:anchor="_Toc240719316" w:history="1">
+      <w:hyperlink w:anchor="_Toc240751910" w:history="1">
         <w:r>
           <w:rPr>
             <w:rStyle w:val="Hyperlink"/>
@@ -14660,7 +14660,7 @@
             <w:noProof/>
             <w:webHidden/>
           </w:rPr>
-          <w:instrText xml:space="preserve"> PAGEREF _Toc240719316 \h </w:instrText>
+          <w:instrText xml:space="preserve"> PAGEREF _Toc240751910 \h </w:instrText>
         </w:r>
         <w:r>
           <w:rPr>
@@ -14706,7 +14706,7 @@
           <w14:ligatures w14:val="standardContextual"/>
         </w:rPr>
       </w:pPr>
-      <w:hyperlink w:anchor="_Toc240719317" w:history="1">
+      <w:hyperlink w:anchor="_Toc240751911" w:history="1">
         <w:r>
           <w:rPr>
             <w:rStyle w:val="Hyperlink"/>
@@ -14734,7 +14734,7 @@
             <w:noProof/>
             <w:webHidden/>
           </w:rPr>
-          <w:instrText xml:space="preserve"> PAGEREF _Toc240719317 \h </w:instrText>
+          <w:instrText xml:space="preserve"> PAGEREF _Toc240751911 \h </w:instrText>
         </w:r>
         <w:r>
           <w:rPr>
@@ -14780,7 +14780,7 @@
           <w14:ligatures w14:val="standardContextual"/>
         </w:rPr>
       </w:pPr>
-      <w:hyperlink w:anchor="_Toc240719318" w:history="1">
+      <w:hyperlink w:anchor="_Toc240751912" w:history="1">
         <w:r>
           <w:rPr>
             <w:rStyle w:val="Hyperlink"/>
@@ -14808,7 +14808,7 @@
             <w:noProof/>
             <w:webHidden/>
           </w:rPr>
-          <w:instrText xml:space="preserve"> PAGEREF _Toc240719318 \h </w:instrText>
+          <w:instrText xml:space="preserve"> PAGEREF _Toc240751912 \h </w:instrText>
         </w:r>
         <w:r>
           <w:rPr>
@@ -14854,7 +14854,7 @@
           <w14:ligatures w14:val="standardContextual"/>
         </w:rPr>
       </w:pPr>
-      <w:hyperlink w:anchor="_Toc240719319" w:history="1">
+      <w:hyperlink w:anchor="_Toc240751913" w:history="1">
         <w:r>
           <w:rPr>
             <w:rStyle w:val="Hyperlink"/>
@@ -14882,7 +14882,7 @@
             <w:noProof/>
             <w:webHidden/>
           </w:rPr>
-          <w:instrText xml:space="preserve"> PAGEREF _Toc240719319 \h </w:instrText>
+          <w:instrText xml:space="preserve"> PAGEREF _Toc240751913 \h </w:instrText>
         </w:r>
         <w:r>
           <w:rPr>
@@ -14928,7 +14928,7 @@
           <w14:ligatures w14:val="standardContextual"/>
         </w:rPr>
       </w:pPr>
-      <w:hyperlink w:anchor="_Toc240719320" w:history="1">
+      <w:hyperlink w:anchor="_Toc240751914" w:history="1">
         <w:r>
           <w:rPr>
             <w:rStyle w:val="Hyperlink"/>
@@ -14956,7 +14956,7 @@
             <w:noProof/>
             <w:webHidden/>
           </w:rPr>
-          <w:instrText xml:space="preserve"> PAGEREF _Toc240719320 \h </w:instrText>
+          <w:instrText xml:space="preserve"> PAGEREF _Toc240751914 \h </w:instrText>
         </w:r>
         <w:r>
           <w:rPr>
@@ -15002,7 +15002,7 @@
           <w14:ligatures w14:val="standardContextual"/>
         </w:rPr>
       </w:pPr>
-      <w:hyperlink w:anchor="_Toc240719321" w:history="1">
+      <w:hyperlink w:anchor="_Toc240751915" w:history="1">
         <w:r>
           <w:rPr>
             <w:rStyle w:val="Hyperlink"/>
@@ -15030,7 +15030,7 @@
             <w:noProof/>
             <w:webHidden/>
           </w:rPr>
-          <w:instrText xml:space="preserve"> PAGEREF _Toc240719321 \h </w:instrText>
+          <w:instrText xml:space="preserve"> PAGEREF _Toc240751915 \h </w:instrText>
         </w:r>
         <w:r>
           <w:rPr>
@@ -15076,7 +15076,7 @@
           <w14:ligatures w14:val="standardContextual"/>
         </w:rPr>
       </w:pPr>
-      <w:hyperlink w:anchor="_Toc240719322" w:history="1">
+      <w:hyperlink w:anchor="_Toc240751916" w:history="1">
         <w:r>
           <w:rPr>
             <w:rStyle w:val="Hyperlink"/>
@@ -15104,7 +15104,7 @@
             <w:noProof/>
             <w:webHidden/>
           </w:rPr>
-          <w:instrText xml:space="preserve"> PAGEREF _Toc240719322 \h </w:instrText>
+          <w:instrText xml:space="preserve"> PAGEREF _Toc240751916 \h </w:instrText>
         </w:r>
         <w:r>
           <w:rPr>
@@ -15150,7 +15150,7 @@
           <w14:ligatures w14:val="standardContextual"/>
         </w:rPr>
       </w:pPr>
-      <w:hyperlink w:anchor="_Toc240719323" w:history="1">
+      <w:hyperlink w:anchor="_Toc240751917" w:history="1">
         <w:r>
           <w:rPr>
             <w:rStyle w:val="Hyperlink"/>
@@ -15178,7 +15178,7 @@
             <w:noProof/>
             <w:webHidden/>
           </w:rPr>
-          <w:instrText xml:space="preserve"> PAGEREF _Toc240719323 \h </w:instrText>
+          <w:instrText xml:space="preserve"> PAGEREF _Toc240751917 \h </w:instrText>
         </w:r>
         <w:r>
           <w:rPr>
@@ -15224,7 +15224,7 @@
           <w14:ligatures w14:val="standardContextual"/>
         </w:rPr>
       </w:pPr>
-      <w:hyperlink w:anchor="_Toc240719324" w:history="1">
+      <w:hyperlink w:anchor="_Toc240751918" w:history="1">
         <w:r>
           <w:rPr>
             <w:rStyle w:val="Hyperlink"/>
@@ -15252,7 +15252,7 @@
             <w:noProof/>
             <w:webHidden/>
           </w:rPr>
-          <w:instrText xml:space="preserve"> PAGEREF _Toc240719324 \h </w:instrText>
+          <w:instrText xml:space="preserve"> PAGEREF _Toc240751918 \h </w:instrText>
         </w:r>
         <w:r>
           <w:rPr>
@@ -15298,14 +15298,14 @@
           <w14:ligatures w14:val="standardContextual"/>
         </w:rPr>
       </w:pPr>
-      <w:hyperlink w:anchor="_Toc240719325" w:history="1">
+      <w:hyperlink w:anchor="_Toc240751919" w:history="1">
         <w:r>
           <w:rPr>
             <w:rStyle w:val="Hyperlink"/>
             <w:rFonts w:eastAsia="Times New Roman" w:cs="Times New Roman"/>
             <w:noProof/>
           </w:rPr>
-          <w:t>Table 6.1: Profile of the ten elicitation respondents</w:t>
+          <w:t>Table 6.1: Profile of the eleven elicitation respondents</w:t>
         </w:r>
         <w:r>
           <w:rPr>
@@ -15326,7 +15326,7 @@
             <w:noProof/>
             <w:webHidden/>
           </w:rPr>
-          <w:instrText xml:space="preserve"> PAGEREF _Toc240719325 \h </w:instrText>
+          <w:instrText xml:space="preserve"> PAGEREF _Toc240751919 \h </w:instrText>
         </w:r>
         <w:r>
           <w:rPr>
@@ -15372,7 +15372,7 @@
           <w14:ligatures w14:val="standardContextual"/>
         </w:rPr>
       </w:pPr>
-      <w:hyperlink w:anchor="_Toc240719326" w:history="1">
+      <w:hyperlink w:anchor="_Toc240751920" w:history="1">
         <w:r>
           <w:rPr>
             <w:rStyle w:val="Hyperlink"/>
@@ -15400,7 +15400,7 @@
             <w:noProof/>
             <w:webHidden/>
           </w:rPr>
-          <w:instrText xml:space="preserve"> PAGEREF _Toc240719326 \h </w:instrText>
+          <w:instrText xml:space="preserve"> PAGEREF _Toc240751920 \h </w:instrText>
         </w:r>
         <w:r>
           <w:rPr>
@@ -15446,7 +15446,7 @@
           <w14:ligatures w14:val="standardContextual"/>
         </w:rPr>
       </w:pPr>
-      <w:hyperlink w:anchor="_Toc240719327" w:history="1">
+      <w:hyperlink w:anchor="_Toc240751921" w:history="1">
         <w:r>
           <w:rPr>
             <w:rStyle w:val="Hyperlink"/>
@@ -15474,7 +15474,7 @@
             <w:noProof/>
             <w:webHidden/>
           </w:rPr>
-          <w:instrText xml:space="preserve"> PAGEREF _Toc240719327 \h </w:instrText>
+          <w:instrText xml:space="preserve"> PAGEREF _Toc240751921 \h </w:instrText>
         </w:r>
         <w:r>
           <w:rPr>
@@ -15520,7 +15520,7 @@
           <w14:ligatures w14:val="standardContextual"/>
         </w:rPr>
       </w:pPr>
-      <w:hyperlink w:anchor="_Toc240719328" w:history="1">
+      <w:hyperlink w:anchor="_Toc240751922" w:history="1">
         <w:r>
           <w:rPr>
             <w:rStyle w:val="Hyperlink"/>
@@ -15548,7 +15548,7 @@
             <w:noProof/>
             <w:webHidden/>
           </w:rPr>
-          <w:instrText xml:space="preserve"> PAGEREF _Toc240719328 \h </w:instrText>
+          <w:instrText xml:space="preserve"> PAGEREF _Toc240751922 \h </w:instrText>
         </w:r>
         <w:r>
           <w:rPr>
@@ -15594,7 +15594,7 @@
           <w14:ligatures w14:val="standardContextual"/>
         </w:rPr>
       </w:pPr>
-      <w:hyperlink w:anchor="_Toc240719329" w:history="1">
+      <w:hyperlink w:anchor="_Toc240751923" w:history="1">
         <w:r>
           <w:rPr>
             <w:rStyle w:val="Hyperlink"/>
@@ -15622,7 +15622,7 @@
             <w:noProof/>
             <w:webHidden/>
           </w:rPr>
-          <w:instrText xml:space="preserve"> PAGEREF _Toc240719329 \h </w:instrText>
+          <w:instrText xml:space="preserve"> PAGEREF _Toc240751923 \h </w:instrText>
         </w:r>
         <w:r>
           <w:rPr>
@@ -15668,7 +15668,7 @@
           <w14:ligatures w14:val="standardContextual"/>
         </w:rPr>
       </w:pPr>
-      <w:hyperlink w:anchor="_Toc240719330" w:history="1">
+      <w:hyperlink w:anchor="_Toc240751924" w:history="1">
         <w:r>
           <w:rPr>
             <w:rStyle w:val="Hyperlink"/>
@@ -15696,7 +15696,7 @@
             <w:noProof/>
             <w:webHidden/>
           </w:rPr>
-          <w:instrText xml:space="preserve"> PAGEREF _Toc240719330 \h </w:instrText>
+          <w:instrText xml:space="preserve"> PAGEREF _Toc240751924 \h </w:instrText>
         </w:r>
         <w:r>
           <w:rPr>
@@ -15742,7 +15742,7 @@
           <w14:ligatures w14:val="standardContextual"/>
         </w:rPr>
       </w:pPr>
-      <w:hyperlink w:anchor="_Toc240719331" w:history="1">
+      <w:hyperlink w:anchor="_Toc240751925" w:history="1">
         <w:r>
           <w:rPr>
             <w:rStyle w:val="Hyperlink"/>
@@ -15770,7 +15770,7 @@
             <w:noProof/>
             <w:webHidden/>
           </w:rPr>
-          <w:instrText xml:space="preserve"> PAGEREF _Toc240719331 \h </w:instrText>
+          <w:instrText xml:space="preserve"> PAGEREF _Toc240751925 \h </w:instrText>
         </w:r>
         <w:r>
           <w:rPr>
@@ -15826,7 +15826,7 @@
         <w:pageBreakBefore/>
         <w:spacing w:before="280" w:after="120"/>
       </w:pPr>
-      <w:bookmarkStart w:id="7" w:name="_Toc240719146"/>
+      <w:bookmarkStart w:id="7" w:name="_Toc240751740"/>
       <w:r>
         <w:rPr>
           <w:rFonts w:ascii="Times New Roman" w:eastAsia="Times New Roman" w:hAnsi="Times New Roman" w:cs="Times New Roman"/>
@@ -15841,7 +15841,7 @@
         <w:pStyle w:val="Heading2"/>
         <w:spacing w:before="240" w:after="120"/>
       </w:pPr>
-      <w:bookmarkStart w:id="8" w:name="_Toc240719147"/>
+      <w:bookmarkStart w:id="8" w:name="_Toc240751741"/>
       <w:r>
         <w:rPr>
           <w:rFonts w:ascii="Times New Roman" w:eastAsia="Times New Roman" w:hAnsi="Times New Roman" w:cs="Times New Roman"/>
@@ -15909,7 +15909,7 @@
         <w:pStyle w:val="Heading2"/>
         <w:spacing w:before="240" w:after="120"/>
       </w:pPr>
-      <w:bookmarkStart w:id="9" w:name="_Toc240719148"/>
+      <w:bookmarkStart w:id="9" w:name="_Toc240751742"/>
       <w:r>
         <w:rPr>
           <w:rFonts w:ascii="Times New Roman" w:eastAsia="Times New Roman" w:hAnsi="Times New Roman" w:cs="Times New Roman"/>
@@ -16072,7 +16072,7 @@
         <w:pStyle w:val="Heading2"/>
         <w:spacing w:before="240" w:after="120"/>
       </w:pPr>
-      <w:bookmarkStart w:id="10" w:name="_Toc240719149"/>
+      <w:bookmarkStart w:id="10" w:name="_Toc240751743"/>
       <w:r>
         <w:rPr>
           <w:rFonts w:ascii="Times New Roman" w:eastAsia="Times New Roman" w:hAnsi="Times New Roman" w:cs="Times New Roman"/>
@@ -16177,7 +16177,7 @@
         <w:pStyle w:val="Heading2"/>
         <w:spacing w:before="240" w:after="120"/>
       </w:pPr>
-      <w:bookmarkStart w:id="11" w:name="_Toc240719150"/>
+      <w:bookmarkStart w:id="11" w:name="_Toc240751744"/>
       <w:r>
         <w:rPr>
           <w:rFonts w:ascii="Times New Roman" w:eastAsia="Times New Roman" w:hAnsi="Times New Roman" w:cs="Times New Roman"/>
@@ -16230,7 +16230,7 @@
         <w:pStyle w:val="Heading2"/>
         <w:spacing w:before="240" w:after="120"/>
       </w:pPr>
-      <w:bookmarkStart w:id="12" w:name="_Toc240719151"/>
+      <w:bookmarkStart w:id="12" w:name="_Toc240751745"/>
       <w:r>
         <w:rPr>
           <w:rFonts w:ascii="Times New Roman" w:eastAsia="Times New Roman" w:hAnsi="Times New Roman" w:cs="Times New Roman"/>
@@ -16305,7 +16305,7 @@
         <w:pStyle w:val="Heading2"/>
         <w:spacing w:before="240" w:after="120"/>
       </w:pPr>
-      <w:bookmarkStart w:id="13" w:name="_Toc240719152"/>
+      <w:bookmarkStart w:id="13" w:name="_Toc240751746"/>
       <w:r>
         <w:rPr>
           <w:rFonts w:ascii="Times New Roman" w:eastAsia="Times New Roman" w:hAnsi="Times New Roman" w:cs="Times New Roman"/>
@@ -16528,7 +16528,7 @@
         <w:pStyle w:val="Heading2"/>
         <w:spacing w:before="240" w:after="120"/>
       </w:pPr>
-      <w:bookmarkStart w:id="14" w:name="_Toc240719153"/>
+      <w:bookmarkStart w:id="14" w:name="_Toc240751747"/>
       <w:r>
         <w:rPr>
           <w:rFonts w:ascii="Times New Roman" w:eastAsia="Times New Roman" w:hAnsi="Times New Roman" w:cs="Times New Roman"/>
@@ -16555,7 +16555,7 @@
         <w:keepLines/>
         <w:spacing w:before="160" w:after="80"/>
       </w:pPr>
-      <w:bookmarkStart w:id="15" w:name="_Toc240719301"/>
+      <w:bookmarkStart w:id="15" w:name="_Toc240751895"/>
       <w:r>
         <w:rPr>
           <w:rFonts w:eastAsia="Times New Roman" w:cs="Times New Roman"/>
@@ -16853,7 +16853,7 @@
         <w:pageBreakBefore/>
         <w:spacing w:before="280" w:after="120"/>
       </w:pPr>
-      <w:bookmarkStart w:id="16" w:name="_Toc240719154"/>
+      <w:bookmarkStart w:id="16" w:name="_Toc240751748"/>
       <w:r>
         <w:rPr>
           <w:rFonts w:ascii="Times New Roman" w:eastAsia="Times New Roman" w:hAnsi="Times New Roman" w:cs="Times New Roman"/>
@@ -16868,7 +16868,7 @@
         <w:pStyle w:val="Heading2"/>
         <w:spacing w:before="240" w:after="120"/>
       </w:pPr>
-      <w:bookmarkStart w:id="17" w:name="_Toc240719155"/>
+      <w:bookmarkStart w:id="17" w:name="_Toc240751749"/>
       <w:r>
         <w:rPr>
           <w:rFonts w:ascii="Times New Roman" w:eastAsia="Times New Roman" w:hAnsi="Times New Roman" w:cs="Times New Roman"/>
@@ -16893,7 +16893,7 @@
         <w:pStyle w:val="Heading2"/>
         <w:spacing w:before="240" w:after="120"/>
       </w:pPr>
-      <w:bookmarkStart w:id="18" w:name="_Toc240719156"/>
+      <w:bookmarkStart w:id="18" w:name="_Toc240751750"/>
       <w:r>
         <w:rPr>
           <w:rFonts w:ascii="Times New Roman" w:eastAsia="Times New Roman" w:hAnsi="Times New Roman" w:cs="Times New Roman"/>
@@ -16907,7 +16907,7 @@
         <w:pStyle w:val="Heading3"/>
         <w:spacing w:before="240" w:after="120"/>
       </w:pPr>
-      <w:bookmarkStart w:id="19" w:name="_Toc240719157"/>
+      <w:bookmarkStart w:id="19" w:name="_Toc240751751"/>
       <w:r>
         <w:rPr>
           <w:rFonts w:ascii="Times New Roman" w:eastAsia="Times New Roman" w:hAnsi="Times New Roman" w:cs="Times New Roman"/>
@@ -16946,7 +16946,7 @@
         <w:pStyle w:val="Heading3"/>
         <w:spacing w:before="240" w:after="120"/>
       </w:pPr>
-      <w:bookmarkStart w:id="20" w:name="_Toc240719158"/>
+      <w:bookmarkStart w:id="20" w:name="_Toc240751752"/>
       <w:r>
         <w:rPr>
           <w:rFonts w:ascii="Times New Roman" w:eastAsia="Times New Roman" w:hAnsi="Times New Roman" w:cs="Times New Roman"/>
@@ -16972,7 +16972,7 @@
         <w:pStyle w:val="Heading3"/>
         <w:spacing w:before="240" w:after="120"/>
       </w:pPr>
-      <w:bookmarkStart w:id="21" w:name="_Toc240719159"/>
+      <w:bookmarkStart w:id="21" w:name="_Toc240751753"/>
       <w:r>
         <w:rPr>
           <w:rFonts w:ascii="Times New Roman" w:eastAsia="Times New Roman" w:hAnsi="Times New Roman" w:cs="Times New Roman"/>
@@ -16998,7 +16998,7 @@
         <w:pStyle w:val="Heading3"/>
         <w:spacing w:before="240" w:after="120"/>
       </w:pPr>
-      <w:bookmarkStart w:id="22" w:name="_Toc240719160"/>
+      <w:bookmarkStart w:id="22" w:name="_Toc240751754"/>
       <w:r>
         <w:rPr>
           <w:rFonts w:ascii="Times New Roman" w:eastAsia="Times New Roman" w:hAnsi="Times New Roman" w:cs="Times New Roman"/>
@@ -17024,7 +17024,7 @@
         <w:pStyle w:val="Heading3"/>
         <w:spacing w:before="240" w:after="120"/>
       </w:pPr>
-      <w:bookmarkStart w:id="23" w:name="_Toc240719161"/>
+      <w:bookmarkStart w:id="23" w:name="_Toc240751755"/>
       <w:r>
         <w:rPr>
           <w:rFonts w:ascii="Times New Roman" w:eastAsia="Times New Roman" w:hAnsi="Times New Roman" w:cs="Times New Roman"/>
@@ -17050,7 +17050,7 @@
         <w:pStyle w:val="Heading3"/>
         <w:spacing w:before="240" w:after="120"/>
       </w:pPr>
-      <w:bookmarkStart w:id="24" w:name="_Toc240719162"/>
+      <w:bookmarkStart w:id="24" w:name="_Toc240751756"/>
       <w:r>
         <w:rPr>
           <w:rFonts w:ascii="Times New Roman" w:eastAsia="Times New Roman" w:hAnsi="Times New Roman" w:cs="Times New Roman"/>
@@ -17077,7 +17077,7 @@
         <w:pStyle w:val="Heading3"/>
         <w:spacing w:before="240" w:after="120"/>
       </w:pPr>
-      <w:bookmarkStart w:id="25" w:name="_Toc240719163"/>
+      <w:bookmarkStart w:id="25" w:name="_Toc240751757"/>
       <w:r>
         <w:rPr>
           <w:rFonts w:ascii="Times New Roman" w:eastAsia="Times New Roman" w:hAnsi="Times New Roman" w:cs="Times New Roman"/>
@@ -17115,13 +17115,13 @@
         <w:rPr>
           <w:rFonts w:eastAsia="Times New Roman" w:cs="Times New Roman"/>
         </w:rPr>
-        <w:t xml:space="preserve"> The instrument, solver and analysis pipeline were built and verified, and the instrument was administered. Ten practitioners completed it, three of eighty level-responses were excluded for inconsistency, and the resulting weights now govern every score the system produces. Section 6.1 reports the elicitation in full, including what changed when the elicited weights replaced the equal weighting used during development. The recruited sample is drawn from state commercial banking alone, which Section 6.3 trea</w:t>
-      </w:r>
-      <w:r>
-        <w:rPr>
-          <w:rFonts w:eastAsia="Times New Roman" w:cs="Times New Roman"/>
-        </w:rPr>
-        <w:t>ts as a limitation on how far the weights generalise.</w:t>
+        <w:t xml:space="preserve"> The instrument, solver and analysis pipeline were built and verified, and the instrument was administered. Eleven practitioners completed it, three of eighty-eight level-responses were excluded for inconsistency, and the resulting weights now govern every score the system produces. Section 6.1 reports the elicitation in full, including what changed when the elicited weights replaced the equal weighting used during development. The recruited sample is drawn from state commercial banking alone, which Section</w:t>
+      </w:r>
+      <w:r>
+        <w:rPr>
+          <w:rFonts w:eastAsia="Times New Roman" w:cs="Times New Roman"/>
+        </w:rPr>
+        <w:t xml:space="preserve"> 6.3 treats as a limitation on how far the weights generalise.</w:t>
       </w:r>
     </w:p>
     <w:p>
@@ -17130,7 +17130,7 @@
         <w:pageBreakBefore/>
         <w:spacing w:before="280" w:after="120"/>
       </w:pPr>
-      <w:bookmarkStart w:id="26" w:name="_Toc240719164"/>
+      <w:bookmarkStart w:id="26" w:name="_Toc240751758"/>
       <w:r>
         <w:rPr>
           <w:rFonts w:ascii="Times New Roman" w:eastAsia="Times New Roman" w:hAnsi="Times New Roman" w:cs="Times New Roman"/>
@@ -17145,7 +17145,7 @@
         <w:pStyle w:val="Heading2"/>
         <w:spacing w:before="240" w:after="120"/>
       </w:pPr>
-      <w:bookmarkStart w:id="27" w:name="_Toc240719165"/>
+      <w:bookmarkStart w:id="27" w:name="_Toc240751759"/>
       <w:r>
         <w:rPr>
           <w:rFonts w:ascii="Times New Roman" w:eastAsia="Times New Roman" w:hAnsi="Times New Roman" w:cs="Times New Roman"/>
@@ -17317,7 +17317,7 @@
         <w:pStyle w:val="Heading2"/>
         <w:spacing w:before="240" w:after="120"/>
       </w:pPr>
-      <w:bookmarkStart w:id="28" w:name="_Toc240719166"/>
+      <w:bookmarkStart w:id="28" w:name="_Toc240751760"/>
       <w:r>
         <w:rPr>
           <w:rFonts w:ascii="Times New Roman" w:eastAsia="Times New Roman" w:hAnsi="Times New Roman" w:cs="Times New Roman"/>
@@ -17404,7 +17404,7 @@
         <w:pStyle w:val="Heading2"/>
         <w:spacing w:before="240" w:after="120"/>
       </w:pPr>
-      <w:bookmarkStart w:id="29" w:name="_Toc240719167"/>
+      <w:bookmarkStart w:id="29" w:name="_Toc240751761"/>
       <w:r>
         <w:rPr>
           <w:rFonts w:ascii="Times New Roman" w:eastAsia="Times New Roman" w:hAnsi="Times New Roman" w:cs="Times New Roman"/>
@@ -17558,7 +17558,7 @@
         <w:pStyle w:val="Heading2"/>
         <w:spacing w:before="240" w:after="120"/>
       </w:pPr>
-      <w:bookmarkStart w:id="30" w:name="_Toc240719168"/>
+      <w:bookmarkStart w:id="30" w:name="_Toc240751762"/>
       <w:r>
         <w:rPr>
           <w:rFonts w:ascii="Times New Roman" w:eastAsia="Times New Roman" w:hAnsi="Times New Roman" w:cs="Times New Roman"/>
@@ -17676,7 +17676,7 @@
         <w:pStyle w:val="Heading2"/>
         <w:spacing w:before="240" w:after="120"/>
       </w:pPr>
-      <w:bookmarkStart w:id="31" w:name="_Toc240719169"/>
+      <w:bookmarkStart w:id="31" w:name="_Toc240751763"/>
       <w:r>
         <w:rPr>
           <w:rFonts w:ascii="Times New Roman" w:eastAsia="Times New Roman" w:hAnsi="Times New Roman" w:cs="Times New Roman"/>
@@ -17690,7 +17690,7 @@
         <w:pStyle w:val="Heading3"/>
         <w:spacing w:before="240" w:after="120"/>
       </w:pPr>
-      <w:bookmarkStart w:id="32" w:name="_Toc240719170"/>
+      <w:bookmarkStart w:id="32" w:name="_Toc240751764"/>
       <w:r>
         <w:rPr>
           <w:rFonts w:ascii="Times New Roman" w:eastAsia="Times New Roman" w:hAnsi="Times New Roman" w:cs="Times New Roman"/>
@@ -17764,7 +17764,7 @@
         <w:pStyle w:val="Heading3"/>
         <w:spacing w:before="240" w:after="120"/>
       </w:pPr>
-      <w:bookmarkStart w:id="33" w:name="_Toc240719171"/>
+      <w:bookmarkStart w:id="33" w:name="_Toc240751765"/>
       <w:r>
         <w:rPr>
           <w:rFonts w:ascii="Times New Roman" w:eastAsia="Times New Roman" w:hAnsi="Times New Roman" w:cs="Times New Roman"/>
@@ -17802,7 +17802,7 @@
         <w:pStyle w:val="Heading3"/>
         <w:spacing w:before="240" w:after="120"/>
       </w:pPr>
-      <w:bookmarkStart w:id="34" w:name="_Toc240719172"/>
+      <w:bookmarkStart w:id="34" w:name="_Toc240751766"/>
       <w:r>
         <w:rPr>
           <w:rFonts w:ascii="Times New Roman" w:eastAsia="Times New Roman" w:hAnsi="Times New Roman" w:cs="Times New Roman"/>
@@ -17927,7 +17927,7 @@
         <w:pStyle w:val="Heading2"/>
         <w:spacing w:before="240" w:after="120"/>
       </w:pPr>
-      <w:bookmarkStart w:id="35" w:name="_Toc240719173"/>
+      <w:bookmarkStart w:id="35" w:name="_Toc240751767"/>
       <w:r>
         <w:rPr>
           <w:rFonts w:ascii="Times New Roman" w:eastAsia="Times New Roman" w:hAnsi="Times New Roman" w:cs="Times New Roman"/>
@@ -17941,7 +17941,7 @@
         <w:pStyle w:val="Heading3"/>
         <w:spacing w:before="240" w:after="120"/>
       </w:pPr>
-      <w:bookmarkStart w:id="36" w:name="_Toc240719174"/>
+      <w:bookmarkStart w:id="36" w:name="_Toc240751768"/>
       <w:r>
         <w:rPr>
           <w:rFonts w:ascii="Times New Roman" w:eastAsia="Times New Roman" w:hAnsi="Times New Roman" w:cs="Times New Roman"/>
@@ -18001,7 +18001,7 @@
         <w:pStyle w:val="Heading3"/>
         <w:spacing w:before="240" w:after="120"/>
       </w:pPr>
-      <w:bookmarkStart w:id="37" w:name="_Toc240719175"/>
+      <w:bookmarkStart w:id="37" w:name="_Toc240751769"/>
       <w:r>
         <w:rPr>
           <w:rFonts w:ascii="Times New Roman" w:eastAsia="Times New Roman" w:hAnsi="Times New Roman" w:cs="Times New Roman"/>
@@ -18069,7 +18069,7 @@
         <w:pStyle w:val="Heading2"/>
         <w:spacing w:before="240" w:after="120"/>
       </w:pPr>
-      <w:bookmarkStart w:id="38" w:name="_Toc240719176"/>
+      <w:bookmarkStart w:id="38" w:name="_Toc240751770"/>
       <w:r>
         <w:rPr>
           <w:rFonts w:ascii="Times New Roman" w:eastAsia="Times New Roman" w:hAnsi="Times New Roman" w:cs="Times New Roman"/>
@@ -18083,7 +18083,7 @@
         <w:pStyle w:val="Heading3"/>
         <w:spacing w:before="240" w:after="120"/>
       </w:pPr>
-      <w:bookmarkStart w:id="39" w:name="_Toc240719177"/>
+      <w:bookmarkStart w:id="39" w:name="_Toc240751771"/>
       <w:r>
         <w:rPr>
           <w:rFonts w:ascii="Times New Roman" w:eastAsia="Times New Roman" w:hAnsi="Times New Roman" w:cs="Times New Roman"/>
@@ -18132,7 +18132,7 @@
         <w:pStyle w:val="Heading3"/>
         <w:spacing w:before="240" w:after="120"/>
       </w:pPr>
-      <w:bookmarkStart w:id="40" w:name="_Toc240719178"/>
+      <w:bookmarkStart w:id="40" w:name="_Toc240751772"/>
       <w:r>
         <w:rPr>
           <w:rFonts w:ascii="Times New Roman" w:eastAsia="Times New Roman" w:hAnsi="Times New Roman" w:cs="Times New Roman"/>
@@ -18188,7 +18188,7 @@
         <w:keepLines/>
         <w:spacing w:before="160" w:after="80"/>
       </w:pPr>
-      <w:bookmarkStart w:id="41" w:name="_Toc240719302"/>
+      <w:bookmarkStart w:id="41" w:name="_Toc240751896"/>
       <w:r>
         <w:rPr>
           <w:rFonts w:eastAsia="Times New Roman" w:cs="Times New Roman"/>
@@ -18515,7 +18515,7 @@
         <w:pStyle w:val="Heading3"/>
         <w:spacing w:before="240" w:after="120"/>
       </w:pPr>
-      <w:bookmarkStart w:id="42" w:name="_Toc240719179"/>
+      <w:bookmarkStart w:id="42" w:name="_Toc240751773"/>
       <w:r>
         <w:rPr>
           <w:rFonts w:ascii="Times New Roman" w:eastAsia="Times New Roman" w:hAnsi="Times New Roman" w:cs="Times New Roman"/>
@@ -18690,7 +18690,7 @@
         <w:pStyle w:val="Heading2"/>
         <w:spacing w:before="240" w:after="120"/>
       </w:pPr>
-      <w:bookmarkStart w:id="43" w:name="_Toc240719180"/>
+      <w:bookmarkStart w:id="43" w:name="_Toc240751774"/>
       <w:r>
         <w:rPr>
           <w:rFonts w:ascii="Times New Roman" w:eastAsia="Times New Roman" w:hAnsi="Times New Roman" w:cs="Times New Roman"/>
@@ -18881,7 +18881,7 @@
         <w:pageBreakBefore/>
         <w:spacing w:before="280" w:after="120"/>
       </w:pPr>
-      <w:bookmarkStart w:id="44" w:name="_Toc240719181"/>
+      <w:bookmarkStart w:id="44" w:name="_Toc240751775"/>
       <w:r>
         <w:rPr>
           <w:rFonts w:ascii="Times New Roman" w:eastAsia="Times New Roman" w:hAnsi="Times New Roman" w:cs="Times New Roman"/>
@@ -18896,7 +18896,7 @@
         <w:pStyle w:val="Heading2"/>
         <w:spacing w:before="240" w:after="120"/>
       </w:pPr>
-      <w:bookmarkStart w:id="45" w:name="_Toc240719182"/>
+      <w:bookmarkStart w:id="45" w:name="_Toc240751776"/>
       <w:r>
         <w:rPr>
           <w:rFonts w:ascii="Times New Roman" w:eastAsia="Times New Roman" w:hAnsi="Times New Roman" w:cs="Times New Roman"/>
@@ -18934,7 +18934,7 @@
         <w:keepLines/>
         <w:spacing w:before="160" w:after="80"/>
       </w:pPr>
-      <w:bookmarkStart w:id="46" w:name="_Toc240719303"/>
+      <w:bookmarkStart w:id="46" w:name="_Toc240751897"/>
       <w:r>
         <w:rPr>
           <w:rFonts w:eastAsia="Times New Roman" w:cs="Times New Roman"/>
@@ -19173,7 +19173,7 @@
                 <w:rFonts w:eastAsia="Times New Roman" w:cs="Times New Roman"/>
                 <w:sz w:val="20"/>
               </w:rPr>
-              <w:t>Best-Worst Method with ten practitioners</w:t>
+              <w:t>Best-Worst Method with eleven practitioners</w:t>
             </w:r>
           </w:p>
         </w:tc>
@@ -19448,7 +19448,7 @@
         <w:pStyle w:val="Heading2"/>
         <w:spacing w:before="240" w:after="120"/>
       </w:pPr>
-      <w:bookmarkStart w:id="47" w:name="_Toc240719183"/>
+      <w:bookmarkStart w:id="47" w:name="_Toc240751777"/>
       <w:r>
         <w:rPr>
           <w:rFonts w:ascii="Times New Roman" w:eastAsia="Times New Roman" w:hAnsi="Times New Roman" w:cs="Times New Roman"/>
@@ -19525,7 +19525,7 @@
         <w:pStyle w:val="Heading2"/>
         <w:spacing w:before="240" w:after="120"/>
       </w:pPr>
-      <w:bookmarkStart w:id="48" w:name="_Toc240719184"/>
+      <w:bookmarkStart w:id="48" w:name="_Toc240751778"/>
       <w:r>
         <w:rPr>
           <w:rFonts w:ascii="Times New Roman" w:eastAsia="Times New Roman" w:hAnsi="Times New Roman" w:cs="Times New Roman"/>
@@ -19610,7 +19610,7 @@
         <w:pStyle w:val="Heading2"/>
         <w:spacing w:before="240" w:after="120"/>
       </w:pPr>
-      <w:bookmarkStart w:id="49" w:name="_Toc240719185"/>
+      <w:bookmarkStart w:id="49" w:name="_Toc240751779"/>
       <w:r>
         <w:rPr>
           <w:rFonts w:ascii="Times New Roman" w:eastAsia="Times New Roman" w:hAnsi="Times New Roman" w:cs="Times New Roman"/>
@@ -19717,7 +19717,7 @@
         <w:pStyle w:val="Heading2"/>
         <w:spacing w:before="240" w:after="120"/>
       </w:pPr>
-      <w:bookmarkStart w:id="50" w:name="_Toc240719186"/>
+      <w:bookmarkStart w:id="50" w:name="_Toc240751780"/>
       <w:r>
         <w:rPr>
           <w:rFonts w:ascii="Times New Roman" w:eastAsia="Times New Roman" w:hAnsi="Times New Roman" w:cs="Times New Roman"/>
@@ -19731,7 +19731,7 @@
         <w:pStyle w:val="Heading3"/>
         <w:spacing w:before="240" w:after="120"/>
       </w:pPr>
-      <w:bookmarkStart w:id="51" w:name="_Toc240719187"/>
+      <w:bookmarkStart w:id="51" w:name="_Toc240751781"/>
       <w:r>
         <w:rPr>
           <w:rFonts w:ascii="Times New Roman" w:eastAsia="Times New Roman" w:hAnsi="Times New Roman" w:cs="Times New Roman"/>
@@ -19779,7 +19779,7 @@
         <w:pStyle w:val="Heading3"/>
         <w:spacing w:before="240" w:after="120"/>
       </w:pPr>
-      <w:bookmarkStart w:id="52" w:name="_Toc240719188"/>
+      <w:bookmarkStart w:id="52" w:name="_Toc240751782"/>
       <w:r>
         <w:rPr>
           <w:rFonts w:ascii="Times New Roman" w:eastAsia="Times New Roman" w:hAnsi="Times New Roman" w:cs="Times New Roman"/>
@@ -19834,7 +19834,7 @@
         </w:rPr>
         <w:lastRenderedPageBreak/>
         <w:drawing>
-          <wp:inline distT="0" distB="0" distL="0" distR="0" wp14:anchorId="0980CC85" wp14:editId="2D32B567">
+          <wp:inline distT="0" distB="0" distL="0" distR="0" wp14:anchorId="1006C350" wp14:editId="6E7F7FD1">
             <wp:extent cx="5394960" cy="4610239"/>
             <wp:effectExtent l="0" t="0" r="0" b="0"/>
             <wp:docPr id="1" name="Picture 1"/>
@@ -19876,7 +19876,7 @@
         <w:keepLines/>
         <w:spacing w:before="80" w:after="200"/>
       </w:pPr>
-      <w:bookmarkStart w:id="53" w:name="_Toc240719292"/>
+      <w:bookmarkStart w:id="53" w:name="_Toc240751886"/>
       <w:r>
         <w:rPr>
           <w:rFonts w:eastAsia="Times New Roman" w:cs="Times New Roman"/>
@@ -19901,7 +19901,7 @@
         <w:pStyle w:val="Heading3"/>
         <w:spacing w:before="240" w:after="120"/>
       </w:pPr>
-      <w:bookmarkStart w:id="54" w:name="_Toc240719189"/>
+      <w:bookmarkStart w:id="54" w:name="_Toc240751783"/>
       <w:r>
         <w:rPr>
           <w:rFonts w:ascii="Times New Roman" w:eastAsia="Times New Roman" w:hAnsi="Times New Roman" w:cs="Times New Roman"/>
@@ -19991,7 +19991,7 @@
         <w:pStyle w:val="Heading3"/>
         <w:spacing w:before="240" w:after="120"/>
       </w:pPr>
-      <w:bookmarkStart w:id="55" w:name="_Toc240719190"/>
+      <w:bookmarkStart w:id="55" w:name="_Toc240751784"/>
       <w:r>
         <w:rPr>
           <w:rFonts w:ascii="Times New Roman" w:eastAsia="Times New Roman" w:hAnsi="Times New Roman" w:cs="Times New Roman"/>
@@ -20017,7 +20017,7 @@
         <w:pStyle w:val="Heading2"/>
         <w:spacing w:before="240" w:after="120"/>
       </w:pPr>
-      <w:bookmarkStart w:id="56" w:name="_Toc240719191"/>
+      <w:bookmarkStart w:id="56" w:name="_Toc240751785"/>
       <w:r>
         <w:rPr>
           <w:rFonts w:ascii="Times New Roman" w:eastAsia="Times New Roman" w:hAnsi="Times New Roman" w:cs="Times New Roman"/>
@@ -20031,7 +20031,7 @@
         <w:pStyle w:val="Heading3"/>
         <w:spacing w:before="240" w:after="120"/>
       </w:pPr>
-      <w:bookmarkStart w:id="57" w:name="_Toc240719192"/>
+      <w:bookmarkStart w:id="57" w:name="_Toc240751786"/>
       <w:r>
         <w:rPr>
           <w:rFonts w:ascii="Times New Roman" w:eastAsia="Times New Roman" w:hAnsi="Times New Roman" w:cs="Times New Roman"/>
@@ -20081,7 +20081,7 @@
         <w:pStyle w:val="Heading3"/>
         <w:spacing w:before="240" w:after="120"/>
       </w:pPr>
-      <w:bookmarkStart w:id="58" w:name="_Toc240719193"/>
+      <w:bookmarkStart w:id="58" w:name="_Toc240751787"/>
       <w:r>
         <w:rPr>
           <w:rFonts w:ascii="Times New Roman" w:eastAsia="Times New Roman" w:hAnsi="Times New Roman" w:cs="Times New Roman"/>
@@ -20197,7 +20197,7 @@
         <w:pStyle w:val="Heading3"/>
         <w:spacing w:before="240" w:after="120"/>
       </w:pPr>
-      <w:bookmarkStart w:id="59" w:name="_Toc240719194"/>
+      <w:bookmarkStart w:id="59" w:name="_Toc240751788"/>
       <w:r>
         <w:rPr>
           <w:rFonts w:ascii="Times New Roman" w:eastAsia="Times New Roman" w:hAnsi="Times New Roman" w:cs="Times New Roman"/>
@@ -20223,7 +20223,7 @@
         <w:pStyle w:val="Heading2"/>
         <w:spacing w:before="240" w:after="120"/>
       </w:pPr>
-      <w:bookmarkStart w:id="60" w:name="_Toc240719195"/>
+      <w:bookmarkStart w:id="60" w:name="_Toc240751789"/>
       <w:r>
         <w:rPr>
           <w:rFonts w:ascii="Times New Roman" w:eastAsia="Times New Roman" w:hAnsi="Times New Roman" w:cs="Times New Roman"/>
@@ -20316,7 +20316,7 @@
         <w:pStyle w:val="Heading2"/>
         <w:spacing w:before="240" w:after="120"/>
       </w:pPr>
-      <w:bookmarkStart w:id="61" w:name="_Toc240719196"/>
+      <w:bookmarkStart w:id="61" w:name="_Toc240751790"/>
       <w:r>
         <w:rPr>
           <w:rFonts w:ascii="Times New Roman" w:eastAsia="Times New Roman" w:hAnsi="Times New Roman" w:cs="Times New Roman"/>
@@ -20394,7 +20394,7 @@
         <w:pStyle w:val="Heading2"/>
         <w:spacing w:before="240" w:after="120"/>
       </w:pPr>
-      <w:bookmarkStart w:id="62" w:name="_Toc240719197"/>
+      <w:bookmarkStart w:id="62" w:name="_Toc240751791"/>
       <w:r>
         <w:rPr>
           <w:rFonts w:ascii="Times New Roman" w:eastAsia="Times New Roman" w:hAnsi="Times New Roman" w:cs="Times New Roman"/>
@@ -20437,7 +20437,7 @@
         <w:pStyle w:val="Heading2"/>
         <w:spacing w:before="240" w:after="120"/>
       </w:pPr>
-      <w:bookmarkStart w:id="63" w:name="_Toc240719198"/>
+      <w:bookmarkStart w:id="63" w:name="_Toc240751792"/>
       <w:r>
         <w:rPr>
           <w:rFonts w:ascii="Times New Roman" w:eastAsia="Times New Roman" w:hAnsi="Times New Roman" w:cs="Times New Roman"/>
@@ -20451,7 +20451,7 @@
         <w:pStyle w:val="Heading3"/>
         <w:spacing w:before="240" w:after="120"/>
       </w:pPr>
-      <w:bookmarkStart w:id="64" w:name="_Toc240719199"/>
+      <w:bookmarkStart w:id="64" w:name="_Toc240751793"/>
       <w:r>
         <w:rPr>
           <w:rFonts w:ascii="Times New Roman" w:eastAsia="Times New Roman" w:hAnsi="Times New Roman" w:cs="Times New Roman"/>
@@ -20533,7 +20533,7 @@
         <w:pStyle w:val="Heading3"/>
         <w:spacing w:before="240" w:after="120"/>
       </w:pPr>
-      <w:bookmarkStart w:id="65" w:name="_Toc240719200"/>
+      <w:bookmarkStart w:id="65" w:name="_Toc240751794"/>
       <w:r>
         <w:rPr>
           <w:rFonts w:ascii="Times New Roman" w:eastAsia="Times New Roman" w:hAnsi="Times New Roman" w:cs="Times New Roman"/>
@@ -20635,7 +20635,7 @@
         <w:pStyle w:val="Heading2"/>
         <w:spacing w:before="240" w:after="120"/>
       </w:pPr>
-      <w:bookmarkStart w:id="66" w:name="_Toc240719201"/>
+      <w:bookmarkStart w:id="66" w:name="_Toc240751795"/>
       <w:r>
         <w:rPr>
           <w:rFonts w:ascii="Times New Roman" w:eastAsia="Times New Roman" w:hAnsi="Times New Roman" w:cs="Times New Roman"/>
@@ -20649,7 +20649,7 @@
         <w:pStyle w:val="Heading3"/>
         <w:spacing w:before="240" w:after="120"/>
       </w:pPr>
-      <w:bookmarkStart w:id="67" w:name="_Toc240719202"/>
+      <w:bookmarkStart w:id="67" w:name="_Toc240751796"/>
       <w:r>
         <w:rPr>
           <w:rFonts w:ascii="Times New Roman" w:eastAsia="Times New Roman" w:hAnsi="Times New Roman" w:cs="Times New Roman"/>
@@ -20686,7 +20686,7 @@
         <w:pStyle w:val="Heading3"/>
         <w:spacing w:before="240" w:after="120"/>
       </w:pPr>
-      <w:bookmarkStart w:id="68" w:name="_Toc240719203"/>
+      <w:bookmarkStart w:id="68" w:name="_Toc240751797"/>
       <w:r>
         <w:rPr>
           <w:rFonts w:ascii="Times New Roman" w:eastAsia="Times New Roman" w:hAnsi="Times New Roman" w:cs="Times New Roman"/>
@@ -20714,7 +20714,7 @@
         <w:keepLines/>
         <w:spacing w:before="160" w:after="80"/>
       </w:pPr>
-      <w:bookmarkStart w:id="69" w:name="_Toc240719304"/>
+      <w:bookmarkStart w:id="69" w:name="_Toc240751898"/>
       <w:r>
         <w:rPr>
           <w:rFonts w:eastAsia="Times New Roman" w:cs="Times New Roman"/>
@@ -21170,7 +21170,7 @@
         <w:pStyle w:val="Heading3"/>
         <w:spacing w:before="240" w:after="120"/>
       </w:pPr>
-      <w:bookmarkStart w:id="70" w:name="_Toc240719204"/>
+      <w:bookmarkStart w:id="70" w:name="_Toc240751798"/>
       <w:r>
         <w:rPr>
           <w:rFonts w:ascii="Times New Roman" w:eastAsia="Times New Roman" w:hAnsi="Times New Roman" w:cs="Times New Roman"/>
@@ -21207,7 +21207,7 @@
         <w:pStyle w:val="Heading3"/>
         <w:spacing w:before="240" w:after="120"/>
       </w:pPr>
-      <w:bookmarkStart w:id="71" w:name="_Toc240719205"/>
+      <w:bookmarkStart w:id="71" w:name="_Toc240751799"/>
       <w:r>
         <w:rPr>
           <w:rFonts w:ascii="Times New Roman" w:eastAsia="Times New Roman" w:hAnsi="Times New Roman" w:cs="Times New Roman"/>
@@ -21244,7 +21244,7 @@
         <w:pStyle w:val="Heading2"/>
         <w:spacing w:before="240" w:after="120"/>
       </w:pPr>
-      <w:bookmarkStart w:id="72" w:name="_Toc240719206"/>
+      <w:bookmarkStart w:id="72" w:name="_Toc240751800"/>
       <w:r>
         <w:rPr>
           <w:rFonts w:ascii="Times New Roman" w:eastAsia="Times New Roman" w:hAnsi="Times New Roman" w:cs="Times New Roman"/>
@@ -21271,7 +21271,7 @@
         <w:keepLines/>
         <w:spacing w:before="160" w:after="80"/>
       </w:pPr>
-      <w:bookmarkStart w:id="73" w:name="_Toc240719305"/>
+      <w:bookmarkStart w:id="73" w:name="_Toc240751899"/>
       <w:r>
         <w:rPr>
           <w:rFonts w:eastAsia="Times New Roman" w:cs="Times New Roman"/>
@@ -21628,7 +21628,7 @@
         <w:pStyle w:val="Heading3"/>
         <w:spacing w:before="240" w:after="120"/>
       </w:pPr>
-      <w:bookmarkStart w:id="74" w:name="_Toc240719207"/>
+      <w:bookmarkStart w:id="74" w:name="_Toc240751801"/>
       <w:r>
         <w:rPr>
           <w:rFonts w:ascii="Times New Roman" w:eastAsia="Times New Roman" w:hAnsi="Times New Roman" w:cs="Times New Roman"/>
@@ -21665,7 +21665,7 @@
         <w:pStyle w:val="Heading3"/>
         <w:spacing w:before="240" w:after="120"/>
       </w:pPr>
-      <w:bookmarkStart w:id="75" w:name="_Toc240719208"/>
+      <w:bookmarkStart w:id="75" w:name="_Toc240751802"/>
       <w:r>
         <w:rPr>
           <w:rFonts w:ascii="Times New Roman" w:eastAsia="Times New Roman" w:hAnsi="Times New Roman" w:cs="Times New Roman"/>
@@ -21720,7 +21720,7 @@
         <w:pStyle w:val="Heading2"/>
         <w:spacing w:before="240" w:after="120"/>
       </w:pPr>
-      <w:bookmarkStart w:id="76" w:name="_Toc240719209"/>
+      <w:bookmarkStart w:id="76" w:name="_Toc240751803"/>
       <w:r>
         <w:rPr>
           <w:rFonts w:ascii="Times New Roman" w:eastAsia="Times New Roman" w:hAnsi="Times New Roman" w:cs="Times New Roman"/>
@@ -21782,7 +21782,7 @@
         <w:keepLines/>
         <w:spacing w:before="160" w:after="80"/>
       </w:pPr>
-      <w:bookmarkStart w:id="77" w:name="_Toc240719306"/>
+      <w:bookmarkStart w:id="77" w:name="_Toc240751900"/>
       <w:r>
         <w:rPr>
           <w:rFonts w:eastAsia="Times New Roman" w:cs="Times New Roman"/>
@@ -22054,7 +22054,7 @@
         </w:rPr>
         <w:lastRenderedPageBreak/>
         <w:drawing>
-          <wp:inline distT="0" distB="0" distL="0" distR="0" wp14:anchorId="0D65F4E8" wp14:editId="1B711C82">
+          <wp:inline distT="0" distB="0" distL="0" distR="0" wp14:anchorId="2C577820" wp14:editId="32A83F90">
             <wp:extent cx="5394960" cy="2746525"/>
             <wp:effectExtent l="0" t="0" r="0" b="0"/>
             <wp:docPr id="2" name="Picture 2"/>
@@ -22096,7 +22096,7 @@
         <w:keepLines/>
         <w:spacing w:before="80" w:after="200"/>
       </w:pPr>
-      <w:bookmarkStart w:id="78" w:name="_Toc240719293"/>
+      <w:bookmarkStart w:id="78" w:name="_Toc240751887"/>
       <w:r>
         <w:rPr>
           <w:rFonts w:eastAsia="Times New Roman" w:cs="Times New Roman"/>
@@ -22128,7 +22128,7 @@
         <w:pStyle w:val="Heading3"/>
         <w:spacing w:before="240" w:after="120"/>
       </w:pPr>
-      <w:bookmarkStart w:id="79" w:name="_Toc240719210"/>
+      <w:bookmarkStart w:id="79" w:name="_Toc240751804"/>
       <w:r>
         <w:rPr>
           <w:rFonts w:ascii="Times New Roman" w:eastAsia="Times New Roman" w:hAnsi="Times New Roman" w:cs="Times New Roman"/>
@@ -22161,7 +22161,7 @@
         <w:pageBreakBefore/>
         <w:spacing w:before="280" w:after="120"/>
       </w:pPr>
-      <w:bookmarkStart w:id="80" w:name="_Toc240719211"/>
+      <w:bookmarkStart w:id="80" w:name="_Toc240751805"/>
       <w:r>
         <w:rPr>
           <w:rFonts w:ascii="Times New Roman" w:eastAsia="Times New Roman" w:hAnsi="Times New Roman" w:cs="Times New Roman"/>
@@ -22176,7 +22176,7 @@
         <w:pStyle w:val="Heading2"/>
         <w:spacing w:before="240" w:after="120"/>
       </w:pPr>
-      <w:bookmarkStart w:id="81" w:name="_Toc240719212"/>
+      <w:bookmarkStart w:id="81" w:name="_Toc240751806"/>
       <w:r>
         <w:rPr>
           <w:rFonts w:ascii="Times New Roman" w:eastAsia="Times New Roman" w:hAnsi="Times New Roman" w:cs="Times New Roman"/>
@@ -22203,7 +22203,7 @@
         <w:keepLines/>
         <w:spacing w:before="160" w:after="80"/>
       </w:pPr>
-      <w:bookmarkStart w:id="82" w:name="_Toc240719307"/>
+      <w:bookmarkStart w:id="82" w:name="_Toc240751901"/>
       <w:r>
         <w:rPr>
           <w:rFonts w:eastAsia="Times New Roman" w:cs="Times New Roman"/>
@@ -22918,7 +22918,7 @@
         <w:pStyle w:val="Heading2"/>
         <w:spacing w:before="240" w:after="120"/>
       </w:pPr>
-      <w:bookmarkStart w:id="83" w:name="_Toc240719213"/>
+      <w:bookmarkStart w:id="83" w:name="_Toc240751807"/>
       <w:r>
         <w:rPr>
           <w:rFonts w:ascii="Times New Roman" w:eastAsia="Times New Roman" w:hAnsi="Times New Roman" w:cs="Times New Roman"/>
@@ -22932,7 +22932,7 @@
         <w:pStyle w:val="Heading3"/>
         <w:spacing w:before="240" w:after="120"/>
       </w:pPr>
-      <w:bookmarkStart w:id="84" w:name="_Toc240719214"/>
+      <w:bookmarkStart w:id="84" w:name="_Toc240751808"/>
       <w:r>
         <w:rPr>
           <w:rFonts w:ascii="Times New Roman" w:eastAsia="Times New Roman" w:hAnsi="Times New Roman" w:cs="Times New Roman"/>
@@ -23000,7 +23000,7 @@
         <w:pStyle w:val="Heading3"/>
         <w:spacing w:before="240" w:after="120"/>
       </w:pPr>
-      <w:bookmarkStart w:id="85" w:name="_Toc240719215"/>
+      <w:bookmarkStart w:id="85" w:name="_Toc240751809"/>
       <w:r>
         <w:rPr>
           <w:rFonts w:ascii="Times New Roman" w:eastAsia="Times New Roman" w:hAnsi="Times New Roman" w:cs="Times New Roman"/>
@@ -23059,7 +23059,7 @@
         <w:pStyle w:val="Heading2"/>
         <w:spacing w:before="240" w:after="120"/>
       </w:pPr>
-      <w:bookmarkStart w:id="86" w:name="_Toc240719216"/>
+      <w:bookmarkStart w:id="86" w:name="_Toc240751810"/>
       <w:r>
         <w:rPr>
           <w:rFonts w:ascii="Times New Roman" w:eastAsia="Times New Roman" w:hAnsi="Times New Roman" w:cs="Times New Roman"/>
@@ -23073,7 +23073,7 @@
         <w:pStyle w:val="Heading3"/>
         <w:spacing w:before="240" w:after="120"/>
       </w:pPr>
-      <w:bookmarkStart w:id="87" w:name="_Toc240719217"/>
+      <w:bookmarkStart w:id="87" w:name="_Toc240751811"/>
       <w:r>
         <w:rPr>
           <w:rFonts w:ascii="Times New Roman" w:eastAsia="Times New Roman" w:hAnsi="Times New Roman" w:cs="Times New Roman"/>
@@ -23129,7 +23129,7 @@
         <w:pStyle w:val="Heading3"/>
         <w:spacing w:before="240" w:after="120"/>
       </w:pPr>
-      <w:bookmarkStart w:id="88" w:name="_Toc240719218"/>
+      <w:bookmarkStart w:id="88" w:name="_Toc240751812"/>
       <w:r>
         <w:rPr>
           <w:rFonts w:ascii="Times New Roman" w:eastAsia="Times New Roman" w:hAnsi="Times New Roman" w:cs="Times New Roman"/>
@@ -23179,7 +23179,7 @@
         <w:pStyle w:val="Heading2"/>
         <w:spacing w:before="240" w:after="120"/>
       </w:pPr>
-      <w:bookmarkStart w:id="89" w:name="_Toc240719219"/>
+      <w:bookmarkStart w:id="89" w:name="_Toc240751813"/>
       <w:r>
         <w:rPr>
           <w:rFonts w:ascii="Times New Roman" w:eastAsia="Times New Roman" w:hAnsi="Times New Roman" w:cs="Times New Roman"/>
@@ -23215,7 +23215,7 @@
         <w:pStyle w:val="Heading2"/>
         <w:spacing w:before="240" w:after="120"/>
       </w:pPr>
-      <w:bookmarkStart w:id="90" w:name="_Toc240719220"/>
+      <w:bookmarkStart w:id="90" w:name="_Toc240751814"/>
       <w:r>
         <w:rPr>
           <w:rFonts w:ascii="Times New Roman" w:eastAsia="Times New Roman" w:hAnsi="Times New Roman" w:cs="Times New Roman"/>
@@ -23251,7 +23251,7 @@
         <w:pStyle w:val="Heading2"/>
         <w:spacing w:before="240" w:after="120"/>
       </w:pPr>
-      <w:bookmarkStart w:id="91" w:name="_Toc240719221"/>
+      <w:bookmarkStart w:id="91" w:name="_Toc240751815"/>
       <w:r>
         <w:rPr>
           <w:rFonts w:ascii="Times New Roman" w:eastAsia="Times New Roman" w:hAnsi="Times New Roman" w:cs="Times New Roman"/>
@@ -23290,7 +23290,7 @@
         <w:keepLines/>
         <w:spacing w:before="160" w:after="80"/>
       </w:pPr>
-      <w:bookmarkStart w:id="92" w:name="_Toc240719308"/>
+      <w:bookmarkStart w:id="92" w:name="_Toc240751902"/>
       <w:r>
         <w:rPr>
           <w:rFonts w:eastAsia="Times New Roman" w:cs="Times New Roman"/>
@@ -23747,7 +23747,7 @@
         <w:pStyle w:val="Heading2"/>
         <w:spacing w:before="240" w:after="120"/>
       </w:pPr>
-      <w:bookmarkStart w:id="93" w:name="_Toc240719222"/>
+      <w:bookmarkStart w:id="93" w:name="_Toc240751816"/>
       <w:r>
         <w:rPr>
           <w:rFonts w:ascii="Times New Roman" w:eastAsia="Times New Roman" w:hAnsi="Times New Roman" w:cs="Times New Roman"/>
@@ -23764,7 +23764,7 @@
         <w:rPr>
           <w:rFonts w:eastAsia="Times New Roman" w:cs="Times New Roman"/>
         </w:rPr>
-        <w:t>The model now carries an elicited state, recording ten respondents, three level-responses excluded for inconsistency, and the date. Section 6.1 reports the elicitation; the weights themselves are in Section 6.1.4.</w:t>
+        <w:t>The model now carries an elicited state, recording eleven respondents, three level-responses excluded for inconsistency, and the date. Section 6.1 reports the elicitation; the weights themselves are in Section 6.1.4.</w:t>
       </w:r>
     </w:p>
     <w:p>
@@ -23801,7 +23801,7 @@
         <w:pStyle w:val="Heading2"/>
         <w:spacing w:before="240" w:after="120"/>
       </w:pPr>
-      <w:bookmarkStart w:id="94" w:name="_Toc240719223"/>
+      <w:bookmarkStart w:id="94" w:name="_Toc240751817"/>
       <w:r>
         <w:rPr>
           <w:rFonts w:ascii="Times New Roman" w:eastAsia="Times New Roman" w:hAnsi="Times New Roman" w:cs="Times New Roman"/>
@@ -23874,7 +23874,7 @@
         <w:keepLines/>
         <w:spacing w:before="160" w:after="80"/>
       </w:pPr>
-      <w:bookmarkStart w:id="95" w:name="_Toc240719309"/>
+      <w:bookmarkStart w:id="95" w:name="_Toc240751903"/>
       <w:r>
         <w:rPr>
           <w:rFonts w:eastAsia="Times New Roman" w:cs="Times New Roman"/>
@@ -24177,7 +24177,7 @@
         <w:pStyle w:val="Heading2"/>
         <w:spacing w:before="240" w:after="120"/>
       </w:pPr>
-      <w:bookmarkStart w:id="96" w:name="_Toc240719224"/>
+      <w:bookmarkStart w:id="96" w:name="_Toc240751818"/>
       <w:r>
         <w:rPr>
           <w:rFonts w:ascii="Times New Roman" w:eastAsia="Times New Roman" w:hAnsi="Times New Roman" w:cs="Times New Roman"/>
@@ -24252,7 +24252,7 @@
         <w:pStyle w:val="Heading3"/>
         <w:spacing w:before="240" w:after="120"/>
       </w:pPr>
-      <w:bookmarkStart w:id="97" w:name="_Toc240719225"/>
+      <w:bookmarkStart w:id="97" w:name="_Toc240751819"/>
       <w:r>
         <w:rPr>
           <w:rFonts w:ascii="Times New Roman" w:eastAsia="Times New Roman" w:hAnsi="Times New Roman" w:cs="Times New Roman"/>
@@ -24317,7 +24317,7 @@
         <w:pStyle w:val="Heading3"/>
         <w:spacing w:before="240" w:after="120"/>
       </w:pPr>
-      <w:bookmarkStart w:id="98" w:name="_Toc240719226"/>
+      <w:bookmarkStart w:id="98" w:name="_Toc240751820"/>
       <w:r>
         <w:rPr>
           <w:rFonts w:ascii="Times New Roman" w:eastAsia="Times New Roman" w:hAnsi="Times New Roman" w:cs="Times New Roman"/>
@@ -24356,7 +24356,7 @@
         <w:keepLines/>
         <w:spacing w:before="160" w:after="80"/>
       </w:pPr>
-      <w:bookmarkStart w:id="99" w:name="_Toc240719310"/>
+      <w:bookmarkStart w:id="99" w:name="_Toc240751904"/>
       <w:r>
         <w:rPr>
           <w:rFonts w:eastAsia="Times New Roman" w:cs="Times New Roman"/>
@@ -24588,7 +24588,7 @@
         <w:pStyle w:val="Heading2"/>
         <w:spacing w:before="240" w:after="120"/>
       </w:pPr>
-      <w:bookmarkStart w:id="100" w:name="_Toc240719227"/>
+      <w:bookmarkStart w:id="100" w:name="_Toc240751821"/>
       <w:r>
         <w:rPr>
           <w:rFonts w:ascii="Times New Roman" w:eastAsia="Times New Roman" w:hAnsi="Times New Roman" w:cs="Times New Roman"/>
@@ -24602,7 +24602,7 @@
         <w:pStyle w:val="Heading3"/>
         <w:spacing w:before="240" w:after="120"/>
       </w:pPr>
-      <w:bookmarkStart w:id="101" w:name="_Toc240719228"/>
+      <w:bookmarkStart w:id="101" w:name="_Toc240751822"/>
       <w:r>
         <w:rPr>
           <w:rFonts w:ascii="Times New Roman" w:eastAsia="Times New Roman" w:hAnsi="Times New Roman" w:cs="Times New Roman"/>
@@ -24652,7 +24652,7 @@
         <w:pStyle w:val="Heading3"/>
         <w:spacing w:before="240" w:after="120"/>
       </w:pPr>
-      <w:bookmarkStart w:id="102" w:name="_Toc240719229"/>
+      <w:bookmarkStart w:id="102" w:name="_Toc240751823"/>
       <w:r>
         <w:rPr>
           <w:rFonts w:ascii="Times New Roman" w:eastAsia="Times New Roman" w:hAnsi="Times New Roman" w:cs="Times New Roman"/>
@@ -24680,7 +24680,7 @@
         <w:keepLines/>
         <w:spacing w:before="160" w:after="80"/>
       </w:pPr>
-      <w:bookmarkStart w:id="103" w:name="_Toc240719311"/>
+      <w:bookmarkStart w:id="103" w:name="_Toc240751905"/>
       <w:r>
         <w:rPr>
           <w:rFonts w:eastAsia="Times New Roman" w:cs="Times New Roman"/>
@@ -25236,7 +25236,7 @@
         </w:rPr>
         <w:lastRenderedPageBreak/>
         <w:drawing>
-          <wp:inline distT="0" distB="0" distL="0" distR="0" wp14:anchorId="5D5F71DB" wp14:editId="319FB51A">
+          <wp:inline distT="0" distB="0" distL="0" distR="0" wp14:anchorId="7B9B4C47" wp14:editId="0FCA3F40">
             <wp:extent cx="5394960" cy="2706140"/>
             <wp:effectExtent l="0" t="0" r="0" b="0"/>
             <wp:docPr id="3" name="Picture 3"/>
@@ -25278,7 +25278,7 @@
         <w:keepLines/>
         <w:spacing w:before="80" w:after="200"/>
       </w:pPr>
-      <w:bookmarkStart w:id="104" w:name="_Toc240719294"/>
+      <w:bookmarkStart w:id="104" w:name="_Toc240751888"/>
       <w:r>
         <w:rPr>
           <w:rFonts w:eastAsia="Times New Roman" w:cs="Times New Roman"/>
@@ -25385,7 +25385,7 @@
         </w:rPr>
         <w:lastRenderedPageBreak/>
         <w:drawing>
-          <wp:inline distT="0" distB="0" distL="0" distR="0" wp14:anchorId="56F3786A" wp14:editId="555F6FC5">
+          <wp:inline distT="0" distB="0" distL="0" distR="0" wp14:anchorId="5CE92CAD" wp14:editId="7863CC0D">
             <wp:extent cx="5394960" cy="2496978"/>
             <wp:effectExtent l="0" t="0" r="0" b="0"/>
             <wp:docPr id="4" name="Picture 4"/>
@@ -25427,7 +25427,7 @@
         <w:keepLines/>
         <w:spacing w:before="80" w:after="200"/>
       </w:pPr>
-      <w:bookmarkStart w:id="105" w:name="_Toc240719295"/>
+      <w:bookmarkStart w:id="105" w:name="_Toc240751889"/>
       <w:r>
         <w:rPr>
           <w:rFonts w:eastAsia="Times New Roman" w:cs="Times New Roman"/>
@@ -25465,7 +25465,7 @@
         <w:pStyle w:val="Heading3"/>
         <w:spacing w:before="240" w:after="120"/>
       </w:pPr>
-      <w:bookmarkStart w:id="106" w:name="_Toc240719230"/>
+      <w:bookmarkStart w:id="106" w:name="_Toc240751824"/>
       <w:r>
         <w:rPr>
           <w:rFonts w:ascii="Times New Roman" w:eastAsia="Times New Roman" w:hAnsi="Times New Roman" w:cs="Times New Roman"/>
@@ -25493,7 +25493,7 @@
         <w:keepLines/>
         <w:spacing w:before="160" w:after="80"/>
       </w:pPr>
-      <w:bookmarkStart w:id="107" w:name="_Toc240719312"/>
+      <w:bookmarkStart w:id="107" w:name="_Toc240751906"/>
       <w:r>
         <w:rPr>
           <w:rFonts w:eastAsia="Times New Roman" w:cs="Times New Roman"/>
@@ -26456,7 +26456,7 @@
         </w:rPr>
         <w:lastRenderedPageBreak/>
         <w:drawing>
-          <wp:inline distT="0" distB="0" distL="0" distR="0" wp14:anchorId="494FBCAC" wp14:editId="1305DFBD">
+          <wp:inline distT="0" distB="0" distL="0" distR="0" wp14:anchorId="2797FB72" wp14:editId="0C960D79">
             <wp:extent cx="5394960" cy="2537277"/>
             <wp:effectExtent l="0" t="0" r="0" b="0"/>
             <wp:docPr id="5" name="Picture 5"/>
@@ -26498,7 +26498,7 @@
         <w:keepLines/>
         <w:spacing w:before="80" w:after="200"/>
       </w:pPr>
-      <w:bookmarkStart w:id="108" w:name="_Toc240719296"/>
+      <w:bookmarkStart w:id="108" w:name="_Toc240751890"/>
       <w:r>
         <w:rPr>
           <w:rFonts w:eastAsia="Times New Roman" w:cs="Times New Roman"/>
@@ -26523,7 +26523,7 @@
         <w:pStyle w:val="Heading3"/>
         <w:spacing w:before="240" w:after="120"/>
       </w:pPr>
-      <w:bookmarkStart w:id="109" w:name="_Toc240719231"/>
+      <w:bookmarkStart w:id="109" w:name="_Toc240751825"/>
       <w:r>
         <w:rPr>
           <w:rFonts w:ascii="Times New Roman" w:eastAsia="Times New Roman" w:hAnsi="Times New Roman" w:cs="Times New Roman"/>
@@ -26642,7 +26642,7 @@
         <w:pStyle w:val="Heading3"/>
         <w:spacing w:before="240" w:after="120"/>
       </w:pPr>
-      <w:bookmarkStart w:id="110" w:name="_Toc240719232"/>
+      <w:bookmarkStart w:id="110" w:name="_Toc240751826"/>
       <w:r>
         <w:rPr>
           <w:rFonts w:ascii="Times New Roman" w:eastAsia="Times New Roman" w:hAnsi="Times New Roman" w:cs="Times New Roman"/>
@@ -26682,7 +26682,7 @@
         <w:keepLines/>
         <w:spacing w:before="160" w:after="80"/>
       </w:pPr>
-      <w:bookmarkStart w:id="111" w:name="_Toc240719313"/>
+      <w:bookmarkStart w:id="111" w:name="_Toc240751907"/>
       <w:r>
         <w:rPr>
           <w:rFonts w:eastAsia="Times New Roman" w:cs="Times New Roman"/>
@@ -27049,7 +27049,7 @@
         <w:pStyle w:val="Heading3"/>
         <w:spacing w:before="240" w:after="120"/>
       </w:pPr>
-      <w:bookmarkStart w:id="112" w:name="_Toc240719233"/>
+      <w:bookmarkStart w:id="112" w:name="_Toc240751827"/>
       <w:r>
         <w:rPr>
           <w:rFonts w:ascii="Times New Roman" w:eastAsia="Times New Roman" w:hAnsi="Times New Roman" w:cs="Times New Roman"/>
@@ -27101,7 +27101,7 @@
         <w:keepLines/>
         <w:spacing w:before="160" w:after="80"/>
       </w:pPr>
-      <w:bookmarkStart w:id="113" w:name="_Toc240719314"/>
+      <w:bookmarkStart w:id="113" w:name="_Toc240751908"/>
       <w:r>
         <w:rPr>
           <w:rFonts w:eastAsia="Times New Roman" w:cs="Times New Roman"/>
@@ -27798,7 +27798,7 @@
         <w:pStyle w:val="Heading3"/>
         <w:spacing w:before="240" w:after="120"/>
       </w:pPr>
-      <w:bookmarkStart w:id="114" w:name="_Toc240719234"/>
+      <w:bookmarkStart w:id="114" w:name="_Toc240751828"/>
       <w:r>
         <w:rPr>
           <w:rFonts w:ascii="Times New Roman" w:eastAsia="Times New Roman" w:hAnsi="Times New Roman" w:cs="Times New Roman"/>
@@ -27985,7 +27985,7 @@
         <w:pStyle w:val="Heading2"/>
         <w:spacing w:before="240" w:after="120"/>
       </w:pPr>
-      <w:bookmarkStart w:id="115" w:name="_Toc240719235"/>
+      <w:bookmarkStart w:id="115" w:name="_Toc240751829"/>
       <w:r>
         <w:rPr>
           <w:rFonts w:ascii="Times New Roman" w:eastAsia="Times New Roman" w:hAnsi="Times New Roman" w:cs="Times New Roman"/>
@@ -28036,7 +28036,7 @@
         <w:keepLines/>
         <w:spacing w:before="160" w:after="80"/>
       </w:pPr>
-      <w:bookmarkStart w:id="116" w:name="_Toc240719315"/>
+      <w:bookmarkStart w:id="116" w:name="_Toc240751909"/>
       <w:r>
         <w:rPr>
           <w:rFonts w:eastAsia="Times New Roman" w:cs="Times New Roman"/>
@@ -28772,7 +28772,7 @@
         <w:keepLines/>
         <w:spacing w:before="160" w:after="80"/>
       </w:pPr>
-      <w:bookmarkStart w:id="117" w:name="_Toc240719316"/>
+      <w:bookmarkStart w:id="117" w:name="_Toc240751910"/>
       <w:r>
         <w:rPr>
           <w:rFonts w:eastAsia="Times New Roman" w:cs="Times New Roman"/>
@@ -29373,7 +29373,7 @@
         </w:rPr>
         <w:lastRenderedPageBreak/>
         <w:drawing>
-          <wp:inline distT="0" distB="0" distL="0" distR="0" wp14:anchorId="6365138D" wp14:editId="37ABE369">
+          <wp:inline distT="0" distB="0" distL="0" distR="0" wp14:anchorId="738F9240" wp14:editId="65EAA366">
             <wp:extent cx="5394960" cy="2496978"/>
             <wp:effectExtent l="0" t="0" r="0" b="0"/>
             <wp:docPr id="6" name="Picture 6"/>
@@ -29415,7 +29415,7 @@
         <w:keepLines/>
         <w:spacing w:before="80" w:after="200"/>
       </w:pPr>
-      <w:bookmarkStart w:id="118" w:name="_Toc240719297"/>
+      <w:bookmarkStart w:id="118" w:name="_Toc240751891"/>
       <w:r>
         <w:rPr>
           <w:rFonts w:eastAsia="Times New Roman" w:cs="Times New Roman"/>
@@ -29453,7 +29453,7 @@
         <w:pStyle w:val="Heading2"/>
         <w:spacing w:before="240" w:after="120"/>
       </w:pPr>
-      <w:bookmarkStart w:id="119" w:name="_Toc240719236"/>
+      <w:bookmarkStart w:id="119" w:name="_Toc240751830"/>
       <w:r>
         <w:rPr>
           <w:rFonts w:ascii="Times New Roman" w:eastAsia="Times New Roman" w:hAnsi="Times New Roman" w:cs="Times New Roman"/>
@@ -29489,7 +29489,7 @@
         <w:pStyle w:val="Heading2"/>
         <w:spacing w:before="240" w:after="120"/>
       </w:pPr>
-      <w:bookmarkStart w:id="120" w:name="_Toc240719237"/>
+      <w:bookmarkStart w:id="120" w:name="_Toc240751831"/>
       <w:r>
         <w:rPr>
           <w:rFonts w:ascii="Times New Roman" w:eastAsia="Times New Roman" w:hAnsi="Times New Roman" w:cs="Times New Roman"/>
@@ -29554,7 +29554,7 @@
         <w:keepLines/>
         <w:spacing w:before="160" w:after="80"/>
       </w:pPr>
-      <w:bookmarkStart w:id="121" w:name="_Toc240719317"/>
+      <w:bookmarkStart w:id="121" w:name="_Toc240751911"/>
       <w:r>
         <w:rPr>
           <w:rFonts w:eastAsia="Times New Roman" w:cs="Times New Roman"/>
@@ -30114,7 +30114,7 @@
         </w:rPr>
         <w:lastRenderedPageBreak/>
         <w:drawing>
-          <wp:inline distT="0" distB="0" distL="0" distR="0" wp14:anchorId="58400F28" wp14:editId="2C924D78">
+          <wp:inline distT="0" distB="0" distL="0" distR="0" wp14:anchorId="758B6D86" wp14:editId="00F595FC">
             <wp:extent cx="5394960" cy="2660302"/>
             <wp:effectExtent l="0" t="0" r="0" b="0"/>
             <wp:docPr id="7" name="Picture 7"/>
@@ -30156,7 +30156,7 @@
         <w:keepLines/>
         <w:spacing w:before="80" w:after="200"/>
       </w:pPr>
-      <w:bookmarkStart w:id="122" w:name="_Toc240719298"/>
+      <w:bookmarkStart w:id="122" w:name="_Toc240751892"/>
       <w:r>
         <w:rPr>
           <w:rFonts w:eastAsia="Times New Roman" w:cs="Times New Roman"/>
@@ -30181,7 +30181,7 @@
         <w:pStyle w:val="Heading3"/>
         <w:spacing w:before="240" w:after="120"/>
       </w:pPr>
-      <w:bookmarkStart w:id="123" w:name="_Toc240719238"/>
+      <w:bookmarkStart w:id="123" w:name="_Toc240751832"/>
       <w:r>
         <w:rPr>
           <w:rFonts w:ascii="Times New Roman" w:eastAsia="Times New Roman" w:hAnsi="Times New Roman" w:cs="Times New Roman"/>
@@ -30236,7 +30236,7 @@
         <w:pStyle w:val="Heading2"/>
         <w:spacing w:before="240" w:after="120"/>
       </w:pPr>
-      <w:bookmarkStart w:id="124" w:name="_Toc240719239"/>
+      <w:bookmarkStart w:id="124" w:name="_Toc240751833"/>
       <w:r>
         <w:rPr>
           <w:rFonts w:ascii="Times New Roman" w:eastAsia="Times New Roman" w:hAnsi="Times New Roman" w:cs="Times New Roman"/>
@@ -30286,7 +30286,7 @@
         <w:keepLines/>
         <w:spacing w:before="160" w:after="80"/>
       </w:pPr>
-      <w:bookmarkStart w:id="125" w:name="_Toc240719318"/>
+      <w:bookmarkStart w:id="125" w:name="_Toc240751912"/>
       <w:r>
         <w:rPr>
           <w:rFonts w:eastAsia="Times New Roman" w:cs="Times New Roman"/>
@@ -30670,7 +30670,7 @@
         <w:pStyle w:val="Heading2"/>
         <w:spacing w:before="240" w:after="120"/>
       </w:pPr>
-      <w:bookmarkStart w:id="126" w:name="_Toc240719240"/>
+      <w:bookmarkStart w:id="126" w:name="_Toc240751834"/>
       <w:r>
         <w:rPr>
           <w:rFonts w:ascii="Times New Roman" w:eastAsia="Times New Roman" w:hAnsi="Times New Roman" w:cs="Times New Roman"/>
@@ -30824,7 +30824,7 @@
         <w:pStyle w:val="Heading2"/>
         <w:spacing w:before="240" w:after="120"/>
       </w:pPr>
-      <w:bookmarkStart w:id="127" w:name="_Toc240719241"/>
+      <w:bookmarkStart w:id="127" w:name="_Toc240751835"/>
       <w:r>
         <w:rPr>
           <w:rFonts w:ascii="Times New Roman" w:eastAsia="Times New Roman" w:hAnsi="Times New Roman" w:cs="Times New Roman"/>
@@ -30880,7 +30880,7 @@
         <w:pStyle w:val="Heading3"/>
         <w:spacing w:before="240" w:after="120"/>
       </w:pPr>
-      <w:bookmarkStart w:id="128" w:name="_Toc240719242"/>
+      <w:bookmarkStart w:id="128" w:name="_Toc240751836"/>
       <w:r>
         <w:rPr>
           <w:rFonts w:ascii="Times New Roman" w:eastAsia="Times New Roman" w:hAnsi="Times New Roman" w:cs="Times New Roman"/>
@@ -30917,7 +30917,7 @@
         <w:pStyle w:val="Heading3"/>
         <w:spacing w:before="240" w:after="120"/>
       </w:pPr>
-      <w:bookmarkStart w:id="129" w:name="_Toc240719243"/>
+      <w:bookmarkStart w:id="129" w:name="_Toc240751837"/>
       <w:r>
         <w:rPr>
           <w:rFonts w:ascii="Times New Roman" w:eastAsia="Times New Roman" w:hAnsi="Times New Roman" w:cs="Times New Roman"/>
@@ -30945,7 +30945,7 @@
         <w:keepLines/>
         <w:spacing w:before="160" w:after="80"/>
       </w:pPr>
-      <w:bookmarkStart w:id="130" w:name="_Toc240719319"/>
+      <w:bookmarkStart w:id="130" w:name="_Toc240751913"/>
       <w:r>
         <w:rPr>
           <w:rFonts w:eastAsia="Times New Roman" w:cs="Times New Roman"/>
@@ -31605,7 +31605,7 @@
         </w:rPr>
         <w:lastRenderedPageBreak/>
         <w:drawing>
-          <wp:inline distT="0" distB="0" distL="0" distR="0" wp14:anchorId="03B2C991" wp14:editId="7CEB7266">
+          <wp:inline distT="0" distB="0" distL="0" distR="0" wp14:anchorId="68879207" wp14:editId="33F9FA33">
             <wp:extent cx="5394960" cy="2496978"/>
             <wp:effectExtent l="0" t="0" r="0" b="0"/>
             <wp:docPr id="8" name="Picture 8"/>
@@ -31647,7 +31647,7 @@
         <w:keepLines/>
         <w:spacing w:before="80" w:after="200"/>
       </w:pPr>
-      <w:bookmarkStart w:id="131" w:name="_Toc240719299"/>
+      <w:bookmarkStart w:id="131" w:name="_Toc240751893"/>
       <w:r>
         <w:rPr>
           <w:rFonts w:eastAsia="Times New Roman" w:cs="Times New Roman"/>
@@ -31679,7 +31679,7 @@
         <w:pStyle w:val="Heading3"/>
         <w:spacing w:before="240" w:after="120"/>
       </w:pPr>
-      <w:bookmarkStart w:id="132" w:name="_Toc240719244"/>
+      <w:bookmarkStart w:id="132" w:name="_Toc240751838"/>
       <w:r>
         <w:rPr>
           <w:rFonts w:ascii="Times New Roman" w:eastAsia="Times New Roman" w:hAnsi="Times New Roman" w:cs="Times New Roman"/>
@@ -31707,7 +31707,7 @@
         <w:keepLines/>
         <w:spacing w:before="160" w:after="80"/>
       </w:pPr>
-      <w:bookmarkStart w:id="133" w:name="_Toc240719320"/>
+      <w:bookmarkStart w:id="133" w:name="_Toc240751914"/>
       <w:r>
         <w:rPr>
           <w:rFonts w:eastAsia="Times New Roman" w:cs="Times New Roman"/>
@@ -31953,7 +31953,7 @@
         <w:pStyle w:val="Heading2"/>
         <w:spacing w:before="240" w:after="120"/>
       </w:pPr>
-      <w:bookmarkStart w:id="134" w:name="_Toc240719245"/>
+      <w:bookmarkStart w:id="134" w:name="_Toc240751839"/>
       <w:r>
         <w:rPr>
           <w:rFonts w:ascii="Times New Roman" w:eastAsia="Times New Roman" w:hAnsi="Times New Roman" w:cs="Times New Roman"/>
@@ -32013,7 +32013,7 @@
         <w:pStyle w:val="Heading3"/>
         <w:spacing w:before="240" w:after="120"/>
       </w:pPr>
-      <w:bookmarkStart w:id="135" w:name="_Toc240719246"/>
+      <w:bookmarkStart w:id="135" w:name="_Toc240751840"/>
       <w:r>
         <w:rPr>
           <w:rFonts w:ascii="Times New Roman" w:eastAsia="Times New Roman" w:hAnsi="Times New Roman" w:cs="Times New Roman"/>
@@ -32041,7 +32041,7 @@
         <w:keepLines/>
         <w:spacing w:before="160" w:after="80"/>
       </w:pPr>
-      <w:bookmarkStart w:id="136" w:name="_Toc240719321"/>
+      <w:bookmarkStart w:id="136" w:name="_Toc240751915"/>
       <w:r>
         <w:rPr>
           <w:rFonts w:eastAsia="Times New Roman" w:cs="Times New Roman"/>
@@ -32391,7 +32391,7 @@
         <w:pStyle w:val="Heading3"/>
         <w:spacing w:before="240" w:after="120"/>
       </w:pPr>
-      <w:bookmarkStart w:id="137" w:name="_Toc240719247"/>
+      <w:bookmarkStart w:id="137" w:name="_Toc240751841"/>
       <w:r>
         <w:rPr>
           <w:rFonts w:ascii="Times New Roman" w:eastAsia="Times New Roman" w:hAnsi="Times New Roman" w:cs="Times New Roman"/>
@@ -32432,7 +32432,7 @@
         <w:keepLines/>
         <w:spacing w:before="160" w:after="80"/>
       </w:pPr>
-      <w:bookmarkStart w:id="138" w:name="_Toc240719322"/>
+      <w:bookmarkStart w:id="138" w:name="_Toc240751916"/>
       <w:r>
         <w:rPr>
           <w:rFonts w:eastAsia="Times New Roman" w:cs="Times New Roman"/>
@@ -32715,7 +32715,7 @@
         <w:pStyle w:val="Heading3"/>
         <w:spacing w:before="240" w:after="120"/>
       </w:pPr>
-      <w:bookmarkStart w:id="139" w:name="_Toc240719248"/>
+      <w:bookmarkStart w:id="139" w:name="_Toc240751842"/>
       <w:r>
         <w:rPr>
           <w:rFonts w:ascii="Times New Roman" w:eastAsia="Times New Roman" w:hAnsi="Times New Roman" w:cs="Times New Roman"/>
@@ -32744,7 +32744,7 @@
         <w:keepLines/>
         <w:spacing w:before="160" w:after="80"/>
       </w:pPr>
-      <w:bookmarkStart w:id="140" w:name="_Toc240719323"/>
+      <w:bookmarkStart w:id="140" w:name="_Toc240751917"/>
       <w:r>
         <w:rPr>
           <w:rFonts w:eastAsia="Times New Roman" w:cs="Times New Roman"/>
@@ -33077,7 +33077,7 @@
         <w:pStyle w:val="Heading2"/>
         <w:spacing w:before="240" w:after="120"/>
       </w:pPr>
-      <w:bookmarkStart w:id="141" w:name="_Toc240719249"/>
+      <w:bookmarkStart w:id="141" w:name="_Toc240751843"/>
       <w:r>
         <w:rPr>
           <w:rFonts w:ascii="Times New Roman" w:eastAsia="Times New Roman" w:hAnsi="Times New Roman" w:cs="Times New Roman"/>
@@ -33102,7 +33102,7 @@
         <w:pStyle w:val="Heading3"/>
         <w:spacing w:before="240" w:after="120"/>
       </w:pPr>
-      <w:bookmarkStart w:id="142" w:name="_Toc240719250"/>
+      <w:bookmarkStart w:id="142" w:name="_Toc240751844"/>
       <w:r>
         <w:rPr>
           <w:rFonts w:ascii="Times New Roman" w:eastAsia="Times New Roman" w:hAnsi="Times New Roman" w:cs="Times New Roman"/>
@@ -33174,7 +33174,7 @@
         <w:pStyle w:val="Heading3"/>
         <w:spacing w:before="240" w:after="120"/>
       </w:pPr>
-      <w:bookmarkStart w:id="143" w:name="_Toc240719251"/>
+      <w:bookmarkStart w:id="143" w:name="_Toc240751845"/>
       <w:r>
         <w:rPr>
           <w:rFonts w:ascii="Times New Roman" w:eastAsia="Times New Roman" w:hAnsi="Times New Roman" w:cs="Times New Roman"/>
@@ -33202,7 +33202,7 @@
         <w:keepLines/>
         <w:spacing w:before="160" w:after="80"/>
       </w:pPr>
-      <w:bookmarkStart w:id="144" w:name="_Toc240719324"/>
+      <w:bookmarkStart w:id="144" w:name="_Toc240751918"/>
       <w:r>
         <w:rPr>
           <w:rFonts w:eastAsia="Times New Roman" w:cs="Times New Roman"/>
@@ -33669,7 +33669,7 @@
         <w:pStyle w:val="Heading3"/>
         <w:spacing w:before="240" w:after="120"/>
       </w:pPr>
-      <w:bookmarkStart w:id="145" w:name="_Toc240719252"/>
+      <w:bookmarkStart w:id="145" w:name="_Toc240751846"/>
       <w:r>
         <w:rPr>
           <w:rFonts w:ascii="Times New Roman" w:eastAsia="Times New Roman" w:hAnsi="Times New Roman" w:cs="Times New Roman"/>
@@ -33720,7 +33720,7 @@
         <w:pStyle w:val="Heading2"/>
         <w:spacing w:before="240" w:after="120"/>
       </w:pPr>
-      <w:bookmarkStart w:id="146" w:name="_Toc240719253"/>
+      <w:bookmarkStart w:id="146" w:name="_Toc240751847"/>
       <w:r>
         <w:rPr>
           <w:rFonts w:ascii="Times New Roman" w:eastAsia="Times New Roman" w:hAnsi="Times New Roman" w:cs="Times New Roman"/>
@@ -33745,7 +33745,7 @@
         <w:pStyle w:val="Heading3"/>
         <w:spacing w:before="240" w:after="120"/>
       </w:pPr>
-      <w:bookmarkStart w:id="147" w:name="_Toc240719254"/>
+      <w:bookmarkStart w:id="147" w:name="_Toc240751848"/>
       <w:r>
         <w:rPr>
           <w:rFonts w:ascii="Times New Roman" w:eastAsia="Times New Roman" w:hAnsi="Times New Roman" w:cs="Times New Roman"/>
@@ -33777,7 +33777,7 @@
         <w:pStyle w:val="Heading3"/>
         <w:spacing w:before="240" w:after="120"/>
       </w:pPr>
-      <w:bookmarkStart w:id="148" w:name="_Toc240719255"/>
+      <w:bookmarkStart w:id="148" w:name="_Toc240751849"/>
       <w:r>
         <w:rPr>
           <w:rFonts w:ascii="Times New Roman" w:eastAsia="Times New Roman" w:hAnsi="Times New Roman" w:cs="Times New Roman"/>
@@ -33838,7 +33838,7 @@
           <w:noProof/>
         </w:rPr>
         <w:drawing>
-          <wp:inline distT="0" distB="0" distL="0" distR="0" wp14:anchorId="6F90B221" wp14:editId="1D0E9E97">
+          <wp:inline distT="0" distB="0" distL="0" distR="0" wp14:anchorId="18004BCC" wp14:editId="5E689FB5">
             <wp:extent cx="5394960" cy="2660302"/>
             <wp:effectExtent l="0" t="0" r="0" b="0"/>
             <wp:docPr id="9" name="Picture 9"/>
@@ -33880,7 +33880,7 @@
         <w:keepLines/>
         <w:spacing w:before="80" w:after="200"/>
       </w:pPr>
-      <w:bookmarkStart w:id="149" w:name="_Toc240719300"/>
+      <w:bookmarkStart w:id="149" w:name="_Toc240751894"/>
       <w:r>
         <w:rPr>
           <w:rFonts w:eastAsia="Times New Roman" w:cs="Times New Roman"/>
@@ -33905,7 +33905,7 @@
         <w:pStyle w:val="Heading3"/>
         <w:spacing w:before="240" w:after="120"/>
       </w:pPr>
-      <w:bookmarkStart w:id="150" w:name="_Toc240719256"/>
+      <w:bookmarkStart w:id="150" w:name="_Toc240751850"/>
       <w:r>
         <w:rPr>
           <w:rFonts w:ascii="Times New Roman" w:eastAsia="Times New Roman" w:hAnsi="Times New Roman" w:cs="Times New Roman"/>
@@ -33960,7 +33960,7 @@
         <w:pStyle w:val="Heading3"/>
         <w:spacing w:before="240" w:after="120"/>
       </w:pPr>
-      <w:bookmarkStart w:id="151" w:name="_Toc240719257"/>
+      <w:bookmarkStart w:id="151" w:name="_Toc240751851"/>
       <w:r>
         <w:rPr>
           <w:rFonts w:ascii="Times New Roman" w:eastAsia="Times New Roman" w:hAnsi="Times New Roman" w:cs="Times New Roman"/>
@@ -34014,7 +34014,7 @@
         <w:pStyle w:val="Heading2"/>
         <w:spacing w:before="240" w:after="120"/>
       </w:pPr>
-      <w:bookmarkStart w:id="152" w:name="_Toc240719258"/>
+      <w:bookmarkStart w:id="152" w:name="_Toc240751852"/>
       <w:r>
         <w:rPr>
           <w:rFonts w:ascii="Times New Roman" w:eastAsia="Times New Roman" w:hAnsi="Times New Roman" w:cs="Times New Roman"/>
@@ -34274,7 +34274,7 @@
         <w:pStyle w:val="Heading2"/>
         <w:spacing w:before="240" w:after="120"/>
       </w:pPr>
-      <w:bookmarkStart w:id="153" w:name="_Toc240719259"/>
+      <w:bookmarkStart w:id="153" w:name="_Toc240751853"/>
       <w:r>
         <w:rPr>
           <w:rFonts w:ascii="Times New Roman" w:eastAsia="Times New Roman" w:hAnsi="Times New Roman" w:cs="Times New Roman"/>
@@ -34594,7 +34594,7 @@
         <w:pageBreakBefore/>
         <w:spacing w:before="280" w:after="120"/>
       </w:pPr>
-      <w:bookmarkStart w:id="154" w:name="_Toc240719260"/>
+      <w:bookmarkStart w:id="154" w:name="_Toc240751854"/>
       <w:r>
         <w:rPr>
           <w:rFonts w:ascii="Times New Roman" w:eastAsia="Times New Roman" w:hAnsi="Times New Roman" w:cs="Times New Roman"/>
@@ -34609,7 +34609,7 @@
         <w:pStyle w:val="Heading2"/>
         <w:spacing w:before="240" w:after="120"/>
       </w:pPr>
-      <w:bookmarkStart w:id="155" w:name="_Toc240719261"/>
+      <w:bookmarkStart w:id="155" w:name="_Toc240751855"/>
       <w:r>
         <w:rPr>
           <w:rFonts w:ascii="Times New Roman" w:eastAsia="Times New Roman" w:hAnsi="Times New Roman" w:cs="Times New Roman"/>
@@ -34634,7 +34634,7 @@
         <w:pStyle w:val="Heading3"/>
         <w:spacing w:before="240" w:after="120"/>
       </w:pPr>
-      <w:bookmarkStart w:id="156" w:name="_Toc240719262"/>
+      <w:bookmarkStart w:id="156" w:name="_Toc240751856"/>
       <w:r>
         <w:rPr>
           <w:rFonts w:ascii="Times New Roman" w:eastAsia="Times New Roman" w:hAnsi="Times New Roman" w:cs="Times New Roman"/>
@@ -34698,7 +34698,7 @@
         <w:pStyle w:val="Heading3"/>
         <w:spacing w:before="240" w:after="120"/>
       </w:pPr>
-      <w:bookmarkStart w:id="157" w:name="_Toc240719263"/>
+      <w:bookmarkStart w:id="157" w:name="_Toc240751857"/>
       <w:r>
         <w:rPr>
           <w:rFonts w:ascii="Times New Roman" w:eastAsia="Times New Roman" w:hAnsi="Times New Roman" w:cs="Times New Roman"/>
@@ -34716,7 +34716,7 @@
         <w:rPr>
           <w:rFonts w:eastAsia="Times New Roman" w:cs="Times New Roman"/>
         </w:rPr>
-        <w:t>Ten credit practitioners completed the instrument, above the five-to-eight range typical of published BWM studies. Table 6.1 summarises the sample by experience, role and institution.</w:t>
+        <w:t>Eleven credit practitioners completed the instrument, above the five-to-eight range typical of published BWM studies. Table 6.1 summarises the sample by experience, role and institution.</w:t>
       </w:r>
     </w:p>
     <w:p>
@@ -34726,12 +34726,12 @@
         <w:keepLines/>
         <w:spacing w:before="160" w:after="80"/>
       </w:pPr>
-      <w:bookmarkStart w:id="158" w:name="_Toc240719325"/>
-      <w:r>
-        <w:rPr>
-          <w:rFonts w:eastAsia="Times New Roman" w:cs="Times New Roman"/>
-        </w:rPr>
-        <w:t>Table 6.1: Profile of the ten elicitation respondents</w:t>
+      <w:bookmarkStart w:id="158" w:name="_Toc240751919"/>
+      <w:r>
+        <w:rPr>
+          <w:rFonts w:eastAsia="Times New Roman" w:cs="Times New Roman"/>
+        </w:rPr>
+        <w:t>Table 6.1: Profile of the eleven elicitation respondents</w:t>
       </w:r>
       <w:bookmarkEnd w:id="158"/>
     </w:p>
@@ -34744,8 +34744,8 @@
         <w:tblLook w:val="04A0" w:firstRow="1" w:lastRow="0" w:firstColumn="1" w:lastColumn="0" w:noHBand="0" w:noVBand="1"/>
       </w:tblPr>
       <w:tblGrid>
-        <w:gridCol w:w="3663"/>
-        <w:gridCol w:w="5006"/>
+        <w:gridCol w:w="3612"/>
+        <w:gridCol w:w="5057"/>
       </w:tblGrid>
       <w:tr>
         <w:trPr>
@@ -34755,7 +34755,7 @@
         </w:trPr>
         <w:tc>
           <w:tcPr>
-            <w:tcW w:w="3663" w:type="dxa"/>
+            <w:tcW w:w="3612" w:type="dxa"/>
           </w:tcPr>
           <w:p>
             <w:pPr>
@@ -34774,7 +34774,7 @@
         </w:tc>
         <w:tc>
           <w:tcPr>
-            <w:tcW w:w="5006" w:type="dxa"/>
+            <w:tcW w:w="5057" w:type="dxa"/>
           </w:tcPr>
           <w:p>
             <w:pPr>
@@ -34787,7 +34787,7 @@
                 <w:b/>
                 <w:sz w:val="22"/>
               </w:rPr>
-              <w:t>10</w:t>
+              <w:t>11</w:t>
             </w:r>
           </w:p>
         </w:tc>
@@ -34799,7 +34799,7 @@
         </w:trPr>
         <w:tc>
           <w:tcPr>
-            <w:tcW w:w="3663" w:type="dxa"/>
+            <w:tcW w:w="3612" w:type="dxa"/>
           </w:tcPr>
           <w:p>
             <w:pPr>
@@ -34817,7 +34817,7 @@
         </w:tc>
         <w:tc>
           <w:tcPr>
-            <w:tcW w:w="5006" w:type="dxa"/>
+            <w:tcW w:w="5057" w:type="dxa"/>
           </w:tcPr>
           <w:p>
             <w:pPr>
@@ -34841,7 +34841,7 @@
         </w:trPr>
         <w:tc>
           <w:tcPr>
-            <w:tcW w:w="3663" w:type="dxa"/>
+            <w:tcW w:w="3612" w:type="dxa"/>
           </w:tcPr>
           <w:p>
             <w:pPr>
@@ -34859,7 +34859,7 @@
         </w:tc>
         <w:tc>
           <w:tcPr>
-            <w:tcW w:w="5006" w:type="dxa"/>
+            <w:tcW w:w="5057" w:type="dxa"/>
           </w:tcPr>
           <w:p>
             <w:pPr>
@@ -34883,7 +34883,7 @@
         </w:trPr>
         <w:tc>
           <w:tcPr>
-            <w:tcW w:w="3663" w:type="dxa"/>
+            <w:tcW w:w="3612" w:type="dxa"/>
           </w:tcPr>
           <w:p>
             <w:pPr>
@@ -34901,7 +34901,7 @@
         </w:tc>
         <w:tc>
           <w:tcPr>
-            <w:tcW w:w="5006" w:type="dxa"/>
+            <w:tcW w:w="5057" w:type="dxa"/>
           </w:tcPr>
           <w:p>
             <w:pPr>
@@ -34913,7 +34913,7 @@
                 <w:rFonts w:eastAsia="Times New Roman" w:cs="Times New Roman"/>
                 <w:sz w:val="22"/>
               </w:rPr>
-              <w:t>3</w:t>
+              <w:t>4</w:t>
             </w:r>
           </w:p>
         </w:tc>
@@ -34925,7 +34925,7 @@
         </w:trPr>
         <w:tc>
           <w:tcPr>
-            <w:tcW w:w="3663" w:type="dxa"/>
+            <w:tcW w:w="3612" w:type="dxa"/>
           </w:tcPr>
           <w:p>
             <w:pPr>
@@ -34943,7 +34943,7 @@
         </w:tc>
         <w:tc>
           <w:tcPr>
-            <w:tcW w:w="5006" w:type="dxa"/>
+            <w:tcW w:w="5057" w:type="dxa"/>
           </w:tcPr>
           <w:p>
             <w:pPr>
@@ -34967,7 +34967,7 @@
         </w:trPr>
         <w:tc>
           <w:tcPr>
-            <w:tcW w:w="3663" w:type="dxa"/>
+            <w:tcW w:w="3612" w:type="dxa"/>
           </w:tcPr>
           <w:p>
             <w:pPr>
@@ -34985,7 +34985,7 @@
         </w:tc>
         <w:tc>
           <w:tcPr>
-            <w:tcW w:w="5006" w:type="dxa"/>
+            <w:tcW w:w="5057" w:type="dxa"/>
           </w:tcPr>
           <w:p>
             <w:pPr>
@@ -35009,7 +35009,7 @@
         </w:trPr>
         <w:tc>
           <w:tcPr>
-            <w:tcW w:w="3663" w:type="dxa"/>
+            <w:tcW w:w="3612" w:type="dxa"/>
           </w:tcPr>
           <w:p>
             <w:pPr>
@@ -35026,7 +35026,7 @@
         </w:tc>
         <w:tc>
           <w:tcPr>
-            <w:tcW w:w="5006" w:type="dxa"/>
+            <w:tcW w:w="5057" w:type="dxa"/>
           </w:tcPr>
           <w:p>
             <w:pPr>
@@ -35037,7 +35037,7 @@
                 <w:rFonts w:eastAsia="Times New Roman" w:cs="Times New Roman"/>
                 <w:sz w:val="22"/>
               </w:rPr>
-              <w:t>State commercial bank (9); not stated (1)</w:t>
+              <w:t>State commercial bank (10); not stated (1)</w:t>
             </w:r>
           </w:p>
         </w:tc>
@@ -35057,7 +35057,7 @@
           <w:rFonts w:eastAsia="Times New Roman" w:cs="Times New Roman"/>
         </w:rPr>
         <w:lastRenderedPageBreak/>
-        <w:t>All respondents are from state commercial banking, which is the setting the instrument comes from and also a limitation: these weights describe one segment of Sri Lankan SME lending, not the sector.</w:t>
+        <w:t>Ten of the eleven give their institution as a state commercial bank and the eleventh did not state one, which is the setting the instrument comes from and also a limitation: these weights describe one segment of Sri Lankan SME lending, not the sector.</w:t>
       </w:r>
     </w:p>
     <w:p>
@@ -35065,7 +35065,7 @@
         <w:pStyle w:val="Heading3"/>
         <w:spacing w:before="240" w:after="120"/>
       </w:pPr>
-      <w:bookmarkStart w:id="159" w:name="_Toc240719264"/>
+      <w:bookmarkStart w:id="159" w:name="_Toc240751858"/>
       <w:r>
         <w:rPr>
           <w:rFonts w:ascii="Times New Roman" w:eastAsia="Times New Roman" w:hAnsi="Times New Roman" w:cs="Times New Roman"/>
@@ -35083,7 +35083,7 @@
         <w:rPr>
           <w:rFonts w:eastAsia="Times New Roman" w:cs="Times New Roman"/>
         </w:rPr>
-        <w:t>Each respondent produced eight level-responses, giving 80 in total. Three were excluded for a consistency ratio above 0.25 and the remaining 77 retained. The exclusions are reported rather than absorbed: two fell in the borrower and management dimension and the credit conduct dimension from one respondent (CR 0.298 and 0.377), and one at the credit-risk objective level from another (CR 0.293).</w:t>
+        <w:t>Each respondent produced eight level-responses, giving 88 in total. Three were excluded for a consistency ratio above 0.25 and the remaining 85 retained. The exclusions are reported rather than absorbed: two fell in the borrower and management dimension and the credit conduct dimension from one respondent (CR 0.298 and 0.377), and one at the credit-risk objective level from another (CR 0.293).</w:t>
       </w:r>
     </w:p>
     <w:p>
@@ -35102,7 +35102,7 @@
         <w:pStyle w:val="Heading3"/>
         <w:spacing w:before="240" w:after="120"/>
       </w:pPr>
-      <w:bookmarkStart w:id="160" w:name="_Toc240719265"/>
+      <w:bookmarkStart w:id="160" w:name="_Toc240751859"/>
       <w:r>
         <w:rPr>
           <w:rFonts w:ascii="Times New Roman" w:eastAsia="Times New Roman" w:hAnsi="Times New Roman" w:cs="Times New Roman"/>
@@ -35130,7 +35130,7 @@
         <w:keepLines/>
         <w:spacing w:before="160" w:after="80"/>
       </w:pPr>
-      <w:bookmarkStart w:id="161" w:name="_Toc240719326"/>
+      <w:bookmarkStart w:id="161" w:name="_Toc240751920"/>
       <w:r>
         <w:rPr>
           <w:rFonts w:eastAsia="Times New Roman" w:cs="Times New Roman"/>
@@ -35148,9 +35148,9 @@
         <w:tblLook w:val="04A0" w:firstRow="1" w:lastRow="0" w:firstColumn="1" w:lastColumn="0" w:noHBand="0" w:noVBand="1"/>
       </w:tblPr>
       <w:tblGrid>
-        <w:gridCol w:w="5439"/>
-        <w:gridCol w:w="1020"/>
-        <w:gridCol w:w="2210"/>
+        <w:gridCol w:w="4461"/>
+        <w:gridCol w:w="862"/>
+        <w:gridCol w:w="3346"/>
       </w:tblGrid>
       <w:tr>
         <w:trPr>
@@ -35160,7 +35160,7 @@
         </w:trPr>
         <w:tc>
           <w:tcPr>
-            <w:tcW w:w="5439" w:type="dxa"/>
+            <w:tcW w:w="4461" w:type="dxa"/>
           </w:tcPr>
           <w:p>
             <w:pPr>
@@ -35179,7 +35179,7 @@
         </w:tc>
         <w:tc>
           <w:tcPr>
-            <w:tcW w:w="1020" w:type="dxa"/>
+            <w:tcW w:w="862" w:type="dxa"/>
           </w:tcPr>
           <w:p>
             <w:pPr>
@@ -35199,7 +35199,7 @@
         </w:tc>
         <w:tc>
           <w:tcPr>
-            <w:tcW w:w="2210" w:type="dxa"/>
+            <w:tcW w:w="3346" w:type="dxa"/>
           </w:tcPr>
           <w:p>
             <w:pPr>
@@ -35213,7 +35213,7 @@
                 <w:b/>
                 <w:sz w:val="22"/>
               </w:rPr>
-              <w:t>Against equal</w:t>
+              <w:t>Multiple of equal weight</w:t>
             </w:r>
           </w:p>
         </w:tc>
@@ -35225,7 +35225,7 @@
         </w:trPr>
         <w:tc>
           <w:tcPr>
-            <w:tcW w:w="5439" w:type="dxa"/>
+            <w:tcW w:w="4461" w:type="dxa"/>
           </w:tcPr>
           <w:p>
             <w:pPr>
@@ -35243,7 +35243,7 @@
         </w:tc>
         <w:tc>
           <w:tcPr>
-            <w:tcW w:w="1020" w:type="dxa"/>
+            <w:tcW w:w="862" w:type="dxa"/>
           </w:tcPr>
           <w:p>
             <w:pPr>
@@ -35256,13 +35256,13 @@
                 <w:rFonts w:eastAsia="Times New Roman" w:cs="Times New Roman"/>
                 <w:sz w:val="22"/>
               </w:rPr>
-              <w:t>0.2504</w:t>
-            </w:r>
-          </w:p>
-        </w:tc>
-        <w:tc>
-          <w:tcPr>
-            <w:tcW w:w="2210" w:type="dxa"/>
+              <w:t>0.2698</w:t>
+            </w:r>
+          </w:p>
+        </w:tc>
+        <w:tc>
+          <w:tcPr>
+            <w:tcW w:w="3346" w:type="dxa"/>
           </w:tcPr>
           <w:p>
             <w:pPr>
@@ -35275,7 +35275,7 @@
                 <w:rFonts w:eastAsia="Times New Roman" w:cs="Times New Roman"/>
                 <w:sz w:val="22"/>
               </w:rPr>
-              <w:t>×1.50</w:t>
+              <w:t>1.62</w:t>
             </w:r>
           </w:p>
         </w:tc>
@@ -35287,7 +35287,7 @@
         </w:trPr>
         <w:tc>
           <w:tcPr>
-            <w:tcW w:w="5439" w:type="dxa"/>
+            <w:tcW w:w="4461" w:type="dxa"/>
           </w:tcPr>
           <w:p>
             <w:pPr>
@@ -35305,7 +35305,7 @@
         </w:tc>
         <w:tc>
           <w:tcPr>
-            <w:tcW w:w="1020" w:type="dxa"/>
+            <w:tcW w:w="862" w:type="dxa"/>
           </w:tcPr>
           <w:p>
             <w:pPr>
@@ -35318,13 +35318,13 @@
                 <w:rFonts w:eastAsia="Times New Roman" w:cs="Times New Roman"/>
                 <w:sz w:val="22"/>
               </w:rPr>
-              <w:t>0.2062</w:t>
-            </w:r>
-          </w:p>
-        </w:tc>
-        <w:tc>
-          <w:tcPr>
-            <w:tcW w:w="2210" w:type="dxa"/>
+              <w:t>0.2190</w:t>
+            </w:r>
+          </w:p>
+        </w:tc>
+        <w:tc>
+          <w:tcPr>
+            <w:tcW w:w="3346" w:type="dxa"/>
           </w:tcPr>
           <w:p>
             <w:pPr>
@@ -35337,7 +35337,7 @@
                 <w:rFonts w:eastAsia="Times New Roman" w:cs="Times New Roman"/>
                 <w:sz w:val="22"/>
               </w:rPr>
-              <w:t>×1.24</w:t>
+              <w:t>1.31</w:t>
             </w:r>
           </w:p>
         </w:tc>
@@ -35349,7 +35349,7 @@
         </w:trPr>
         <w:tc>
           <w:tcPr>
-            <w:tcW w:w="5439" w:type="dxa"/>
+            <w:tcW w:w="4461" w:type="dxa"/>
           </w:tcPr>
           <w:p>
             <w:pPr>
@@ -35367,7 +35367,7 @@
         </w:tc>
         <w:tc>
           <w:tcPr>
-            <w:tcW w:w="1020" w:type="dxa"/>
+            <w:tcW w:w="862" w:type="dxa"/>
           </w:tcPr>
           <w:p>
             <w:pPr>
@@ -35380,13 +35380,13 @@
                 <w:rFonts w:eastAsia="Times New Roman" w:cs="Times New Roman"/>
                 <w:sz w:val="22"/>
               </w:rPr>
-              <w:t>0.1733</w:t>
-            </w:r>
-          </w:p>
-        </w:tc>
-        <w:tc>
-          <w:tcPr>
-            <w:tcW w:w="2210" w:type="dxa"/>
+              <w:t>0.1594</w:t>
+            </w:r>
+          </w:p>
+        </w:tc>
+        <w:tc>
+          <w:tcPr>
+            <w:tcW w:w="3346" w:type="dxa"/>
           </w:tcPr>
           <w:p>
             <w:pPr>
@@ -35399,7 +35399,7 @@
                 <w:rFonts w:eastAsia="Times New Roman" w:cs="Times New Roman"/>
                 <w:sz w:val="22"/>
               </w:rPr>
-              <w:t>×1.04</w:t>
+              <w:t>0.96</w:t>
             </w:r>
           </w:p>
         </w:tc>
@@ -35411,7 +35411,7 @@
         </w:trPr>
         <w:tc>
           <w:tcPr>
-            <w:tcW w:w="5439" w:type="dxa"/>
+            <w:tcW w:w="4461" w:type="dxa"/>
           </w:tcPr>
           <w:p>
             <w:pPr>
@@ -35429,7 +35429,7 @@
         </w:tc>
         <w:tc>
           <w:tcPr>
-            <w:tcW w:w="1020" w:type="dxa"/>
+            <w:tcW w:w="862" w:type="dxa"/>
           </w:tcPr>
           <w:p>
             <w:pPr>
@@ -35442,13 +35442,13 @@
                 <w:rFonts w:eastAsia="Times New Roman" w:cs="Times New Roman"/>
                 <w:sz w:val="22"/>
               </w:rPr>
-              <w:t>0.1527</w:t>
-            </w:r>
-          </w:p>
-        </w:tc>
-        <w:tc>
-          <w:tcPr>
-            <w:tcW w:w="2210" w:type="dxa"/>
+              <w:t>0.1423</w:t>
+            </w:r>
+          </w:p>
+        </w:tc>
+        <w:tc>
+          <w:tcPr>
+            <w:tcW w:w="3346" w:type="dxa"/>
           </w:tcPr>
           <w:p>
             <w:pPr>
@@ -35461,7 +35461,7 @@
                 <w:rFonts w:eastAsia="Times New Roman" w:cs="Times New Roman"/>
                 <w:sz w:val="22"/>
               </w:rPr>
-              <w:t>×0.92</w:t>
+              <w:t>0.85</w:t>
             </w:r>
           </w:p>
         </w:tc>
@@ -35473,7 +35473,7 @@
         </w:trPr>
         <w:tc>
           <w:tcPr>
-            <w:tcW w:w="5439" w:type="dxa"/>
+            <w:tcW w:w="4461" w:type="dxa"/>
           </w:tcPr>
           <w:p>
             <w:pPr>
@@ -35491,7 +35491,7 @@
         </w:tc>
         <w:tc>
           <w:tcPr>
-            <w:tcW w:w="1020" w:type="dxa"/>
+            <w:tcW w:w="862" w:type="dxa"/>
           </w:tcPr>
           <w:p>
             <w:pPr>
@@ -35504,13 +35504,13 @@
                 <w:rFonts w:eastAsia="Times New Roman" w:cs="Times New Roman"/>
                 <w:sz w:val="22"/>
               </w:rPr>
-              <w:t>0.1116</w:t>
-            </w:r>
-          </w:p>
-        </w:tc>
-        <w:tc>
-          <w:tcPr>
-            <w:tcW w:w="2210" w:type="dxa"/>
+              <w:t>0.1073</w:t>
+            </w:r>
+          </w:p>
+        </w:tc>
+        <w:tc>
+          <w:tcPr>
+            <w:tcW w:w="3346" w:type="dxa"/>
           </w:tcPr>
           <w:p>
             <w:pPr>
@@ -35523,7 +35523,7 @@
                 <w:rFonts w:eastAsia="Times New Roman" w:cs="Times New Roman"/>
                 <w:sz w:val="22"/>
               </w:rPr>
-              <w:t>×0.67</w:t>
+              <w:t>0.64</w:t>
             </w:r>
           </w:p>
         </w:tc>
@@ -35535,7 +35535,7 @@
         </w:trPr>
         <w:tc>
           <w:tcPr>
-            <w:tcW w:w="5439" w:type="dxa"/>
+            <w:tcW w:w="4461" w:type="dxa"/>
           </w:tcPr>
           <w:p>
             <w:pPr>
@@ -35552,7 +35552,7 @@
         </w:tc>
         <w:tc>
           <w:tcPr>
-            <w:tcW w:w="1020" w:type="dxa"/>
+            <w:tcW w:w="862" w:type="dxa"/>
           </w:tcPr>
           <w:p>
             <w:pPr>
@@ -35564,13 +35564,13 @@
                 <w:rFonts w:eastAsia="Times New Roman" w:cs="Times New Roman"/>
                 <w:sz w:val="22"/>
               </w:rPr>
-              <w:t>0.1058</w:t>
-            </w:r>
-          </w:p>
-        </w:tc>
-        <w:tc>
-          <w:tcPr>
-            <w:tcW w:w="2210" w:type="dxa"/>
+              <w:t>0.1023</w:t>
+            </w:r>
+          </w:p>
+        </w:tc>
+        <w:tc>
+          <w:tcPr>
+            <w:tcW w:w="3346" w:type="dxa"/>
           </w:tcPr>
           <w:p>
             <w:pPr>
@@ -35582,7 +35582,7 @@
                 <w:rFonts w:eastAsia="Times New Roman" w:cs="Times New Roman"/>
                 <w:sz w:val="22"/>
               </w:rPr>
-              <w:t>×0.63</w:t>
+              <w:t>0.61</w:t>
             </w:r>
           </w:p>
         </w:tc>
@@ -35612,7 +35612,7 @@
         <w:rPr>
           <w:rFonts w:eastAsia="Times New Roman" w:cs="Times New Roman"/>
         </w:rPr>
-        <w:t>The model's weight status is now recorded as elicited, against ten respondents, three exclusions and the date of elicitation. Every score the system produces is computed from these weights.</w:t>
+        <w:t>The model's weight status is now recorded as elicited, against eleven respondents, three exclusions and the date of elicitation. Every score the system produces is computed from these weights.</w:t>
       </w:r>
     </w:p>
     <w:p>
@@ -35620,7 +35620,7 @@
         <w:pStyle w:val="Heading3"/>
         <w:spacing w:before="240" w:after="120"/>
       </w:pPr>
-      <w:bookmarkStart w:id="162" w:name="_Toc240719266"/>
+      <w:bookmarkStart w:id="162" w:name="_Toc240751860"/>
       <w:r>
         <w:rPr>
           <w:rFonts w:ascii="Times New Roman" w:eastAsia="Times New Roman" w:hAnsi="Times New Roman" w:cs="Times New Roman"/>
@@ -35657,7 +35657,7 @@
         <w:rPr>
           <w:rFonts w:eastAsia="Times New Roman" w:cs="Times New Roman"/>
         </w:rPr>
-        <w:t xml:space="preserve"> Within a level the ratio of largest to smallest reaches 3.25, and the largest departure from equal weighting is 79%, three times the perturbation tested. The earlier reassurance was therefore about a narrower disturbance than the one that actually occurred.</w:t>
+        <w:t xml:space="preserve"> Within a level the ratio of largest to smallest reaches 3.57, and the largest departure from equal weighting is 87%, three and a half times the perturbation tested. The earlier reassurance was therefore about a narrower disturbance than the one that actually occurred.</w:t>
       </w:r>
     </w:p>
     <w:p>
@@ -35678,7 +35678,7 @@
         <w:keepLines/>
         <w:spacing w:before="160" w:after="80"/>
       </w:pPr>
-      <w:bookmarkStart w:id="163" w:name="_Toc240719327"/>
+      <w:bookmarkStart w:id="163" w:name="_Toc240751921"/>
       <w:r>
         <w:rPr>
           <w:rFonts w:eastAsia="Times New Roman" w:cs="Times New Roman"/>
@@ -35796,7 +35796,7 @@
                 <w:rFonts w:eastAsia="Times New Roman" w:cs="Times New Roman"/>
                 <w:sz w:val="22"/>
               </w:rPr>
-              <w:t>0.9136</w:t>
+              <w:t>0.8983</w:t>
             </w:r>
           </w:p>
         </w:tc>
@@ -35815,7 +35815,7 @@
                 <w:rFonts w:eastAsia="Times New Roman" w:cs="Times New Roman"/>
                 <w:sz w:val="22"/>
               </w:rPr>
-              <w:t>0.9662</w:t>
+              <w:t>0.9671</w:t>
             </w:r>
           </w:p>
         </w:tc>
@@ -35858,7 +35858,7 @@
                 <w:rFonts w:eastAsia="Times New Roman" w:cs="Times New Roman"/>
                 <w:sz w:val="22"/>
               </w:rPr>
-              <w:t>86.7%</w:t>
+              <w:t>85.5%</w:t>
             </w:r>
           </w:p>
         </w:tc>
@@ -35877,7 +35877,7 @@
                 <w:rFonts w:eastAsia="Times New Roman" w:cs="Times New Roman"/>
                 <w:sz w:val="22"/>
               </w:rPr>
-              <w:t>84.1%</w:t>
+              <w:t>84.9%</w:t>
             </w:r>
           </w:p>
         </w:tc>
@@ -35980,7 +35980,7 @@
                 <w:rFonts w:eastAsia="Times New Roman" w:cs="Times New Roman"/>
                 <w:sz w:val="22"/>
               </w:rPr>
-              <w:t>1.85</w:t>
+              <w:t>2.04</w:t>
             </w:r>
           </w:p>
         </w:tc>
@@ -35998,7 +35998,7 @@
                 <w:rFonts w:eastAsia="Times New Roman" w:cs="Times New Roman"/>
                 <w:sz w:val="22"/>
               </w:rPr>
-              <w:t>2.45</w:t>
+              <w:t>2.38</w:t>
             </w:r>
           </w:p>
         </w:tc>
@@ -36017,7 +36017,7 @@
         <w:rPr>
           <w:rFonts w:eastAsia="Times New Roman" w:cs="Times New Roman"/>
         </w:rPr>
-        <w:t>No case moves two bands. Between 13% and 16% move one band. That is not nothing: those are appraisals that would carry a different recommendation. The ordering is nonetheless substantially preserved across a weight change far larger than the one Section 5.16 modelled.</w:t>
+        <w:t>No case moves two bands. Around 15% move one band. That is not nothing: those are appraisals that would carry a different recommendation. The ordering is nonetheless substantially preserved across a weight change far larger than the one Section 5.16 modelled.</w:t>
       </w:r>
     </w:p>
     <w:p>
@@ -36036,7 +36036,7 @@
         <w:pStyle w:val="Heading2"/>
         <w:spacing w:before="240" w:after="120"/>
       </w:pPr>
-      <w:bookmarkStart w:id="164" w:name="_Toc240719267"/>
+      <w:bookmarkStart w:id="164" w:name="_Toc240751861"/>
       <w:r>
         <w:rPr>
           <w:rFonts w:ascii="Times New Roman" w:eastAsia="Times New Roman" w:hAnsi="Times New Roman" w:cs="Times New Roman"/>
@@ -36050,7 +36050,7 @@
         <w:pStyle w:val="Heading3"/>
         <w:spacing w:before="240" w:after="120"/>
       </w:pPr>
-      <w:bookmarkStart w:id="165" w:name="_Toc240719268"/>
+      <w:bookmarkStart w:id="165" w:name="_Toc240751862"/>
       <w:r>
         <w:rPr>
           <w:rFonts w:ascii="Times New Roman" w:eastAsia="Times New Roman" w:hAnsi="Times New Roman" w:cs="Times New Roman"/>
@@ -36079,18 +36079,18 @@
         <w:rPr>
           <w:rFonts w:eastAsia="Times New Roman" w:cs="Times New Roman"/>
         </w:rPr>
+        <w:t>The working system scores, explains, and exports in the bank's own report format. Contributions decompose exactly to the score, so any recommendation is traceable to the clause that produced it.</w:t>
+      </w:r>
+    </w:p>
+    <w:p>
+      <w:pPr>
+        <w:jc w:val="both"/>
+      </w:pPr>
+      <w:r>
+        <w:rPr>
+          <w:rFonts w:eastAsia="Times New Roman" w:cs="Times New Roman"/>
+        </w:rPr>
         <w:lastRenderedPageBreak/>
-        <w:t>The working system scores, explains, and exports in the bank's own report format. Contributions decompose exactly to the score, so any recommendation is traceable to the clause that produced it.</w:t>
-      </w:r>
-    </w:p>
-    <w:p>
-      <w:pPr>
-        <w:jc w:val="both"/>
-      </w:pPr>
-      <w:r>
-        <w:rPr>
-          <w:rFonts w:eastAsia="Times New Roman" w:cs="Times New Roman"/>
-        </w:rPr>
         <w:t>What the formalisation does not do is preserve everything. Stein's [12] distinction between hard and soft information implies that hardening a judgement loses something, and the fuzzy linguistic scale mitigates that loss rather than avoiding it.</w:t>
       </w:r>
     </w:p>
@@ -36099,7 +36099,7 @@
         <w:pStyle w:val="Heading3"/>
         <w:spacing w:before="240" w:after="120"/>
       </w:pPr>
-      <w:bookmarkStart w:id="166" w:name="_Toc240719269"/>
+      <w:bookmarkStart w:id="166" w:name="_Toc240751863"/>
       <w:r>
         <w:rPr>
           <w:rFonts w:ascii="Times New Roman" w:eastAsia="Times New Roman" w:hAnsi="Times New Roman" w:cs="Times New Roman"/>
@@ -36135,7 +36135,7 @@
         <w:rPr>
           <w:rFonts w:eastAsia="Times New Roman" w:cs="Times New Roman"/>
         </w:rPr>
-        <w:t xml:space="preserve"> Ten practitioners, 1–12 years' experience, produced the weights in Section 6.1.4. The ordering is the substantive result: forward-looking project viability outranks historic financial performance by more than two to one, and security and compliance ranks last of the six credit-risk areas. Three of 80 level-responses were excluded for inconsistency.</w:t>
+        <w:t xml:space="preserve"> Eleven practitioners, 1–12 years' experience, produced the weights in Section 6.1.4. The ordering is the substantive result: forward-looking project viability outranks historic financial performance by more than two to one, and security and compliance ranks last of the six credit-risk areas. Three of 88 level-responses were excluded for inconsistency.</w:t>
       </w:r>
     </w:p>
     <w:p>
@@ -36153,7 +36153,7 @@
         <w:rPr>
           <w:rFonts w:eastAsia="Times New Roman" w:cs="Times New Roman"/>
         </w:rPr>
-        <w:t xml:space="preserve"> Less than the effort of eliciting them might imply, and the answer is now measured rather than simulated. The elicited weights depart from the placeholders by up to 79% within a level, three times the ±25% Section 5.16 modelled, yet rank correlation between the two scorings is 0.9136 (credit) and 0.9662 (development), no case moves two risk bands, and 84–87% keep the same band (Section 6.1.5).</w:t>
+        <w:t xml:space="preserve"> Less than the effort of eliciting them might imply, and the answer is now measured rather than simulated. The elicited weights depart from the placeholders by up to 87% within a level, three and a half times the ±25% Section 5.16 modelled, yet rank correlation between the two scorings is 0.8983 for credit risk and 0.9671 for development impact, no case moves two risk bands, and about 85% keep the same band (Section 6.1.5).</w:t>
       </w:r>
     </w:p>
     <w:p>
@@ -36164,7 +36164,7 @@
         <w:rPr>
           <w:rFonts w:eastAsia="Times New Roman" w:cs="Times New Roman"/>
         </w:rPr>
-        <w:t>Three qualifications. The 13–16% that change band are real appraisals that would carry a different recommendation. All ten respondents come from state commercial banking, so these weights describe one segment, not the sector. And the criteria tree is structurally asymmetric: a development-impact criterion carries four to seven times the leverage of a credit-risk criterion, so elicitation error costs more on that side.</w:t>
+        <w:t>Three qualifications. The 15% that change band are real appraisals that would carry a different recommendation. Ten of the eleven respondents come from state commercial banking, and the eleventh did not state an institution, so these weights describe one segment, not the sector. And the criteria tree is structurally asymmetric: a development-impact criterion carries four to seven times the leverage of a credit-risk criterion, so elicitation error costs more on that side.</w:t>
       </w:r>
     </w:p>
     <w:p>
@@ -36172,7 +36172,7 @@
         <w:pStyle w:val="Heading3"/>
         <w:spacing w:before="240" w:after="120"/>
       </w:pPr>
-      <w:bookmarkStart w:id="167" w:name="_Toc240719270"/>
+      <w:bookmarkStart w:id="167" w:name="_Toc240751864"/>
       <w:r>
         <w:rPr>
           <w:rFonts w:ascii="Times New Roman" w:eastAsia="Times New Roman" w:hAnsi="Times New Roman" w:cs="Times New Roman"/>
@@ -36212,21 +36212,27 @@
         <w:rPr>
           <w:rFonts w:eastAsia="Times New Roman" w:cs="Times New Roman"/>
         </w:rPr>
+        <w:t xml:space="preserve">The attempt surfaced something more useful. The SBA National dataset's </w:t>
+      </w:r>
+      <w:r>
+        <w:rPr>
+          <w:rFonts w:eastAsia="Times New Roman" w:cs="Times New Roman"/>
+          <w:i/>
+        </w:rPr>
+        <w:t>Term</w:t>
+      </w:r>
+      <w:r>
+        <w:rPr>
+          <w:rFonts w:eastAsia="Times New Roman" w:cs="Times New Roman"/>
+        </w:rPr>
+        <w:t xml:space="preserve"> field carries outcome information: roundness alone predicts default at AUC 0.889 within every </w:t>
+      </w:r>
+      <w:r>
+        <w:rPr>
+          <w:rFonts w:eastAsia="Times New Roman" w:cs="Times New Roman"/>
+        </w:rPr>
         <w:lastRenderedPageBreak/>
-        <w:t xml:space="preserve">The attempt surfaced something more useful. The SBA National dataset's </w:t>
-      </w:r>
-      <w:r>
-        <w:rPr>
-          <w:rFonts w:eastAsia="Times New Roman" w:cs="Times New Roman"/>
-          <w:i/>
-        </w:rPr>
-        <w:t>Term</w:t>
-      </w:r>
-      <w:r>
-        <w:rPr>
-          <w:rFonts w:eastAsia="Times New Roman" w:cs="Times New Roman"/>
-        </w:rPr>
-        <w:t xml:space="preserve"> field carries outcome information: roundness alone predicts default at AUC 0.889 within every approval year, and excluding the field drops gradient-boosting temporal AUC from 0.9461 to 0.6076 (Sections 5.3 to 5.4). Confidence intervals do not overlap and paired DeLong tests give p &lt; 0.001.</w:t>
+        <w:t>approval year, and excluding the field drops gradient-boosting temporal AUC from 0.9461 to 0.6076 (Sections 5.3 to 5.4). Confidence intervals do not overlap and paired DeLong tests give p &lt; 0.001.</w:t>
       </w:r>
     </w:p>
     <w:p>
@@ -36245,7 +36251,7 @@
         <w:pStyle w:val="Heading3"/>
         <w:spacing w:before="240" w:after="120"/>
       </w:pPr>
-      <w:bookmarkStart w:id="168" w:name="_Toc240719271"/>
+      <w:bookmarkStart w:id="168" w:name="_Toc240751865"/>
       <w:r>
         <w:rPr>
           <w:rFonts w:ascii="Times New Roman" w:eastAsia="Times New Roman" w:hAnsi="Times New Roman" w:cs="Times New Roman"/>
@@ -36317,12 +36323,11 @@
         <w:pStyle w:val="Heading2"/>
         <w:spacing w:before="240" w:after="120"/>
       </w:pPr>
-      <w:bookmarkStart w:id="169" w:name="_Toc240719272"/>
+      <w:bookmarkStart w:id="169" w:name="_Toc240751866"/>
       <w:r>
         <w:rPr>
           <w:rFonts w:ascii="Times New Roman" w:eastAsia="Times New Roman" w:hAnsi="Times New Roman" w:cs="Times New Roman"/>
         </w:rPr>
-        <w:lastRenderedPageBreak/>
         <w:t>6.3 Discussion</w:t>
       </w:r>
       <w:bookmarkEnd w:id="169"/>
@@ -36332,7 +36337,7 @@
         <w:pStyle w:val="Heading3"/>
         <w:spacing w:before="240" w:after="120"/>
       </w:pPr>
-      <w:bookmarkStart w:id="170" w:name="_Toc240719273"/>
+      <w:bookmarkStart w:id="170" w:name="_Toc240751867"/>
       <w:r>
         <w:rPr>
           <w:rFonts w:ascii="Times New Roman" w:eastAsia="Times New Roman" w:hAnsi="Times New Roman" w:cs="Times New Roman"/>
@@ -36374,6 +36379,7 @@
         <w:rPr>
           <w:rFonts w:eastAsia="Times New Roman" w:cs="Times New Roman"/>
         </w:rPr>
+        <w:lastRenderedPageBreak/>
         <w:t>The transferable lesson is about how anomalies are treated. The finding emerged only because an AUC of 0.9726 was investigated rather than reported. Had it been published it would have exceeded every benchmark it would have been compared against, which is precisely why it would not have been questioned.</w:t>
       </w:r>
     </w:p>
@@ -36406,7 +36412,7 @@
         <w:pStyle w:val="Heading3"/>
         <w:spacing w:before="240" w:after="120"/>
       </w:pPr>
-      <w:bookmarkStart w:id="171" w:name="_Toc240719274"/>
+      <w:bookmarkStart w:id="171" w:name="_Toc240751868"/>
       <w:r>
         <w:rPr>
           <w:rFonts w:ascii="Times New Roman" w:eastAsia="Times New Roman" w:hAnsi="Times New Roman" w:cs="Times New Roman"/>
@@ -36432,7 +36438,7 @@
         <w:pStyle w:val="Heading3"/>
         <w:spacing w:before="240" w:after="120"/>
       </w:pPr>
-      <w:bookmarkStart w:id="172" w:name="_Toc240719275"/>
+      <w:bookmarkStart w:id="172" w:name="_Toc240751869"/>
       <w:r>
         <w:rPr>
           <w:rFonts w:ascii="Times New Roman" w:eastAsia="Times New Roman" w:hAnsi="Times New Roman" w:cs="Times New Roman"/>
@@ -36475,37 +36481,43 @@
         <w:pStyle w:val="Heading3"/>
         <w:spacing w:before="240" w:after="120"/>
       </w:pPr>
-      <w:bookmarkStart w:id="173" w:name="_Toc240719276"/>
+      <w:bookmarkStart w:id="173" w:name="_Toc240751870"/>
       <w:r>
         <w:rPr>
           <w:rFonts w:ascii="Times New Roman" w:eastAsia="Times New Roman" w:hAnsi="Times New Roman" w:cs="Times New Roman"/>
           <w:b w:val="0"/>
         </w:rPr>
+        <w:t>6.3.4 On the system</w:t>
+      </w:r>
+      <w:bookmarkEnd w:id="173"/>
+    </w:p>
+    <w:p>
+      <w:pPr>
+        <w:jc w:val="both"/>
+      </w:pPr>
+      <w:r>
+        <w:rPr>
+          <w:rFonts w:eastAsia="Times New Roman" w:cs="Times New Roman"/>
+        </w:rPr>
+        <w:t>Two design decisions proved more consequential than expected.</w:t>
+      </w:r>
+    </w:p>
+    <w:p>
+      <w:pPr>
+        <w:jc w:val="both"/>
+      </w:pPr>
+      <w:r>
+        <w:rPr>
+          <w:rFonts w:eastAsia="Times New Roman" w:cs="Times New Roman"/>
+        </w:rPr>
+        <w:t>The completeness gate (Section 5.3) arose from a defect found in testing: a 14%-complete file produced a confident recommendation. Weight renormalisation keeps a sparse appraisal's score plausible while its evidential basis collapses. The gate is a refusal to an</w:t>
+      </w:r>
+      <w:r>
+        <w:rPr>
+          <w:rFonts w:eastAsia="Times New Roman" w:cs="Times New Roman"/>
+        </w:rPr>
         <w:lastRenderedPageBreak/>
-        <w:t>6.3.4 On the system</w:t>
-      </w:r>
-      <w:bookmarkEnd w:id="173"/>
-    </w:p>
-    <w:p>
-      <w:pPr>
-        <w:jc w:val="both"/>
-      </w:pPr>
-      <w:r>
-        <w:rPr>
-          <w:rFonts w:eastAsia="Times New Roman" w:cs="Times New Roman"/>
-        </w:rPr>
-        <w:t>Two design decisions proved more consequential than expected.</w:t>
-      </w:r>
-    </w:p>
-    <w:p>
-      <w:pPr>
-        <w:jc w:val="both"/>
-      </w:pPr>
-      <w:r>
-        <w:rPr>
-          <w:rFonts w:eastAsia="Times New Roman" w:cs="Times New Roman"/>
-        </w:rPr>
-        <w:t>The completeness gate (Section 5.3) arose from a defect found in testing: a 14%-complete file produced a confident recommendation. Weight renormalisation keeps a sparse appraisal's score plausible while its evidential basis collapses. The gate is a refusal to answer rather than a score adjustment, because a discounted score would preserve the false impression that the system had an opinion.</w:t>
+        <w:t>swer rather than a score adjustment, because a discounted score would preserve the false impression that the system had an opinion.</w:t>
       </w:r>
     </w:p>
     <w:p>
@@ -36535,7 +36547,7 @@
         <w:pStyle w:val="Heading3"/>
         <w:spacing w:before="240" w:after="120"/>
       </w:pPr>
-      <w:bookmarkStart w:id="174" w:name="_Toc240719277"/>
+      <w:bookmarkStart w:id="174" w:name="_Toc240751871"/>
       <w:r>
         <w:rPr>
           <w:rFonts w:ascii="Times New Roman" w:eastAsia="Times New Roman" w:hAnsi="Times New Roman" w:cs="Times New Roman"/>
@@ -36581,24 +36593,24 @@
         <w:rPr>
           <w:rFonts w:eastAsia="Times New Roman" w:cs="Times New Roman"/>
         </w:rPr>
-        <w:t xml:space="preserve">This has to be stated carefully. Barocas and Selbst [46] set out why disparate impact is a legal as well as a technical problem: a model can disadvantage a group whose defining attribute it never observes. That is the shape of what is found here. But these are credit-access proxies; the dataset records no protected characteristic, so no claim about lawful </w:t>
-      </w:r>
+        <w:t>This has to be stated carefully. Barocas and Selbst [46] set out why disparate impact is a legal as well as a technical problem: a model can disadvantage a group whose defining attribute it never observes. That is the shape of what is found here. But these are credit-access proxies; the dataset records no protected characteristic, so no claim about lawful discrimination follows. Group default rates genuinely differ, so selection-rate gaps are not by themselves evidence of injustice, which is why the error-r</w:t>
+      </w:r>
+      <w:r>
+        <w:rPr>
+          <w:rFonts w:eastAsia="Times New Roman" w:cs="Times New Roman"/>
+        </w:rPr>
+        <w:t>ate comparison, taken only over borrowers who actually repaid, is the one reported as the finding.</w:t>
+      </w:r>
+    </w:p>
+    <w:p>
+      <w:pPr>
+        <w:jc w:val="both"/>
+      </w:pPr>
       <w:r>
         <w:rPr>
           <w:rFonts w:eastAsia="Times New Roman" w:cs="Times New Roman"/>
         </w:rPr>
         <w:lastRenderedPageBreak/>
-        <w:t>discrimination follows. Group default rates genuinely differ, so selection-rate gaps are not by themselves evidence of injustice, which is why the error-rate comparison, taken only over borrowers who actually repaid, is the one reported as the finding.</w:t>
-      </w:r>
-    </w:p>
-    <w:p>
-      <w:pPr>
-        <w:jc w:val="both"/>
-      </w:pPr>
-      <w:r>
-        <w:rPr>
-          <w:rFonts w:eastAsia="Times New Roman" w:cs="Times New Roman"/>
-        </w:rPr>
         <w:t>The second is that both conventional models reward applicants for withholding information (Section 5.19), which is the empirical case for the completeness gate discussed above.</w:t>
       </w:r>
     </w:p>
@@ -36618,7 +36630,7 @@
         <w:pStyle w:val="Heading2"/>
         <w:spacing w:before="240" w:after="120"/>
       </w:pPr>
-      <w:bookmarkStart w:id="175" w:name="_Toc240719278"/>
+      <w:bookmarkStart w:id="175" w:name="_Toc240751872"/>
       <w:r>
         <w:rPr>
           <w:rFonts w:ascii="Times New Roman" w:eastAsia="Times New Roman" w:hAnsi="Times New Roman" w:cs="Times New Roman"/>
@@ -36748,25 +36760,25 @@
           <w:rFonts w:eastAsia="Times New Roman" w:cs="Times New Roman"/>
           <w:b/>
         </w:rPr>
+        <w:t>No inter-rater reliability study.</w:t>
+      </w:r>
+      <w:r>
+        <w:rPr>
+          <w:rFonts w:eastAsia="Times New Roman" w:cs="Times New Roman"/>
+        </w:rPr>
+        <w:t xml:space="preserve"> The premise that manual appraisal is inconsistent is supported from the literature [2] but not measured here. This remains the single most significant omission.</w:t>
+      </w:r>
+    </w:p>
+    <w:p>
+      <w:pPr>
+        <w:jc w:val="both"/>
+      </w:pPr>
+      <w:r>
+        <w:rPr>
+          <w:rFonts w:eastAsia="Times New Roman" w:cs="Times New Roman"/>
+          <w:b/>
+        </w:rPr>
         <w:lastRenderedPageBreak/>
-        <w:t>No inter-rater reliability study.</w:t>
-      </w:r>
-      <w:r>
-        <w:rPr>
-          <w:rFonts w:eastAsia="Times New Roman" w:cs="Times New Roman"/>
-        </w:rPr>
-        <w:t xml:space="preserve"> The premise that manual appraisal is inconsistent is supported from the literature [2] but not measured here. This remains the single most significant omission.</w:t>
-      </w:r>
-    </w:p>
-    <w:p>
-      <w:pPr>
-        <w:jc w:val="both"/>
-      </w:pPr>
-      <w:r>
-        <w:rPr>
-          <w:rFonts w:eastAsia="Times New Roman" w:cs="Times New Roman"/>
-          <w:b/>
-        </w:rPr>
         <w:t>No field evaluation and no fairness assessment.</w:t>
       </w:r>
       <w:r>
@@ -36792,7 +36804,7 @@
         <w:pStyle w:val="Heading2"/>
         <w:spacing w:before="240" w:after="120"/>
       </w:pPr>
-      <w:bookmarkStart w:id="176" w:name="_Toc240719279"/>
+      <w:bookmarkStart w:id="176" w:name="_Toc240751873"/>
       <w:r>
         <w:rPr>
           <w:rFonts w:ascii="Times New Roman" w:eastAsia="Times New Roman" w:hAnsi="Times New Roman" w:cs="Times New Roman"/>
@@ -36909,7 +36921,7 @@
         <w:pStyle w:val="Heading2"/>
         <w:spacing w:before="240" w:after="120"/>
       </w:pPr>
-      <w:bookmarkStart w:id="177" w:name="_Toc240719280"/>
+      <w:bookmarkStart w:id="177" w:name="_Toc240751874"/>
       <w:r>
         <w:rPr>
           <w:rFonts w:ascii="Times New Roman" w:eastAsia="Times New Roman" w:hAnsi="Times New Roman" w:cs="Times New Roman"/>
@@ -36937,25 +36949,25 @@
         <w:rPr>
           <w:rFonts w:eastAsia="Times New Roman" w:cs="Times New Roman"/>
         </w:rPr>
-        <w:t>The artefact was built. A 49-criterion model was derived clause by clause from the People's Bank appraisal form and implemented in a working system that scores credit risk and development impact separately, decomposes every score into exact per-criterion con</w:t>
+        <w:t>The artefact was built. A 49-criterion model was derived clause by clause from the People's Bank appraisal form and implemented in a working system that scores credit risk and development impact separately, decomposes every score into exact per-criterion contributions, withholds a recommendation when too little has been assessed, enforces the form's own sign-off chain, and exports its output in the bank's format.</w:t>
+      </w:r>
+    </w:p>
+    <w:p>
+      <w:pPr>
+        <w:jc w:val="both"/>
+      </w:pPr>
+      <w:r>
+        <w:rPr>
+          <w:rFonts w:eastAsia="Times New Roman" w:cs="Times New Roman"/>
+        </w:rPr>
+        <w:t xml:space="preserve">The empirical work produced results the study did not set out to find. The most substantial contribution is not the model but a caution about the data others use to evaluate such </w:t>
       </w:r>
       <w:r>
         <w:rPr>
           <w:rFonts w:eastAsia="Times New Roman" w:cs="Times New Roman"/>
         </w:rPr>
         <w:lastRenderedPageBreak/>
-        <w:t>tributions, withholds a recommendation when too little has been assessed, enforces the form's own sign-off chain, and exports its output in the bank's format.</w:t>
-      </w:r>
-    </w:p>
-    <w:p>
-      <w:pPr>
-        <w:jc w:val="both"/>
-      </w:pPr>
-      <w:r>
-        <w:rPr>
-          <w:rFonts w:eastAsia="Times New Roman" w:cs="Times New Roman"/>
-        </w:rPr>
-        <w:t xml:space="preserve">The empirical work produced results the study did not set out to find. The most substantial contribution is not the model but a caution about the data others use to evaluate such models: the </w:t>
+        <w:t xml:space="preserve">models: the </w:t>
       </w:r>
       <w:r>
         <w:rPr>
@@ -37011,7 +37023,7 @@
         <w:pageBreakBefore/>
         <w:spacing w:before="280" w:after="120"/>
       </w:pPr>
-      <w:bookmarkStart w:id="178" w:name="_Toc240719281"/>
+      <w:bookmarkStart w:id="178" w:name="_Toc240751875"/>
       <w:r>
         <w:rPr>
           <w:rFonts w:ascii="Times New Roman" w:eastAsia="Times New Roman" w:hAnsi="Times New Roman" w:cs="Times New Roman"/>
@@ -38230,7 +38242,7 @@
         <w:pageBreakBefore/>
         <w:spacing w:before="280" w:after="120"/>
       </w:pPr>
-      <w:bookmarkStart w:id="179" w:name="_Toc240719282"/>
+      <w:bookmarkStart w:id="179" w:name="_Toc240751876"/>
       <w:r>
         <w:rPr>
           <w:rFonts w:ascii="Times New Roman" w:eastAsia="Times New Roman" w:hAnsi="Times New Roman" w:cs="Times New Roman"/>
@@ -38245,7 +38257,7 @@
         <w:pStyle w:val="Heading2"/>
         <w:spacing w:before="240" w:after="120"/>
       </w:pPr>
-      <w:bookmarkStart w:id="180" w:name="_Toc240719283"/>
+      <w:bookmarkStart w:id="180" w:name="_Toc240751877"/>
       <w:r>
         <w:rPr>
           <w:rFonts w:ascii="Times New Roman" w:eastAsia="Times New Roman" w:hAnsi="Times New Roman" w:cs="Times New Roman"/>
@@ -38296,7 +38308,7 @@
         <w:keepLines/>
         <w:spacing w:before="160" w:after="80"/>
       </w:pPr>
-      <w:bookmarkStart w:id="181" w:name="_Toc240719328"/>
+      <w:bookmarkStart w:id="181" w:name="_Toc240751922"/>
       <w:r>
         <w:rPr>
           <w:rFonts w:eastAsia="Times New Roman" w:cs="Times New Roman"/>
@@ -39046,7 +39058,7 @@
         <w:pStyle w:val="Heading2"/>
         <w:spacing w:before="240" w:after="120"/>
       </w:pPr>
-      <w:bookmarkStart w:id="182" w:name="_Toc240719284"/>
+      <w:bookmarkStart w:id="182" w:name="_Toc240751878"/>
       <w:r>
         <w:rPr>
           <w:rFonts w:ascii="Times New Roman" w:eastAsia="Times New Roman" w:hAnsi="Times New Roman" w:cs="Times New Roman"/>
@@ -39063,7 +39075,7 @@
         <w:rPr>
           <w:rFonts w:eastAsia="Times New Roman" w:cs="Times New Roman"/>
         </w:rPr>
-        <w:t>The instrument was built, verified and administered; ten practitioners completed it and Section 6.1 reports the result. It is reproduced here so that the design can be assessed independently of its findings, and so that a later study can administer it unchanged and compare.</w:t>
+        <w:t>The instrument was built, verified and administered; eleven practitioners completed it and Section 6.1 reports the result. It is reproduced here so that the design can be assessed independently of its findings, and so that a later study can administer it unchanged and compare.</w:t>
       </w:r>
     </w:p>
     <w:p>
@@ -39071,7 +39083,7 @@
         <w:pStyle w:val="Heading3"/>
         <w:spacing w:before="240" w:after="120"/>
       </w:pPr>
-      <w:bookmarkStart w:id="183" w:name="_Toc240719285"/>
+      <w:bookmarkStart w:id="183" w:name="_Toc240751879"/>
       <w:r>
         <w:rPr>
           <w:rFonts w:ascii="Times New Roman" w:eastAsia="Times New Roman" w:hAnsi="Times New Roman" w:cs="Times New Roman"/>
@@ -39124,7 +39136,7 @@
         <w:pStyle w:val="Heading3"/>
         <w:spacing w:before="240" w:after="120"/>
       </w:pPr>
-      <w:bookmarkStart w:id="184" w:name="_Toc240719286"/>
+      <w:bookmarkStart w:id="184" w:name="_Toc240751880"/>
       <w:r>
         <w:rPr>
           <w:rFonts w:ascii="Times New Roman" w:eastAsia="Times New Roman" w:hAnsi="Times New Roman" w:cs="Times New Roman"/>
@@ -39158,7 +39170,7 @@
         <w:pStyle w:val="Heading3"/>
         <w:spacing w:before="240" w:after="120"/>
       </w:pPr>
-      <w:bookmarkStart w:id="185" w:name="_Toc240719287"/>
+      <w:bookmarkStart w:id="185" w:name="_Toc240751881"/>
       <w:r>
         <w:rPr>
           <w:rFonts w:ascii="Times New Roman" w:eastAsia="Times New Roman" w:hAnsi="Times New Roman" w:cs="Times New Roman"/>
@@ -39184,7 +39196,7 @@
         <w:pStyle w:val="Heading3"/>
         <w:spacing w:before="240" w:after="120"/>
       </w:pPr>
-      <w:bookmarkStart w:id="186" w:name="_Toc240719288"/>
+      <w:bookmarkStart w:id="186" w:name="_Toc240751882"/>
       <w:r>
         <w:rPr>
           <w:rFonts w:ascii="Times New Roman" w:eastAsia="Times New Roman" w:hAnsi="Times New Roman" w:cs="Times New Roman"/>
@@ -39212,7 +39224,7 @@
         <w:keepLines/>
         <w:spacing w:before="160" w:after="80"/>
       </w:pPr>
-      <w:bookmarkStart w:id="187" w:name="_Toc240719329"/>
+      <w:bookmarkStart w:id="187" w:name="_Toc240751923"/>
       <w:r>
         <w:rPr>
           <w:rFonts w:eastAsia="Times New Roman" w:cs="Times New Roman"/>
@@ -39508,7 +39520,7 @@
         <w:pStyle w:val="Heading2"/>
         <w:spacing w:before="240" w:after="120"/>
       </w:pPr>
-      <w:bookmarkStart w:id="188" w:name="_Toc240719289"/>
+      <w:bookmarkStart w:id="188" w:name="_Toc240751883"/>
       <w:r>
         <w:rPr>
           <w:rFonts w:ascii="Times New Roman" w:eastAsia="Times New Roman" w:hAnsi="Times New Roman" w:cs="Times New Roman"/>
@@ -39547,7 +39559,7 @@
         <w:keepLines/>
         <w:spacing w:before="160" w:after="80"/>
       </w:pPr>
-      <w:bookmarkStart w:id="189" w:name="_Toc240719330"/>
+      <w:bookmarkStart w:id="189" w:name="_Toc240751924"/>
       <w:r>
         <w:rPr>
           <w:rFonts w:eastAsia="Times New Roman" w:cs="Times New Roman"/>
@@ -40947,7 +40959,7 @@
         <w:pStyle w:val="Heading2"/>
         <w:spacing w:before="240" w:after="120"/>
       </w:pPr>
-      <w:bookmarkStart w:id="190" w:name="_Toc240719290"/>
+      <w:bookmarkStart w:id="190" w:name="_Toc240751884"/>
       <w:r>
         <w:rPr>
           <w:rFonts w:ascii="Times New Roman" w:eastAsia="Times New Roman" w:hAnsi="Times New Roman" w:cs="Times New Roman"/>
@@ -40981,7 +40993,7 @@
         <w:keepLines/>
         <w:spacing w:before="160" w:after="80"/>
       </w:pPr>
-      <w:bookmarkStart w:id="191" w:name="_Toc240719331"/>
+      <w:bookmarkStart w:id="191" w:name="_Toc240751925"/>
       <w:r>
         <w:rPr>
           <w:rFonts w:eastAsia="Times New Roman" w:cs="Times New Roman"/>
@@ -41240,7 +41252,7 @@
         <w:pStyle w:val="Heading2"/>
         <w:spacing w:before="240" w:after="120"/>
       </w:pPr>
-      <w:bookmarkStart w:id="192" w:name="_Toc240719291"/>
+      <w:bookmarkStart w:id="192" w:name="_Toc240751885"/>
       <w:r>
         <w:rPr>
           <w:rFonts w:ascii="Times New Roman" w:eastAsia="Times New Roman" w:hAnsi="Times New Roman" w:cs="Times New Roman"/>
@@ -41282,7 +41294,7 @@
         <w:rPr>
           <w:rFonts w:eastAsia="Times New Roman" w:cs="Times New Roman"/>
         </w:rPr>
-        <w:t xml:space="preserve"> The elicitation instrument collects no name and no customer information. Participation was voluntary, participants identified themselves only by a code of their own choosing, and the responses are reported in aggregate. Ten practitioners took part. What is stored is a participant code, years of experience, institution type, role, and the comparison judgements themselves; nothing in that record identifies a person or a borrower.</w:t>
+        <w:t xml:space="preserve"> The elicitation instrument collects no name and no customer information. Participation was voluntary, participants identified themselves only by a code of their own choosing, and the responses are reported in aggregate. Eleven practitioners took part. What is stored is a participant code, years of experience, institution type, role, and the comparison judgements themselves; nothing in that record identifies a person or a borrower.</w:t>
       </w:r>
     </w:p>
     <w:p>
@@ -41617,31 +41629,31 @@
       </w:rPr>
     </w:lvl>
   </w:abstractNum>
-  <w:num w:numId="1" w16cid:durableId="795566827">
+  <w:num w:numId="1" w16cid:durableId="1090586015">
     <w:abstractNumId w:val="8"/>
   </w:num>
-  <w:num w:numId="2" w16cid:durableId="1130123560">
+  <w:num w:numId="2" w16cid:durableId="1736902171">
     <w:abstractNumId w:val="6"/>
   </w:num>
-  <w:num w:numId="3" w16cid:durableId="1748305313">
+  <w:num w:numId="3" w16cid:durableId="1286498009">
     <w:abstractNumId w:val="5"/>
   </w:num>
-  <w:num w:numId="4" w16cid:durableId="1012533911">
+  <w:num w:numId="4" w16cid:durableId="7761015">
     <w:abstractNumId w:val="4"/>
   </w:num>
-  <w:num w:numId="5" w16cid:durableId="2069304626">
+  <w:num w:numId="5" w16cid:durableId="1175068935">
     <w:abstractNumId w:val="7"/>
   </w:num>
-  <w:num w:numId="6" w16cid:durableId="822506871">
+  <w:num w:numId="6" w16cid:durableId="454375919">
     <w:abstractNumId w:val="3"/>
   </w:num>
-  <w:num w:numId="7" w16cid:durableId="2062973619">
+  <w:num w:numId="7" w16cid:durableId="397364443">
     <w:abstractNumId w:val="2"/>
   </w:num>
-  <w:num w:numId="8" w16cid:durableId="691565843">
+  <w:num w:numId="8" w16cid:durableId="411241947">
     <w:abstractNumId w:val="1"/>
   </w:num>
-  <w:num w:numId="9" w16cid:durableId="499390965">
+  <w:num w:numId="9" w16cid:durableId="75715516">
     <w:abstractNumId w:val="0"/>
   </w:num>
 </w:numbering>
@@ -53063,7 +53075,7 @@
     <w:autoRedefine/>
     <w:uiPriority w:val="39"/>
     <w:unhideWhenUsed/>
-    <w:rsid w:val="00E05760"/>
+    <w:rsid w:val="00517ABB"/>
     <w:pPr>
       <w:spacing w:after="100"/>
     </w:pPr>
@@ -53075,7 +53087,7 @@
     <w:autoRedefine/>
     <w:uiPriority w:val="39"/>
     <w:unhideWhenUsed/>
-    <w:rsid w:val="00E05760"/>
+    <w:rsid w:val="00517ABB"/>
     <w:pPr>
       <w:spacing w:after="100"/>
       <w:ind w:left="240"/>
@@ -53088,7 +53100,7 @@
     <w:autoRedefine/>
     <w:uiPriority w:val="39"/>
     <w:unhideWhenUsed/>
-    <w:rsid w:val="00E05760"/>
+    <w:rsid w:val="00517ABB"/>
     <w:pPr>
       <w:spacing w:after="100"/>
       <w:ind w:left="480"/>
@@ -53101,7 +53113,7 @@
     <w:autoRedefine/>
     <w:uiPriority w:val="39"/>
     <w:unhideWhenUsed/>
-    <w:rsid w:val="00E05760"/>
+    <w:rsid w:val="00517ABB"/>
     <w:pPr>
       <w:spacing w:after="100" w:line="278" w:lineRule="auto"/>
       <w:ind w:left="720"/>
@@ -53121,7 +53133,7 @@
     <w:autoRedefine/>
     <w:uiPriority w:val="39"/>
     <w:unhideWhenUsed/>
-    <w:rsid w:val="00E05760"/>
+    <w:rsid w:val="00517ABB"/>
     <w:pPr>
       <w:spacing w:after="100" w:line="278" w:lineRule="auto"/>
       <w:ind w:left="960"/>
@@ -53141,7 +53153,7 @@
     <w:autoRedefine/>
     <w:uiPriority w:val="39"/>
     <w:unhideWhenUsed/>
-    <w:rsid w:val="00E05760"/>
+    <w:rsid w:val="00517ABB"/>
     <w:pPr>
       <w:spacing w:after="100" w:line="278" w:lineRule="auto"/>
       <w:ind w:left="1200"/>
@@ -53161,7 +53173,7 @@
     <w:autoRedefine/>
     <w:uiPriority w:val="39"/>
     <w:unhideWhenUsed/>
-    <w:rsid w:val="00E05760"/>
+    <w:rsid w:val="00517ABB"/>
     <w:pPr>
       <w:spacing w:after="100" w:line="278" w:lineRule="auto"/>
       <w:ind w:left="1440"/>
@@ -53181,7 +53193,7 @@
     <w:autoRedefine/>
     <w:uiPriority w:val="39"/>
     <w:unhideWhenUsed/>
-    <w:rsid w:val="00E05760"/>
+    <w:rsid w:val="00517ABB"/>
     <w:pPr>
       <w:spacing w:after="100" w:line="278" w:lineRule="auto"/>
       <w:ind w:left="1680"/>
@@ -53201,7 +53213,7 @@
     <w:autoRedefine/>
     <w:uiPriority w:val="39"/>
     <w:unhideWhenUsed/>
-    <w:rsid w:val="00E05760"/>
+    <w:rsid w:val="00517ABB"/>
     <w:pPr>
       <w:spacing w:after="100" w:line="278" w:lineRule="auto"/>
       <w:ind w:left="1920"/>
@@ -53219,7 +53231,7 @@
     <w:basedOn w:val="DefaultParagraphFont"/>
     <w:uiPriority w:val="99"/>
     <w:unhideWhenUsed/>
-    <w:rsid w:val="00E05760"/>
+    <w:rsid w:val="00517ABB"/>
     <w:rPr>
       <w:color w:val="0000FF" w:themeColor="hyperlink"/>
       <w:u w:val="single"/>
@@ -53231,7 +53243,7 @@
     <w:uiPriority w:val="99"/>
     <w:semiHidden/>
     <w:unhideWhenUsed/>
-    <w:rsid w:val="00E05760"/>
+    <w:rsid w:val="00517ABB"/>
     <w:rPr>
       <w:color w:val="605E5C"/>
       <w:shd w:val="clear" w:color="auto" w:fill="E1DFDD"/>

--- a/docs/06-thesis/THESIS-NSBM-2026-09-19.docx
+++ b/docs/06-thesis/THESIS-NSBM-2026-09-19.docx
@@ -257,7 +257,7 @@
         <w:pStyle w:val="Heading1"/>
         <w:spacing w:before="280" w:after="120"/>
       </w:pPr>
-      <w:bookmarkStart w:id="0" w:name="_Toc240751733"/>
+      <w:bookmarkStart w:id="0" w:name="_Toc240753420"/>
       <w:r>
         <w:rPr>
           <w:rFonts w:ascii="Times New Roman" w:eastAsia="Times New Roman" w:hAnsi="Times New Roman" w:cs="Times New Roman"/>
@@ -426,7 +426,7 @@
         <w:pStyle w:val="Heading1"/>
         <w:spacing w:before="280" w:after="120"/>
       </w:pPr>
-      <w:bookmarkStart w:id="1" w:name="_Toc240751734"/>
+      <w:bookmarkStart w:id="1" w:name="_Toc240753421"/>
       <w:r>
         <w:rPr>
           <w:rFonts w:ascii="Times New Roman" w:eastAsia="Times New Roman" w:hAnsi="Times New Roman" w:cs="Times New Roman"/>
@@ -503,7 +503,7 @@
         <w:pStyle w:val="Heading1"/>
         <w:spacing w:before="280" w:after="120"/>
       </w:pPr>
-      <w:bookmarkStart w:id="2" w:name="_Toc240751735"/>
+      <w:bookmarkStart w:id="2" w:name="_Toc240753422"/>
       <w:r>
         <w:rPr>
           <w:rFonts w:ascii="Times New Roman" w:eastAsia="Times New Roman" w:hAnsi="Times New Roman" w:cs="Times New Roman"/>
@@ -597,7 +597,7 @@
         <w:pStyle w:val="Heading1"/>
         <w:spacing w:before="280" w:after="120"/>
       </w:pPr>
-      <w:bookmarkStart w:id="3" w:name="_Toc240751736"/>
+      <w:bookmarkStart w:id="3" w:name="_Toc240753423"/>
       <w:r>
         <w:rPr>
           <w:rFonts w:ascii="Times New Roman" w:eastAsia="Times New Roman" w:hAnsi="Times New Roman" w:cs="Times New Roman"/>
@@ -1398,7 +1398,7 @@
         <w:pStyle w:val="Heading1"/>
         <w:spacing w:before="280" w:after="120"/>
       </w:pPr>
-      <w:bookmarkStart w:id="4" w:name="_Toc240751737"/>
+      <w:bookmarkStart w:id="4" w:name="_Toc240753424"/>
       <w:r>
         <w:rPr>
           <w:rFonts w:ascii="Times New Roman" w:eastAsia="Times New Roman" w:hAnsi="Times New Roman" w:cs="Times New Roman"/>
@@ -1432,7 +1432,7 @@
       <w:r>
         <w:fldChar w:fldCharType="separate"/>
       </w:r>
-      <w:hyperlink w:anchor="_Toc240751733" w:history="1">
+      <w:hyperlink w:anchor="_Toc240753420" w:history="1">
         <w:r>
           <w:rPr>
             <w:rStyle w:val="Hyperlink"/>
@@ -1460,7 +1460,7 @@
             <w:noProof/>
             <w:webHidden/>
           </w:rPr>
-          <w:instrText xml:space="preserve"> PAGEREF _Toc240751733 \h </w:instrText>
+          <w:instrText xml:space="preserve"> PAGEREF _Toc240753420 \h </w:instrText>
         </w:r>
         <w:r>
           <w:rPr>
@@ -1506,7 +1506,7 @@
           <w14:ligatures w14:val="standardContextual"/>
         </w:rPr>
       </w:pPr>
-      <w:hyperlink w:anchor="_Toc240751734" w:history="1">
+      <w:hyperlink w:anchor="_Toc240753421" w:history="1">
         <w:r>
           <w:rPr>
             <w:rStyle w:val="Hyperlink"/>
@@ -1534,7 +1534,7 @@
             <w:noProof/>
             <w:webHidden/>
           </w:rPr>
-          <w:instrText xml:space="preserve"> PAGEREF _Toc240751734 \h </w:instrText>
+          <w:instrText xml:space="preserve"> PAGEREF _Toc240753421 \h </w:instrText>
         </w:r>
         <w:r>
           <w:rPr>
@@ -1580,7 +1580,7 @@
           <w14:ligatures w14:val="standardContextual"/>
         </w:rPr>
       </w:pPr>
-      <w:hyperlink w:anchor="_Toc240751735" w:history="1">
+      <w:hyperlink w:anchor="_Toc240753422" w:history="1">
         <w:r>
           <w:rPr>
             <w:rStyle w:val="Hyperlink"/>
@@ -1608,7 +1608,7 @@
             <w:noProof/>
             <w:webHidden/>
           </w:rPr>
-          <w:instrText xml:space="preserve"> PAGEREF _Toc240751735 \h </w:instrText>
+          <w:instrText xml:space="preserve"> PAGEREF _Toc240753422 \h </w:instrText>
         </w:r>
         <w:r>
           <w:rPr>
@@ -1654,7 +1654,7 @@
           <w14:ligatures w14:val="standardContextual"/>
         </w:rPr>
       </w:pPr>
-      <w:hyperlink w:anchor="_Toc240751736" w:history="1">
+      <w:hyperlink w:anchor="_Toc240753423" w:history="1">
         <w:r>
           <w:rPr>
             <w:rStyle w:val="Hyperlink"/>
@@ -1682,7 +1682,7 @@
             <w:noProof/>
             <w:webHidden/>
           </w:rPr>
-          <w:instrText xml:space="preserve"> PAGEREF _Toc240751736 \h </w:instrText>
+          <w:instrText xml:space="preserve"> PAGEREF _Toc240753423 \h </w:instrText>
         </w:r>
         <w:r>
           <w:rPr>
@@ -1728,7 +1728,7 @@
           <w14:ligatures w14:val="standardContextual"/>
         </w:rPr>
       </w:pPr>
-      <w:hyperlink w:anchor="_Toc240751737" w:history="1">
+      <w:hyperlink w:anchor="_Toc240753424" w:history="1">
         <w:r>
           <w:rPr>
             <w:rStyle w:val="Hyperlink"/>
@@ -1756,7 +1756,7 @@
             <w:noProof/>
             <w:webHidden/>
           </w:rPr>
-          <w:instrText xml:space="preserve"> PAGEREF _Toc240751737 \h </w:instrText>
+          <w:instrText xml:space="preserve"> PAGEREF _Toc240753424 \h </w:instrText>
         </w:r>
         <w:r>
           <w:rPr>
@@ -1802,7 +1802,7 @@
           <w14:ligatures w14:val="standardContextual"/>
         </w:rPr>
       </w:pPr>
-      <w:hyperlink w:anchor="_Toc240751738" w:history="1">
+      <w:hyperlink w:anchor="_Toc240753425" w:history="1">
         <w:r>
           <w:rPr>
             <w:rStyle w:val="Hyperlink"/>
@@ -1830,7 +1830,7 @@
             <w:noProof/>
             <w:webHidden/>
           </w:rPr>
-          <w:instrText xml:space="preserve"> PAGEREF _Toc240751738 \h </w:instrText>
+          <w:instrText xml:space="preserve"> PAGEREF _Toc240753425 \h </w:instrText>
         </w:r>
         <w:r>
           <w:rPr>
@@ -1876,7 +1876,7 @@
           <w14:ligatures w14:val="standardContextual"/>
         </w:rPr>
       </w:pPr>
-      <w:hyperlink w:anchor="_Toc240751739" w:history="1">
+      <w:hyperlink w:anchor="_Toc240753426" w:history="1">
         <w:r>
           <w:rPr>
             <w:rStyle w:val="Hyperlink"/>
@@ -1904,7 +1904,7 @@
             <w:noProof/>
             <w:webHidden/>
           </w:rPr>
-          <w:instrText xml:space="preserve"> PAGEREF _Toc240751739 \h </w:instrText>
+          <w:instrText xml:space="preserve"> PAGEREF _Toc240753426 \h </w:instrText>
         </w:r>
         <w:r>
           <w:rPr>
@@ -1924,7 +1924,7 @@
             <w:noProof/>
             <w:webHidden/>
           </w:rPr>
-          <w:t>xiii</w:t>
+          <w:t>xiv</w:t>
         </w:r>
         <w:r>
           <w:rPr>
@@ -1950,7 +1950,7 @@
           <w14:ligatures w14:val="standardContextual"/>
         </w:rPr>
       </w:pPr>
-      <w:hyperlink w:anchor="_Toc240751740" w:history="1">
+      <w:hyperlink w:anchor="_Toc240753427" w:history="1">
         <w:r>
           <w:rPr>
             <w:rStyle w:val="Hyperlink"/>
@@ -1978,7 +1978,7 @@
             <w:noProof/>
             <w:webHidden/>
           </w:rPr>
-          <w:instrText xml:space="preserve"> PAGEREF _Toc240751740 \h </w:instrText>
+          <w:instrText xml:space="preserve"> PAGEREF _Toc240753427 \h </w:instrText>
         </w:r>
         <w:r>
           <w:rPr>
@@ -2024,7 +2024,7 @@
           <w14:ligatures w14:val="standardContextual"/>
         </w:rPr>
       </w:pPr>
-      <w:hyperlink w:anchor="_Toc240751741" w:history="1">
+      <w:hyperlink w:anchor="_Toc240753428" w:history="1">
         <w:r>
           <w:rPr>
             <w:rStyle w:val="Hyperlink"/>
@@ -2052,7 +2052,7 @@
             <w:noProof/>
             <w:webHidden/>
           </w:rPr>
-          <w:instrText xml:space="preserve"> PAGEREF _Toc240751741 \h </w:instrText>
+          <w:instrText xml:space="preserve"> PAGEREF _Toc240753428 \h </w:instrText>
         </w:r>
         <w:r>
           <w:rPr>
@@ -2098,7 +2098,7 @@
           <w14:ligatures w14:val="standardContextual"/>
         </w:rPr>
       </w:pPr>
-      <w:hyperlink w:anchor="_Toc240751742" w:history="1">
+      <w:hyperlink w:anchor="_Toc240753429" w:history="1">
         <w:r>
           <w:rPr>
             <w:rStyle w:val="Hyperlink"/>
@@ -2126,7 +2126,7 @@
             <w:noProof/>
             <w:webHidden/>
           </w:rPr>
-          <w:instrText xml:space="preserve"> PAGEREF _Toc240751742 \h </w:instrText>
+          <w:instrText xml:space="preserve"> PAGEREF _Toc240753429 \h </w:instrText>
         </w:r>
         <w:r>
           <w:rPr>
@@ -2172,7 +2172,7 @@
           <w14:ligatures w14:val="standardContextual"/>
         </w:rPr>
       </w:pPr>
-      <w:hyperlink w:anchor="_Toc240751743" w:history="1">
+      <w:hyperlink w:anchor="_Toc240753430" w:history="1">
         <w:r>
           <w:rPr>
             <w:rStyle w:val="Hyperlink"/>
@@ -2200,7 +2200,7 @@
             <w:noProof/>
             <w:webHidden/>
           </w:rPr>
-          <w:instrText xml:space="preserve"> PAGEREF _Toc240751743 \h </w:instrText>
+          <w:instrText xml:space="preserve"> PAGEREF _Toc240753430 \h </w:instrText>
         </w:r>
         <w:r>
           <w:rPr>
@@ -2246,7 +2246,7 @@
           <w14:ligatures w14:val="standardContextual"/>
         </w:rPr>
       </w:pPr>
-      <w:hyperlink w:anchor="_Toc240751744" w:history="1">
+      <w:hyperlink w:anchor="_Toc240753431" w:history="1">
         <w:r>
           <w:rPr>
             <w:rStyle w:val="Hyperlink"/>
@@ -2274,7 +2274,7 @@
             <w:noProof/>
             <w:webHidden/>
           </w:rPr>
-          <w:instrText xml:space="preserve"> PAGEREF _Toc240751744 \h </w:instrText>
+          <w:instrText xml:space="preserve"> PAGEREF _Toc240753431 \h </w:instrText>
         </w:r>
         <w:r>
           <w:rPr>
@@ -2320,7 +2320,7 @@
           <w14:ligatures w14:val="standardContextual"/>
         </w:rPr>
       </w:pPr>
-      <w:hyperlink w:anchor="_Toc240751745" w:history="1">
+      <w:hyperlink w:anchor="_Toc240753432" w:history="1">
         <w:r>
           <w:rPr>
             <w:rStyle w:val="Hyperlink"/>
@@ -2348,7 +2348,7 @@
             <w:noProof/>
             <w:webHidden/>
           </w:rPr>
-          <w:instrText xml:space="preserve"> PAGEREF _Toc240751745 \h </w:instrText>
+          <w:instrText xml:space="preserve"> PAGEREF _Toc240753432 \h </w:instrText>
         </w:r>
         <w:r>
           <w:rPr>
@@ -2394,7 +2394,7 @@
           <w14:ligatures w14:val="standardContextual"/>
         </w:rPr>
       </w:pPr>
-      <w:hyperlink w:anchor="_Toc240751746" w:history="1">
+      <w:hyperlink w:anchor="_Toc240753433" w:history="1">
         <w:r>
           <w:rPr>
             <w:rStyle w:val="Hyperlink"/>
@@ -2422,7 +2422,7 @@
             <w:noProof/>
             <w:webHidden/>
           </w:rPr>
-          <w:instrText xml:space="preserve"> PAGEREF _Toc240751746 \h </w:instrText>
+          <w:instrText xml:space="preserve"> PAGEREF _Toc240753433 \h </w:instrText>
         </w:r>
         <w:r>
           <w:rPr>
@@ -2468,7 +2468,7 @@
           <w14:ligatures w14:val="standardContextual"/>
         </w:rPr>
       </w:pPr>
-      <w:hyperlink w:anchor="_Toc240751747" w:history="1">
+      <w:hyperlink w:anchor="_Toc240753434" w:history="1">
         <w:r>
           <w:rPr>
             <w:rStyle w:val="Hyperlink"/>
@@ -2496,7 +2496,7 @@
             <w:noProof/>
             <w:webHidden/>
           </w:rPr>
-          <w:instrText xml:space="preserve"> PAGEREF _Toc240751747 \h </w:instrText>
+          <w:instrText xml:space="preserve"> PAGEREF _Toc240753434 \h </w:instrText>
         </w:r>
         <w:r>
           <w:rPr>
@@ -2542,7 +2542,7 @@
           <w14:ligatures w14:val="standardContextual"/>
         </w:rPr>
       </w:pPr>
-      <w:hyperlink w:anchor="_Toc240751748" w:history="1">
+      <w:hyperlink w:anchor="_Toc240753435" w:history="1">
         <w:r>
           <w:rPr>
             <w:rStyle w:val="Hyperlink"/>
@@ -2570,7 +2570,7 @@
             <w:noProof/>
             <w:webHidden/>
           </w:rPr>
-          <w:instrText xml:space="preserve"> PAGEREF _Toc240751748 \h </w:instrText>
+          <w:instrText xml:space="preserve"> PAGEREF _Toc240753435 \h </w:instrText>
         </w:r>
         <w:r>
           <w:rPr>
@@ -2616,7 +2616,7 @@
           <w14:ligatures w14:val="standardContextual"/>
         </w:rPr>
       </w:pPr>
-      <w:hyperlink w:anchor="_Toc240751749" w:history="1">
+      <w:hyperlink w:anchor="_Toc240753436" w:history="1">
         <w:r>
           <w:rPr>
             <w:rStyle w:val="Hyperlink"/>
@@ -2644,7 +2644,7 @@
             <w:noProof/>
             <w:webHidden/>
           </w:rPr>
-          <w:instrText xml:space="preserve"> PAGEREF _Toc240751749 \h </w:instrText>
+          <w:instrText xml:space="preserve"> PAGEREF _Toc240753436 \h </w:instrText>
         </w:r>
         <w:r>
           <w:rPr>
@@ -2690,7 +2690,7 @@
           <w14:ligatures w14:val="standardContextual"/>
         </w:rPr>
       </w:pPr>
-      <w:hyperlink w:anchor="_Toc240751750" w:history="1">
+      <w:hyperlink w:anchor="_Toc240753437" w:history="1">
         <w:r>
           <w:rPr>
             <w:rStyle w:val="Hyperlink"/>
@@ -2718,7 +2718,7 @@
             <w:noProof/>
             <w:webHidden/>
           </w:rPr>
-          <w:instrText xml:space="preserve"> PAGEREF _Toc240751750 \h </w:instrText>
+          <w:instrText xml:space="preserve"> PAGEREF _Toc240753437 \h </w:instrText>
         </w:r>
         <w:r>
           <w:rPr>
@@ -2764,7 +2764,7 @@
           <w14:ligatures w14:val="standardContextual"/>
         </w:rPr>
       </w:pPr>
-      <w:hyperlink w:anchor="_Toc240751751" w:history="1">
+      <w:hyperlink w:anchor="_Toc240753438" w:history="1">
         <w:r>
           <w:rPr>
             <w:rStyle w:val="Hyperlink"/>
@@ -2792,7 +2792,7 @@
             <w:noProof/>
             <w:webHidden/>
           </w:rPr>
-          <w:instrText xml:space="preserve"> PAGEREF _Toc240751751 \h </w:instrText>
+          <w:instrText xml:space="preserve"> PAGEREF _Toc240753438 \h </w:instrText>
         </w:r>
         <w:r>
           <w:rPr>
@@ -2838,7 +2838,7 @@
           <w14:ligatures w14:val="standardContextual"/>
         </w:rPr>
       </w:pPr>
-      <w:hyperlink w:anchor="_Toc240751752" w:history="1">
+      <w:hyperlink w:anchor="_Toc240753439" w:history="1">
         <w:r>
           <w:rPr>
             <w:rStyle w:val="Hyperlink"/>
@@ -2866,7 +2866,7 @@
             <w:noProof/>
             <w:webHidden/>
           </w:rPr>
-          <w:instrText xml:space="preserve"> PAGEREF _Toc240751752 \h </w:instrText>
+          <w:instrText xml:space="preserve"> PAGEREF _Toc240753439 \h </w:instrText>
         </w:r>
         <w:r>
           <w:rPr>
@@ -2912,7 +2912,7 @@
           <w14:ligatures w14:val="standardContextual"/>
         </w:rPr>
       </w:pPr>
-      <w:hyperlink w:anchor="_Toc240751753" w:history="1">
+      <w:hyperlink w:anchor="_Toc240753440" w:history="1">
         <w:r>
           <w:rPr>
             <w:rStyle w:val="Hyperlink"/>
@@ -2940,7 +2940,7 @@
             <w:noProof/>
             <w:webHidden/>
           </w:rPr>
-          <w:instrText xml:space="preserve"> PAGEREF _Toc240751753 \h </w:instrText>
+          <w:instrText xml:space="preserve"> PAGEREF _Toc240753440 \h </w:instrText>
         </w:r>
         <w:r>
           <w:rPr>
@@ -2986,7 +2986,7 @@
           <w14:ligatures w14:val="standardContextual"/>
         </w:rPr>
       </w:pPr>
-      <w:hyperlink w:anchor="_Toc240751754" w:history="1">
+      <w:hyperlink w:anchor="_Toc240753441" w:history="1">
         <w:r>
           <w:rPr>
             <w:rStyle w:val="Hyperlink"/>
@@ -3014,7 +3014,7 @@
             <w:noProof/>
             <w:webHidden/>
           </w:rPr>
-          <w:instrText xml:space="preserve"> PAGEREF _Toc240751754 \h </w:instrText>
+          <w:instrText xml:space="preserve"> PAGEREF _Toc240753441 \h </w:instrText>
         </w:r>
         <w:r>
           <w:rPr>
@@ -3060,7 +3060,7 @@
           <w14:ligatures w14:val="standardContextual"/>
         </w:rPr>
       </w:pPr>
-      <w:hyperlink w:anchor="_Toc240751755" w:history="1">
+      <w:hyperlink w:anchor="_Toc240753442" w:history="1">
         <w:r>
           <w:rPr>
             <w:rStyle w:val="Hyperlink"/>
@@ -3088,7 +3088,7 @@
             <w:noProof/>
             <w:webHidden/>
           </w:rPr>
-          <w:instrText xml:space="preserve"> PAGEREF _Toc240751755 \h </w:instrText>
+          <w:instrText xml:space="preserve"> PAGEREF _Toc240753442 \h </w:instrText>
         </w:r>
         <w:r>
           <w:rPr>
@@ -3134,7 +3134,7 @@
           <w14:ligatures w14:val="standardContextual"/>
         </w:rPr>
       </w:pPr>
-      <w:hyperlink w:anchor="_Toc240751756" w:history="1">
+      <w:hyperlink w:anchor="_Toc240753443" w:history="1">
         <w:r>
           <w:rPr>
             <w:rStyle w:val="Hyperlink"/>
@@ -3162,7 +3162,7 @@
             <w:noProof/>
             <w:webHidden/>
           </w:rPr>
-          <w:instrText xml:space="preserve"> PAGEREF _Toc240751756 \h </w:instrText>
+          <w:instrText xml:space="preserve"> PAGEREF _Toc240753443 \h </w:instrText>
         </w:r>
         <w:r>
           <w:rPr>
@@ -3208,7 +3208,7 @@
           <w14:ligatures w14:val="standardContextual"/>
         </w:rPr>
       </w:pPr>
-      <w:hyperlink w:anchor="_Toc240751757" w:history="1">
+      <w:hyperlink w:anchor="_Toc240753444" w:history="1">
         <w:r>
           <w:rPr>
             <w:rStyle w:val="Hyperlink"/>
@@ -3236,7 +3236,7 @@
             <w:noProof/>
             <w:webHidden/>
           </w:rPr>
-          <w:instrText xml:space="preserve"> PAGEREF _Toc240751757 \h </w:instrText>
+          <w:instrText xml:space="preserve"> PAGEREF _Toc240753444 \h </w:instrText>
         </w:r>
         <w:r>
           <w:rPr>
@@ -3282,7 +3282,7 @@
           <w14:ligatures w14:val="standardContextual"/>
         </w:rPr>
       </w:pPr>
-      <w:hyperlink w:anchor="_Toc240751758" w:history="1">
+      <w:hyperlink w:anchor="_Toc240753445" w:history="1">
         <w:r>
           <w:rPr>
             <w:rStyle w:val="Hyperlink"/>
@@ -3310,7 +3310,7 @@
             <w:noProof/>
             <w:webHidden/>
           </w:rPr>
-          <w:instrText xml:space="preserve"> PAGEREF _Toc240751758 \h </w:instrText>
+          <w:instrText xml:space="preserve"> PAGEREF _Toc240753445 \h </w:instrText>
         </w:r>
         <w:r>
           <w:rPr>
@@ -3356,7 +3356,7 @@
           <w14:ligatures w14:val="standardContextual"/>
         </w:rPr>
       </w:pPr>
-      <w:hyperlink w:anchor="_Toc240751759" w:history="1">
+      <w:hyperlink w:anchor="_Toc240753446" w:history="1">
         <w:r>
           <w:rPr>
             <w:rStyle w:val="Hyperlink"/>
@@ -3384,7 +3384,7 @@
             <w:noProof/>
             <w:webHidden/>
           </w:rPr>
-          <w:instrText xml:space="preserve"> PAGEREF _Toc240751759 \h </w:instrText>
+          <w:instrText xml:space="preserve"> PAGEREF _Toc240753446 \h </w:instrText>
         </w:r>
         <w:r>
           <w:rPr>
@@ -3430,7 +3430,7 @@
           <w14:ligatures w14:val="standardContextual"/>
         </w:rPr>
       </w:pPr>
-      <w:hyperlink w:anchor="_Toc240751760" w:history="1">
+      <w:hyperlink w:anchor="_Toc240753447" w:history="1">
         <w:r>
           <w:rPr>
             <w:rStyle w:val="Hyperlink"/>
@@ -3458,7 +3458,7 @@
             <w:noProof/>
             <w:webHidden/>
           </w:rPr>
-          <w:instrText xml:space="preserve"> PAGEREF _Toc240751760 \h </w:instrText>
+          <w:instrText xml:space="preserve"> PAGEREF _Toc240753447 \h </w:instrText>
         </w:r>
         <w:r>
           <w:rPr>
@@ -3504,7 +3504,7 @@
           <w14:ligatures w14:val="standardContextual"/>
         </w:rPr>
       </w:pPr>
-      <w:hyperlink w:anchor="_Toc240751761" w:history="1">
+      <w:hyperlink w:anchor="_Toc240753448" w:history="1">
         <w:r>
           <w:rPr>
             <w:rStyle w:val="Hyperlink"/>
@@ -3532,7 +3532,7 @@
             <w:noProof/>
             <w:webHidden/>
           </w:rPr>
-          <w:instrText xml:space="preserve"> PAGEREF _Toc240751761 \h </w:instrText>
+          <w:instrText xml:space="preserve"> PAGEREF _Toc240753448 \h </w:instrText>
         </w:r>
         <w:r>
           <w:rPr>
@@ -3578,7 +3578,7 @@
           <w14:ligatures w14:val="standardContextual"/>
         </w:rPr>
       </w:pPr>
-      <w:hyperlink w:anchor="_Toc240751762" w:history="1">
+      <w:hyperlink w:anchor="_Toc240753449" w:history="1">
         <w:r>
           <w:rPr>
             <w:rStyle w:val="Hyperlink"/>
@@ -3606,7 +3606,7 @@
             <w:noProof/>
             <w:webHidden/>
           </w:rPr>
-          <w:instrText xml:space="preserve"> PAGEREF _Toc240751762 \h </w:instrText>
+          <w:instrText xml:space="preserve"> PAGEREF _Toc240753449 \h </w:instrText>
         </w:r>
         <w:r>
           <w:rPr>
@@ -3652,7 +3652,7 @@
           <w14:ligatures w14:val="standardContextual"/>
         </w:rPr>
       </w:pPr>
-      <w:hyperlink w:anchor="_Toc240751763" w:history="1">
+      <w:hyperlink w:anchor="_Toc240753450" w:history="1">
         <w:r>
           <w:rPr>
             <w:rStyle w:val="Hyperlink"/>
@@ -3680,7 +3680,7 @@
             <w:noProof/>
             <w:webHidden/>
           </w:rPr>
-          <w:instrText xml:space="preserve"> PAGEREF _Toc240751763 \h </w:instrText>
+          <w:instrText xml:space="preserve"> PAGEREF _Toc240753450 \h </w:instrText>
         </w:r>
         <w:r>
           <w:rPr>
@@ -3726,7 +3726,7 @@
           <w14:ligatures w14:val="standardContextual"/>
         </w:rPr>
       </w:pPr>
-      <w:hyperlink w:anchor="_Toc240751764" w:history="1">
+      <w:hyperlink w:anchor="_Toc240753451" w:history="1">
         <w:r>
           <w:rPr>
             <w:rStyle w:val="Hyperlink"/>
@@ -3754,7 +3754,7 @@
             <w:noProof/>
             <w:webHidden/>
           </w:rPr>
-          <w:instrText xml:space="preserve"> PAGEREF _Toc240751764 \h </w:instrText>
+          <w:instrText xml:space="preserve"> PAGEREF _Toc240753451 \h </w:instrText>
         </w:r>
         <w:r>
           <w:rPr>
@@ -3800,7 +3800,7 @@
           <w14:ligatures w14:val="standardContextual"/>
         </w:rPr>
       </w:pPr>
-      <w:hyperlink w:anchor="_Toc240751765" w:history="1">
+      <w:hyperlink w:anchor="_Toc240753452" w:history="1">
         <w:r>
           <w:rPr>
             <w:rStyle w:val="Hyperlink"/>
@@ -3828,7 +3828,7 @@
             <w:noProof/>
             <w:webHidden/>
           </w:rPr>
-          <w:instrText xml:space="preserve"> PAGEREF _Toc240751765 \h </w:instrText>
+          <w:instrText xml:space="preserve"> PAGEREF _Toc240753452 \h </w:instrText>
         </w:r>
         <w:r>
           <w:rPr>
@@ -3874,7 +3874,7 @@
           <w14:ligatures w14:val="standardContextual"/>
         </w:rPr>
       </w:pPr>
-      <w:hyperlink w:anchor="_Toc240751766" w:history="1">
+      <w:hyperlink w:anchor="_Toc240753453" w:history="1">
         <w:r>
           <w:rPr>
             <w:rStyle w:val="Hyperlink"/>
@@ -3902,7 +3902,7 @@
             <w:noProof/>
             <w:webHidden/>
           </w:rPr>
-          <w:instrText xml:space="preserve"> PAGEREF _Toc240751766 \h </w:instrText>
+          <w:instrText xml:space="preserve"> PAGEREF _Toc240753453 \h </w:instrText>
         </w:r>
         <w:r>
           <w:rPr>
@@ -3948,7 +3948,7 @@
           <w14:ligatures w14:val="standardContextual"/>
         </w:rPr>
       </w:pPr>
-      <w:hyperlink w:anchor="_Toc240751767" w:history="1">
+      <w:hyperlink w:anchor="_Toc240753454" w:history="1">
         <w:r>
           <w:rPr>
             <w:rStyle w:val="Hyperlink"/>
@@ -3976,7 +3976,7 @@
             <w:noProof/>
             <w:webHidden/>
           </w:rPr>
-          <w:instrText xml:space="preserve"> PAGEREF _Toc240751767 \h </w:instrText>
+          <w:instrText xml:space="preserve"> PAGEREF _Toc240753454 \h </w:instrText>
         </w:r>
         <w:r>
           <w:rPr>
@@ -4022,7 +4022,7 @@
           <w14:ligatures w14:val="standardContextual"/>
         </w:rPr>
       </w:pPr>
-      <w:hyperlink w:anchor="_Toc240751768" w:history="1">
+      <w:hyperlink w:anchor="_Toc240753455" w:history="1">
         <w:r>
           <w:rPr>
             <w:rStyle w:val="Hyperlink"/>
@@ -4050,7 +4050,7 @@
             <w:noProof/>
             <w:webHidden/>
           </w:rPr>
-          <w:instrText xml:space="preserve"> PAGEREF _Toc240751768 \h </w:instrText>
+          <w:instrText xml:space="preserve"> PAGEREF _Toc240753455 \h </w:instrText>
         </w:r>
         <w:r>
           <w:rPr>
@@ -4096,7 +4096,7 @@
           <w14:ligatures w14:val="standardContextual"/>
         </w:rPr>
       </w:pPr>
-      <w:hyperlink w:anchor="_Toc240751769" w:history="1">
+      <w:hyperlink w:anchor="_Toc240753456" w:history="1">
         <w:r>
           <w:rPr>
             <w:rStyle w:val="Hyperlink"/>
@@ -4124,7 +4124,7 @@
             <w:noProof/>
             <w:webHidden/>
           </w:rPr>
-          <w:instrText xml:space="preserve"> PAGEREF _Toc240751769 \h </w:instrText>
+          <w:instrText xml:space="preserve"> PAGEREF _Toc240753456 \h </w:instrText>
         </w:r>
         <w:r>
           <w:rPr>
@@ -4170,7 +4170,7 @@
           <w14:ligatures w14:val="standardContextual"/>
         </w:rPr>
       </w:pPr>
-      <w:hyperlink w:anchor="_Toc240751770" w:history="1">
+      <w:hyperlink w:anchor="_Toc240753457" w:history="1">
         <w:r>
           <w:rPr>
             <w:rStyle w:val="Hyperlink"/>
@@ -4198,7 +4198,7 @@
             <w:noProof/>
             <w:webHidden/>
           </w:rPr>
-          <w:instrText xml:space="preserve"> PAGEREF _Toc240751770 \h </w:instrText>
+          <w:instrText xml:space="preserve"> PAGEREF _Toc240753457 \h </w:instrText>
         </w:r>
         <w:r>
           <w:rPr>
@@ -4244,7 +4244,7 @@
           <w14:ligatures w14:val="standardContextual"/>
         </w:rPr>
       </w:pPr>
-      <w:hyperlink w:anchor="_Toc240751771" w:history="1">
+      <w:hyperlink w:anchor="_Toc240753458" w:history="1">
         <w:r>
           <w:rPr>
             <w:rStyle w:val="Hyperlink"/>
@@ -4272,7 +4272,7 @@
             <w:noProof/>
             <w:webHidden/>
           </w:rPr>
-          <w:instrText xml:space="preserve"> PAGEREF _Toc240751771 \h </w:instrText>
+          <w:instrText xml:space="preserve"> PAGEREF _Toc240753458 \h </w:instrText>
         </w:r>
         <w:r>
           <w:rPr>
@@ -4318,7 +4318,7 @@
           <w14:ligatures w14:val="standardContextual"/>
         </w:rPr>
       </w:pPr>
-      <w:hyperlink w:anchor="_Toc240751772" w:history="1">
+      <w:hyperlink w:anchor="_Toc240753459" w:history="1">
         <w:r>
           <w:rPr>
             <w:rStyle w:val="Hyperlink"/>
@@ -4346,7 +4346,7 @@
             <w:noProof/>
             <w:webHidden/>
           </w:rPr>
-          <w:instrText xml:space="preserve"> PAGEREF _Toc240751772 \h </w:instrText>
+          <w:instrText xml:space="preserve"> PAGEREF _Toc240753459 \h </w:instrText>
         </w:r>
         <w:r>
           <w:rPr>
@@ -4392,7 +4392,7 @@
           <w14:ligatures w14:val="standardContextual"/>
         </w:rPr>
       </w:pPr>
-      <w:hyperlink w:anchor="_Toc240751773" w:history="1">
+      <w:hyperlink w:anchor="_Toc240753460" w:history="1">
         <w:r>
           <w:rPr>
             <w:rStyle w:val="Hyperlink"/>
@@ -4420,7 +4420,7 @@
             <w:noProof/>
             <w:webHidden/>
           </w:rPr>
-          <w:instrText xml:space="preserve"> PAGEREF _Toc240751773 \h </w:instrText>
+          <w:instrText xml:space="preserve"> PAGEREF _Toc240753460 \h </w:instrText>
         </w:r>
         <w:r>
           <w:rPr>
@@ -4466,7 +4466,7 @@
           <w14:ligatures w14:val="standardContextual"/>
         </w:rPr>
       </w:pPr>
-      <w:hyperlink w:anchor="_Toc240751774" w:history="1">
+      <w:hyperlink w:anchor="_Toc240753461" w:history="1">
         <w:r>
           <w:rPr>
             <w:rStyle w:val="Hyperlink"/>
@@ -4494,7 +4494,7 @@
             <w:noProof/>
             <w:webHidden/>
           </w:rPr>
-          <w:instrText xml:space="preserve"> PAGEREF _Toc240751774 \h </w:instrText>
+          <w:instrText xml:space="preserve"> PAGEREF _Toc240753461 \h </w:instrText>
         </w:r>
         <w:r>
           <w:rPr>
@@ -4540,7 +4540,7 @@
           <w14:ligatures w14:val="standardContextual"/>
         </w:rPr>
       </w:pPr>
-      <w:hyperlink w:anchor="_Toc240751775" w:history="1">
+      <w:hyperlink w:anchor="_Toc240753462" w:history="1">
         <w:r>
           <w:rPr>
             <w:rStyle w:val="Hyperlink"/>
@@ -4568,7 +4568,7 @@
             <w:noProof/>
             <w:webHidden/>
           </w:rPr>
-          <w:instrText xml:space="preserve"> PAGEREF _Toc240751775 \h </w:instrText>
+          <w:instrText xml:space="preserve"> PAGEREF _Toc240753462 \h </w:instrText>
         </w:r>
         <w:r>
           <w:rPr>
@@ -4614,7 +4614,7 @@
           <w14:ligatures w14:val="standardContextual"/>
         </w:rPr>
       </w:pPr>
-      <w:hyperlink w:anchor="_Toc240751776" w:history="1">
+      <w:hyperlink w:anchor="_Toc240753463" w:history="1">
         <w:r>
           <w:rPr>
             <w:rStyle w:val="Hyperlink"/>
@@ -4642,7 +4642,7 @@
             <w:noProof/>
             <w:webHidden/>
           </w:rPr>
-          <w:instrText xml:space="preserve"> PAGEREF _Toc240751776 \h </w:instrText>
+          <w:instrText xml:space="preserve"> PAGEREF _Toc240753463 \h </w:instrText>
         </w:r>
         <w:r>
           <w:rPr>
@@ -4688,7 +4688,7 @@
           <w14:ligatures w14:val="standardContextual"/>
         </w:rPr>
       </w:pPr>
-      <w:hyperlink w:anchor="_Toc240751777" w:history="1">
+      <w:hyperlink w:anchor="_Toc240753464" w:history="1">
         <w:r>
           <w:rPr>
             <w:rStyle w:val="Hyperlink"/>
@@ -4716,7 +4716,7 @@
             <w:noProof/>
             <w:webHidden/>
           </w:rPr>
-          <w:instrText xml:space="preserve"> PAGEREF _Toc240751777 \h </w:instrText>
+          <w:instrText xml:space="preserve"> PAGEREF _Toc240753464 \h </w:instrText>
         </w:r>
         <w:r>
           <w:rPr>
@@ -4762,7 +4762,7 @@
           <w14:ligatures w14:val="standardContextual"/>
         </w:rPr>
       </w:pPr>
-      <w:hyperlink w:anchor="_Toc240751778" w:history="1">
+      <w:hyperlink w:anchor="_Toc240753465" w:history="1">
         <w:r>
           <w:rPr>
             <w:rStyle w:val="Hyperlink"/>
@@ -4790,7 +4790,7 @@
             <w:noProof/>
             <w:webHidden/>
           </w:rPr>
-          <w:instrText xml:space="preserve"> PAGEREF _Toc240751778 \h </w:instrText>
+          <w:instrText xml:space="preserve"> PAGEREF _Toc240753465 \h </w:instrText>
         </w:r>
         <w:r>
           <w:rPr>
@@ -4836,7 +4836,7 @@
           <w14:ligatures w14:val="standardContextual"/>
         </w:rPr>
       </w:pPr>
-      <w:hyperlink w:anchor="_Toc240751779" w:history="1">
+      <w:hyperlink w:anchor="_Toc240753466" w:history="1">
         <w:r>
           <w:rPr>
             <w:rStyle w:val="Hyperlink"/>
@@ -4864,7 +4864,7 @@
             <w:noProof/>
             <w:webHidden/>
           </w:rPr>
-          <w:instrText xml:space="preserve"> PAGEREF _Toc240751779 \h </w:instrText>
+          <w:instrText xml:space="preserve"> PAGEREF _Toc240753466 \h </w:instrText>
         </w:r>
         <w:r>
           <w:rPr>
@@ -4910,7 +4910,7 @@
           <w14:ligatures w14:val="standardContextual"/>
         </w:rPr>
       </w:pPr>
-      <w:hyperlink w:anchor="_Toc240751780" w:history="1">
+      <w:hyperlink w:anchor="_Toc240753467" w:history="1">
         <w:r>
           <w:rPr>
             <w:rStyle w:val="Hyperlink"/>
@@ -4938,7 +4938,7 @@
             <w:noProof/>
             <w:webHidden/>
           </w:rPr>
-          <w:instrText xml:space="preserve"> PAGEREF _Toc240751780 \h </w:instrText>
+          <w:instrText xml:space="preserve"> PAGEREF _Toc240753467 \h </w:instrText>
         </w:r>
         <w:r>
           <w:rPr>
@@ -4984,7 +4984,7 @@
           <w14:ligatures w14:val="standardContextual"/>
         </w:rPr>
       </w:pPr>
-      <w:hyperlink w:anchor="_Toc240751781" w:history="1">
+      <w:hyperlink w:anchor="_Toc240753468" w:history="1">
         <w:r>
           <w:rPr>
             <w:rStyle w:val="Hyperlink"/>
@@ -5012,7 +5012,7 @@
             <w:noProof/>
             <w:webHidden/>
           </w:rPr>
-          <w:instrText xml:space="preserve"> PAGEREF _Toc240751781 \h </w:instrText>
+          <w:instrText xml:space="preserve"> PAGEREF _Toc240753468 \h </w:instrText>
         </w:r>
         <w:r>
           <w:rPr>
@@ -5058,7 +5058,7 @@
           <w14:ligatures w14:val="standardContextual"/>
         </w:rPr>
       </w:pPr>
-      <w:hyperlink w:anchor="_Toc240751782" w:history="1">
+      <w:hyperlink w:anchor="_Toc240753469" w:history="1">
         <w:r>
           <w:rPr>
             <w:rStyle w:val="Hyperlink"/>
@@ -5086,7 +5086,7 @@
             <w:noProof/>
             <w:webHidden/>
           </w:rPr>
-          <w:instrText xml:space="preserve"> PAGEREF _Toc240751782 \h </w:instrText>
+          <w:instrText xml:space="preserve"> PAGEREF _Toc240753469 \h </w:instrText>
         </w:r>
         <w:r>
           <w:rPr>
@@ -5132,7 +5132,7 @@
           <w14:ligatures w14:val="standardContextual"/>
         </w:rPr>
       </w:pPr>
-      <w:hyperlink w:anchor="_Toc240751783" w:history="1">
+      <w:hyperlink w:anchor="_Toc240753470" w:history="1">
         <w:r>
           <w:rPr>
             <w:rStyle w:val="Hyperlink"/>
@@ -5160,7 +5160,7 @@
             <w:noProof/>
             <w:webHidden/>
           </w:rPr>
-          <w:instrText xml:space="preserve"> PAGEREF _Toc240751783 \h </w:instrText>
+          <w:instrText xml:space="preserve"> PAGEREF _Toc240753470 \h </w:instrText>
         </w:r>
         <w:r>
           <w:rPr>
@@ -5206,7 +5206,7 @@
           <w14:ligatures w14:val="standardContextual"/>
         </w:rPr>
       </w:pPr>
-      <w:hyperlink w:anchor="_Toc240751784" w:history="1">
+      <w:hyperlink w:anchor="_Toc240753471" w:history="1">
         <w:r>
           <w:rPr>
             <w:rStyle w:val="Hyperlink"/>
@@ -5234,7 +5234,7 @@
             <w:noProof/>
             <w:webHidden/>
           </w:rPr>
-          <w:instrText xml:space="preserve"> PAGEREF _Toc240751784 \h </w:instrText>
+          <w:instrText xml:space="preserve"> PAGEREF _Toc240753471 \h </w:instrText>
         </w:r>
         <w:r>
           <w:rPr>
@@ -5280,7 +5280,7 @@
           <w14:ligatures w14:val="standardContextual"/>
         </w:rPr>
       </w:pPr>
-      <w:hyperlink w:anchor="_Toc240751785" w:history="1">
+      <w:hyperlink w:anchor="_Toc240753472" w:history="1">
         <w:r>
           <w:rPr>
             <w:rStyle w:val="Hyperlink"/>
@@ -5308,7 +5308,7 @@
             <w:noProof/>
             <w:webHidden/>
           </w:rPr>
-          <w:instrText xml:space="preserve"> PAGEREF _Toc240751785 \h </w:instrText>
+          <w:instrText xml:space="preserve"> PAGEREF _Toc240753472 \h </w:instrText>
         </w:r>
         <w:r>
           <w:rPr>
@@ -5354,7 +5354,7 @@
           <w14:ligatures w14:val="standardContextual"/>
         </w:rPr>
       </w:pPr>
-      <w:hyperlink w:anchor="_Toc240751786" w:history="1">
+      <w:hyperlink w:anchor="_Toc240753473" w:history="1">
         <w:r>
           <w:rPr>
             <w:rStyle w:val="Hyperlink"/>
@@ -5382,7 +5382,7 @@
             <w:noProof/>
             <w:webHidden/>
           </w:rPr>
-          <w:instrText xml:space="preserve"> PAGEREF _Toc240751786 \h </w:instrText>
+          <w:instrText xml:space="preserve"> PAGEREF _Toc240753473 \h </w:instrText>
         </w:r>
         <w:r>
           <w:rPr>
@@ -5428,7 +5428,7 @@
           <w14:ligatures w14:val="standardContextual"/>
         </w:rPr>
       </w:pPr>
-      <w:hyperlink w:anchor="_Toc240751787" w:history="1">
+      <w:hyperlink w:anchor="_Toc240753474" w:history="1">
         <w:r>
           <w:rPr>
             <w:rStyle w:val="Hyperlink"/>
@@ -5456,7 +5456,7 @@
             <w:noProof/>
             <w:webHidden/>
           </w:rPr>
-          <w:instrText xml:space="preserve"> PAGEREF _Toc240751787 \h </w:instrText>
+          <w:instrText xml:space="preserve"> PAGEREF _Toc240753474 \h </w:instrText>
         </w:r>
         <w:r>
           <w:rPr>
@@ -5502,7 +5502,7 @@
           <w14:ligatures w14:val="standardContextual"/>
         </w:rPr>
       </w:pPr>
-      <w:hyperlink w:anchor="_Toc240751788" w:history="1">
+      <w:hyperlink w:anchor="_Toc240753475" w:history="1">
         <w:r>
           <w:rPr>
             <w:rStyle w:val="Hyperlink"/>
@@ -5530,7 +5530,7 @@
             <w:noProof/>
             <w:webHidden/>
           </w:rPr>
-          <w:instrText xml:space="preserve"> PAGEREF _Toc240751788 \h </w:instrText>
+          <w:instrText xml:space="preserve"> PAGEREF _Toc240753475 \h </w:instrText>
         </w:r>
         <w:r>
           <w:rPr>
@@ -5576,7 +5576,7 @@
           <w14:ligatures w14:val="standardContextual"/>
         </w:rPr>
       </w:pPr>
-      <w:hyperlink w:anchor="_Toc240751789" w:history="1">
+      <w:hyperlink w:anchor="_Toc240753476" w:history="1">
         <w:r>
           <w:rPr>
             <w:rStyle w:val="Hyperlink"/>
@@ -5604,7 +5604,7 @@
             <w:noProof/>
             <w:webHidden/>
           </w:rPr>
-          <w:instrText xml:space="preserve"> PAGEREF _Toc240751789 \h </w:instrText>
+          <w:instrText xml:space="preserve"> PAGEREF _Toc240753476 \h </w:instrText>
         </w:r>
         <w:r>
           <w:rPr>
@@ -5650,7 +5650,7 @@
           <w14:ligatures w14:val="standardContextual"/>
         </w:rPr>
       </w:pPr>
-      <w:hyperlink w:anchor="_Toc240751790" w:history="1">
+      <w:hyperlink w:anchor="_Toc240753477" w:history="1">
         <w:r>
           <w:rPr>
             <w:rStyle w:val="Hyperlink"/>
@@ -5678,7 +5678,7 @@
             <w:noProof/>
             <w:webHidden/>
           </w:rPr>
-          <w:instrText xml:space="preserve"> PAGEREF _Toc240751790 \h </w:instrText>
+          <w:instrText xml:space="preserve"> PAGEREF _Toc240753477 \h </w:instrText>
         </w:r>
         <w:r>
           <w:rPr>
@@ -5724,7 +5724,7 @@
           <w14:ligatures w14:val="standardContextual"/>
         </w:rPr>
       </w:pPr>
-      <w:hyperlink w:anchor="_Toc240751791" w:history="1">
+      <w:hyperlink w:anchor="_Toc240753478" w:history="1">
         <w:r>
           <w:rPr>
             <w:rStyle w:val="Hyperlink"/>
@@ -5752,7 +5752,7 @@
             <w:noProof/>
             <w:webHidden/>
           </w:rPr>
-          <w:instrText xml:space="preserve"> PAGEREF _Toc240751791 \h </w:instrText>
+          <w:instrText xml:space="preserve"> PAGEREF _Toc240753478 \h </w:instrText>
         </w:r>
         <w:r>
           <w:rPr>
@@ -5798,7 +5798,7 @@
           <w14:ligatures w14:val="standardContextual"/>
         </w:rPr>
       </w:pPr>
-      <w:hyperlink w:anchor="_Toc240751792" w:history="1">
+      <w:hyperlink w:anchor="_Toc240753479" w:history="1">
         <w:r>
           <w:rPr>
             <w:rStyle w:val="Hyperlink"/>
@@ -5826,7 +5826,7 @@
             <w:noProof/>
             <w:webHidden/>
           </w:rPr>
-          <w:instrText xml:space="preserve"> PAGEREF _Toc240751792 \h </w:instrText>
+          <w:instrText xml:space="preserve"> PAGEREF _Toc240753479 \h </w:instrText>
         </w:r>
         <w:r>
           <w:rPr>
@@ -5872,7 +5872,7 @@
           <w14:ligatures w14:val="standardContextual"/>
         </w:rPr>
       </w:pPr>
-      <w:hyperlink w:anchor="_Toc240751793" w:history="1">
+      <w:hyperlink w:anchor="_Toc240753480" w:history="1">
         <w:r>
           <w:rPr>
             <w:rStyle w:val="Hyperlink"/>
@@ -5900,7 +5900,7 @@
             <w:noProof/>
             <w:webHidden/>
           </w:rPr>
-          <w:instrText xml:space="preserve"> PAGEREF _Toc240751793 \h </w:instrText>
+          <w:instrText xml:space="preserve"> PAGEREF _Toc240753480 \h </w:instrText>
         </w:r>
         <w:r>
           <w:rPr>
@@ -5946,7 +5946,7 @@
           <w14:ligatures w14:val="standardContextual"/>
         </w:rPr>
       </w:pPr>
-      <w:hyperlink w:anchor="_Toc240751794" w:history="1">
+      <w:hyperlink w:anchor="_Toc240753481" w:history="1">
         <w:r>
           <w:rPr>
             <w:rStyle w:val="Hyperlink"/>
@@ -5974,7 +5974,7 @@
             <w:noProof/>
             <w:webHidden/>
           </w:rPr>
-          <w:instrText xml:space="preserve"> PAGEREF _Toc240751794 \h </w:instrText>
+          <w:instrText xml:space="preserve"> PAGEREF _Toc240753481 \h </w:instrText>
         </w:r>
         <w:r>
           <w:rPr>
@@ -6020,7 +6020,7 @@
           <w14:ligatures w14:val="standardContextual"/>
         </w:rPr>
       </w:pPr>
-      <w:hyperlink w:anchor="_Toc240751795" w:history="1">
+      <w:hyperlink w:anchor="_Toc240753482" w:history="1">
         <w:r>
           <w:rPr>
             <w:rStyle w:val="Hyperlink"/>
@@ -6048,7 +6048,7 @@
             <w:noProof/>
             <w:webHidden/>
           </w:rPr>
-          <w:instrText xml:space="preserve"> PAGEREF _Toc240751795 \h </w:instrText>
+          <w:instrText xml:space="preserve"> PAGEREF _Toc240753482 \h </w:instrText>
         </w:r>
         <w:r>
           <w:rPr>
@@ -6094,7 +6094,7 @@
           <w14:ligatures w14:val="standardContextual"/>
         </w:rPr>
       </w:pPr>
-      <w:hyperlink w:anchor="_Toc240751796" w:history="1">
+      <w:hyperlink w:anchor="_Toc240753483" w:history="1">
         <w:r>
           <w:rPr>
             <w:rStyle w:val="Hyperlink"/>
@@ -6122,7 +6122,7 @@
             <w:noProof/>
             <w:webHidden/>
           </w:rPr>
-          <w:instrText xml:space="preserve"> PAGEREF _Toc240751796 \h </w:instrText>
+          <w:instrText xml:space="preserve"> PAGEREF _Toc240753483 \h </w:instrText>
         </w:r>
         <w:r>
           <w:rPr>
@@ -6168,7 +6168,7 @@
           <w14:ligatures w14:val="standardContextual"/>
         </w:rPr>
       </w:pPr>
-      <w:hyperlink w:anchor="_Toc240751797" w:history="1">
+      <w:hyperlink w:anchor="_Toc240753484" w:history="1">
         <w:r>
           <w:rPr>
             <w:rStyle w:val="Hyperlink"/>
@@ -6196,7 +6196,7 @@
             <w:noProof/>
             <w:webHidden/>
           </w:rPr>
-          <w:instrText xml:space="preserve"> PAGEREF _Toc240751797 \h </w:instrText>
+          <w:instrText xml:space="preserve"> PAGEREF _Toc240753484 \h </w:instrText>
         </w:r>
         <w:r>
           <w:rPr>
@@ -6242,7 +6242,7 @@
           <w14:ligatures w14:val="standardContextual"/>
         </w:rPr>
       </w:pPr>
-      <w:hyperlink w:anchor="_Toc240751798" w:history="1">
+      <w:hyperlink w:anchor="_Toc240753485" w:history="1">
         <w:r>
           <w:rPr>
             <w:rStyle w:val="Hyperlink"/>
@@ -6270,7 +6270,7 @@
             <w:noProof/>
             <w:webHidden/>
           </w:rPr>
-          <w:instrText xml:space="preserve"> PAGEREF _Toc240751798 \h </w:instrText>
+          <w:instrText xml:space="preserve"> PAGEREF _Toc240753485 \h </w:instrText>
         </w:r>
         <w:r>
           <w:rPr>
@@ -6290,7 +6290,7 @@
             <w:noProof/>
             <w:webHidden/>
           </w:rPr>
-          <w:t>29</w:t>
+          <w:t>30</w:t>
         </w:r>
         <w:r>
           <w:rPr>
@@ -6316,7 +6316,7 @@
           <w14:ligatures w14:val="standardContextual"/>
         </w:rPr>
       </w:pPr>
-      <w:hyperlink w:anchor="_Toc240751799" w:history="1">
+      <w:hyperlink w:anchor="_Toc240753486" w:history="1">
         <w:r>
           <w:rPr>
             <w:rStyle w:val="Hyperlink"/>
@@ -6344,7 +6344,7 @@
             <w:noProof/>
             <w:webHidden/>
           </w:rPr>
-          <w:instrText xml:space="preserve"> PAGEREF _Toc240751799 \h </w:instrText>
+          <w:instrText xml:space="preserve"> PAGEREF _Toc240753486 \h </w:instrText>
         </w:r>
         <w:r>
           <w:rPr>
@@ -6364,7 +6364,7 @@
             <w:noProof/>
             <w:webHidden/>
           </w:rPr>
-          <w:t>29</w:t>
+          <w:t>30</w:t>
         </w:r>
         <w:r>
           <w:rPr>
@@ -6390,7 +6390,7 @@
           <w14:ligatures w14:val="standardContextual"/>
         </w:rPr>
       </w:pPr>
-      <w:hyperlink w:anchor="_Toc240751800" w:history="1">
+      <w:hyperlink w:anchor="_Toc240753487" w:history="1">
         <w:r>
           <w:rPr>
             <w:rStyle w:val="Hyperlink"/>
@@ -6418,7 +6418,7 @@
             <w:noProof/>
             <w:webHidden/>
           </w:rPr>
-          <w:instrText xml:space="preserve"> PAGEREF _Toc240751800 \h </w:instrText>
+          <w:instrText xml:space="preserve"> PAGEREF _Toc240753487 \h </w:instrText>
         </w:r>
         <w:r>
           <w:rPr>
@@ -6438,7 +6438,7 @@
             <w:noProof/>
             <w:webHidden/>
           </w:rPr>
-          <w:t>29</w:t>
+          <w:t>30</w:t>
         </w:r>
         <w:r>
           <w:rPr>
@@ -6464,7 +6464,7 @@
           <w14:ligatures w14:val="standardContextual"/>
         </w:rPr>
       </w:pPr>
-      <w:hyperlink w:anchor="_Toc240751801" w:history="1">
+      <w:hyperlink w:anchor="_Toc240753488" w:history="1">
         <w:r>
           <w:rPr>
             <w:rStyle w:val="Hyperlink"/>
@@ -6492,7 +6492,7 @@
             <w:noProof/>
             <w:webHidden/>
           </w:rPr>
-          <w:instrText xml:space="preserve"> PAGEREF _Toc240751801 \h </w:instrText>
+          <w:instrText xml:space="preserve"> PAGEREF _Toc240753488 \h </w:instrText>
         </w:r>
         <w:r>
           <w:rPr>
@@ -6512,7 +6512,7 @@
             <w:noProof/>
             <w:webHidden/>
           </w:rPr>
-          <w:t>30</w:t>
+          <w:t>31</w:t>
         </w:r>
         <w:r>
           <w:rPr>
@@ -6538,7 +6538,7 @@
           <w14:ligatures w14:val="standardContextual"/>
         </w:rPr>
       </w:pPr>
-      <w:hyperlink w:anchor="_Toc240751802" w:history="1">
+      <w:hyperlink w:anchor="_Toc240753489" w:history="1">
         <w:r>
           <w:rPr>
             <w:rStyle w:val="Hyperlink"/>
@@ -6566,7 +6566,7 @@
             <w:noProof/>
             <w:webHidden/>
           </w:rPr>
-          <w:instrText xml:space="preserve"> PAGEREF _Toc240751802 \h </w:instrText>
+          <w:instrText xml:space="preserve"> PAGEREF _Toc240753489 \h </w:instrText>
         </w:r>
         <w:r>
           <w:rPr>
@@ -6586,7 +6586,7 @@
             <w:noProof/>
             <w:webHidden/>
           </w:rPr>
-          <w:t>30</w:t>
+          <w:t>31</w:t>
         </w:r>
         <w:r>
           <w:rPr>
@@ -6612,7 +6612,7 @@
           <w14:ligatures w14:val="standardContextual"/>
         </w:rPr>
       </w:pPr>
-      <w:hyperlink w:anchor="_Toc240751803" w:history="1">
+      <w:hyperlink w:anchor="_Toc240753490" w:history="1">
         <w:r>
           <w:rPr>
             <w:rStyle w:val="Hyperlink"/>
@@ -6640,7 +6640,7 @@
             <w:noProof/>
             <w:webHidden/>
           </w:rPr>
-          <w:instrText xml:space="preserve"> PAGEREF _Toc240751803 \h </w:instrText>
+          <w:instrText xml:space="preserve"> PAGEREF _Toc240753490 \h </w:instrText>
         </w:r>
         <w:r>
           <w:rPr>
@@ -6660,7 +6660,7 @@
             <w:noProof/>
             <w:webHidden/>
           </w:rPr>
-          <w:t>31</w:t>
+          <w:t>32</w:t>
         </w:r>
         <w:r>
           <w:rPr>
@@ -6686,7 +6686,7 @@
           <w14:ligatures w14:val="standardContextual"/>
         </w:rPr>
       </w:pPr>
-      <w:hyperlink w:anchor="_Toc240751804" w:history="1">
+      <w:hyperlink w:anchor="_Toc240753491" w:history="1">
         <w:r>
           <w:rPr>
             <w:rStyle w:val="Hyperlink"/>
@@ -6714,7 +6714,7 @@
             <w:noProof/>
             <w:webHidden/>
           </w:rPr>
-          <w:instrText xml:space="preserve"> PAGEREF _Toc240751804 \h </w:instrText>
+          <w:instrText xml:space="preserve"> PAGEREF _Toc240753491 \h </w:instrText>
         </w:r>
         <w:r>
           <w:rPr>
@@ -6734,7 +6734,7 @@
             <w:noProof/>
             <w:webHidden/>
           </w:rPr>
-          <w:t>32</w:t>
+          <w:t>33</w:t>
         </w:r>
         <w:r>
           <w:rPr>
@@ -6760,7 +6760,7 @@
           <w14:ligatures w14:val="standardContextual"/>
         </w:rPr>
       </w:pPr>
-      <w:hyperlink w:anchor="_Toc240751805" w:history="1">
+      <w:hyperlink w:anchor="_Toc240753492" w:history="1">
         <w:r>
           <w:rPr>
             <w:rStyle w:val="Hyperlink"/>
@@ -6788,7 +6788,7 @@
             <w:noProof/>
             <w:webHidden/>
           </w:rPr>
-          <w:instrText xml:space="preserve"> PAGEREF _Toc240751805 \h </w:instrText>
+          <w:instrText xml:space="preserve"> PAGEREF _Toc240753492 \h </w:instrText>
         </w:r>
         <w:r>
           <w:rPr>
@@ -6808,7 +6808,7 @@
             <w:noProof/>
             <w:webHidden/>
           </w:rPr>
-          <w:t>33</w:t>
+          <w:t>34</w:t>
         </w:r>
         <w:r>
           <w:rPr>
@@ -6834,7 +6834,7 @@
           <w14:ligatures w14:val="standardContextual"/>
         </w:rPr>
       </w:pPr>
-      <w:hyperlink w:anchor="_Toc240751806" w:history="1">
+      <w:hyperlink w:anchor="_Toc240753493" w:history="1">
         <w:r>
           <w:rPr>
             <w:rStyle w:val="Hyperlink"/>
@@ -6862,7 +6862,7 @@
             <w:noProof/>
             <w:webHidden/>
           </w:rPr>
-          <w:instrText xml:space="preserve"> PAGEREF _Toc240751806 \h </w:instrText>
+          <w:instrText xml:space="preserve"> PAGEREF _Toc240753493 \h </w:instrText>
         </w:r>
         <w:r>
           <w:rPr>
@@ -6882,7 +6882,7 @@
             <w:noProof/>
             <w:webHidden/>
           </w:rPr>
-          <w:t>33</w:t>
+          <w:t>34</w:t>
         </w:r>
         <w:r>
           <w:rPr>
@@ -6908,7 +6908,7 @@
           <w14:ligatures w14:val="standardContextual"/>
         </w:rPr>
       </w:pPr>
-      <w:hyperlink w:anchor="_Toc240751807" w:history="1">
+      <w:hyperlink w:anchor="_Toc240753494" w:history="1">
         <w:r>
           <w:rPr>
             <w:rStyle w:val="Hyperlink"/>
@@ -6936,7 +6936,7 @@
             <w:noProof/>
             <w:webHidden/>
           </w:rPr>
-          <w:instrText xml:space="preserve"> PAGEREF _Toc240751807 \h </w:instrText>
+          <w:instrText xml:space="preserve"> PAGEREF _Toc240753494 \h </w:instrText>
         </w:r>
         <w:r>
           <w:rPr>
@@ -6956,7 +6956,7 @@
             <w:noProof/>
             <w:webHidden/>
           </w:rPr>
-          <w:t>33</w:t>
+          <w:t>34</w:t>
         </w:r>
         <w:r>
           <w:rPr>
@@ -6982,7 +6982,7 @@
           <w14:ligatures w14:val="standardContextual"/>
         </w:rPr>
       </w:pPr>
-      <w:hyperlink w:anchor="_Toc240751808" w:history="1">
+      <w:hyperlink w:anchor="_Toc240753495" w:history="1">
         <w:r>
           <w:rPr>
             <w:rStyle w:val="Hyperlink"/>
@@ -7010,7 +7010,7 @@
             <w:noProof/>
             <w:webHidden/>
           </w:rPr>
-          <w:instrText xml:space="preserve"> PAGEREF _Toc240751808 \h </w:instrText>
+          <w:instrText xml:space="preserve"> PAGEREF _Toc240753495 \h </w:instrText>
         </w:r>
         <w:r>
           <w:rPr>
@@ -7030,7 +7030,7 @@
             <w:noProof/>
             <w:webHidden/>
           </w:rPr>
-          <w:t>33</w:t>
+          <w:t>34</w:t>
         </w:r>
         <w:r>
           <w:rPr>
@@ -7056,7 +7056,7 @@
           <w14:ligatures w14:val="standardContextual"/>
         </w:rPr>
       </w:pPr>
-      <w:hyperlink w:anchor="_Toc240751809" w:history="1">
+      <w:hyperlink w:anchor="_Toc240753496" w:history="1">
         <w:r>
           <w:rPr>
             <w:rStyle w:val="Hyperlink"/>
@@ -7084,7 +7084,7 @@
             <w:noProof/>
             <w:webHidden/>
           </w:rPr>
-          <w:instrText xml:space="preserve"> PAGEREF _Toc240751809 \h </w:instrText>
+          <w:instrText xml:space="preserve"> PAGEREF _Toc240753496 \h </w:instrText>
         </w:r>
         <w:r>
           <w:rPr>
@@ -7104,7 +7104,7 @@
             <w:noProof/>
             <w:webHidden/>
           </w:rPr>
-          <w:t>34</w:t>
+          <w:t>35</w:t>
         </w:r>
         <w:r>
           <w:rPr>
@@ -7130,7 +7130,7 @@
           <w14:ligatures w14:val="standardContextual"/>
         </w:rPr>
       </w:pPr>
-      <w:hyperlink w:anchor="_Toc240751810" w:history="1">
+      <w:hyperlink w:anchor="_Toc240753497" w:history="1">
         <w:r>
           <w:rPr>
             <w:rStyle w:val="Hyperlink"/>
@@ -7158,7 +7158,7 @@
             <w:noProof/>
             <w:webHidden/>
           </w:rPr>
-          <w:instrText xml:space="preserve"> PAGEREF _Toc240751810 \h </w:instrText>
+          <w:instrText xml:space="preserve"> PAGEREF _Toc240753497 \h </w:instrText>
         </w:r>
         <w:r>
           <w:rPr>
@@ -7178,7 +7178,7 @@
             <w:noProof/>
             <w:webHidden/>
           </w:rPr>
-          <w:t>34</w:t>
+          <w:t>35</w:t>
         </w:r>
         <w:r>
           <w:rPr>
@@ -7204,7 +7204,7 @@
           <w14:ligatures w14:val="standardContextual"/>
         </w:rPr>
       </w:pPr>
-      <w:hyperlink w:anchor="_Toc240751811" w:history="1">
+      <w:hyperlink w:anchor="_Toc240753498" w:history="1">
         <w:r>
           <w:rPr>
             <w:rStyle w:val="Hyperlink"/>
@@ -7232,7 +7232,7 @@
             <w:noProof/>
             <w:webHidden/>
           </w:rPr>
-          <w:instrText xml:space="preserve"> PAGEREF _Toc240751811 \h </w:instrText>
+          <w:instrText xml:space="preserve"> PAGEREF _Toc240753498 \h </w:instrText>
         </w:r>
         <w:r>
           <w:rPr>
@@ -7252,7 +7252,7 @@
             <w:noProof/>
             <w:webHidden/>
           </w:rPr>
-          <w:t>34</w:t>
+          <w:t>35</w:t>
         </w:r>
         <w:r>
           <w:rPr>
@@ -7278,7 +7278,7 @@
           <w14:ligatures w14:val="standardContextual"/>
         </w:rPr>
       </w:pPr>
-      <w:hyperlink w:anchor="_Toc240751812" w:history="1">
+      <w:hyperlink w:anchor="_Toc240753499" w:history="1">
         <w:r>
           <w:rPr>
             <w:rStyle w:val="Hyperlink"/>
@@ -7306,7 +7306,7 @@
             <w:noProof/>
             <w:webHidden/>
           </w:rPr>
-          <w:instrText xml:space="preserve"> PAGEREF _Toc240751812 \h </w:instrText>
+          <w:instrText xml:space="preserve"> PAGEREF _Toc240753499 \h </w:instrText>
         </w:r>
         <w:r>
           <w:rPr>
@@ -7326,7 +7326,7 @@
             <w:noProof/>
             <w:webHidden/>
           </w:rPr>
-          <w:t>35</w:t>
+          <w:t>36</w:t>
         </w:r>
         <w:r>
           <w:rPr>
@@ -7352,7 +7352,7 @@
           <w14:ligatures w14:val="standardContextual"/>
         </w:rPr>
       </w:pPr>
-      <w:hyperlink w:anchor="_Toc240751813" w:history="1">
+      <w:hyperlink w:anchor="_Toc240753500" w:history="1">
         <w:r>
           <w:rPr>
             <w:rStyle w:val="Hyperlink"/>
@@ -7380,7 +7380,7 @@
             <w:noProof/>
             <w:webHidden/>
           </w:rPr>
-          <w:instrText xml:space="preserve"> PAGEREF _Toc240751813 \h </w:instrText>
+          <w:instrText xml:space="preserve"> PAGEREF _Toc240753500 \h </w:instrText>
         </w:r>
         <w:r>
           <w:rPr>
@@ -7400,7 +7400,7 @@
             <w:noProof/>
             <w:webHidden/>
           </w:rPr>
-          <w:t>35</w:t>
+          <w:t>37</w:t>
         </w:r>
         <w:r>
           <w:rPr>
@@ -7426,7 +7426,7 @@
           <w14:ligatures w14:val="standardContextual"/>
         </w:rPr>
       </w:pPr>
-      <w:hyperlink w:anchor="_Toc240751814" w:history="1">
+      <w:hyperlink w:anchor="_Toc240753501" w:history="1">
         <w:r>
           <w:rPr>
             <w:rStyle w:val="Hyperlink"/>
@@ -7454,7 +7454,7 @@
             <w:noProof/>
             <w:webHidden/>
           </w:rPr>
-          <w:instrText xml:space="preserve"> PAGEREF _Toc240751814 \h </w:instrText>
+          <w:instrText xml:space="preserve"> PAGEREF _Toc240753501 \h </w:instrText>
         </w:r>
         <w:r>
           <w:rPr>
@@ -7474,7 +7474,7 @@
             <w:noProof/>
             <w:webHidden/>
           </w:rPr>
-          <w:t>35</w:t>
+          <w:t>39</w:t>
         </w:r>
         <w:r>
           <w:rPr>
@@ -7500,7 +7500,7 @@
           <w14:ligatures w14:val="standardContextual"/>
         </w:rPr>
       </w:pPr>
-      <w:hyperlink w:anchor="_Toc240751815" w:history="1">
+      <w:hyperlink w:anchor="_Toc240753502" w:history="1">
         <w:r>
           <w:rPr>
             <w:rStyle w:val="Hyperlink"/>
@@ -7528,7 +7528,7 @@
             <w:noProof/>
             <w:webHidden/>
           </w:rPr>
-          <w:instrText xml:space="preserve"> PAGEREF _Toc240751815 \h </w:instrText>
+          <w:instrText xml:space="preserve"> PAGEREF _Toc240753502 \h </w:instrText>
         </w:r>
         <w:r>
           <w:rPr>
@@ -7548,7 +7548,7 @@
             <w:noProof/>
             <w:webHidden/>
           </w:rPr>
-          <w:t>36</w:t>
+          <w:t>39</w:t>
         </w:r>
         <w:r>
           <w:rPr>
@@ -7574,7 +7574,7 @@
           <w14:ligatures w14:val="standardContextual"/>
         </w:rPr>
       </w:pPr>
-      <w:hyperlink w:anchor="_Toc240751816" w:history="1">
+      <w:hyperlink w:anchor="_Toc240753503" w:history="1">
         <w:r>
           <w:rPr>
             <w:rStyle w:val="Hyperlink"/>
@@ -7602,7 +7602,7 @@
             <w:noProof/>
             <w:webHidden/>
           </w:rPr>
-          <w:instrText xml:space="preserve"> PAGEREF _Toc240751816 \h </w:instrText>
+          <w:instrText xml:space="preserve"> PAGEREF _Toc240753503 \h </w:instrText>
         </w:r>
         <w:r>
           <w:rPr>
@@ -7622,7 +7622,7 @@
             <w:noProof/>
             <w:webHidden/>
           </w:rPr>
-          <w:t>36</w:t>
+          <w:t>40</w:t>
         </w:r>
         <w:r>
           <w:rPr>
@@ -7648,7 +7648,7 @@
           <w14:ligatures w14:val="standardContextual"/>
         </w:rPr>
       </w:pPr>
-      <w:hyperlink w:anchor="_Toc240751817" w:history="1">
+      <w:hyperlink w:anchor="_Toc240753504" w:history="1">
         <w:r>
           <w:rPr>
             <w:rStyle w:val="Hyperlink"/>
@@ -7676,7 +7676,7 @@
             <w:noProof/>
             <w:webHidden/>
           </w:rPr>
-          <w:instrText xml:space="preserve"> PAGEREF _Toc240751817 \h </w:instrText>
+          <w:instrText xml:space="preserve"> PAGEREF _Toc240753504 \h </w:instrText>
         </w:r>
         <w:r>
           <w:rPr>
@@ -7696,7 +7696,7 @@
             <w:noProof/>
             <w:webHidden/>
           </w:rPr>
-          <w:t>37</w:t>
+          <w:t>40</w:t>
         </w:r>
         <w:r>
           <w:rPr>
@@ -7722,7 +7722,7 @@
           <w14:ligatures w14:val="standardContextual"/>
         </w:rPr>
       </w:pPr>
-      <w:hyperlink w:anchor="_Toc240751818" w:history="1">
+      <w:hyperlink w:anchor="_Toc240753505" w:history="1">
         <w:r>
           <w:rPr>
             <w:rStyle w:val="Hyperlink"/>
@@ -7750,7 +7750,7 @@
             <w:noProof/>
             <w:webHidden/>
           </w:rPr>
-          <w:instrText xml:space="preserve"> PAGEREF _Toc240751818 \h </w:instrText>
+          <w:instrText xml:space="preserve"> PAGEREF _Toc240753505 \h </w:instrText>
         </w:r>
         <w:r>
           <w:rPr>
@@ -7770,7 +7770,7 @@
             <w:noProof/>
             <w:webHidden/>
           </w:rPr>
-          <w:t>38</w:t>
+          <w:t>41</w:t>
         </w:r>
         <w:r>
           <w:rPr>
@@ -7796,7 +7796,7 @@
           <w14:ligatures w14:val="standardContextual"/>
         </w:rPr>
       </w:pPr>
-      <w:hyperlink w:anchor="_Toc240751819" w:history="1">
+      <w:hyperlink w:anchor="_Toc240753506" w:history="1">
         <w:r>
           <w:rPr>
             <w:rStyle w:val="Hyperlink"/>
@@ -7824,7 +7824,7 @@
             <w:noProof/>
             <w:webHidden/>
           </w:rPr>
-          <w:instrText xml:space="preserve"> PAGEREF _Toc240751819 \h </w:instrText>
+          <w:instrText xml:space="preserve"> PAGEREF _Toc240753506 \h </w:instrText>
         </w:r>
         <w:r>
           <w:rPr>
@@ -7844,7 +7844,7 @@
             <w:noProof/>
             <w:webHidden/>
           </w:rPr>
-          <w:t>38</w:t>
+          <w:t>42</w:t>
         </w:r>
         <w:r>
           <w:rPr>
@@ -7870,7 +7870,7 @@
           <w14:ligatures w14:val="standardContextual"/>
         </w:rPr>
       </w:pPr>
-      <w:hyperlink w:anchor="_Toc240751820" w:history="1">
+      <w:hyperlink w:anchor="_Toc240753507" w:history="1">
         <w:r>
           <w:rPr>
             <w:rStyle w:val="Hyperlink"/>
@@ -7898,7 +7898,7 @@
             <w:noProof/>
             <w:webHidden/>
           </w:rPr>
-          <w:instrText xml:space="preserve"> PAGEREF _Toc240751820 \h </w:instrText>
+          <w:instrText xml:space="preserve"> PAGEREF _Toc240753507 \h </w:instrText>
         </w:r>
         <w:r>
           <w:rPr>
@@ -7918,7 +7918,7 @@
             <w:noProof/>
             <w:webHidden/>
           </w:rPr>
-          <w:t>38</w:t>
+          <w:t>42</w:t>
         </w:r>
         <w:r>
           <w:rPr>
@@ -7944,7 +7944,7 @@
           <w14:ligatures w14:val="standardContextual"/>
         </w:rPr>
       </w:pPr>
-      <w:hyperlink w:anchor="_Toc240751821" w:history="1">
+      <w:hyperlink w:anchor="_Toc240753508" w:history="1">
         <w:r>
           <w:rPr>
             <w:rStyle w:val="Hyperlink"/>
@@ -7972,7 +7972,7 @@
             <w:noProof/>
             <w:webHidden/>
           </w:rPr>
-          <w:instrText xml:space="preserve"> PAGEREF _Toc240751821 \h </w:instrText>
+          <w:instrText xml:space="preserve"> PAGEREF _Toc240753508 \h </w:instrText>
         </w:r>
         <w:r>
           <w:rPr>
@@ -7992,7 +7992,7 @@
             <w:noProof/>
             <w:webHidden/>
           </w:rPr>
-          <w:t>39</w:t>
+          <w:t>42</w:t>
         </w:r>
         <w:r>
           <w:rPr>
@@ -8018,7 +8018,7 @@
           <w14:ligatures w14:val="standardContextual"/>
         </w:rPr>
       </w:pPr>
-      <w:hyperlink w:anchor="_Toc240751822" w:history="1">
+      <w:hyperlink w:anchor="_Toc240753509" w:history="1">
         <w:r>
           <w:rPr>
             <w:rStyle w:val="Hyperlink"/>
@@ -8046,7 +8046,7 @@
             <w:noProof/>
             <w:webHidden/>
           </w:rPr>
-          <w:instrText xml:space="preserve"> PAGEREF _Toc240751822 \h </w:instrText>
+          <w:instrText xml:space="preserve"> PAGEREF _Toc240753509 \h </w:instrText>
         </w:r>
         <w:r>
           <w:rPr>
@@ -8066,7 +8066,7 @@
             <w:noProof/>
             <w:webHidden/>
           </w:rPr>
-          <w:t>39</w:t>
+          <w:t>42</w:t>
         </w:r>
         <w:r>
           <w:rPr>
@@ -8092,7 +8092,7 @@
           <w14:ligatures w14:val="standardContextual"/>
         </w:rPr>
       </w:pPr>
-      <w:hyperlink w:anchor="_Toc240751823" w:history="1">
+      <w:hyperlink w:anchor="_Toc240753510" w:history="1">
         <w:r>
           <w:rPr>
             <w:rStyle w:val="Hyperlink"/>
@@ -8120,7 +8120,7 @@
             <w:noProof/>
             <w:webHidden/>
           </w:rPr>
-          <w:instrText xml:space="preserve"> PAGEREF _Toc240751823 \h </w:instrText>
+          <w:instrText xml:space="preserve"> PAGEREF _Toc240753510 \h </w:instrText>
         </w:r>
         <w:r>
           <w:rPr>
@@ -8140,7 +8140,7 @@
             <w:noProof/>
             <w:webHidden/>
           </w:rPr>
-          <w:t>39</w:t>
+          <w:t>43</w:t>
         </w:r>
         <w:r>
           <w:rPr>
@@ -8166,7 +8166,7 @@
           <w14:ligatures w14:val="standardContextual"/>
         </w:rPr>
       </w:pPr>
-      <w:hyperlink w:anchor="_Toc240751824" w:history="1">
+      <w:hyperlink w:anchor="_Toc240753511" w:history="1">
         <w:r>
           <w:rPr>
             <w:rStyle w:val="Hyperlink"/>
@@ -8194,7 +8194,7 @@
             <w:noProof/>
             <w:webHidden/>
           </w:rPr>
-          <w:instrText xml:space="preserve"> PAGEREF _Toc240751824 \h </w:instrText>
+          <w:instrText xml:space="preserve"> PAGEREF _Toc240753511 \h </w:instrText>
         </w:r>
         <w:r>
           <w:rPr>
@@ -8214,7 +8214,7 @@
             <w:noProof/>
             <w:webHidden/>
           </w:rPr>
-          <w:t>41</w:t>
+          <w:t>44</w:t>
         </w:r>
         <w:r>
           <w:rPr>
@@ -8240,7 +8240,7 @@
           <w14:ligatures w14:val="standardContextual"/>
         </w:rPr>
       </w:pPr>
-      <w:hyperlink w:anchor="_Toc240751825" w:history="1">
+      <w:hyperlink w:anchor="_Toc240753512" w:history="1">
         <w:r>
           <w:rPr>
             <w:rStyle w:val="Hyperlink"/>
@@ -8268,7 +8268,7 @@
             <w:noProof/>
             <w:webHidden/>
           </w:rPr>
-          <w:instrText xml:space="preserve"> PAGEREF _Toc240751825 \h </w:instrText>
+          <w:instrText xml:space="preserve"> PAGEREF _Toc240753512 \h </w:instrText>
         </w:r>
         <w:r>
           <w:rPr>
@@ -8288,7 +8288,7 @@
             <w:noProof/>
             <w:webHidden/>
           </w:rPr>
-          <w:t>42</w:t>
+          <w:t>45</w:t>
         </w:r>
         <w:r>
           <w:rPr>
@@ -8314,7 +8314,7 @@
           <w14:ligatures w14:val="standardContextual"/>
         </w:rPr>
       </w:pPr>
-      <w:hyperlink w:anchor="_Toc240751826" w:history="1">
+      <w:hyperlink w:anchor="_Toc240753513" w:history="1">
         <w:r>
           <w:rPr>
             <w:rStyle w:val="Hyperlink"/>
@@ -8342,7 +8342,7 @@
             <w:noProof/>
             <w:webHidden/>
           </w:rPr>
-          <w:instrText xml:space="preserve"> PAGEREF _Toc240751826 \h </w:instrText>
+          <w:instrText xml:space="preserve"> PAGEREF _Toc240753513 \h </w:instrText>
         </w:r>
         <w:r>
           <w:rPr>
@@ -8362,7 +8362,7 @@
             <w:noProof/>
             <w:webHidden/>
           </w:rPr>
-          <w:t>43</w:t>
+          <w:t>46</w:t>
         </w:r>
         <w:r>
           <w:rPr>
@@ -8388,7 +8388,7 @@
           <w14:ligatures w14:val="standardContextual"/>
         </w:rPr>
       </w:pPr>
-      <w:hyperlink w:anchor="_Toc240751827" w:history="1">
+      <w:hyperlink w:anchor="_Toc240753514" w:history="1">
         <w:r>
           <w:rPr>
             <w:rStyle w:val="Hyperlink"/>
@@ -8416,7 +8416,7 @@
             <w:noProof/>
             <w:webHidden/>
           </w:rPr>
-          <w:instrText xml:space="preserve"> PAGEREF _Toc240751827 \h </w:instrText>
+          <w:instrText xml:space="preserve"> PAGEREF _Toc240753514 \h </w:instrText>
         </w:r>
         <w:r>
           <w:rPr>
@@ -8436,7 +8436,7 @@
             <w:noProof/>
             <w:webHidden/>
           </w:rPr>
-          <w:t>44</w:t>
+          <w:t>47</w:t>
         </w:r>
         <w:r>
           <w:rPr>
@@ -8462,7 +8462,7 @@
           <w14:ligatures w14:val="standardContextual"/>
         </w:rPr>
       </w:pPr>
-      <w:hyperlink w:anchor="_Toc240751828" w:history="1">
+      <w:hyperlink w:anchor="_Toc240753515" w:history="1">
         <w:r>
           <w:rPr>
             <w:rStyle w:val="Hyperlink"/>
@@ -8490,7 +8490,7 @@
             <w:noProof/>
             <w:webHidden/>
           </w:rPr>
-          <w:instrText xml:space="preserve"> PAGEREF _Toc240751828 \h </w:instrText>
+          <w:instrText xml:space="preserve"> PAGEREF _Toc240753515 \h </w:instrText>
         </w:r>
         <w:r>
           <w:rPr>
@@ -8510,7 +8510,7 @@
             <w:noProof/>
             <w:webHidden/>
           </w:rPr>
-          <w:t>45</w:t>
+          <w:t>48</w:t>
         </w:r>
         <w:r>
           <w:rPr>
@@ -8536,7 +8536,7 @@
           <w14:ligatures w14:val="standardContextual"/>
         </w:rPr>
       </w:pPr>
-      <w:hyperlink w:anchor="_Toc240751829" w:history="1">
+      <w:hyperlink w:anchor="_Toc240753516" w:history="1">
         <w:r>
           <w:rPr>
             <w:rStyle w:val="Hyperlink"/>
@@ -8564,7 +8564,7 @@
             <w:noProof/>
             <w:webHidden/>
           </w:rPr>
-          <w:instrText xml:space="preserve"> PAGEREF _Toc240751829 \h </w:instrText>
+          <w:instrText xml:space="preserve"> PAGEREF _Toc240753516 \h </w:instrText>
         </w:r>
         <w:r>
           <w:rPr>
@@ -8584,7 +8584,7 @@
             <w:noProof/>
             <w:webHidden/>
           </w:rPr>
-          <w:t>46</w:t>
+          <w:t>49</w:t>
         </w:r>
         <w:r>
           <w:rPr>
@@ -8610,7 +8610,7 @@
           <w14:ligatures w14:val="standardContextual"/>
         </w:rPr>
       </w:pPr>
-      <w:hyperlink w:anchor="_Toc240751830" w:history="1">
+      <w:hyperlink w:anchor="_Toc240753517" w:history="1">
         <w:r>
           <w:rPr>
             <w:rStyle w:val="Hyperlink"/>
@@ -8638,7 +8638,7 @@
             <w:noProof/>
             <w:webHidden/>
           </w:rPr>
-          <w:instrText xml:space="preserve"> PAGEREF _Toc240751830 \h </w:instrText>
+          <w:instrText xml:space="preserve"> PAGEREF _Toc240753517 \h </w:instrText>
         </w:r>
         <w:r>
           <w:rPr>
@@ -8658,7 +8658,7 @@
             <w:noProof/>
             <w:webHidden/>
           </w:rPr>
-          <w:t>48</w:t>
+          <w:t>51</w:t>
         </w:r>
         <w:r>
           <w:rPr>
@@ -8684,7 +8684,7 @@
           <w14:ligatures w14:val="standardContextual"/>
         </w:rPr>
       </w:pPr>
-      <w:hyperlink w:anchor="_Toc240751831" w:history="1">
+      <w:hyperlink w:anchor="_Toc240753518" w:history="1">
         <w:r>
           <w:rPr>
             <w:rStyle w:val="Hyperlink"/>
@@ -8712,7 +8712,7 @@
             <w:noProof/>
             <w:webHidden/>
           </w:rPr>
-          <w:instrText xml:space="preserve"> PAGEREF _Toc240751831 \h </w:instrText>
+          <w:instrText xml:space="preserve"> PAGEREF _Toc240753518 \h </w:instrText>
         </w:r>
         <w:r>
           <w:rPr>
@@ -8732,7 +8732,7 @@
             <w:noProof/>
             <w:webHidden/>
           </w:rPr>
-          <w:t>48</w:t>
+          <w:t>52</w:t>
         </w:r>
         <w:r>
           <w:rPr>
@@ -8758,7 +8758,7 @@
           <w14:ligatures w14:val="standardContextual"/>
         </w:rPr>
       </w:pPr>
-      <w:hyperlink w:anchor="_Toc240751832" w:history="1">
+      <w:hyperlink w:anchor="_Toc240753519" w:history="1">
         <w:r>
           <w:rPr>
             <w:rStyle w:val="Hyperlink"/>
@@ -8786,7 +8786,7 @@
             <w:noProof/>
             <w:webHidden/>
           </w:rPr>
-          <w:instrText xml:space="preserve"> PAGEREF _Toc240751832 \h </w:instrText>
+          <w:instrText xml:space="preserve"> PAGEREF _Toc240753519 \h </w:instrText>
         </w:r>
         <w:r>
           <w:rPr>
@@ -8806,7 +8806,7 @@
             <w:noProof/>
             <w:webHidden/>
           </w:rPr>
-          <w:t>50</w:t>
+          <w:t>53</w:t>
         </w:r>
         <w:r>
           <w:rPr>
@@ -8832,7 +8832,7 @@
           <w14:ligatures w14:val="standardContextual"/>
         </w:rPr>
       </w:pPr>
-      <w:hyperlink w:anchor="_Toc240751833" w:history="1">
+      <w:hyperlink w:anchor="_Toc240753520" w:history="1">
         <w:r>
           <w:rPr>
             <w:rStyle w:val="Hyperlink"/>
@@ -8860,7 +8860,7 @@
             <w:noProof/>
             <w:webHidden/>
           </w:rPr>
-          <w:instrText xml:space="preserve"> PAGEREF _Toc240751833 \h </w:instrText>
+          <w:instrText xml:space="preserve"> PAGEREF _Toc240753520 \h </w:instrText>
         </w:r>
         <w:r>
           <w:rPr>
@@ -8880,7 +8880,7 @@
             <w:noProof/>
             <w:webHidden/>
           </w:rPr>
-          <w:t>51</w:t>
+          <w:t>54</w:t>
         </w:r>
         <w:r>
           <w:rPr>
@@ -8906,7 +8906,7 @@
           <w14:ligatures w14:val="standardContextual"/>
         </w:rPr>
       </w:pPr>
-      <w:hyperlink w:anchor="_Toc240751834" w:history="1">
+      <w:hyperlink w:anchor="_Toc240753521" w:history="1">
         <w:r>
           <w:rPr>
             <w:rStyle w:val="Hyperlink"/>
@@ -8934,7 +8934,7 @@
             <w:noProof/>
             <w:webHidden/>
           </w:rPr>
-          <w:instrText xml:space="preserve"> PAGEREF _Toc240751834 \h </w:instrText>
+          <w:instrText xml:space="preserve"> PAGEREF _Toc240753521 \h </w:instrText>
         </w:r>
         <w:r>
           <w:rPr>
@@ -8954,7 +8954,7 @@
             <w:noProof/>
             <w:webHidden/>
           </w:rPr>
-          <w:t>51</w:t>
+          <w:t>54</w:t>
         </w:r>
         <w:r>
           <w:rPr>
@@ -8980,7 +8980,7 @@
           <w14:ligatures w14:val="standardContextual"/>
         </w:rPr>
       </w:pPr>
-      <w:hyperlink w:anchor="_Toc240751835" w:history="1">
+      <w:hyperlink w:anchor="_Toc240753522" w:history="1">
         <w:r>
           <w:rPr>
             <w:rStyle w:val="Hyperlink"/>
@@ -9008,7 +9008,7 @@
             <w:noProof/>
             <w:webHidden/>
           </w:rPr>
-          <w:instrText xml:space="preserve"> PAGEREF _Toc240751835 \h </w:instrText>
+          <w:instrText xml:space="preserve"> PAGEREF _Toc240753522 \h </w:instrText>
         </w:r>
         <w:r>
           <w:rPr>
@@ -9028,7 +9028,7 @@
             <w:noProof/>
             <w:webHidden/>
           </w:rPr>
-          <w:t>52</w:t>
+          <w:t>55</w:t>
         </w:r>
         <w:r>
           <w:rPr>
@@ -9054,7 +9054,7 @@
           <w14:ligatures w14:val="standardContextual"/>
         </w:rPr>
       </w:pPr>
-      <w:hyperlink w:anchor="_Toc240751836" w:history="1">
+      <w:hyperlink w:anchor="_Toc240753523" w:history="1">
         <w:r>
           <w:rPr>
             <w:rStyle w:val="Hyperlink"/>
@@ -9082,7 +9082,7 @@
             <w:noProof/>
             <w:webHidden/>
           </w:rPr>
-          <w:instrText xml:space="preserve"> PAGEREF _Toc240751836 \h </w:instrText>
+          <w:instrText xml:space="preserve"> PAGEREF _Toc240753523 \h </w:instrText>
         </w:r>
         <w:r>
           <w:rPr>
@@ -9102,7 +9102,7 @@
             <w:noProof/>
             <w:webHidden/>
           </w:rPr>
-          <w:t>53</w:t>
+          <w:t>56</w:t>
         </w:r>
         <w:r>
           <w:rPr>
@@ -9128,7 +9128,7 @@
           <w14:ligatures w14:val="standardContextual"/>
         </w:rPr>
       </w:pPr>
-      <w:hyperlink w:anchor="_Toc240751837" w:history="1">
+      <w:hyperlink w:anchor="_Toc240753524" w:history="1">
         <w:r>
           <w:rPr>
             <w:rStyle w:val="Hyperlink"/>
@@ -9156,7 +9156,7 @@
             <w:noProof/>
             <w:webHidden/>
           </w:rPr>
-          <w:instrText xml:space="preserve"> PAGEREF _Toc240751837 \h </w:instrText>
+          <w:instrText xml:space="preserve"> PAGEREF _Toc240753524 \h </w:instrText>
         </w:r>
         <w:r>
           <w:rPr>
@@ -9176,7 +9176,7 @@
             <w:noProof/>
             <w:webHidden/>
           </w:rPr>
-          <w:t>53</w:t>
+          <w:t>56</w:t>
         </w:r>
         <w:r>
           <w:rPr>
@@ -9202,7 +9202,7 @@
           <w14:ligatures w14:val="standardContextual"/>
         </w:rPr>
       </w:pPr>
-      <w:hyperlink w:anchor="_Toc240751838" w:history="1">
+      <w:hyperlink w:anchor="_Toc240753525" w:history="1">
         <w:r>
           <w:rPr>
             <w:rStyle w:val="Hyperlink"/>
@@ -9230,7 +9230,7 @@
             <w:noProof/>
             <w:webHidden/>
           </w:rPr>
-          <w:instrText xml:space="preserve"> PAGEREF _Toc240751838 \h </w:instrText>
+          <w:instrText xml:space="preserve"> PAGEREF _Toc240753525 \h </w:instrText>
         </w:r>
         <w:r>
           <w:rPr>
@@ -9250,7 +9250,7 @@
             <w:noProof/>
             <w:webHidden/>
           </w:rPr>
-          <w:t>54</w:t>
+          <w:t>57</w:t>
         </w:r>
         <w:r>
           <w:rPr>
@@ -9276,7 +9276,7 @@
           <w14:ligatures w14:val="standardContextual"/>
         </w:rPr>
       </w:pPr>
-      <w:hyperlink w:anchor="_Toc240751839" w:history="1">
+      <w:hyperlink w:anchor="_Toc240753526" w:history="1">
         <w:r>
           <w:rPr>
             <w:rStyle w:val="Hyperlink"/>
@@ -9304,7 +9304,7 @@
             <w:noProof/>
             <w:webHidden/>
           </w:rPr>
-          <w:instrText xml:space="preserve"> PAGEREF _Toc240751839 \h </w:instrText>
+          <w:instrText xml:space="preserve"> PAGEREF _Toc240753526 \h </w:instrText>
         </w:r>
         <w:r>
           <w:rPr>
@@ -9324,7 +9324,7 @@
             <w:noProof/>
             <w:webHidden/>
           </w:rPr>
-          <w:t>55</w:t>
+          <w:t>58</w:t>
         </w:r>
         <w:r>
           <w:rPr>
@@ -9350,7 +9350,7 @@
           <w14:ligatures w14:val="standardContextual"/>
         </w:rPr>
       </w:pPr>
-      <w:hyperlink w:anchor="_Toc240751840" w:history="1">
+      <w:hyperlink w:anchor="_Toc240753527" w:history="1">
         <w:r>
           <w:rPr>
             <w:rStyle w:val="Hyperlink"/>
@@ -9378,7 +9378,7 @@
             <w:noProof/>
             <w:webHidden/>
           </w:rPr>
-          <w:instrText xml:space="preserve"> PAGEREF _Toc240751840 \h </w:instrText>
+          <w:instrText xml:space="preserve"> PAGEREF _Toc240753527 \h </w:instrText>
         </w:r>
         <w:r>
           <w:rPr>
@@ -9398,7 +9398,7 @@
             <w:noProof/>
             <w:webHidden/>
           </w:rPr>
-          <w:t>55</w:t>
+          <w:t>58</w:t>
         </w:r>
         <w:r>
           <w:rPr>
@@ -9424,7 +9424,7 @@
           <w14:ligatures w14:val="standardContextual"/>
         </w:rPr>
       </w:pPr>
-      <w:hyperlink w:anchor="_Toc240751841" w:history="1">
+      <w:hyperlink w:anchor="_Toc240753528" w:history="1">
         <w:r>
           <w:rPr>
             <w:rStyle w:val="Hyperlink"/>
@@ -9452,7 +9452,7 @@
             <w:noProof/>
             <w:webHidden/>
           </w:rPr>
-          <w:instrText xml:space="preserve"> PAGEREF _Toc240751841 \h </w:instrText>
+          <w:instrText xml:space="preserve"> PAGEREF _Toc240753528 \h </w:instrText>
         </w:r>
         <w:r>
           <w:rPr>
@@ -9472,7 +9472,7 @@
             <w:noProof/>
             <w:webHidden/>
           </w:rPr>
-          <w:t>56</w:t>
+          <w:t>59</w:t>
         </w:r>
         <w:r>
           <w:rPr>
@@ -9498,7 +9498,7 @@
           <w14:ligatures w14:val="standardContextual"/>
         </w:rPr>
       </w:pPr>
-      <w:hyperlink w:anchor="_Toc240751842" w:history="1">
+      <w:hyperlink w:anchor="_Toc240753529" w:history="1">
         <w:r>
           <w:rPr>
             <w:rStyle w:val="Hyperlink"/>
@@ -9526,7 +9526,7 @@
             <w:noProof/>
             <w:webHidden/>
           </w:rPr>
-          <w:instrText xml:space="preserve"> PAGEREF _Toc240751842 \h </w:instrText>
+          <w:instrText xml:space="preserve"> PAGEREF _Toc240753529 \h </w:instrText>
         </w:r>
         <w:r>
           <w:rPr>
@@ -9546,7 +9546,7 @@
             <w:noProof/>
             <w:webHidden/>
           </w:rPr>
-          <w:t>57</w:t>
+          <w:t>60</w:t>
         </w:r>
         <w:r>
           <w:rPr>
@@ -9572,7 +9572,7 @@
           <w14:ligatures w14:val="standardContextual"/>
         </w:rPr>
       </w:pPr>
-      <w:hyperlink w:anchor="_Toc240751843" w:history="1">
+      <w:hyperlink w:anchor="_Toc240753530" w:history="1">
         <w:r>
           <w:rPr>
             <w:rStyle w:val="Hyperlink"/>
@@ -9600,7 +9600,7 @@
             <w:noProof/>
             <w:webHidden/>
           </w:rPr>
-          <w:instrText xml:space="preserve"> PAGEREF _Toc240751843 \h </w:instrText>
+          <w:instrText xml:space="preserve"> PAGEREF _Toc240753530 \h </w:instrText>
         </w:r>
         <w:r>
           <w:rPr>
@@ -9620,7 +9620,7 @@
             <w:noProof/>
             <w:webHidden/>
           </w:rPr>
-          <w:t>57</w:t>
+          <w:t>60</w:t>
         </w:r>
         <w:r>
           <w:rPr>
@@ -9646,7 +9646,7 @@
           <w14:ligatures w14:val="standardContextual"/>
         </w:rPr>
       </w:pPr>
-      <w:hyperlink w:anchor="_Toc240751844" w:history="1">
+      <w:hyperlink w:anchor="_Toc240753531" w:history="1">
         <w:r>
           <w:rPr>
             <w:rStyle w:val="Hyperlink"/>
@@ -9674,7 +9674,7 @@
             <w:noProof/>
             <w:webHidden/>
           </w:rPr>
-          <w:instrText xml:space="preserve"> PAGEREF _Toc240751844 \h </w:instrText>
+          <w:instrText xml:space="preserve"> PAGEREF _Toc240753531 \h </w:instrText>
         </w:r>
         <w:r>
           <w:rPr>
@@ -9694,7 +9694,7 @@
             <w:noProof/>
             <w:webHidden/>
           </w:rPr>
-          <w:t>57</w:t>
+          <w:t>60</w:t>
         </w:r>
         <w:r>
           <w:rPr>
@@ -9720,7 +9720,7 @@
           <w14:ligatures w14:val="standardContextual"/>
         </w:rPr>
       </w:pPr>
-      <w:hyperlink w:anchor="_Toc240751845" w:history="1">
+      <w:hyperlink w:anchor="_Toc240753532" w:history="1">
         <w:r>
           <w:rPr>
             <w:rStyle w:val="Hyperlink"/>
@@ -9748,7 +9748,7 @@
             <w:noProof/>
             <w:webHidden/>
           </w:rPr>
-          <w:instrText xml:space="preserve"> PAGEREF _Toc240751845 \h </w:instrText>
+          <w:instrText xml:space="preserve"> PAGEREF _Toc240753532 \h </w:instrText>
         </w:r>
         <w:r>
           <w:rPr>
@@ -9768,7 +9768,7 @@
             <w:noProof/>
             <w:webHidden/>
           </w:rPr>
-          <w:t>58</w:t>
+          <w:t>61</w:t>
         </w:r>
         <w:r>
           <w:rPr>
@@ -9794,7 +9794,7 @@
           <w14:ligatures w14:val="standardContextual"/>
         </w:rPr>
       </w:pPr>
-      <w:hyperlink w:anchor="_Toc240751846" w:history="1">
+      <w:hyperlink w:anchor="_Toc240753533" w:history="1">
         <w:r>
           <w:rPr>
             <w:rStyle w:val="Hyperlink"/>
@@ -9822,7 +9822,7 @@
             <w:noProof/>
             <w:webHidden/>
           </w:rPr>
-          <w:instrText xml:space="preserve"> PAGEREF _Toc240751846 \h </w:instrText>
+          <w:instrText xml:space="preserve"> PAGEREF _Toc240753533 \h </w:instrText>
         </w:r>
         <w:r>
           <w:rPr>
@@ -9842,7 +9842,7 @@
             <w:noProof/>
             <w:webHidden/>
           </w:rPr>
-          <w:t>59</w:t>
+          <w:t>62</w:t>
         </w:r>
         <w:r>
           <w:rPr>
@@ -9868,7 +9868,7 @@
           <w14:ligatures w14:val="standardContextual"/>
         </w:rPr>
       </w:pPr>
-      <w:hyperlink w:anchor="_Toc240751847" w:history="1">
+      <w:hyperlink w:anchor="_Toc240753534" w:history="1">
         <w:r>
           <w:rPr>
             <w:rStyle w:val="Hyperlink"/>
@@ -9896,7 +9896,7 @@
             <w:noProof/>
             <w:webHidden/>
           </w:rPr>
-          <w:instrText xml:space="preserve"> PAGEREF _Toc240751847 \h </w:instrText>
+          <w:instrText xml:space="preserve"> PAGEREF _Toc240753534 \h </w:instrText>
         </w:r>
         <w:r>
           <w:rPr>
@@ -9916,7 +9916,7 @@
             <w:noProof/>
             <w:webHidden/>
           </w:rPr>
-          <w:t>60</w:t>
+          <w:t>63</w:t>
         </w:r>
         <w:r>
           <w:rPr>
@@ -9942,7 +9942,7 @@
           <w14:ligatures w14:val="standardContextual"/>
         </w:rPr>
       </w:pPr>
-      <w:hyperlink w:anchor="_Toc240751848" w:history="1">
+      <w:hyperlink w:anchor="_Toc240753535" w:history="1">
         <w:r>
           <w:rPr>
             <w:rStyle w:val="Hyperlink"/>
@@ -9970,7 +9970,7 @@
             <w:noProof/>
             <w:webHidden/>
           </w:rPr>
-          <w:instrText xml:space="preserve"> PAGEREF _Toc240751848 \h </w:instrText>
+          <w:instrText xml:space="preserve"> PAGEREF _Toc240753535 \h </w:instrText>
         </w:r>
         <w:r>
           <w:rPr>
@@ -9990,7 +9990,7 @@
             <w:noProof/>
             <w:webHidden/>
           </w:rPr>
-          <w:t>60</w:t>
+          <w:t>63</w:t>
         </w:r>
         <w:r>
           <w:rPr>
@@ -10016,7 +10016,7 @@
           <w14:ligatures w14:val="standardContextual"/>
         </w:rPr>
       </w:pPr>
-      <w:hyperlink w:anchor="_Toc240751849" w:history="1">
+      <w:hyperlink w:anchor="_Toc240753536" w:history="1">
         <w:r>
           <w:rPr>
             <w:rStyle w:val="Hyperlink"/>
@@ -10044,7 +10044,7 @@
             <w:noProof/>
             <w:webHidden/>
           </w:rPr>
-          <w:instrText xml:space="preserve"> PAGEREF _Toc240751849 \h </w:instrText>
+          <w:instrText xml:space="preserve"> PAGEREF _Toc240753536 \h </w:instrText>
         </w:r>
         <w:r>
           <w:rPr>
@@ -10064,7 +10064,7 @@
             <w:noProof/>
             <w:webHidden/>
           </w:rPr>
-          <w:t>60</w:t>
+          <w:t>63</w:t>
         </w:r>
         <w:r>
           <w:rPr>
@@ -10090,7 +10090,7 @@
           <w14:ligatures w14:val="standardContextual"/>
         </w:rPr>
       </w:pPr>
-      <w:hyperlink w:anchor="_Toc240751850" w:history="1">
+      <w:hyperlink w:anchor="_Toc240753537" w:history="1">
         <w:r>
           <w:rPr>
             <w:rStyle w:val="Hyperlink"/>
@@ -10118,7 +10118,7 @@
             <w:noProof/>
             <w:webHidden/>
           </w:rPr>
-          <w:instrText xml:space="preserve"> PAGEREF _Toc240751850 \h </w:instrText>
+          <w:instrText xml:space="preserve"> PAGEREF _Toc240753537 \h </w:instrText>
         </w:r>
         <w:r>
           <w:rPr>
@@ -10138,7 +10138,7 @@
             <w:noProof/>
             <w:webHidden/>
           </w:rPr>
-          <w:t>61</w:t>
+          <w:t>64</w:t>
         </w:r>
         <w:r>
           <w:rPr>
@@ -10164,7 +10164,7 @@
           <w14:ligatures w14:val="standardContextual"/>
         </w:rPr>
       </w:pPr>
-      <w:hyperlink w:anchor="_Toc240751851" w:history="1">
+      <w:hyperlink w:anchor="_Toc240753538" w:history="1">
         <w:r>
           <w:rPr>
             <w:rStyle w:val="Hyperlink"/>
@@ -10192,7 +10192,7 @@
             <w:noProof/>
             <w:webHidden/>
           </w:rPr>
-          <w:instrText xml:space="preserve"> PAGEREF _Toc240751851 \h </w:instrText>
+          <w:instrText xml:space="preserve"> PAGEREF _Toc240753538 \h </w:instrText>
         </w:r>
         <w:r>
           <w:rPr>
@@ -10212,7 +10212,7 @@
             <w:noProof/>
             <w:webHidden/>
           </w:rPr>
-          <w:t>62</w:t>
+          <w:t>65</w:t>
         </w:r>
         <w:r>
           <w:rPr>
@@ -10238,7 +10238,7 @@
           <w14:ligatures w14:val="standardContextual"/>
         </w:rPr>
       </w:pPr>
-      <w:hyperlink w:anchor="_Toc240751852" w:history="1">
+      <w:hyperlink w:anchor="_Toc240753539" w:history="1">
         <w:r>
           <w:rPr>
             <w:rStyle w:val="Hyperlink"/>
@@ -10266,7 +10266,7 @@
             <w:noProof/>
             <w:webHidden/>
           </w:rPr>
-          <w:instrText xml:space="preserve"> PAGEREF _Toc240751852 \h </w:instrText>
+          <w:instrText xml:space="preserve"> PAGEREF _Toc240753539 \h </w:instrText>
         </w:r>
         <w:r>
           <w:rPr>
@@ -10286,7 +10286,7 @@
             <w:noProof/>
             <w:webHidden/>
           </w:rPr>
-          <w:t>62</w:t>
+          <w:t>65</w:t>
         </w:r>
         <w:r>
           <w:rPr>
@@ -10312,7 +10312,7 @@
           <w14:ligatures w14:val="standardContextual"/>
         </w:rPr>
       </w:pPr>
-      <w:hyperlink w:anchor="_Toc240751853" w:history="1">
+      <w:hyperlink w:anchor="_Toc240753540" w:history="1">
         <w:r>
           <w:rPr>
             <w:rStyle w:val="Hyperlink"/>
@@ -10340,7 +10340,7 @@
             <w:noProof/>
             <w:webHidden/>
           </w:rPr>
-          <w:instrText xml:space="preserve"> PAGEREF _Toc240751853 \h </w:instrText>
+          <w:instrText xml:space="preserve"> PAGEREF _Toc240753540 \h </w:instrText>
         </w:r>
         <w:r>
           <w:rPr>
@@ -10360,7 +10360,7 @@
             <w:noProof/>
             <w:webHidden/>
           </w:rPr>
-          <w:t>64</w:t>
+          <w:t>67</w:t>
         </w:r>
         <w:r>
           <w:rPr>
@@ -10386,7 +10386,7 @@
           <w14:ligatures w14:val="standardContextual"/>
         </w:rPr>
       </w:pPr>
-      <w:hyperlink w:anchor="_Toc240751854" w:history="1">
+      <w:hyperlink w:anchor="_Toc240753541" w:history="1">
         <w:r>
           <w:rPr>
             <w:rStyle w:val="Hyperlink"/>
@@ -10414,7 +10414,7 @@
             <w:noProof/>
             <w:webHidden/>
           </w:rPr>
-          <w:instrText xml:space="preserve"> PAGEREF _Toc240751854 \h </w:instrText>
+          <w:instrText xml:space="preserve"> PAGEREF _Toc240753541 \h </w:instrText>
         </w:r>
         <w:r>
           <w:rPr>
@@ -10434,7 +10434,7 @@
             <w:noProof/>
             <w:webHidden/>
           </w:rPr>
-          <w:t>66</w:t>
+          <w:t>69</w:t>
         </w:r>
         <w:r>
           <w:rPr>
@@ -10460,7 +10460,7 @@
           <w14:ligatures w14:val="standardContextual"/>
         </w:rPr>
       </w:pPr>
-      <w:hyperlink w:anchor="_Toc240751855" w:history="1">
+      <w:hyperlink w:anchor="_Toc240753542" w:history="1">
         <w:r>
           <w:rPr>
             <w:rStyle w:val="Hyperlink"/>
@@ -10488,7 +10488,7 @@
             <w:noProof/>
             <w:webHidden/>
           </w:rPr>
-          <w:instrText xml:space="preserve"> PAGEREF _Toc240751855 \h </w:instrText>
+          <w:instrText xml:space="preserve"> PAGEREF _Toc240753542 \h </w:instrText>
         </w:r>
         <w:r>
           <w:rPr>
@@ -10508,7 +10508,7 @@
             <w:noProof/>
             <w:webHidden/>
           </w:rPr>
-          <w:t>66</w:t>
+          <w:t>69</w:t>
         </w:r>
         <w:r>
           <w:rPr>
@@ -10534,7 +10534,7 @@
           <w14:ligatures w14:val="standardContextual"/>
         </w:rPr>
       </w:pPr>
-      <w:hyperlink w:anchor="_Toc240751856" w:history="1">
+      <w:hyperlink w:anchor="_Toc240753543" w:history="1">
         <w:r>
           <w:rPr>
             <w:rStyle w:val="Hyperlink"/>
@@ -10562,7 +10562,7 @@
             <w:noProof/>
             <w:webHidden/>
           </w:rPr>
-          <w:instrText xml:space="preserve"> PAGEREF _Toc240751856 \h </w:instrText>
+          <w:instrText xml:space="preserve"> PAGEREF _Toc240753543 \h </w:instrText>
         </w:r>
         <w:r>
           <w:rPr>
@@ -10582,7 +10582,7 @@
             <w:noProof/>
             <w:webHidden/>
           </w:rPr>
-          <w:t>66</w:t>
+          <w:t>69</w:t>
         </w:r>
         <w:r>
           <w:rPr>
@@ -10608,7 +10608,7 @@
           <w14:ligatures w14:val="standardContextual"/>
         </w:rPr>
       </w:pPr>
-      <w:hyperlink w:anchor="_Toc240751857" w:history="1">
+      <w:hyperlink w:anchor="_Toc240753544" w:history="1">
         <w:r>
           <w:rPr>
             <w:rStyle w:val="Hyperlink"/>
@@ -10636,7 +10636,7 @@
             <w:noProof/>
             <w:webHidden/>
           </w:rPr>
-          <w:instrText xml:space="preserve"> PAGEREF _Toc240751857 \h </w:instrText>
+          <w:instrText xml:space="preserve"> PAGEREF _Toc240753544 \h </w:instrText>
         </w:r>
         <w:r>
           <w:rPr>
@@ -10656,7 +10656,7 @@
             <w:noProof/>
             <w:webHidden/>
           </w:rPr>
-          <w:t>66</w:t>
+          <w:t>69</w:t>
         </w:r>
         <w:r>
           <w:rPr>
@@ -10682,7 +10682,7 @@
           <w14:ligatures w14:val="standardContextual"/>
         </w:rPr>
       </w:pPr>
-      <w:hyperlink w:anchor="_Toc240751858" w:history="1">
+      <w:hyperlink w:anchor="_Toc240753545" w:history="1">
         <w:r>
           <w:rPr>
             <w:rStyle w:val="Hyperlink"/>
@@ -10710,7 +10710,7 @@
             <w:noProof/>
             <w:webHidden/>
           </w:rPr>
-          <w:instrText xml:space="preserve"> PAGEREF _Toc240751858 \h </w:instrText>
+          <w:instrText xml:space="preserve"> PAGEREF _Toc240753545 \h </w:instrText>
         </w:r>
         <w:r>
           <w:rPr>
@@ -10730,7 +10730,7 @@
             <w:noProof/>
             <w:webHidden/>
           </w:rPr>
-          <w:t>67</w:t>
+          <w:t>70</w:t>
         </w:r>
         <w:r>
           <w:rPr>
@@ -10756,7 +10756,7 @@
           <w14:ligatures w14:val="standardContextual"/>
         </w:rPr>
       </w:pPr>
-      <w:hyperlink w:anchor="_Toc240751859" w:history="1">
+      <w:hyperlink w:anchor="_Toc240753546" w:history="1">
         <w:r>
           <w:rPr>
             <w:rStyle w:val="Hyperlink"/>
@@ -10784,7 +10784,7 @@
             <w:noProof/>
             <w:webHidden/>
           </w:rPr>
-          <w:instrText xml:space="preserve"> PAGEREF _Toc240751859 \h </w:instrText>
+          <w:instrText xml:space="preserve"> PAGEREF _Toc240753546 \h </w:instrText>
         </w:r>
         <w:r>
           <w:rPr>
@@ -10804,7 +10804,7 @@
             <w:noProof/>
             <w:webHidden/>
           </w:rPr>
-          <w:t>67</w:t>
+          <w:t>70</w:t>
         </w:r>
         <w:r>
           <w:rPr>
@@ -10830,7 +10830,7 @@
           <w14:ligatures w14:val="standardContextual"/>
         </w:rPr>
       </w:pPr>
-      <w:hyperlink w:anchor="_Toc240751860" w:history="1">
+      <w:hyperlink w:anchor="_Toc240753547" w:history="1">
         <w:r>
           <w:rPr>
             <w:rStyle w:val="Hyperlink"/>
@@ -10858,7 +10858,7 @@
             <w:noProof/>
             <w:webHidden/>
           </w:rPr>
-          <w:instrText xml:space="preserve"> PAGEREF _Toc240751860 \h </w:instrText>
+          <w:instrText xml:space="preserve"> PAGEREF _Toc240753547 \h </w:instrText>
         </w:r>
         <w:r>
           <w:rPr>
@@ -10878,7 +10878,7 @@
             <w:noProof/>
             <w:webHidden/>
           </w:rPr>
-          <w:t>68</w:t>
+          <w:t>71</w:t>
         </w:r>
         <w:r>
           <w:rPr>
@@ -10904,7 +10904,7 @@
           <w14:ligatures w14:val="standardContextual"/>
         </w:rPr>
       </w:pPr>
-      <w:hyperlink w:anchor="_Toc240751861" w:history="1">
+      <w:hyperlink w:anchor="_Toc240753548" w:history="1">
         <w:r>
           <w:rPr>
             <w:rStyle w:val="Hyperlink"/>
@@ -10932,7 +10932,7 @@
             <w:noProof/>
             <w:webHidden/>
           </w:rPr>
-          <w:instrText xml:space="preserve"> PAGEREF _Toc240751861 \h </w:instrText>
+          <w:instrText xml:space="preserve"> PAGEREF _Toc240753548 \h </w:instrText>
         </w:r>
         <w:r>
           <w:rPr>
@@ -10952,7 +10952,7 @@
             <w:noProof/>
             <w:webHidden/>
           </w:rPr>
-          <w:t>68</w:t>
+          <w:t>71</w:t>
         </w:r>
         <w:r>
           <w:rPr>
@@ -10978,7 +10978,7 @@
           <w14:ligatures w14:val="standardContextual"/>
         </w:rPr>
       </w:pPr>
-      <w:hyperlink w:anchor="_Toc240751862" w:history="1">
+      <w:hyperlink w:anchor="_Toc240753549" w:history="1">
         <w:r>
           <w:rPr>
             <w:rStyle w:val="Hyperlink"/>
@@ -11006,7 +11006,7 @@
             <w:noProof/>
             <w:webHidden/>
           </w:rPr>
-          <w:instrText xml:space="preserve"> PAGEREF _Toc240751862 \h </w:instrText>
+          <w:instrText xml:space="preserve"> PAGEREF _Toc240753549 \h </w:instrText>
         </w:r>
         <w:r>
           <w:rPr>
@@ -11026,7 +11026,7 @@
             <w:noProof/>
             <w:webHidden/>
           </w:rPr>
-          <w:t>68</w:t>
+          <w:t>71</w:t>
         </w:r>
         <w:r>
           <w:rPr>
@@ -11052,7 +11052,7 @@
           <w14:ligatures w14:val="standardContextual"/>
         </w:rPr>
       </w:pPr>
-      <w:hyperlink w:anchor="_Toc240751863" w:history="1">
+      <w:hyperlink w:anchor="_Toc240753550" w:history="1">
         <w:r>
           <w:rPr>
             <w:rStyle w:val="Hyperlink"/>
@@ -11080,7 +11080,7 @@
             <w:noProof/>
             <w:webHidden/>
           </w:rPr>
-          <w:instrText xml:space="preserve"> PAGEREF _Toc240751863 \h </w:instrText>
+          <w:instrText xml:space="preserve"> PAGEREF _Toc240753550 \h </w:instrText>
         </w:r>
         <w:r>
           <w:rPr>
@@ -11100,7 +11100,7 @@
             <w:noProof/>
             <w:webHidden/>
           </w:rPr>
-          <w:t>69</w:t>
+          <w:t>72</w:t>
         </w:r>
         <w:r>
           <w:rPr>
@@ -11126,7 +11126,7 @@
           <w14:ligatures w14:val="standardContextual"/>
         </w:rPr>
       </w:pPr>
-      <w:hyperlink w:anchor="_Toc240751864" w:history="1">
+      <w:hyperlink w:anchor="_Toc240753551" w:history="1">
         <w:r>
           <w:rPr>
             <w:rStyle w:val="Hyperlink"/>
@@ -11154,7 +11154,7 @@
             <w:noProof/>
             <w:webHidden/>
           </w:rPr>
-          <w:instrText xml:space="preserve"> PAGEREF _Toc240751864 \h </w:instrText>
+          <w:instrText xml:space="preserve"> PAGEREF _Toc240753551 \h </w:instrText>
         </w:r>
         <w:r>
           <w:rPr>
@@ -11174,7 +11174,7 @@
             <w:noProof/>
             <w:webHidden/>
           </w:rPr>
-          <w:t>69</w:t>
+          <w:t>72</w:t>
         </w:r>
         <w:r>
           <w:rPr>
@@ -11200,7 +11200,7 @@
           <w14:ligatures w14:val="standardContextual"/>
         </w:rPr>
       </w:pPr>
-      <w:hyperlink w:anchor="_Toc240751865" w:history="1">
+      <w:hyperlink w:anchor="_Toc240753552" w:history="1">
         <w:r>
           <w:rPr>
             <w:rStyle w:val="Hyperlink"/>
@@ -11228,7 +11228,7 @@
             <w:noProof/>
             <w:webHidden/>
           </w:rPr>
-          <w:instrText xml:space="preserve"> PAGEREF _Toc240751865 \h </w:instrText>
+          <w:instrText xml:space="preserve"> PAGEREF _Toc240753552 \h </w:instrText>
         </w:r>
         <w:r>
           <w:rPr>
@@ -11248,7 +11248,7 @@
             <w:noProof/>
             <w:webHidden/>
           </w:rPr>
-          <w:t>70</w:t>
+          <w:t>73</w:t>
         </w:r>
         <w:r>
           <w:rPr>
@@ -11274,7 +11274,7 @@
           <w14:ligatures w14:val="standardContextual"/>
         </w:rPr>
       </w:pPr>
-      <w:hyperlink w:anchor="_Toc240751866" w:history="1">
+      <w:hyperlink w:anchor="_Toc240753553" w:history="1">
         <w:r>
           <w:rPr>
             <w:rStyle w:val="Hyperlink"/>
@@ -11302,7 +11302,7 @@
             <w:noProof/>
             <w:webHidden/>
           </w:rPr>
-          <w:instrText xml:space="preserve"> PAGEREF _Toc240751866 \h </w:instrText>
+          <w:instrText xml:space="preserve"> PAGEREF _Toc240753553 \h </w:instrText>
         </w:r>
         <w:r>
           <w:rPr>
@@ -11322,7 +11322,7 @@
             <w:noProof/>
             <w:webHidden/>
           </w:rPr>
-          <w:t>70</w:t>
+          <w:t>73</w:t>
         </w:r>
         <w:r>
           <w:rPr>
@@ -11348,7 +11348,7 @@
           <w14:ligatures w14:val="standardContextual"/>
         </w:rPr>
       </w:pPr>
-      <w:hyperlink w:anchor="_Toc240751867" w:history="1">
+      <w:hyperlink w:anchor="_Toc240753554" w:history="1">
         <w:r>
           <w:rPr>
             <w:rStyle w:val="Hyperlink"/>
@@ -11376,7 +11376,7 @@
             <w:noProof/>
             <w:webHidden/>
           </w:rPr>
-          <w:instrText xml:space="preserve"> PAGEREF _Toc240751867 \h </w:instrText>
+          <w:instrText xml:space="preserve"> PAGEREF _Toc240753554 \h </w:instrText>
         </w:r>
         <w:r>
           <w:rPr>
@@ -11396,7 +11396,7 @@
             <w:noProof/>
             <w:webHidden/>
           </w:rPr>
-          <w:t>70</w:t>
+          <w:t>73</w:t>
         </w:r>
         <w:r>
           <w:rPr>
@@ -11422,7 +11422,7 @@
           <w14:ligatures w14:val="standardContextual"/>
         </w:rPr>
       </w:pPr>
-      <w:hyperlink w:anchor="_Toc240751868" w:history="1">
+      <w:hyperlink w:anchor="_Toc240753555" w:history="1">
         <w:r>
           <w:rPr>
             <w:rStyle w:val="Hyperlink"/>
@@ -11450,7 +11450,7 @@
             <w:noProof/>
             <w:webHidden/>
           </w:rPr>
-          <w:instrText xml:space="preserve"> PAGEREF _Toc240751868 \h </w:instrText>
+          <w:instrText xml:space="preserve"> PAGEREF _Toc240753555 \h </w:instrText>
         </w:r>
         <w:r>
           <w:rPr>
@@ -11470,7 +11470,7 @@
             <w:noProof/>
             <w:webHidden/>
           </w:rPr>
-          <w:t>71</w:t>
+          <w:t>74</w:t>
         </w:r>
         <w:r>
           <w:rPr>
@@ -11496,7 +11496,7 @@
           <w14:ligatures w14:val="standardContextual"/>
         </w:rPr>
       </w:pPr>
-      <w:hyperlink w:anchor="_Toc240751869" w:history="1">
+      <w:hyperlink w:anchor="_Toc240753556" w:history="1">
         <w:r>
           <w:rPr>
             <w:rStyle w:val="Hyperlink"/>
@@ -11524,7 +11524,7 @@
             <w:noProof/>
             <w:webHidden/>
           </w:rPr>
-          <w:instrText xml:space="preserve"> PAGEREF _Toc240751869 \h </w:instrText>
+          <w:instrText xml:space="preserve"> PAGEREF _Toc240753556 \h </w:instrText>
         </w:r>
         <w:r>
           <w:rPr>
@@ -11544,7 +11544,7 @@
             <w:noProof/>
             <w:webHidden/>
           </w:rPr>
-          <w:t>71</w:t>
+          <w:t>74</w:t>
         </w:r>
         <w:r>
           <w:rPr>
@@ -11570,7 +11570,7 @@
           <w14:ligatures w14:val="standardContextual"/>
         </w:rPr>
       </w:pPr>
-      <w:hyperlink w:anchor="_Toc240751870" w:history="1">
+      <w:hyperlink w:anchor="_Toc240753557" w:history="1">
         <w:r>
           <w:rPr>
             <w:rStyle w:val="Hyperlink"/>
@@ -11598,7 +11598,7 @@
             <w:noProof/>
             <w:webHidden/>
           </w:rPr>
-          <w:instrText xml:space="preserve"> PAGEREF _Toc240751870 \h </w:instrText>
+          <w:instrText xml:space="preserve"> PAGEREF _Toc240753557 \h </w:instrText>
         </w:r>
         <w:r>
           <w:rPr>
@@ -11618,7 +11618,7 @@
             <w:noProof/>
             <w:webHidden/>
           </w:rPr>
-          <w:t>71</w:t>
+          <w:t>74</w:t>
         </w:r>
         <w:r>
           <w:rPr>
@@ -11644,7 +11644,7 @@
           <w14:ligatures w14:val="standardContextual"/>
         </w:rPr>
       </w:pPr>
-      <w:hyperlink w:anchor="_Toc240751871" w:history="1">
+      <w:hyperlink w:anchor="_Toc240753558" w:history="1">
         <w:r>
           <w:rPr>
             <w:rStyle w:val="Hyperlink"/>
@@ -11672,7 +11672,7 @@
             <w:noProof/>
             <w:webHidden/>
           </w:rPr>
-          <w:instrText xml:space="preserve"> PAGEREF _Toc240751871 \h </w:instrText>
+          <w:instrText xml:space="preserve"> PAGEREF _Toc240753558 \h </w:instrText>
         </w:r>
         <w:r>
           <w:rPr>
@@ -11692,7 +11692,7 @@
             <w:noProof/>
             <w:webHidden/>
           </w:rPr>
-          <w:t>72</w:t>
+          <w:t>75</w:t>
         </w:r>
         <w:r>
           <w:rPr>
@@ -11718,7 +11718,7 @@
           <w14:ligatures w14:val="standardContextual"/>
         </w:rPr>
       </w:pPr>
-      <w:hyperlink w:anchor="_Toc240751872" w:history="1">
+      <w:hyperlink w:anchor="_Toc240753559" w:history="1">
         <w:r>
           <w:rPr>
             <w:rStyle w:val="Hyperlink"/>
@@ -11746,7 +11746,7 @@
             <w:noProof/>
             <w:webHidden/>
           </w:rPr>
-          <w:instrText xml:space="preserve"> PAGEREF _Toc240751872 \h </w:instrText>
+          <w:instrText xml:space="preserve"> PAGEREF _Toc240753559 \h </w:instrText>
         </w:r>
         <w:r>
           <w:rPr>
@@ -11766,7 +11766,7 @@
             <w:noProof/>
             <w:webHidden/>
           </w:rPr>
-          <w:t>73</w:t>
+          <w:t>76</w:t>
         </w:r>
         <w:r>
           <w:rPr>
@@ -11792,7 +11792,7 @@
           <w14:ligatures w14:val="standardContextual"/>
         </w:rPr>
       </w:pPr>
-      <w:hyperlink w:anchor="_Toc240751873" w:history="1">
+      <w:hyperlink w:anchor="_Toc240753560" w:history="1">
         <w:r>
           <w:rPr>
             <w:rStyle w:val="Hyperlink"/>
@@ -11820,7 +11820,7 @@
             <w:noProof/>
             <w:webHidden/>
           </w:rPr>
-          <w:instrText xml:space="preserve"> PAGEREF _Toc240751873 \h </w:instrText>
+          <w:instrText xml:space="preserve"> PAGEREF _Toc240753560 \h </w:instrText>
         </w:r>
         <w:r>
           <w:rPr>
@@ -11840,7 +11840,7 @@
             <w:noProof/>
             <w:webHidden/>
           </w:rPr>
-          <w:t>74</w:t>
+          <w:t>77</w:t>
         </w:r>
         <w:r>
           <w:rPr>
@@ -11866,7 +11866,7 @@
           <w14:ligatures w14:val="standardContextual"/>
         </w:rPr>
       </w:pPr>
-      <w:hyperlink w:anchor="_Toc240751874" w:history="1">
+      <w:hyperlink w:anchor="_Toc240753561" w:history="1">
         <w:r>
           <w:rPr>
             <w:rStyle w:val="Hyperlink"/>
@@ -11894,7 +11894,7 @@
             <w:noProof/>
             <w:webHidden/>
           </w:rPr>
-          <w:instrText xml:space="preserve"> PAGEREF _Toc240751874 \h </w:instrText>
+          <w:instrText xml:space="preserve"> PAGEREF _Toc240753561 \h </w:instrText>
         </w:r>
         <w:r>
           <w:rPr>
@@ -11914,7 +11914,7 @@
             <w:noProof/>
             <w:webHidden/>
           </w:rPr>
-          <w:t>74</w:t>
+          <w:t>77</w:t>
         </w:r>
         <w:r>
           <w:rPr>
@@ -11940,7 +11940,7 @@
           <w14:ligatures w14:val="standardContextual"/>
         </w:rPr>
       </w:pPr>
-      <w:hyperlink w:anchor="_Toc240751875" w:history="1">
+      <w:hyperlink w:anchor="_Toc240753562" w:history="1">
         <w:r>
           <w:rPr>
             <w:rStyle w:val="Hyperlink"/>
@@ -11968,7 +11968,7 @@
             <w:noProof/>
             <w:webHidden/>
           </w:rPr>
-          <w:instrText xml:space="preserve"> PAGEREF _Toc240751875 \h </w:instrText>
+          <w:instrText xml:space="preserve"> PAGEREF _Toc240753562 \h </w:instrText>
         </w:r>
         <w:r>
           <w:rPr>
@@ -11988,7 +11988,7 @@
             <w:noProof/>
             <w:webHidden/>
           </w:rPr>
-          <w:t>76</w:t>
+          <w:t>79</w:t>
         </w:r>
         <w:r>
           <w:rPr>
@@ -12014,7 +12014,7 @@
           <w14:ligatures w14:val="standardContextual"/>
         </w:rPr>
       </w:pPr>
-      <w:hyperlink w:anchor="_Toc240751876" w:history="1">
+      <w:hyperlink w:anchor="_Toc240753563" w:history="1">
         <w:r>
           <w:rPr>
             <w:rStyle w:val="Hyperlink"/>
@@ -12042,7 +12042,7 @@
             <w:noProof/>
             <w:webHidden/>
           </w:rPr>
-          <w:instrText xml:space="preserve"> PAGEREF _Toc240751876 \h </w:instrText>
+          <w:instrText xml:space="preserve"> PAGEREF _Toc240753563 \h </w:instrText>
         </w:r>
         <w:r>
           <w:rPr>
@@ -12062,7 +12062,7 @@
             <w:noProof/>
             <w:webHidden/>
           </w:rPr>
-          <w:t>80</w:t>
+          <w:t>83</w:t>
         </w:r>
         <w:r>
           <w:rPr>
@@ -12088,7 +12088,7 @@
           <w14:ligatures w14:val="standardContextual"/>
         </w:rPr>
       </w:pPr>
-      <w:hyperlink w:anchor="_Toc240751877" w:history="1">
+      <w:hyperlink w:anchor="_Toc240753564" w:history="1">
         <w:r>
           <w:rPr>
             <w:rStyle w:val="Hyperlink"/>
@@ -12116,7 +12116,7 @@
             <w:noProof/>
             <w:webHidden/>
           </w:rPr>
-          <w:instrText xml:space="preserve"> PAGEREF _Toc240751877 \h </w:instrText>
+          <w:instrText xml:space="preserve"> PAGEREF _Toc240753564 \h </w:instrText>
         </w:r>
         <w:r>
           <w:rPr>
@@ -12136,7 +12136,7 @@
             <w:noProof/>
             <w:webHidden/>
           </w:rPr>
-          <w:t>80</w:t>
+          <w:t>83</w:t>
         </w:r>
         <w:r>
           <w:rPr>
@@ -12162,7 +12162,7 @@
           <w14:ligatures w14:val="standardContextual"/>
         </w:rPr>
       </w:pPr>
-      <w:hyperlink w:anchor="_Toc240751878" w:history="1">
+      <w:hyperlink w:anchor="_Toc240753565" w:history="1">
         <w:r>
           <w:rPr>
             <w:rStyle w:val="Hyperlink"/>
@@ -12190,7 +12190,7 @@
             <w:noProof/>
             <w:webHidden/>
           </w:rPr>
-          <w:instrText xml:space="preserve"> PAGEREF _Toc240751878 \h </w:instrText>
+          <w:instrText xml:space="preserve"> PAGEREF _Toc240753565 \h </w:instrText>
         </w:r>
         <w:r>
           <w:rPr>
@@ -12210,7 +12210,7 @@
             <w:noProof/>
             <w:webHidden/>
           </w:rPr>
-          <w:t>80</w:t>
+          <w:t>83</w:t>
         </w:r>
         <w:r>
           <w:rPr>
@@ -12236,7 +12236,7 @@
           <w14:ligatures w14:val="standardContextual"/>
         </w:rPr>
       </w:pPr>
-      <w:hyperlink w:anchor="_Toc240751879" w:history="1">
+      <w:hyperlink w:anchor="_Toc240753566" w:history="1">
         <w:r>
           <w:rPr>
             <w:rStyle w:val="Hyperlink"/>
@@ -12264,7 +12264,7 @@
             <w:noProof/>
             <w:webHidden/>
           </w:rPr>
-          <w:instrText xml:space="preserve"> PAGEREF _Toc240751879 \h </w:instrText>
+          <w:instrText xml:space="preserve"> PAGEREF _Toc240753566 \h </w:instrText>
         </w:r>
         <w:r>
           <w:rPr>
@@ -12284,7 +12284,7 @@
             <w:noProof/>
             <w:webHidden/>
           </w:rPr>
-          <w:t>80</w:t>
+          <w:t>83</w:t>
         </w:r>
         <w:r>
           <w:rPr>
@@ -12310,7 +12310,7 @@
           <w14:ligatures w14:val="standardContextual"/>
         </w:rPr>
       </w:pPr>
-      <w:hyperlink w:anchor="_Toc240751880" w:history="1">
+      <w:hyperlink w:anchor="_Toc240753567" w:history="1">
         <w:r>
           <w:rPr>
             <w:rStyle w:val="Hyperlink"/>
@@ -12338,7 +12338,7 @@
             <w:noProof/>
             <w:webHidden/>
           </w:rPr>
-          <w:instrText xml:space="preserve"> PAGEREF _Toc240751880 \h </w:instrText>
+          <w:instrText xml:space="preserve"> PAGEREF _Toc240753567 \h </w:instrText>
         </w:r>
         <w:r>
           <w:rPr>
@@ -12358,7 +12358,7 @@
             <w:noProof/>
             <w:webHidden/>
           </w:rPr>
-          <w:t>81</w:t>
+          <w:t>84</w:t>
         </w:r>
         <w:r>
           <w:rPr>
@@ -12384,7 +12384,7 @@
           <w14:ligatures w14:val="standardContextual"/>
         </w:rPr>
       </w:pPr>
-      <w:hyperlink w:anchor="_Toc240751881" w:history="1">
+      <w:hyperlink w:anchor="_Toc240753568" w:history="1">
         <w:r>
           <w:rPr>
             <w:rStyle w:val="Hyperlink"/>
@@ -12412,7 +12412,7 @@
             <w:noProof/>
             <w:webHidden/>
           </w:rPr>
-          <w:instrText xml:space="preserve"> PAGEREF _Toc240751881 \h </w:instrText>
+          <w:instrText xml:space="preserve"> PAGEREF _Toc240753568 \h </w:instrText>
         </w:r>
         <w:r>
           <w:rPr>
@@ -12432,7 +12432,7 @@
             <w:noProof/>
             <w:webHidden/>
           </w:rPr>
-          <w:t>81</w:t>
+          <w:t>84</w:t>
         </w:r>
         <w:r>
           <w:rPr>
@@ -12458,7 +12458,7 @@
           <w14:ligatures w14:val="standardContextual"/>
         </w:rPr>
       </w:pPr>
-      <w:hyperlink w:anchor="_Toc240751882" w:history="1">
+      <w:hyperlink w:anchor="_Toc240753569" w:history="1">
         <w:r>
           <w:rPr>
             <w:rStyle w:val="Hyperlink"/>
@@ -12486,7 +12486,7 @@
             <w:noProof/>
             <w:webHidden/>
           </w:rPr>
-          <w:instrText xml:space="preserve"> PAGEREF _Toc240751882 \h </w:instrText>
+          <w:instrText xml:space="preserve"> PAGEREF _Toc240753569 \h </w:instrText>
         </w:r>
         <w:r>
           <w:rPr>
@@ -12506,7 +12506,7 @@
             <w:noProof/>
             <w:webHidden/>
           </w:rPr>
-          <w:t>81</w:t>
+          <w:t>84</w:t>
         </w:r>
         <w:r>
           <w:rPr>
@@ -12532,7 +12532,7 @@
           <w14:ligatures w14:val="standardContextual"/>
         </w:rPr>
       </w:pPr>
-      <w:hyperlink w:anchor="_Toc240751883" w:history="1">
+      <w:hyperlink w:anchor="_Toc240753570" w:history="1">
         <w:r>
           <w:rPr>
             <w:rStyle w:val="Hyperlink"/>
@@ -12560,7 +12560,7 @@
             <w:noProof/>
             <w:webHidden/>
           </w:rPr>
-          <w:instrText xml:space="preserve"> PAGEREF _Toc240751883 \h </w:instrText>
+          <w:instrText xml:space="preserve"> PAGEREF _Toc240753570 \h </w:instrText>
         </w:r>
         <w:r>
           <w:rPr>
@@ -12580,7 +12580,7 @@
             <w:noProof/>
             <w:webHidden/>
           </w:rPr>
-          <w:t>81</w:t>
+          <w:t>84</w:t>
         </w:r>
         <w:r>
           <w:rPr>
@@ -12606,7 +12606,7 @@
           <w14:ligatures w14:val="standardContextual"/>
         </w:rPr>
       </w:pPr>
-      <w:hyperlink w:anchor="_Toc240751884" w:history="1">
+      <w:hyperlink w:anchor="_Toc240753571" w:history="1">
         <w:r>
           <w:rPr>
             <w:rStyle w:val="Hyperlink"/>
@@ -12634,7 +12634,7 @@
             <w:noProof/>
             <w:webHidden/>
           </w:rPr>
-          <w:instrText xml:space="preserve"> PAGEREF _Toc240751884 \h </w:instrText>
+          <w:instrText xml:space="preserve"> PAGEREF _Toc240753571 \h </w:instrText>
         </w:r>
         <w:r>
           <w:rPr>
@@ -12654,7 +12654,7 @@
             <w:noProof/>
             <w:webHidden/>
           </w:rPr>
-          <w:t>82</w:t>
+          <w:t>85</w:t>
         </w:r>
         <w:r>
           <w:rPr>
@@ -12680,7 +12680,7 @@
           <w14:ligatures w14:val="standardContextual"/>
         </w:rPr>
       </w:pPr>
-      <w:hyperlink w:anchor="_Toc240751885" w:history="1">
+      <w:hyperlink w:anchor="_Toc240753572" w:history="1">
         <w:r>
           <w:rPr>
             <w:rStyle w:val="Hyperlink"/>
@@ -12708,7 +12708,7 @@
             <w:noProof/>
             <w:webHidden/>
           </w:rPr>
-          <w:instrText xml:space="preserve"> PAGEREF _Toc240751885 \h </w:instrText>
+          <w:instrText xml:space="preserve"> PAGEREF _Toc240753572 \h </w:instrText>
         </w:r>
         <w:r>
           <w:rPr>
@@ -12728,7 +12728,7 @@
             <w:noProof/>
             <w:webHidden/>
           </w:rPr>
-          <w:t>83</w:t>
+          <w:t>86</w:t>
         </w:r>
         <w:r>
           <w:rPr>
@@ -12754,7 +12754,7 @@
         <w:pStyle w:val="Heading1"/>
         <w:spacing w:before="280" w:after="120"/>
       </w:pPr>
-      <w:bookmarkStart w:id="5" w:name="_Toc240751738"/>
+      <w:bookmarkStart w:id="5" w:name="_Toc240753425"/>
       <w:r>
         <w:rPr>
           <w:rFonts w:ascii="Times New Roman" w:eastAsia="Times New Roman" w:hAnsi="Times New Roman" w:cs="Times New Roman"/>
@@ -12788,7 +12788,7 @@
       <w:r>
         <w:fldChar w:fldCharType="separate"/>
       </w:r>
-      <w:hyperlink w:anchor="_Toc240751886" w:history="1">
+      <w:hyperlink w:anchor="_Toc240753573" w:history="1">
         <w:r>
           <w:rPr>
             <w:rStyle w:val="Hyperlink"/>
@@ -12816,7 +12816,7 @@
             <w:noProof/>
             <w:webHidden/>
           </w:rPr>
-          <w:instrText xml:space="preserve"> PAGEREF _Toc240751886 \h </w:instrText>
+          <w:instrText xml:space="preserve"> PAGEREF _Toc240753573 \h </w:instrText>
         </w:r>
         <w:r>
           <w:rPr>
@@ -12862,14 +12862,14 @@
           <w14:ligatures w14:val="standardContextual"/>
         </w:rPr>
       </w:pPr>
-      <w:hyperlink w:anchor="_Toc240751887" w:history="1">
+      <w:hyperlink w:anchor="_Toc240753574" w:history="1">
         <w:r>
           <w:rPr>
             <w:rStyle w:val="Hyperlink"/>
             <w:rFonts w:eastAsia="Times New Roman" w:cs="Times New Roman"/>
             <w:noProof/>
           </w:rPr>
-          <w:t>Figure 4.2: The sign-in screen. Appraisal records are restricted; the screen states that the criterion weighting study is not, so a practitioner arriving by mistake is told immediately that no account is needed.</w:t>
+          <w:t>Figure 4.2: One dimension of an appraisal during entry. Each criterion carries the clause of the People's Bank form it derives from. Quantitative criteria take a value, qualitative criteria a point on the five-point scale, and unassessed criteria show a dash instead of a zero.</w:t>
         </w:r>
         <w:r>
           <w:rPr>
@@ -12890,7 +12890,7 @@
             <w:noProof/>
             <w:webHidden/>
           </w:rPr>
-          <w:instrText xml:space="preserve"> PAGEREF _Toc240751887 \h </w:instrText>
+          <w:instrText xml:space="preserve"> PAGEREF _Toc240753574 \h </w:instrText>
         </w:r>
         <w:r>
           <w:rPr>
@@ -12910,7 +12910,7 @@
             <w:noProof/>
             <w:webHidden/>
           </w:rPr>
-          <w:t>32</w:t>
+          <w:t>29</w:t>
         </w:r>
         <w:r>
           <w:rPr>
@@ -12936,14 +12936,14 @@
           <w14:ligatures w14:val="standardContextual"/>
         </w:rPr>
       </w:pPr>
-      <w:hyperlink w:anchor="_Toc240751888" w:history="1">
+      <w:hyperlink w:anchor="_Toc240753575" w:history="1">
         <w:r>
           <w:rPr>
             <w:rStyle w:val="Hyperlink"/>
             <w:rFonts w:eastAsia="Times New Roman" w:cs="Times New Roman"/>
             <w:noProof/>
           </w:rPr>
-          <w:t>Figure 5.1: Default rate by exact contractual term, 2007 approvals. Terms that are multiples of twelve are shown in blue.</w:t>
+          <w:t>Figure 4.3: The sign-in screen. Appraisal records are restricted; the screen states that the criterion weighting study is not, so a practitioner arriving by mistake is told immediately that no account is needed.</w:t>
         </w:r>
         <w:r>
           <w:rPr>
@@ -12964,7 +12964,7 @@
             <w:noProof/>
             <w:webHidden/>
           </w:rPr>
-          <w:instrText xml:space="preserve"> PAGEREF _Toc240751888 \h </w:instrText>
+          <w:instrText xml:space="preserve"> PAGEREF _Toc240753575 \h </w:instrText>
         </w:r>
         <w:r>
           <w:rPr>
@@ -12984,7 +12984,7 @@
             <w:noProof/>
             <w:webHidden/>
           </w:rPr>
-          <w:t>40</w:t>
+          <w:t>33</w:t>
         </w:r>
         <w:r>
           <w:rPr>
@@ -13010,31 +13010,14 @@
           <w14:ligatures w14:val="standardContextual"/>
         </w:rPr>
       </w:pPr>
-      <w:hyperlink w:anchor="_Toc240751889" w:history="1">
+      <w:hyperlink w:anchor="_Toc240753576" w:history="1">
         <w:r>
           <w:rPr>
             <w:rStyle w:val="Hyperlink"/>
             <w:rFonts w:eastAsia="Times New Roman" w:cs="Times New Roman"/>
             <w:noProof/>
           </w:rPr>
-          <w:t xml:space="preserve">Figure 5.2: Left: the share of facilities at each value of </w:t>
-        </w:r>
-        <w:r>
-          <w:rPr>
-            <w:rStyle w:val="Hyperlink"/>
-            <w:rFonts w:eastAsia="Times New Roman" w:cs="Times New Roman"/>
-            <w:i/>
-            <w:noProof/>
-          </w:rPr>
-          <w:t>Term</w:t>
-        </w:r>
-        <w:r>
-          <w:rPr>
-            <w:rStyle w:val="Hyperlink"/>
-            <w:rFonts w:eastAsia="Times New Roman" w:cs="Times New Roman"/>
-            <w:noProof/>
-          </w:rPr>
-          <w:t xml:space="preserve"> modulo twelve, separately for those repaid and those charged off. Right: default rate within each approval year, for facilities whose term is a multiple of twelve and for the rest.</w:t>
+          <w:t>Figure 5.1: The completeness gate refusing to recommend. A credit-risk score of 78.7 is displayed, and withheld from banding, because only 7% of the objective has been assessed.</w:t>
         </w:r>
         <w:r>
           <w:rPr>
@@ -13055,7 +13038,7 @@
             <w:noProof/>
             <w:webHidden/>
           </w:rPr>
-          <w:instrText xml:space="preserve"> PAGEREF _Toc240751889 \h </w:instrText>
+          <w:instrText xml:space="preserve"> PAGEREF _Toc240753576 \h </w:instrText>
         </w:r>
         <w:r>
           <w:rPr>
@@ -13075,7 +13058,7 @@
             <w:noProof/>
             <w:webHidden/>
           </w:rPr>
-          <w:t>41</w:t>
+          <w:t>37</w:t>
         </w:r>
         <w:r>
           <w:rPr>
@@ -13101,14 +13084,14 @@
           <w14:ligatures w14:val="standardContextual"/>
         </w:rPr>
       </w:pPr>
-      <w:hyperlink w:anchor="_Toc240751890" w:history="1">
+      <w:hyperlink w:anchor="_Toc240753577" w:history="1">
         <w:r>
           <w:rPr>
             <w:rStyle w:val="Hyperlink"/>
             <w:rFonts w:eastAsia="Times New Roman" w:cs="Times New Roman"/>
             <w:noProof/>
           </w:rPr>
-          <w:t>Figure 5.3: Discrimination achieved by the term-roundness boolean alone, computed separately within each approval year.</w:t>
+          <w:t>Figure 5.2: A completed appraisal. The two objectives are scored and banded separately and are never combined. Each dimension's contribution is expressed in points of the objective score, and each criterion shows its entered value, its derived score, its contribution and the clause it comes from.</w:t>
         </w:r>
         <w:r>
           <w:rPr>
@@ -13129,7 +13112,7 @@
             <w:noProof/>
             <w:webHidden/>
           </w:rPr>
-          <w:instrText xml:space="preserve"> PAGEREF _Toc240751890 \h </w:instrText>
+          <w:instrText xml:space="preserve"> PAGEREF _Toc240753577 \h </w:instrText>
         </w:r>
         <w:r>
           <w:rPr>
@@ -13149,7 +13132,7 @@
             <w:noProof/>
             <w:webHidden/>
           </w:rPr>
-          <w:t>42</w:t>
+          <w:t>38</w:t>
         </w:r>
         <w:r>
           <w:rPr>
@@ -13175,31 +13158,14 @@
           <w14:ligatures w14:val="standardContextual"/>
         </w:rPr>
       </w:pPr>
-      <w:hyperlink w:anchor="_Toc240751891" w:history="1">
+      <w:hyperlink w:anchor="_Toc240753578" w:history="1">
         <w:r>
           <w:rPr>
             <w:rStyle w:val="Hyperlink"/>
             <w:rFonts w:eastAsia="Times New Roman" w:cs="Times New Roman"/>
             <w:noProof/>
           </w:rPr>
-          <w:t xml:space="preserve">Figure 5.4: Discrimination with and without the </w:t>
-        </w:r>
-        <w:r>
-          <w:rPr>
-            <w:rStyle w:val="Hyperlink"/>
-            <w:rFonts w:eastAsia="Times New Roman" w:cs="Times New Roman"/>
-            <w:i/>
-            <w:noProof/>
-          </w:rPr>
-          <w:t>Term</w:t>
-        </w:r>
-        <w:r>
-          <w:rPr>
-            <w:rStyle w:val="Hyperlink"/>
-            <w:rFonts w:eastAsia="Times New Roman" w:cs="Times New Roman"/>
-            <w:noProof/>
-          </w:rPr>
-          <w:t xml:space="preserve"> field, under both validation protocols. The dashed line marks the level the roundness boolean reaches on its own.</w:t>
+          <w:t>Figure 5.3: Default rate by exact contractual term, 2007 approvals. Terms that are multiples of twelve are shown in blue.</w:t>
         </w:r>
         <w:r>
           <w:rPr>
@@ -13220,7 +13186,7 @@
             <w:noProof/>
             <w:webHidden/>
           </w:rPr>
-          <w:instrText xml:space="preserve"> PAGEREF _Toc240751891 \h </w:instrText>
+          <w:instrText xml:space="preserve"> PAGEREF _Toc240753578 \h </w:instrText>
         </w:r>
         <w:r>
           <w:rPr>
@@ -13240,7 +13206,7 @@
             <w:noProof/>
             <w:webHidden/>
           </w:rPr>
-          <w:t>48</w:t>
+          <w:t>43</w:t>
         </w:r>
         <w:r>
           <w:rPr>
@@ -13266,14 +13232,31 @@
           <w14:ligatures w14:val="standardContextual"/>
         </w:rPr>
       </w:pPr>
-      <w:hyperlink w:anchor="_Toc240751892" w:history="1">
+      <w:hyperlink w:anchor="_Toc240753579" w:history="1">
         <w:r>
           <w:rPr>
             <w:rStyle w:val="Hyperlink"/>
             <w:rFonts w:eastAsia="Times New Roman" w:cs="Times New Roman"/>
             <w:noProof/>
           </w:rPr>
-          <w:t>Figure 5.5: Reliability diagrams under random and temporal validation. Marker area is proportional to the number of facilities in each bin. Under temporal validation the curve lifts above the diagonal, indicating systematic under-prediction of default.</w:t>
+          <w:t xml:space="preserve">Figure 5.4: Left: the share of facilities at each value of </w:t>
+        </w:r>
+        <w:r>
+          <w:rPr>
+            <w:rStyle w:val="Hyperlink"/>
+            <w:rFonts w:eastAsia="Times New Roman" w:cs="Times New Roman"/>
+            <w:i/>
+            <w:noProof/>
+          </w:rPr>
+          <w:t>Term</w:t>
+        </w:r>
+        <w:r>
+          <w:rPr>
+            <w:rStyle w:val="Hyperlink"/>
+            <w:rFonts w:eastAsia="Times New Roman" w:cs="Times New Roman"/>
+            <w:noProof/>
+          </w:rPr>
+          <w:t xml:space="preserve"> modulo twelve, separately for those repaid and those charged off. Right: default rate within each approval year, for facilities whose term is a multiple of twelve and for the rest.</w:t>
         </w:r>
         <w:r>
           <w:rPr>
@@ -13294,7 +13277,7 @@
             <w:noProof/>
             <w:webHidden/>
           </w:rPr>
-          <w:instrText xml:space="preserve"> PAGEREF _Toc240751892 \h </w:instrText>
+          <w:instrText xml:space="preserve"> PAGEREF _Toc240753579 \h </w:instrText>
         </w:r>
         <w:r>
           <w:rPr>
@@ -13314,7 +13297,7 @@
             <w:noProof/>
             <w:webHidden/>
           </w:rPr>
-          <w:t>50</w:t>
+          <w:t>44</w:t>
         </w:r>
         <w:r>
           <w:rPr>
@@ -13340,14 +13323,14 @@
           <w14:ligatures w14:val="standardContextual"/>
         </w:rPr>
       </w:pPr>
-      <w:hyperlink w:anchor="_Toc240751893" w:history="1">
+      <w:hyperlink w:anchor="_Toc240753580" w:history="1">
         <w:r>
           <w:rPr>
             <w:rStyle w:val="Hyperlink"/>
             <w:rFonts w:eastAsia="Times New Roman" w:cs="Times New Roman"/>
             <w:noProof/>
           </w:rPr>
-          <w:t>Figure 5.6: Ranking stability and risk-band stability against the magnitude of the weight perturbation. Shaded bands show the range down to the fifth percentile across draws; the dotted line marks the level of disagreement practitioners plausibly exhibit.</w:t>
+          <w:t>Figure 5.5: Discrimination achieved by the term-roundness boolean alone, computed separately within each approval year.</w:t>
         </w:r>
         <w:r>
           <w:rPr>
@@ -13368,7 +13351,7 @@
             <w:noProof/>
             <w:webHidden/>
           </w:rPr>
-          <w:instrText xml:space="preserve"> PAGEREF _Toc240751893 \h </w:instrText>
+          <w:instrText xml:space="preserve"> PAGEREF _Toc240753580 \h </w:instrText>
         </w:r>
         <w:r>
           <w:rPr>
@@ -13388,7 +13371,7 @@
             <w:noProof/>
             <w:webHidden/>
           </w:rPr>
-          <w:t>54</w:t>
+          <w:t>45</w:t>
         </w:r>
         <w:r>
           <w:rPr>
@@ -13414,14 +13397,31 @@
           <w14:ligatures w14:val="standardContextual"/>
         </w:rPr>
       </w:pPr>
-      <w:hyperlink w:anchor="_Toc240751894" w:history="1">
+      <w:hyperlink w:anchor="_Toc240753581" w:history="1">
         <w:r>
           <w:rPr>
             <w:rStyle w:val="Hyperlink"/>
             <w:rFonts w:eastAsia="Times New Roman" w:cs="Times New Roman"/>
             <w:noProof/>
           </w:rPr>
-          <w:t>Figure 5.7: The effect of withholding information about the same applicants. Left: mean assessed probability of default as fields are withheld, shaded across draws, with the thin horizontal line marking each model's assessment when nothing is withheld. Right: the share of all applicants converted from decline to approval. Both models converge on the ceiling, at which every applicant who would have been declined is approved.</w:t>
+          <w:t xml:space="preserve">Figure 5.6: Discrimination with and without the </w:t>
+        </w:r>
+        <w:r>
+          <w:rPr>
+            <w:rStyle w:val="Hyperlink"/>
+            <w:rFonts w:eastAsia="Times New Roman" w:cs="Times New Roman"/>
+            <w:i/>
+            <w:noProof/>
+          </w:rPr>
+          <w:t>Term</w:t>
+        </w:r>
+        <w:r>
+          <w:rPr>
+            <w:rStyle w:val="Hyperlink"/>
+            <w:rFonts w:eastAsia="Times New Roman" w:cs="Times New Roman"/>
+            <w:noProof/>
+          </w:rPr>
+          <w:t xml:space="preserve"> field, under both validation protocols. The dashed line marks the level the roundness boolean reaches on its own.</w:t>
         </w:r>
         <w:r>
           <w:rPr>
@@ -13442,7 +13442,7 @@
             <w:noProof/>
             <w:webHidden/>
           </w:rPr>
-          <w:instrText xml:space="preserve"> PAGEREF _Toc240751894 \h </w:instrText>
+          <w:instrText xml:space="preserve"> PAGEREF _Toc240753581 \h </w:instrText>
         </w:r>
         <w:r>
           <w:rPr>
@@ -13462,7 +13462,7 @@
             <w:noProof/>
             <w:webHidden/>
           </w:rPr>
-          <w:t>61</w:t>
+          <w:t>51</w:t>
         </w:r>
         <w:r>
           <w:rPr>
@@ -13472,31 +13472,6 @@
           <w:fldChar w:fldCharType="end"/>
         </w:r>
       </w:hyperlink>
-    </w:p>
-    <w:p>
-      <w:r>
-        <w:fldChar w:fldCharType="end"/>
-      </w:r>
-    </w:p>
-    <w:p>
-      <w:r>
-        <w:br w:type="page"/>
-      </w:r>
-    </w:p>
-    <w:p>
-      <w:pPr>
-        <w:pStyle w:val="Heading1"/>
-        <w:spacing w:before="280" w:after="120"/>
-      </w:pPr>
-      <w:bookmarkStart w:id="6" w:name="_Toc240751739"/>
-      <w:r>
-        <w:rPr>
-          <w:rFonts w:ascii="Times New Roman" w:eastAsia="Times New Roman" w:hAnsi="Times New Roman" w:cs="Times New Roman"/>
-        </w:rPr>
-        <w:lastRenderedPageBreak/>
-        <w:t>LIST OF TABLES</w:t>
-      </w:r>
-      <w:bookmarkEnd w:id="6"/>
     </w:p>
     <w:p>
       <w:pPr>
@@ -13513,23 +13488,14 @@
           <w14:ligatures w14:val="standardContextual"/>
         </w:rPr>
       </w:pPr>
-      <w:r>
-        <w:fldChar w:fldCharType="begin"/>
-      </w:r>
-      <w:r>
-        <w:instrText>TOC \h \z \t "Table Caption,1"</w:instrText>
-      </w:r>
-      <w:r>
-        <w:fldChar w:fldCharType="separate"/>
-      </w:r>
-      <w:hyperlink w:anchor="_Toc240751895" w:history="1">
+      <w:hyperlink w:anchor="_Toc240753582" w:history="1">
         <w:r>
           <w:rPr>
             <w:rStyle w:val="Hyperlink"/>
             <w:rFonts w:eastAsia="Times New Roman" w:cs="Times New Roman"/>
             <w:noProof/>
           </w:rPr>
-          <w:t>Table 1.1: Structure of the thesis by chapter</w:t>
+          <w:t>Figure 5.7: Reliability diagrams under random and temporal validation. Marker area is proportional to the number of facilities in each bin. Under temporal validation the curve lifts above the diagonal, indicating systematic under-prediction of default.</w:t>
         </w:r>
         <w:r>
           <w:rPr>
@@ -13550,7 +13516,7 @@
             <w:noProof/>
             <w:webHidden/>
           </w:rPr>
-          <w:instrText xml:space="preserve"> PAGEREF _Toc240751895 \h </w:instrText>
+          <w:instrText xml:space="preserve"> PAGEREF _Toc240753582 \h </w:instrText>
         </w:r>
         <w:r>
           <w:rPr>
@@ -13570,7 +13536,7 @@
             <w:noProof/>
             <w:webHidden/>
           </w:rPr>
-          <w:t>6</w:t>
+          <w:t>53</w:t>
         </w:r>
         <w:r>
           <w:rPr>
@@ -13596,14 +13562,14 @@
           <w14:ligatures w14:val="standardContextual"/>
         </w:rPr>
       </w:pPr>
-      <w:hyperlink w:anchor="_Toc240751896" w:history="1">
+      <w:hyperlink w:anchor="_Toc240753583" w:history="1">
         <w:r>
           <w:rPr>
             <w:rStyle w:val="Hyperlink"/>
             <w:rFonts w:eastAsia="Times New Roman" w:cs="Times New Roman"/>
             <w:noProof/>
           </w:rPr>
-          <w:t>Table 3.1: Taxonomy of leakage types, after Kapoor and Narayanan</w:t>
+          <w:t>Figure 5.8: Ranking stability and risk-band stability against the magnitude of the weight perturbation. Shaded bands show the range down to the fifth percentile across draws; the dotted line marks the level of disagreement practitioners plausibly exhibit.</w:t>
         </w:r>
         <w:r>
           <w:rPr>
@@ -13624,7 +13590,7 @@
             <w:noProof/>
             <w:webHidden/>
           </w:rPr>
-          <w:instrText xml:space="preserve"> PAGEREF _Toc240751896 \h </w:instrText>
+          <w:instrText xml:space="preserve"> PAGEREF _Toc240753583 \h </w:instrText>
         </w:r>
         <w:r>
           <w:rPr>
@@ -13644,7 +13610,7 @@
             <w:noProof/>
             <w:webHidden/>
           </w:rPr>
-          <w:t>17</w:t>
+          <w:t>57</w:t>
         </w:r>
         <w:r>
           <w:rPr>
@@ -13670,14 +13636,14 @@
           <w14:ligatures w14:val="standardContextual"/>
         </w:rPr>
       </w:pPr>
-      <w:hyperlink w:anchor="_Toc240751897" w:history="1">
+      <w:hyperlink w:anchor="_Toc240753584" w:history="1">
         <w:r>
           <w:rPr>
             <w:rStyle w:val="Hyperlink"/>
             <w:rFonts w:eastAsia="Times New Roman" w:cs="Times New Roman"/>
             <w:noProof/>
           </w:rPr>
-          <w:t>Table 4.1: Research activities, the questions they address and their outputs</w:t>
+          <w:t>Figure 5.9: The effect of withholding information about the same applicants. Left: mean assessed probability of default as fields are withheld, shaded across draws, with the thin horizontal line marking each model's assessment when nothing is withheld. Right: the share of all applicants converted from decline to approval. Both models converge on the ceiling, at which every applicant who would have been declined is approved.</w:t>
         </w:r>
         <w:r>
           <w:rPr>
@@ -13698,7 +13664,7 @@
             <w:noProof/>
             <w:webHidden/>
           </w:rPr>
-          <w:instrText xml:space="preserve"> PAGEREF _Toc240751897 \h </w:instrText>
+          <w:instrText xml:space="preserve"> PAGEREF _Toc240753584 \h </w:instrText>
         </w:r>
         <w:r>
           <w:rPr>
@@ -13718,7 +13684,7 @@
             <w:noProof/>
             <w:webHidden/>
           </w:rPr>
-          <w:t>20</w:t>
+          <w:t>64</w:t>
         </w:r>
         <w:r>
           <w:rPr>
@@ -13728,6 +13694,31 @@
           <w:fldChar w:fldCharType="end"/>
         </w:r>
       </w:hyperlink>
+    </w:p>
+    <w:p>
+      <w:r>
+        <w:fldChar w:fldCharType="end"/>
+      </w:r>
+    </w:p>
+    <w:p>
+      <w:r>
+        <w:br w:type="page"/>
+      </w:r>
+    </w:p>
+    <w:p>
+      <w:pPr>
+        <w:pStyle w:val="Heading1"/>
+        <w:spacing w:before="280" w:after="120"/>
+      </w:pPr>
+      <w:bookmarkStart w:id="6" w:name="_Toc240753426"/>
+      <w:r>
+        <w:rPr>
+          <w:rFonts w:ascii="Times New Roman" w:eastAsia="Times New Roman" w:hAnsi="Times New Roman" w:cs="Times New Roman"/>
+        </w:rPr>
+        <w:lastRenderedPageBreak/>
+        <w:t>LIST OF TABLES</w:t>
+      </w:r>
+      <w:bookmarkEnd w:id="6"/>
     </w:p>
     <w:p>
       <w:pPr>
@@ -13744,14 +13735,23 @@
           <w14:ligatures w14:val="standardContextual"/>
         </w:rPr>
       </w:pPr>
-      <w:hyperlink w:anchor="_Toc240751898" w:history="1">
+      <w:r>
+        <w:fldChar w:fldCharType="begin"/>
+      </w:r>
+      <w:r>
+        <w:instrText>TOC \h \z \t "Table Caption,1"</w:instrText>
+      </w:r>
+      <w:r>
+        <w:fldChar w:fldCharType="separate"/>
+      </w:r>
+      <w:hyperlink w:anchor="_Toc240753585" w:history="1">
         <w:r>
           <w:rPr>
             <w:rStyle w:val="Hyperlink"/>
             <w:rFonts w:eastAsia="Times New Roman" w:cs="Times New Roman"/>
             <w:noProof/>
           </w:rPr>
-          <w:t>Table 4.2: Five-point linguistic scale and its triangular fuzzy numbers</w:t>
+          <w:t>Table 1.1: Structure of the thesis by chapter</w:t>
         </w:r>
         <w:r>
           <w:rPr>
@@ -13772,7 +13772,7 @@
             <w:noProof/>
             <w:webHidden/>
           </w:rPr>
-          <w:instrText xml:space="preserve"> PAGEREF _Toc240751898 \h </w:instrText>
+          <w:instrText xml:space="preserve"> PAGEREF _Toc240753585 \h </w:instrText>
         </w:r>
         <w:r>
           <w:rPr>
@@ -13792,7 +13792,7 @@
             <w:noProof/>
             <w:webHidden/>
           </w:rPr>
-          <w:t>29</w:t>
+          <w:t>6</w:t>
         </w:r>
         <w:r>
           <w:rPr>
@@ -13818,14 +13818,14 @@
           <w14:ligatures w14:val="standardContextual"/>
         </w:rPr>
       </w:pPr>
-      <w:hyperlink w:anchor="_Toc240751899" w:history="1">
+      <w:hyperlink w:anchor="_Toc240753586" w:history="1">
         <w:r>
           <w:rPr>
             <w:rStyle w:val="Hyperlink"/>
             <w:rFonts w:eastAsia="Times New Roman" w:cs="Times New Roman"/>
             <w:noProof/>
           </w:rPr>
-          <w:t>Table 4.3: System architecture by layer, with the reason for each choice</w:t>
+          <w:t>Table 3.1: Taxonomy of leakage types, after Kapoor and Narayanan</w:t>
         </w:r>
         <w:r>
           <w:rPr>
@@ -13846,7 +13846,7 @@
             <w:noProof/>
             <w:webHidden/>
           </w:rPr>
-          <w:instrText xml:space="preserve"> PAGEREF _Toc240751899 \h </w:instrText>
+          <w:instrText xml:space="preserve"> PAGEREF _Toc240753586 \h </w:instrText>
         </w:r>
         <w:r>
           <w:rPr>
@@ -13866,7 +13866,7 @@
             <w:noProof/>
             <w:webHidden/>
           </w:rPr>
-          <w:t>30</w:t>
+          <w:t>17</w:t>
         </w:r>
         <w:r>
           <w:rPr>
@@ -13892,14 +13892,14 @@
           <w14:ligatures w14:val="standardContextual"/>
         </w:rPr>
       </w:pPr>
-      <w:hyperlink w:anchor="_Toc240751900" w:history="1">
+      <w:hyperlink w:anchor="_Toc240753587" w:history="1">
         <w:r>
           <w:rPr>
             <w:rStyle w:val="Hyperlink"/>
             <w:rFonts w:eastAsia="Times New Roman" w:cs="Times New Roman"/>
             <w:noProof/>
           </w:rPr>
-          <w:t>Table 4.4: Application roles and permitted actions, against clause 7 of the form</w:t>
+          <w:t>Table 4.1: Research activities, the questions they address and their outputs</w:t>
         </w:r>
         <w:r>
           <w:rPr>
@@ -13920,7 +13920,7 @@
             <w:noProof/>
             <w:webHidden/>
           </w:rPr>
-          <w:instrText xml:space="preserve"> PAGEREF _Toc240751900 \h </w:instrText>
+          <w:instrText xml:space="preserve"> PAGEREF _Toc240753587 \h </w:instrText>
         </w:r>
         <w:r>
           <w:rPr>
@@ -13940,7 +13940,7 @@
             <w:noProof/>
             <w:webHidden/>
           </w:rPr>
-          <w:t>31</w:t>
+          <w:t>20</w:t>
         </w:r>
         <w:r>
           <w:rPr>
@@ -13966,14 +13966,14 @@
           <w14:ligatures w14:val="standardContextual"/>
         </w:rPr>
       </w:pPr>
-      <w:hyperlink w:anchor="_Toc240751901" w:history="1">
+      <w:hyperlink w:anchor="_Toc240753588" w:history="1">
         <w:r>
           <w:rPr>
             <w:rStyle w:val="Hyperlink"/>
             <w:rFonts w:eastAsia="Times New Roman" w:cs="Times New Roman"/>
             <w:noProof/>
           </w:rPr>
-          <w:t>Table 5.1: Criterion counts and source clauses by dimension</w:t>
+          <w:t>Table 4.2: Five-point linguistic scale and its triangular fuzzy numbers</w:t>
         </w:r>
         <w:r>
           <w:rPr>
@@ -13994,7 +13994,7 @@
             <w:noProof/>
             <w:webHidden/>
           </w:rPr>
-          <w:instrText xml:space="preserve"> PAGEREF _Toc240751901 \h </w:instrText>
+          <w:instrText xml:space="preserve"> PAGEREF _Toc240753588 \h </w:instrText>
         </w:r>
         <w:r>
           <w:rPr>
@@ -14014,7 +14014,7 @@
             <w:noProof/>
             <w:webHidden/>
           </w:rPr>
-          <w:t>33</w:t>
+          <w:t>29</w:t>
         </w:r>
         <w:r>
           <w:rPr>
@@ -14040,14 +14040,14 @@
           <w14:ligatures w14:val="standardContextual"/>
         </w:rPr>
       </w:pPr>
-      <w:hyperlink w:anchor="_Toc240751902" w:history="1">
+      <w:hyperlink w:anchor="_Toc240753589" w:history="1">
         <w:r>
           <w:rPr>
             <w:rStyle w:val="Hyperlink"/>
             <w:rFonts w:eastAsia="Times New Roman" w:cs="Times New Roman"/>
             <w:noProof/>
           </w:rPr>
-          <w:t>Table 5.2: Behavioural tests of the scoring engine and their outcomes</w:t>
+          <w:t>Table 4.3: System architecture by layer, with the reason for each choice</w:t>
         </w:r>
         <w:r>
           <w:rPr>
@@ -14068,7 +14068,7 @@
             <w:noProof/>
             <w:webHidden/>
           </w:rPr>
-          <w:instrText xml:space="preserve"> PAGEREF _Toc240751902 \h </w:instrText>
+          <w:instrText xml:space="preserve"> PAGEREF _Toc240753589 \h </w:instrText>
         </w:r>
         <w:r>
           <w:rPr>
@@ -14088,7 +14088,7 @@
             <w:noProof/>
             <w:webHidden/>
           </w:rPr>
-          <w:t>36</w:t>
+          <w:t>30</w:t>
         </w:r>
         <w:r>
           <w:rPr>
@@ -14114,14 +14114,14 @@
           <w14:ligatures w14:val="standardContextual"/>
         </w:rPr>
       </w:pPr>
-      <w:hyperlink w:anchor="_Toc240751903" w:history="1">
+      <w:hyperlink w:anchor="_Toc240753590" w:history="1">
         <w:r>
           <w:rPr>
             <w:rStyle w:val="Hyperlink"/>
             <w:rFonts w:eastAsia="Times New Roman" w:cs="Times New Roman"/>
             <w:noProof/>
           </w:rPr>
-          <w:t>Table 5.3: The three validation claims and the evidence available for each</w:t>
+          <w:t>Table 4.4: Application roles and permitted actions, against clause 7 of the form</w:t>
         </w:r>
         <w:r>
           <w:rPr>
@@ -14142,7 +14142,7 @@
             <w:noProof/>
             <w:webHidden/>
           </w:rPr>
-          <w:instrText xml:space="preserve"> PAGEREF _Toc240751903 \h </w:instrText>
+          <w:instrText xml:space="preserve"> PAGEREF _Toc240753590 \h </w:instrText>
         </w:r>
         <w:r>
           <w:rPr>
@@ -14162,7 +14162,7 @@
             <w:noProof/>
             <w:webHidden/>
           </w:rPr>
-          <w:t>37</w:t>
+          <w:t>32</w:t>
         </w:r>
         <w:r>
           <w:rPr>
@@ -14188,14 +14188,14 @@
           <w14:ligatures w14:val="standardContextual"/>
         </w:rPr>
       </w:pPr>
-      <w:hyperlink w:anchor="_Toc240751904" w:history="1">
+      <w:hyperlink w:anchor="_Toc240753591" w:history="1">
         <w:r>
           <w:rPr>
             <w:rStyle w:val="Hyperlink"/>
             <w:rFonts w:eastAsia="Times New Roman" w:cs="Times New Roman"/>
             <w:noProof/>
           </w:rPr>
-          <w:t>Table 5.4: Default rate by censoring status, 1990-2010 approvals</w:t>
+          <w:t>Table 5.1: Criterion counts and source clauses by dimension</w:t>
         </w:r>
         <w:r>
           <w:rPr>
@@ -14216,7 +14216,7 @@
             <w:noProof/>
             <w:webHidden/>
           </w:rPr>
-          <w:instrText xml:space="preserve"> PAGEREF _Toc240751904 \h </w:instrText>
+          <w:instrText xml:space="preserve"> PAGEREF _Toc240753591 \h </w:instrText>
         </w:r>
         <w:r>
           <w:rPr>
@@ -14236,7 +14236,7 @@
             <w:noProof/>
             <w:webHidden/>
           </w:rPr>
-          <w:t>38</w:t>
+          <w:t>34</w:t>
         </w:r>
         <w:r>
           <w:rPr>
@@ -14262,14 +14262,14 @@
           <w14:ligatures w14:val="standardContextual"/>
         </w:rPr>
       </w:pPr>
-      <w:hyperlink w:anchor="_Toc240751905" w:history="1">
+      <w:hyperlink w:anchor="_Toc240753592" w:history="1">
         <w:r>
           <w:rPr>
             <w:rStyle w:val="Hyperlink"/>
             <w:rFonts w:eastAsia="Times New Roman" w:cs="Times New Roman"/>
             <w:noProof/>
           </w:rPr>
-          <w:t>Table 5.5: Default rate by exact term in months, 2007 approvals</w:t>
+          <w:t>Table 5.2: Behavioural tests of the scoring engine and their outcomes</w:t>
         </w:r>
         <w:r>
           <w:rPr>
@@ -14290,7 +14290,7 @@
             <w:noProof/>
             <w:webHidden/>
           </w:rPr>
-          <w:instrText xml:space="preserve"> PAGEREF _Toc240751905 \h </w:instrText>
+          <w:instrText xml:space="preserve"> PAGEREF _Toc240753592 \h </w:instrText>
         </w:r>
         <w:r>
           <w:rPr>
@@ -14336,14 +14336,14 @@
           <w14:ligatures w14:val="standardContextual"/>
         </w:rPr>
       </w:pPr>
-      <w:hyperlink w:anchor="_Toc240751906" w:history="1">
+      <w:hyperlink w:anchor="_Toc240753593" w:history="1">
         <w:r>
           <w:rPr>
             <w:rStyle w:val="Hyperlink"/>
             <w:rFonts w:eastAsia="Times New Roman" w:cs="Times New Roman"/>
             <w:noProof/>
           </w:rPr>
-          <w:t>Table 5.6: Default rate and roundness AUC within each approval year</w:t>
+          <w:t>Table 5.3: The three validation claims and the evidence available for each</w:t>
         </w:r>
         <w:r>
           <w:rPr>
@@ -14364,7 +14364,7 @@
             <w:noProof/>
             <w:webHidden/>
           </w:rPr>
-          <w:instrText xml:space="preserve"> PAGEREF _Toc240751906 \h </w:instrText>
+          <w:instrText xml:space="preserve"> PAGEREF _Toc240753593 \h </w:instrText>
         </w:r>
         <w:r>
           <w:rPr>
@@ -14410,14 +14410,14 @@
           <w14:ligatures w14:val="standardContextual"/>
         </w:rPr>
       </w:pPr>
-      <w:hyperlink w:anchor="_Toc240751907" w:history="1">
+      <w:hyperlink w:anchor="_Toc240753594" w:history="1">
         <w:r>
           <w:rPr>
             <w:rStyle w:val="Hyperlink"/>
             <w:rFonts w:eastAsia="Times New Roman" w:cs="Times New Roman"/>
             <w:noProof/>
           </w:rPr>
-          <w:t>Table 5.7: Term roundness, SBA FOIA 7(a) against SBA National</w:t>
+          <w:t>Table 5.4: Default rate by censoring status, 1990-2010 approvals</w:t>
         </w:r>
         <w:r>
           <w:rPr>
@@ -14438,7 +14438,7 @@
             <w:noProof/>
             <w:webHidden/>
           </w:rPr>
-          <w:instrText xml:space="preserve"> PAGEREF _Toc240751907 \h </w:instrText>
+          <w:instrText xml:space="preserve"> PAGEREF _Toc240753594 \h </w:instrText>
         </w:r>
         <w:r>
           <w:rPr>
@@ -14458,7 +14458,7 @@
             <w:noProof/>
             <w:webHidden/>
           </w:rPr>
-          <w:t>43</w:t>
+          <w:t>42</w:t>
         </w:r>
         <w:r>
           <w:rPr>
@@ -14484,14 +14484,14 @@
           <w14:ligatures w14:val="standardContextual"/>
         </w:rPr>
       </w:pPr>
-      <w:hyperlink w:anchor="_Toc240751908" w:history="1">
+      <w:hyperlink w:anchor="_Toc240753595" w:history="1">
         <w:r>
           <w:rPr>
             <w:rStyle w:val="Hyperlink"/>
             <w:rFonts w:eastAsia="Times New Roman" w:cs="Times New Roman"/>
             <w:noProof/>
           </w:rPr>
-          <w:t>Table 5.8: Share of terms divisible by each modulus, with the resulting AUC</w:t>
+          <w:t>Table 5.5: Default rate by exact term in months, 2007 approvals</w:t>
         </w:r>
         <w:r>
           <w:rPr>
@@ -14512,7 +14512,7 @@
             <w:noProof/>
             <w:webHidden/>
           </w:rPr>
-          <w:instrText xml:space="preserve"> PAGEREF _Toc240751908 \h </w:instrText>
+          <w:instrText xml:space="preserve"> PAGEREF _Toc240753595 \h </w:instrText>
         </w:r>
         <w:r>
           <w:rPr>
@@ -14532,7 +14532,7 @@
             <w:noProof/>
             <w:webHidden/>
           </w:rPr>
-          <w:t>44</w:t>
+          <w:t>43</w:t>
         </w:r>
         <w:r>
           <w:rPr>
@@ -14558,14 +14558,14 @@
           <w14:ligatures w14:val="standardContextual"/>
         </w:rPr>
       </w:pPr>
-      <w:hyperlink w:anchor="_Toc240751909" w:history="1">
+      <w:hyperlink w:anchor="_Toc240753596" w:history="1">
         <w:r>
           <w:rPr>
             <w:rStyle w:val="Hyperlink"/>
             <w:rFonts w:eastAsia="Times New Roman" w:cs="Times New Roman"/>
             <w:noProof/>
           </w:rPr>
-          <w:t>Table 5.9: Discrimination under random and temporal validation, with intervals</w:t>
+          <w:t>Table 5.6: Default rate and roundness AUC within each approval year</w:t>
         </w:r>
         <w:r>
           <w:rPr>
@@ -14586,7 +14586,7 @@
             <w:noProof/>
             <w:webHidden/>
           </w:rPr>
-          <w:instrText xml:space="preserve"> PAGEREF _Toc240751909 \h </w:instrText>
+          <w:instrText xml:space="preserve"> PAGEREF _Toc240753596 \h </w:instrText>
         </w:r>
         <w:r>
           <w:rPr>
@@ -14606,7 +14606,7 @@
             <w:noProof/>
             <w:webHidden/>
           </w:rPr>
-          <w:t>46</w:t>
+          <w:t>45</w:t>
         </w:r>
         <w:r>
           <w:rPr>
@@ -14632,14 +14632,14 @@
           <w14:ligatures w14:val="standardContextual"/>
         </w:rPr>
       </w:pPr>
-      <w:hyperlink w:anchor="_Toc240751910" w:history="1">
+      <w:hyperlink w:anchor="_Toc240753597" w:history="1">
         <w:r>
           <w:rPr>
             <w:rStyle w:val="Hyperlink"/>
             <w:rFonts w:eastAsia="Times New Roman" w:cs="Times New Roman"/>
             <w:noProof/>
           </w:rPr>
-          <w:t>Table 5.10: Paired DeLong tests of the leakage and protocol effects</w:t>
+          <w:t>Table 5.7: Term roundness, SBA FOIA 7(a) against SBA National</w:t>
         </w:r>
         <w:r>
           <w:rPr>
@@ -14660,7 +14660,7 @@
             <w:noProof/>
             <w:webHidden/>
           </w:rPr>
-          <w:instrText xml:space="preserve"> PAGEREF _Toc240751910 \h </w:instrText>
+          <w:instrText xml:space="preserve"> PAGEREF _Toc240753597 \h </w:instrText>
         </w:r>
         <w:r>
           <w:rPr>
@@ -14680,7 +14680,7 @@
             <w:noProof/>
             <w:webHidden/>
           </w:rPr>
-          <w:t>47</w:t>
+          <w:t>46</w:t>
         </w:r>
         <w:r>
           <w:rPr>
@@ -14706,14 +14706,14 @@
           <w14:ligatures w14:val="standardContextual"/>
         </w:rPr>
       </w:pPr>
-      <w:hyperlink w:anchor="_Toc240751911" w:history="1">
+      <w:hyperlink w:anchor="_Toc240753598" w:history="1">
         <w:r>
           <w:rPr>
             <w:rStyle w:val="Hyperlink"/>
             <w:rFonts w:eastAsia="Times New Roman" w:cs="Times New Roman"/>
             <w:noProof/>
           </w:rPr>
-          <w:t>Table 5.11: Brier score decomposed into reliability and resolution</w:t>
+          <w:t>Table 5.8: Share of terms divisible by each modulus, with the resulting AUC</w:t>
         </w:r>
         <w:r>
           <w:rPr>
@@ -14734,7 +14734,7 @@
             <w:noProof/>
             <w:webHidden/>
           </w:rPr>
-          <w:instrText xml:space="preserve"> PAGEREF _Toc240751911 \h </w:instrText>
+          <w:instrText xml:space="preserve"> PAGEREF _Toc240753598 \h </w:instrText>
         </w:r>
         <w:r>
           <w:rPr>
@@ -14754,7 +14754,7 @@
             <w:noProof/>
             <w:webHidden/>
           </w:rPr>
-          <w:t>49</w:t>
+          <w:t>48</w:t>
         </w:r>
         <w:r>
           <w:rPr>
@@ -14780,14 +14780,14 @@
           <w14:ligatures w14:val="standardContextual"/>
         </w:rPr>
       </w:pPr>
-      <w:hyperlink w:anchor="_Toc240751912" w:history="1">
+      <w:hyperlink w:anchor="_Toc240753599" w:history="1">
         <w:r>
           <w:rPr>
             <w:rStyle w:val="Hyperlink"/>
             <w:rFonts w:eastAsia="Times New Roman" w:cs="Times New Roman"/>
             <w:noProof/>
           </w:rPr>
-          <w:t>Table 5.12: Expected cost per application at a 10:1 loss ratio</w:t>
+          <w:t>Table 5.9: Discrimination under random and temporal validation, with intervals</w:t>
         </w:r>
         <w:r>
           <w:rPr>
@@ -14808,7 +14808,7 @@
             <w:noProof/>
             <w:webHidden/>
           </w:rPr>
-          <w:instrText xml:space="preserve"> PAGEREF _Toc240751912 \h </w:instrText>
+          <w:instrText xml:space="preserve"> PAGEREF _Toc240753599 \h </w:instrText>
         </w:r>
         <w:r>
           <w:rPr>
@@ -14828,7 +14828,7 @@
             <w:noProof/>
             <w:webHidden/>
           </w:rPr>
-          <w:t>51</w:t>
+          <w:t>50</w:t>
         </w:r>
         <w:r>
           <w:rPr>
@@ -14854,14 +14854,14 @@
           <w14:ligatures w14:val="standardContextual"/>
         </w:rPr>
       </w:pPr>
-      <w:hyperlink w:anchor="_Toc240751913" w:history="1">
+      <w:hyperlink w:anchor="_Toc240753600" w:history="1">
         <w:r>
           <w:rPr>
             <w:rStyle w:val="Hyperlink"/>
             <w:rFonts w:eastAsia="Times New Roman" w:cs="Times New Roman"/>
             <w:noProof/>
           </w:rPr>
-          <w:t>Table 5.13: Rank correlation and band stability under weight perturbation</w:t>
+          <w:t>Table 5.10: Paired DeLong tests of the leakage and protocol effects</w:t>
         </w:r>
         <w:r>
           <w:rPr>
@@ -14882,7 +14882,7 @@
             <w:noProof/>
             <w:webHidden/>
           </w:rPr>
-          <w:instrText xml:space="preserve"> PAGEREF _Toc240751913 \h </w:instrText>
+          <w:instrText xml:space="preserve"> PAGEREF _Toc240753600 \h </w:instrText>
         </w:r>
         <w:r>
           <w:rPr>
@@ -14902,7 +14902,7 @@
             <w:noProof/>
             <w:webHidden/>
           </w:rPr>
-          <w:t>53</w:t>
+          <w:t>50</w:t>
         </w:r>
         <w:r>
           <w:rPr>
@@ -14928,14 +14928,14 @@
           <w14:ligatures w14:val="standardContextual"/>
         </w:rPr>
       </w:pPr>
-      <w:hyperlink w:anchor="_Toc240751914" w:history="1">
+      <w:hyperlink w:anchor="_Toc240753601" w:history="1">
         <w:r>
           <w:rPr>
             <w:rStyle w:val="Hyperlink"/>
             <w:rFonts w:eastAsia="Times New Roman" w:cs="Times New Roman"/>
             <w:noProof/>
           </w:rPr>
-          <w:t>Table 5.14: Leverage of a single criterion over its objective</w:t>
+          <w:t>Table 5.11: Brier score decomposed into reliability and resolution</w:t>
         </w:r>
         <w:r>
           <w:rPr>
@@ -14956,7 +14956,7 @@
             <w:noProof/>
             <w:webHidden/>
           </w:rPr>
-          <w:instrText xml:space="preserve"> PAGEREF _Toc240751914 \h </w:instrText>
+          <w:instrText xml:space="preserve"> PAGEREF _Toc240753601 \h </w:instrText>
         </w:r>
         <w:r>
           <w:rPr>
@@ -14976,7 +14976,7 @@
             <w:noProof/>
             <w:webHidden/>
           </w:rPr>
-          <w:t>54</w:t>
+          <w:t>52</w:t>
         </w:r>
         <w:r>
           <w:rPr>
@@ -15002,14 +15002,14 @@
           <w14:ligatures w14:val="standardContextual"/>
         </w:rPr>
       </w:pPr>
-      <w:hyperlink w:anchor="_Toc240751915" w:history="1">
+      <w:hyperlink w:anchor="_Toc240753602" w:history="1">
         <w:r>
           <w:rPr>
             <w:rStyle w:val="Hyperlink"/>
             <w:rFonts w:eastAsia="Times New Roman" w:cs="Times New Roman"/>
             <w:noProof/>
           </w:rPr>
-          <w:t>Table 5.15: Association between the credit-risk and development-impact scores</w:t>
+          <w:t>Table 5.12: Expected cost per application at a 10:1 loss ratio</w:t>
         </w:r>
         <w:r>
           <w:rPr>
@@ -15030,7 +15030,7 @@
             <w:noProof/>
             <w:webHidden/>
           </w:rPr>
-          <w:instrText xml:space="preserve"> PAGEREF _Toc240751915 \h </w:instrText>
+          <w:instrText xml:space="preserve"> PAGEREF _Toc240753602 \h </w:instrText>
         </w:r>
         <w:r>
           <w:rPr>
@@ -15050,7 +15050,7 @@
             <w:noProof/>
             <w:webHidden/>
           </w:rPr>
-          <w:t>55</w:t>
+          <w:t>54</w:t>
         </w:r>
         <w:r>
           <w:rPr>
@@ -15076,14 +15076,14 @@
           <w14:ligatures w14:val="standardContextual"/>
         </w:rPr>
       </w:pPr>
-      <w:hyperlink w:anchor="_Toc240751916" w:history="1">
+      <w:hyperlink w:anchor="_Toc240753603" w:history="1">
         <w:r>
           <w:rPr>
             <w:rStyle w:val="Hyperlink"/>
             <w:rFonts w:eastAsia="Times New Roman" w:cs="Times New Roman"/>
             <w:noProof/>
           </w:rPr>
-          <w:t>Table 5.16: Agreement between the two objectives' risk bands</w:t>
+          <w:t>Table 5.13: Rank correlation and band stability under weight perturbation</w:t>
         </w:r>
         <w:r>
           <w:rPr>
@@ -15104,7 +15104,7 @@
             <w:noProof/>
             <w:webHidden/>
           </w:rPr>
-          <w:instrText xml:space="preserve"> PAGEREF _Toc240751916 \h </w:instrText>
+          <w:instrText xml:space="preserve"> PAGEREF _Toc240753603 \h </w:instrText>
         </w:r>
         <w:r>
           <w:rPr>
@@ -15150,14 +15150,14 @@
           <w14:ligatures w14:val="standardContextual"/>
         </w:rPr>
       </w:pPr>
-      <w:hyperlink w:anchor="_Toc240751917" w:history="1">
+      <w:hyperlink w:anchor="_Toc240753604" w:history="1">
         <w:r>
           <w:rPr>
             <w:rStyle w:val="Hyperlink"/>
             <w:rFonts w:eastAsia="Times New Roman" w:cs="Times New Roman"/>
             <w:noProof/>
           </w:rPr>
-          <w:t>Table 5.17: Default rate by development-impact band</w:t>
+          <w:t>Table 5.14: Leverage of a single criterion over its objective</w:t>
         </w:r>
         <w:r>
           <w:rPr>
@@ -15178,7 +15178,7 @@
             <w:noProof/>
             <w:webHidden/>
           </w:rPr>
-          <w:instrText xml:space="preserve"> PAGEREF _Toc240751917 \h </w:instrText>
+          <w:instrText xml:space="preserve"> PAGEREF _Toc240753604 \h </w:instrText>
         </w:r>
         <w:r>
           <w:rPr>
@@ -15224,14 +15224,14 @@
           <w14:ligatures w14:val="standardContextual"/>
         </w:rPr>
       </w:pPr>
-      <w:hyperlink w:anchor="_Toc240751918" w:history="1">
+      <w:hyperlink w:anchor="_Toc240753605" w:history="1">
         <w:r>
           <w:rPr>
             <w:rStyle w:val="Hyperlink"/>
             <w:rFonts w:eastAsia="Times New Roman" w:cs="Times New Roman"/>
             <w:noProof/>
           </w:rPr>
-          <w:t>Table 5.18: Equal-opportunity ratios by attribute, with bootstrap intervals</w:t>
+          <w:t>Table 5.15: Association between the credit-risk and development-impact scores</w:t>
         </w:r>
         <w:r>
           <w:rPr>
@@ -15252,7 +15252,7 @@
             <w:noProof/>
             <w:webHidden/>
           </w:rPr>
-          <w:instrText xml:space="preserve"> PAGEREF _Toc240751918 \h </w:instrText>
+          <w:instrText xml:space="preserve"> PAGEREF _Toc240753605 \h </w:instrText>
         </w:r>
         <w:r>
           <w:rPr>
@@ -15298,14 +15298,14 @@
           <w14:ligatures w14:val="standardContextual"/>
         </w:rPr>
       </w:pPr>
-      <w:hyperlink w:anchor="_Toc240751919" w:history="1">
+      <w:hyperlink w:anchor="_Toc240753606" w:history="1">
         <w:r>
           <w:rPr>
             <w:rStyle w:val="Hyperlink"/>
             <w:rFonts w:eastAsia="Times New Roman" w:cs="Times New Roman"/>
             <w:noProof/>
           </w:rPr>
-          <w:t>Table 6.1: Profile of the eleven elicitation respondents</w:t>
+          <w:t>Table 5.16: Agreement between the two objectives' risk bands</w:t>
         </w:r>
         <w:r>
           <w:rPr>
@@ -15326,7 +15326,7 @@
             <w:noProof/>
             <w:webHidden/>
           </w:rPr>
-          <w:instrText xml:space="preserve"> PAGEREF _Toc240751919 \h </w:instrText>
+          <w:instrText xml:space="preserve"> PAGEREF _Toc240753606 \h </w:instrText>
         </w:r>
         <w:r>
           <w:rPr>
@@ -15346,7 +15346,7 @@
             <w:noProof/>
             <w:webHidden/>
           </w:rPr>
-          <w:t>66</w:t>
+          <w:t>59</w:t>
         </w:r>
         <w:r>
           <w:rPr>
@@ -15372,14 +15372,14 @@
           <w14:ligatures w14:val="standardContextual"/>
         </w:rPr>
       </w:pPr>
-      <w:hyperlink w:anchor="_Toc240751920" w:history="1">
+      <w:hyperlink w:anchor="_Toc240753607" w:history="1">
         <w:r>
           <w:rPr>
             <w:rStyle w:val="Hyperlink"/>
             <w:rFonts w:eastAsia="Times New Roman" w:cs="Times New Roman"/>
             <w:noProof/>
           </w:rPr>
-          <w:t>Table 6.2: Elicited weights for the six credit-risk dimensions</w:t>
+          <w:t>Table 5.17: Default rate by development-impact band</w:t>
         </w:r>
         <w:r>
           <w:rPr>
@@ -15400,7 +15400,7 @@
             <w:noProof/>
             <w:webHidden/>
           </w:rPr>
-          <w:instrText xml:space="preserve"> PAGEREF _Toc240751920 \h </w:instrText>
+          <w:instrText xml:space="preserve"> PAGEREF _Toc240753607 \h </w:instrText>
         </w:r>
         <w:r>
           <w:rPr>
@@ -15420,7 +15420,7 @@
             <w:noProof/>
             <w:webHidden/>
           </w:rPr>
-          <w:t>67</w:t>
+          <w:t>60</w:t>
         </w:r>
         <w:r>
           <w:rPr>
@@ -15446,14 +15446,14 @@
           <w14:ligatures w14:val="standardContextual"/>
         </w:rPr>
       </w:pPr>
-      <w:hyperlink w:anchor="_Toc240751921" w:history="1">
+      <w:hyperlink w:anchor="_Toc240753608" w:history="1">
         <w:r>
           <w:rPr>
             <w:rStyle w:val="Hyperlink"/>
             <w:rFonts w:eastAsia="Times New Roman" w:cs="Times New Roman"/>
             <w:noProof/>
           </w:rPr>
-          <w:t>Table 6.3: Scoring under placeholder and elicited weights compared</w:t>
+          <w:t>Table 5.18: Equal-opportunity ratios by attribute, with bootstrap intervals</w:t>
         </w:r>
         <w:r>
           <w:rPr>
@@ -15474,7 +15474,7 @@
             <w:noProof/>
             <w:webHidden/>
           </w:rPr>
-          <w:instrText xml:space="preserve"> PAGEREF _Toc240751921 \h </w:instrText>
+          <w:instrText xml:space="preserve"> PAGEREF _Toc240753608 \h </w:instrText>
         </w:r>
         <w:r>
           <w:rPr>
@@ -15494,7 +15494,7 @@
             <w:noProof/>
             <w:webHidden/>
           </w:rPr>
-          <w:t>68</w:t>
+          <w:t>61</w:t>
         </w:r>
         <w:r>
           <w:rPr>
@@ -15520,14 +15520,14 @@
           <w14:ligatures w14:val="standardContextual"/>
         </w:rPr>
       </w:pPr>
-      <w:hyperlink w:anchor="_Toc240751922" w:history="1">
+      <w:hyperlink w:anchor="_Toc240753609" w:history="1">
         <w:r>
           <w:rPr>
             <w:rStyle w:val="Hyperlink"/>
             <w:rFonts w:eastAsia="Times New Roman" w:cs="Times New Roman"/>
             <w:noProof/>
           </w:rPr>
-          <w:t>Table A.1: Criteria model summary by objective and dimension</w:t>
+          <w:t>Table 6.1: Profile of the eleven elicitation respondents</w:t>
         </w:r>
         <w:r>
           <w:rPr>
@@ -15548,7 +15548,7 @@
             <w:noProof/>
             <w:webHidden/>
           </w:rPr>
-          <w:instrText xml:space="preserve"> PAGEREF _Toc240751922 \h </w:instrText>
+          <w:instrText xml:space="preserve"> PAGEREF _Toc240753609 \h </w:instrText>
         </w:r>
         <w:r>
           <w:rPr>
@@ -15568,7 +15568,7 @@
             <w:noProof/>
             <w:webHidden/>
           </w:rPr>
-          <w:t>80</w:t>
+          <w:t>69</w:t>
         </w:r>
         <w:r>
           <w:rPr>
@@ -15594,14 +15594,14 @@
           <w14:ligatures w14:val="standardContextual"/>
         </w:rPr>
       </w:pPr>
-      <w:hyperlink w:anchor="_Toc240751923" w:history="1">
+      <w:hyperlink w:anchor="_Toc240753610" w:history="1">
         <w:r>
           <w:rPr>
             <w:rStyle w:val="Hyperlink"/>
             <w:rFonts w:eastAsia="Times New Roman" w:cs="Times New Roman"/>
             <w:noProof/>
           </w:rPr>
-          <w:t>Table A.2: Scale used for pairwise judgements</w:t>
+          <w:t>Table 6.2: Elicited weights for the six credit-risk dimensions</w:t>
         </w:r>
         <w:r>
           <w:rPr>
@@ -15622,7 +15622,7 @@
             <w:noProof/>
             <w:webHidden/>
           </w:rPr>
-          <w:instrText xml:space="preserve"> PAGEREF _Toc240751923 \h </w:instrText>
+          <w:instrText xml:space="preserve"> PAGEREF _Toc240753610 \h </w:instrText>
         </w:r>
         <w:r>
           <w:rPr>
@@ -15642,7 +15642,7 @@
             <w:noProof/>
             <w:webHidden/>
           </w:rPr>
-          <w:t>81</w:t>
+          <w:t>70</w:t>
         </w:r>
         <w:r>
           <w:rPr>
@@ -15668,14 +15668,14 @@
           <w14:ligatures w14:val="standardContextual"/>
         </w:rPr>
       </w:pPr>
-      <w:hyperlink w:anchor="_Toc240751924" w:history="1">
+      <w:hyperlink w:anchor="_Toc240753611" w:history="1">
         <w:r>
           <w:rPr>
             <w:rStyle w:val="Hyperlink"/>
             <w:rFonts w:eastAsia="Times New Roman" w:cs="Times New Roman"/>
             <w:noProof/>
           </w:rPr>
-          <w:t>Table A.3: The analyses, in the order they run, and what each produces</w:t>
+          <w:t>Table 6.3: Scoring under placeholder and elicited weights compared</w:t>
         </w:r>
         <w:r>
           <w:rPr>
@@ -15696,7 +15696,7 @@
             <w:noProof/>
             <w:webHidden/>
           </w:rPr>
-          <w:instrText xml:space="preserve"> PAGEREF _Toc240751924 \h </w:instrText>
+          <w:instrText xml:space="preserve"> PAGEREF _Toc240753611 \h </w:instrText>
         </w:r>
         <w:r>
           <w:rPr>
@@ -15716,7 +15716,7 @@
             <w:noProof/>
             <w:webHidden/>
           </w:rPr>
-          <w:t>82</w:t>
+          <w:t>71</w:t>
         </w:r>
         <w:r>
           <w:rPr>
@@ -15742,13 +15742,235 @@
           <w14:ligatures w14:val="standardContextual"/>
         </w:rPr>
       </w:pPr>
-      <w:hyperlink w:anchor="_Toc240751925" w:history="1">
+      <w:hyperlink w:anchor="_Toc240753612" w:history="1">
         <w:r>
           <w:rPr>
             <w:rStyle w:val="Hyperlink"/>
             <w:rFonts w:eastAsia="Times New Roman" w:cs="Times New Roman"/>
             <w:noProof/>
           </w:rPr>
+          <w:t>Table A.1: Criteria model summary by objective and dimension</w:t>
+        </w:r>
+        <w:r>
+          <w:rPr>
+            <w:noProof/>
+            <w:webHidden/>
+          </w:rPr>
+          <w:tab/>
+        </w:r>
+        <w:r>
+          <w:rPr>
+            <w:noProof/>
+            <w:webHidden/>
+          </w:rPr>
+          <w:fldChar w:fldCharType="begin"/>
+        </w:r>
+        <w:r>
+          <w:rPr>
+            <w:noProof/>
+            <w:webHidden/>
+          </w:rPr>
+          <w:instrText xml:space="preserve"> PAGEREF _Toc240753612 \h </w:instrText>
+        </w:r>
+        <w:r>
+          <w:rPr>
+            <w:noProof/>
+            <w:webHidden/>
+          </w:rPr>
+        </w:r>
+        <w:r>
+          <w:rPr>
+            <w:noProof/>
+            <w:webHidden/>
+          </w:rPr>
+          <w:fldChar w:fldCharType="separate"/>
+        </w:r>
+        <w:r>
+          <w:rPr>
+            <w:noProof/>
+            <w:webHidden/>
+          </w:rPr>
+          <w:t>83</w:t>
+        </w:r>
+        <w:r>
+          <w:rPr>
+            <w:noProof/>
+            <w:webHidden/>
+          </w:rPr>
+          <w:fldChar w:fldCharType="end"/>
+        </w:r>
+      </w:hyperlink>
+    </w:p>
+    <w:p>
+      <w:pPr>
+        <w:pStyle w:val="TOC1"/>
+        <w:tabs>
+          <w:tab w:val="right" w:leader="dot" w:pos="8659"/>
+        </w:tabs>
+        <w:rPr>
+          <w:rFonts w:asciiTheme="minorHAnsi" w:hAnsiTheme="minorHAnsi"/>
+          <w:noProof/>
+          <w:kern w:val="2"/>
+          <w:szCs w:val="24"/>
+          <w:lang w:bidi="si-LK"/>
+          <w14:ligatures w14:val="standardContextual"/>
+        </w:rPr>
+      </w:pPr>
+      <w:hyperlink w:anchor="_Toc240753613" w:history="1">
+        <w:r>
+          <w:rPr>
+            <w:rStyle w:val="Hyperlink"/>
+            <w:rFonts w:eastAsia="Times New Roman" w:cs="Times New Roman"/>
+            <w:noProof/>
+          </w:rPr>
+          <w:t>Table A.2: Scale used for pairwise judgements</w:t>
+        </w:r>
+        <w:r>
+          <w:rPr>
+            <w:noProof/>
+            <w:webHidden/>
+          </w:rPr>
+          <w:tab/>
+        </w:r>
+        <w:r>
+          <w:rPr>
+            <w:noProof/>
+            <w:webHidden/>
+          </w:rPr>
+          <w:fldChar w:fldCharType="begin"/>
+        </w:r>
+        <w:r>
+          <w:rPr>
+            <w:noProof/>
+            <w:webHidden/>
+          </w:rPr>
+          <w:instrText xml:space="preserve"> PAGEREF _Toc240753613 \h </w:instrText>
+        </w:r>
+        <w:r>
+          <w:rPr>
+            <w:noProof/>
+            <w:webHidden/>
+          </w:rPr>
+        </w:r>
+        <w:r>
+          <w:rPr>
+            <w:noProof/>
+            <w:webHidden/>
+          </w:rPr>
+          <w:fldChar w:fldCharType="separate"/>
+        </w:r>
+        <w:r>
+          <w:rPr>
+            <w:noProof/>
+            <w:webHidden/>
+          </w:rPr>
+          <w:t>84</w:t>
+        </w:r>
+        <w:r>
+          <w:rPr>
+            <w:noProof/>
+            <w:webHidden/>
+          </w:rPr>
+          <w:fldChar w:fldCharType="end"/>
+        </w:r>
+      </w:hyperlink>
+    </w:p>
+    <w:p>
+      <w:pPr>
+        <w:pStyle w:val="TOC1"/>
+        <w:tabs>
+          <w:tab w:val="right" w:leader="dot" w:pos="8659"/>
+        </w:tabs>
+        <w:rPr>
+          <w:rFonts w:asciiTheme="minorHAnsi" w:hAnsiTheme="minorHAnsi"/>
+          <w:noProof/>
+          <w:kern w:val="2"/>
+          <w:szCs w:val="24"/>
+          <w:lang w:bidi="si-LK"/>
+          <w14:ligatures w14:val="standardContextual"/>
+        </w:rPr>
+      </w:pPr>
+      <w:hyperlink w:anchor="_Toc240753614" w:history="1">
+        <w:r>
+          <w:rPr>
+            <w:rStyle w:val="Hyperlink"/>
+            <w:rFonts w:eastAsia="Times New Roman" w:cs="Times New Roman"/>
+            <w:noProof/>
+          </w:rPr>
+          <w:t>Table A.3: The analyses, in the order they run, and what each produces</w:t>
+        </w:r>
+        <w:r>
+          <w:rPr>
+            <w:noProof/>
+            <w:webHidden/>
+          </w:rPr>
+          <w:tab/>
+        </w:r>
+        <w:r>
+          <w:rPr>
+            <w:noProof/>
+            <w:webHidden/>
+          </w:rPr>
+          <w:fldChar w:fldCharType="begin"/>
+        </w:r>
+        <w:r>
+          <w:rPr>
+            <w:noProof/>
+            <w:webHidden/>
+          </w:rPr>
+          <w:instrText xml:space="preserve"> PAGEREF _Toc240753614 \h </w:instrText>
+        </w:r>
+        <w:r>
+          <w:rPr>
+            <w:noProof/>
+            <w:webHidden/>
+          </w:rPr>
+        </w:r>
+        <w:r>
+          <w:rPr>
+            <w:noProof/>
+            <w:webHidden/>
+          </w:rPr>
+          <w:fldChar w:fldCharType="separate"/>
+        </w:r>
+        <w:r>
+          <w:rPr>
+            <w:noProof/>
+            <w:webHidden/>
+          </w:rPr>
+          <w:t>85</w:t>
+        </w:r>
+        <w:r>
+          <w:rPr>
+            <w:noProof/>
+            <w:webHidden/>
+          </w:rPr>
+          <w:fldChar w:fldCharType="end"/>
+        </w:r>
+      </w:hyperlink>
+    </w:p>
+    <w:p>
+      <w:pPr>
+        <w:pStyle w:val="TOC1"/>
+        <w:tabs>
+          <w:tab w:val="right" w:leader="dot" w:pos="8659"/>
+        </w:tabs>
+        <w:rPr>
+          <w:rFonts w:asciiTheme="minorHAnsi" w:hAnsiTheme="minorHAnsi"/>
+          <w:noProof/>
+          <w:kern w:val="2"/>
+          <w:szCs w:val="24"/>
+          <w:lang w:bidi="si-LK"/>
+          <w14:ligatures w14:val="standardContextual"/>
+        </w:rPr>
+      </w:pPr>
+      <w:hyperlink w:anchor="_Toc240753615" w:history="1">
+        <w:r>
+          <w:rPr>
+            <w:rStyle w:val="Hyperlink"/>
+            <w:rFonts w:eastAsia="Times New Roman" w:cs="Times New Roman"/>
+            <w:noProof/>
+          </w:rPr>
           <w:t>Table A.4: Dataset filtering applied</w:t>
         </w:r>
         <w:r>
@@ -15770,7 +15992,7 @@
             <w:noProof/>
             <w:webHidden/>
           </w:rPr>
-          <w:instrText xml:space="preserve"> PAGEREF _Toc240751925 \h </w:instrText>
+          <w:instrText xml:space="preserve"> PAGEREF _Toc240753615 \h </w:instrText>
         </w:r>
         <w:r>
           <w:rPr>
@@ -15790,7 +16012,7 @@
             <w:noProof/>
             <w:webHidden/>
           </w:rPr>
-          <w:t>83</w:t>
+          <w:t>86</w:t>
         </w:r>
         <w:r>
           <w:rPr>
@@ -15826,7 +16048,7 @@
         <w:pageBreakBefore/>
         <w:spacing w:before="280" w:after="120"/>
       </w:pPr>
-      <w:bookmarkStart w:id="7" w:name="_Toc240751740"/>
+      <w:bookmarkStart w:id="7" w:name="_Toc240753427"/>
       <w:r>
         <w:rPr>
           <w:rFonts w:ascii="Times New Roman" w:eastAsia="Times New Roman" w:hAnsi="Times New Roman" w:cs="Times New Roman"/>
@@ -15841,7 +16063,7 @@
         <w:pStyle w:val="Heading2"/>
         <w:spacing w:before="240" w:after="120"/>
       </w:pPr>
-      <w:bookmarkStart w:id="8" w:name="_Toc240751741"/>
+      <w:bookmarkStart w:id="8" w:name="_Toc240753428"/>
       <w:r>
         <w:rPr>
           <w:rFonts w:ascii="Times New Roman" w:eastAsia="Times New Roman" w:hAnsi="Times New Roman" w:cs="Times New Roman"/>
@@ -15909,7 +16131,7 @@
         <w:pStyle w:val="Heading2"/>
         <w:spacing w:before="240" w:after="120"/>
       </w:pPr>
-      <w:bookmarkStart w:id="9" w:name="_Toc240751742"/>
+      <w:bookmarkStart w:id="9" w:name="_Toc240753429"/>
       <w:r>
         <w:rPr>
           <w:rFonts w:ascii="Times New Roman" w:eastAsia="Times New Roman" w:hAnsi="Times New Roman" w:cs="Times New Roman"/>
@@ -16072,7 +16294,7 @@
         <w:pStyle w:val="Heading2"/>
         <w:spacing w:before="240" w:after="120"/>
       </w:pPr>
-      <w:bookmarkStart w:id="10" w:name="_Toc240751743"/>
+      <w:bookmarkStart w:id="10" w:name="_Toc240753430"/>
       <w:r>
         <w:rPr>
           <w:rFonts w:ascii="Times New Roman" w:eastAsia="Times New Roman" w:hAnsi="Times New Roman" w:cs="Times New Roman"/>
@@ -16177,7 +16399,7 @@
         <w:pStyle w:val="Heading2"/>
         <w:spacing w:before="240" w:after="120"/>
       </w:pPr>
-      <w:bookmarkStart w:id="11" w:name="_Toc240751744"/>
+      <w:bookmarkStart w:id="11" w:name="_Toc240753431"/>
       <w:r>
         <w:rPr>
           <w:rFonts w:ascii="Times New Roman" w:eastAsia="Times New Roman" w:hAnsi="Times New Roman" w:cs="Times New Roman"/>
@@ -16230,7 +16452,7 @@
         <w:pStyle w:val="Heading2"/>
         <w:spacing w:before="240" w:after="120"/>
       </w:pPr>
-      <w:bookmarkStart w:id="12" w:name="_Toc240751745"/>
+      <w:bookmarkStart w:id="12" w:name="_Toc240753432"/>
       <w:r>
         <w:rPr>
           <w:rFonts w:ascii="Times New Roman" w:eastAsia="Times New Roman" w:hAnsi="Times New Roman" w:cs="Times New Roman"/>
@@ -16305,7 +16527,7 @@
         <w:pStyle w:val="Heading2"/>
         <w:spacing w:before="240" w:after="120"/>
       </w:pPr>
-      <w:bookmarkStart w:id="13" w:name="_Toc240751746"/>
+      <w:bookmarkStart w:id="13" w:name="_Toc240753433"/>
       <w:r>
         <w:rPr>
           <w:rFonts w:ascii="Times New Roman" w:eastAsia="Times New Roman" w:hAnsi="Times New Roman" w:cs="Times New Roman"/>
@@ -16528,7 +16750,7 @@
         <w:pStyle w:val="Heading2"/>
         <w:spacing w:before="240" w:after="120"/>
       </w:pPr>
-      <w:bookmarkStart w:id="14" w:name="_Toc240751747"/>
+      <w:bookmarkStart w:id="14" w:name="_Toc240753434"/>
       <w:r>
         <w:rPr>
           <w:rFonts w:ascii="Times New Roman" w:eastAsia="Times New Roman" w:hAnsi="Times New Roman" w:cs="Times New Roman"/>
@@ -16555,7 +16777,7 @@
         <w:keepLines/>
         <w:spacing w:before="160" w:after="80"/>
       </w:pPr>
-      <w:bookmarkStart w:id="15" w:name="_Toc240751895"/>
+      <w:bookmarkStart w:id="15" w:name="_Toc240753585"/>
       <w:r>
         <w:rPr>
           <w:rFonts w:eastAsia="Times New Roman" w:cs="Times New Roman"/>
@@ -16853,7 +17075,7 @@
         <w:pageBreakBefore/>
         <w:spacing w:before="280" w:after="120"/>
       </w:pPr>
-      <w:bookmarkStart w:id="16" w:name="_Toc240751748"/>
+      <w:bookmarkStart w:id="16" w:name="_Toc240753435"/>
       <w:r>
         <w:rPr>
           <w:rFonts w:ascii="Times New Roman" w:eastAsia="Times New Roman" w:hAnsi="Times New Roman" w:cs="Times New Roman"/>
@@ -16868,7 +17090,7 @@
         <w:pStyle w:val="Heading2"/>
         <w:spacing w:before="240" w:after="120"/>
       </w:pPr>
-      <w:bookmarkStart w:id="17" w:name="_Toc240751749"/>
+      <w:bookmarkStart w:id="17" w:name="_Toc240753436"/>
       <w:r>
         <w:rPr>
           <w:rFonts w:ascii="Times New Roman" w:eastAsia="Times New Roman" w:hAnsi="Times New Roman" w:cs="Times New Roman"/>
@@ -16893,7 +17115,7 @@
         <w:pStyle w:val="Heading2"/>
         <w:spacing w:before="240" w:after="120"/>
       </w:pPr>
-      <w:bookmarkStart w:id="18" w:name="_Toc240751750"/>
+      <w:bookmarkStart w:id="18" w:name="_Toc240753437"/>
       <w:r>
         <w:rPr>
           <w:rFonts w:ascii="Times New Roman" w:eastAsia="Times New Roman" w:hAnsi="Times New Roman" w:cs="Times New Roman"/>
@@ -16907,7 +17129,7 @@
         <w:pStyle w:val="Heading3"/>
         <w:spacing w:before="240" w:after="120"/>
       </w:pPr>
-      <w:bookmarkStart w:id="19" w:name="_Toc240751751"/>
+      <w:bookmarkStart w:id="19" w:name="_Toc240753438"/>
       <w:r>
         <w:rPr>
           <w:rFonts w:ascii="Times New Roman" w:eastAsia="Times New Roman" w:hAnsi="Times New Roman" w:cs="Times New Roman"/>
@@ -16946,7 +17168,7 @@
         <w:pStyle w:val="Heading3"/>
         <w:spacing w:before="240" w:after="120"/>
       </w:pPr>
-      <w:bookmarkStart w:id="20" w:name="_Toc240751752"/>
+      <w:bookmarkStart w:id="20" w:name="_Toc240753439"/>
       <w:r>
         <w:rPr>
           <w:rFonts w:ascii="Times New Roman" w:eastAsia="Times New Roman" w:hAnsi="Times New Roman" w:cs="Times New Roman"/>
@@ -16972,7 +17194,7 @@
         <w:pStyle w:val="Heading3"/>
         <w:spacing w:before="240" w:after="120"/>
       </w:pPr>
-      <w:bookmarkStart w:id="21" w:name="_Toc240751753"/>
+      <w:bookmarkStart w:id="21" w:name="_Toc240753440"/>
       <w:r>
         <w:rPr>
           <w:rFonts w:ascii="Times New Roman" w:eastAsia="Times New Roman" w:hAnsi="Times New Roman" w:cs="Times New Roman"/>
@@ -16998,7 +17220,7 @@
         <w:pStyle w:val="Heading3"/>
         <w:spacing w:before="240" w:after="120"/>
       </w:pPr>
-      <w:bookmarkStart w:id="22" w:name="_Toc240751754"/>
+      <w:bookmarkStart w:id="22" w:name="_Toc240753441"/>
       <w:r>
         <w:rPr>
           <w:rFonts w:ascii="Times New Roman" w:eastAsia="Times New Roman" w:hAnsi="Times New Roman" w:cs="Times New Roman"/>
@@ -17024,7 +17246,7 @@
         <w:pStyle w:val="Heading3"/>
         <w:spacing w:before="240" w:after="120"/>
       </w:pPr>
-      <w:bookmarkStart w:id="23" w:name="_Toc240751755"/>
+      <w:bookmarkStart w:id="23" w:name="_Toc240753442"/>
       <w:r>
         <w:rPr>
           <w:rFonts w:ascii="Times New Roman" w:eastAsia="Times New Roman" w:hAnsi="Times New Roman" w:cs="Times New Roman"/>
@@ -17050,7 +17272,7 @@
         <w:pStyle w:val="Heading3"/>
         <w:spacing w:before="240" w:after="120"/>
       </w:pPr>
-      <w:bookmarkStart w:id="24" w:name="_Toc240751756"/>
+      <w:bookmarkStart w:id="24" w:name="_Toc240753443"/>
       <w:r>
         <w:rPr>
           <w:rFonts w:ascii="Times New Roman" w:eastAsia="Times New Roman" w:hAnsi="Times New Roman" w:cs="Times New Roman"/>
@@ -17077,7 +17299,7 @@
         <w:pStyle w:val="Heading3"/>
         <w:spacing w:before="240" w:after="120"/>
       </w:pPr>
-      <w:bookmarkStart w:id="25" w:name="_Toc240751757"/>
+      <w:bookmarkStart w:id="25" w:name="_Toc240753444"/>
       <w:r>
         <w:rPr>
           <w:rFonts w:ascii="Times New Roman" w:eastAsia="Times New Roman" w:hAnsi="Times New Roman" w:cs="Times New Roman"/>
@@ -17130,7 +17352,7 @@
         <w:pageBreakBefore/>
         <w:spacing w:before="280" w:after="120"/>
       </w:pPr>
-      <w:bookmarkStart w:id="26" w:name="_Toc240751758"/>
+      <w:bookmarkStart w:id="26" w:name="_Toc240753445"/>
       <w:r>
         <w:rPr>
           <w:rFonts w:ascii="Times New Roman" w:eastAsia="Times New Roman" w:hAnsi="Times New Roman" w:cs="Times New Roman"/>
@@ -17145,7 +17367,7 @@
         <w:pStyle w:val="Heading2"/>
         <w:spacing w:before="240" w:after="120"/>
       </w:pPr>
-      <w:bookmarkStart w:id="27" w:name="_Toc240751759"/>
+      <w:bookmarkStart w:id="27" w:name="_Toc240753446"/>
       <w:r>
         <w:rPr>
           <w:rFonts w:ascii="Times New Roman" w:eastAsia="Times New Roman" w:hAnsi="Times New Roman" w:cs="Times New Roman"/>
@@ -17317,7 +17539,7 @@
         <w:pStyle w:val="Heading2"/>
         <w:spacing w:before="240" w:after="120"/>
       </w:pPr>
-      <w:bookmarkStart w:id="28" w:name="_Toc240751760"/>
+      <w:bookmarkStart w:id="28" w:name="_Toc240753447"/>
       <w:r>
         <w:rPr>
           <w:rFonts w:ascii="Times New Roman" w:eastAsia="Times New Roman" w:hAnsi="Times New Roman" w:cs="Times New Roman"/>
@@ -17404,7 +17626,7 @@
         <w:pStyle w:val="Heading2"/>
         <w:spacing w:before="240" w:after="120"/>
       </w:pPr>
-      <w:bookmarkStart w:id="29" w:name="_Toc240751761"/>
+      <w:bookmarkStart w:id="29" w:name="_Toc240753448"/>
       <w:r>
         <w:rPr>
           <w:rFonts w:ascii="Times New Roman" w:eastAsia="Times New Roman" w:hAnsi="Times New Roman" w:cs="Times New Roman"/>
@@ -17558,7 +17780,7 @@
         <w:pStyle w:val="Heading2"/>
         <w:spacing w:before="240" w:after="120"/>
       </w:pPr>
-      <w:bookmarkStart w:id="30" w:name="_Toc240751762"/>
+      <w:bookmarkStart w:id="30" w:name="_Toc240753449"/>
       <w:r>
         <w:rPr>
           <w:rFonts w:ascii="Times New Roman" w:eastAsia="Times New Roman" w:hAnsi="Times New Roman" w:cs="Times New Roman"/>
@@ -17676,7 +17898,7 @@
         <w:pStyle w:val="Heading2"/>
         <w:spacing w:before="240" w:after="120"/>
       </w:pPr>
-      <w:bookmarkStart w:id="31" w:name="_Toc240751763"/>
+      <w:bookmarkStart w:id="31" w:name="_Toc240753450"/>
       <w:r>
         <w:rPr>
           <w:rFonts w:ascii="Times New Roman" w:eastAsia="Times New Roman" w:hAnsi="Times New Roman" w:cs="Times New Roman"/>
@@ -17690,7 +17912,7 @@
         <w:pStyle w:val="Heading3"/>
         <w:spacing w:before="240" w:after="120"/>
       </w:pPr>
-      <w:bookmarkStart w:id="32" w:name="_Toc240751764"/>
+      <w:bookmarkStart w:id="32" w:name="_Toc240753451"/>
       <w:r>
         <w:rPr>
           <w:rFonts w:ascii="Times New Roman" w:eastAsia="Times New Roman" w:hAnsi="Times New Roman" w:cs="Times New Roman"/>
@@ -17764,7 +17986,7 @@
         <w:pStyle w:val="Heading3"/>
         <w:spacing w:before="240" w:after="120"/>
       </w:pPr>
-      <w:bookmarkStart w:id="33" w:name="_Toc240751765"/>
+      <w:bookmarkStart w:id="33" w:name="_Toc240753452"/>
       <w:r>
         <w:rPr>
           <w:rFonts w:ascii="Times New Roman" w:eastAsia="Times New Roman" w:hAnsi="Times New Roman" w:cs="Times New Roman"/>
@@ -17802,7 +18024,7 @@
         <w:pStyle w:val="Heading3"/>
         <w:spacing w:before="240" w:after="120"/>
       </w:pPr>
-      <w:bookmarkStart w:id="34" w:name="_Toc240751766"/>
+      <w:bookmarkStart w:id="34" w:name="_Toc240753453"/>
       <w:r>
         <w:rPr>
           <w:rFonts w:ascii="Times New Roman" w:eastAsia="Times New Roman" w:hAnsi="Times New Roman" w:cs="Times New Roman"/>
@@ -17927,7 +18149,7 @@
         <w:pStyle w:val="Heading2"/>
         <w:spacing w:before="240" w:after="120"/>
       </w:pPr>
-      <w:bookmarkStart w:id="35" w:name="_Toc240751767"/>
+      <w:bookmarkStart w:id="35" w:name="_Toc240753454"/>
       <w:r>
         <w:rPr>
           <w:rFonts w:ascii="Times New Roman" w:eastAsia="Times New Roman" w:hAnsi="Times New Roman" w:cs="Times New Roman"/>
@@ -17941,7 +18163,7 @@
         <w:pStyle w:val="Heading3"/>
         <w:spacing w:before="240" w:after="120"/>
       </w:pPr>
-      <w:bookmarkStart w:id="36" w:name="_Toc240751768"/>
+      <w:bookmarkStart w:id="36" w:name="_Toc240753455"/>
       <w:r>
         <w:rPr>
           <w:rFonts w:ascii="Times New Roman" w:eastAsia="Times New Roman" w:hAnsi="Times New Roman" w:cs="Times New Roman"/>
@@ -18001,7 +18223,7 @@
         <w:pStyle w:val="Heading3"/>
         <w:spacing w:before="240" w:after="120"/>
       </w:pPr>
-      <w:bookmarkStart w:id="37" w:name="_Toc240751769"/>
+      <w:bookmarkStart w:id="37" w:name="_Toc240753456"/>
       <w:r>
         <w:rPr>
           <w:rFonts w:ascii="Times New Roman" w:eastAsia="Times New Roman" w:hAnsi="Times New Roman" w:cs="Times New Roman"/>
@@ -18069,7 +18291,7 @@
         <w:pStyle w:val="Heading2"/>
         <w:spacing w:before="240" w:after="120"/>
       </w:pPr>
-      <w:bookmarkStart w:id="38" w:name="_Toc240751770"/>
+      <w:bookmarkStart w:id="38" w:name="_Toc240753457"/>
       <w:r>
         <w:rPr>
           <w:rFonts w:ascii="Times New Roman" w:eastAsia="Times New Roman" w:hAnsi="Times New Roman" w:cs="Times New Roman"/>
@@ -18083,7 +18305,7 @@
         <w:pStyle w:val="Heading3"/>
         <w:spacing w:before="240" w:after="120"/>
       </w:pPr>
-      <w:bookmarkStart w:id="39" w:name="_Toc240751771"/>
+      <w:bookmarkStart w:id="39" w:name="_Toc240753458"/>
       <w:r>
         <w:rPr>
           <w:rFonts w:ascii="Times New Roman" w:eastAsia="Times New Roman" w:hAnsi="Times New Roman" w:cs="Times New Roman"/>
@@ -18132,7 +18354,7 @@
         <w:pStyle w:val="Heading3"/>
         <w:spacing w:before="240" w:after="120"/>
       </w:pPr>
-      <w:bookmarkStart w:id="40" w:name="_Toc240751772"/>
+      <w:bookmarkStart w:id="40" w:name="_Toc240753459"/>
       <w:r>
         <w:rPr>
           <w:rFonts w:ascii="Times New Roman" w:eastAsia="Times New Roman" w:hAnsi="Times New Roman" w:cs="Times New Roman"/>
@@ -18188,7 +18410,7 @@
         <w:keepLines/>
         <w:spacing w:before="160" w:after="80"/>
       </w:pPr>
-      <w:bookmarkStart w:id="41" w:name="_Toc240751896"/>
+      <w:bookmarkStart w:id="41" w:name="_Toc240753586"/>
       <w:r>
         <w:rPr>
           <w:rFonts w:eastAsia="Times New Roman" w:cs="Times New Roman"/>
@@ -18515,7 +18737,7 @@
         <w:pStyle w:val="Heading3"/>
         <w:spacing w:before="240" w:after="120"/>
       </w:pPr>
-      <w:bookmarkStart w:id="42" w:name="_Toc240751773"/>
+      <w:bookmarkStart w:id="42" w:name="_Toc240753460"/>
       <w:r>
         <w:rPr>
           <w:rFonts w:ascii="Times New Roman" w:eastAsia="Times New Roman" w:hAnsi="Times New Roman" w:cs="Times New Roman"/>
@@ -18690,7 +18912,7 @@
         <w:pStyle w:val="Heading2"/>
         <w:spacing w:before="240" w:after="120"/>
       </w:pPr>
-      <w:bookmarkStart w:id="43" w:name="_Toc240751774"/>
+      <w:bookmarkStart w:id="43" w:name="_Toc240753461"/>
       <w:r>
         <w:rPr>
           <w:rFonts w:ascii="Times New Roman" w:eastAsia="Times New Roman" w:hAnsi="Times New Roman" w:cs="Times New Roman"/>
@@ -18881,7 +19103,7 @@
         <w:pageBreakBefore/>
         <w:spacing w:before="280" w:after="120"/>
       </w:pPr>
-      <w:bookmarkStart w:id="44" w:name="_Toc240751775"/>
+      <w:bookmarkStart w:id="44" w:name="_Toc240753462"/>
       <w:r>
         <w:rPr>
           <w:rFonts w:ascii="Times New Roman" w:eastAsia="Times New Roman" w:hAnsi="Times New Roman" w:cs="Times New Roman"/>
@@ -18896,7 +19118,7 @@
         <w:pStyle w:val="Heading2"/>
         <w:spacing w:before="240" w:after="120"/>
       </w:pPr>
-      <w:bookmarkStart w:id="45" w:name="_Toc240751776"/>
+      <w:bookmarkStart w:id="45" w:name="_Toc240753463"/>
       <w:r>
         <w:rPr>
           <w:rFonts w:ascii="Times New Roman" w:eastAsia="Times New Roman" w:hAnsi="Times New Roman" w:cs="Times New Roman"/>
@@ -18934,7 +19156,7 @@
         <w:keepLines/>
         <w:spacing w:before="160" w:after="80"/>
       </w:pPr>
-      <w:bookmarkStart w:id="46" w:name="_Toc240751897"/>
+      <w:bookmarkStart w:id="46" w:name="_Toc240753587"/>
       <w:r>
         <w:rPr>
           <w:rFonts w:eastAsia="Times New Roman" w:cs="Times New Roman"/>
@@ -19448,7 +19670,7 @@
         <w:pStyle w:val="Heading2"/>
         <w:spacing w:before="240" w:after="120"/>
       </w:pPr>
-      <w:bookmarkStart w:id="47" w:name="_Toc240751777"/>
+      <w:bookmarkStart w:id="47" w:name="_Toc240753464"/>
       <w:r>
         <w:rPr>
           <w:rFonts w:ascii="Times New Roman" w:eastAsia="Times New Roman" w:hAnsi="Times New Roman" w:cs="Times New Roman"/>
@@ -19525,7 +19747,7 @@
         <w:pStyle w:val="Heading2"/>
         <w:spacing w:before="240" w:after="120"/>
       </w:pPr>
-      <w:bookmarkStart w:id="48" w:name="_Toc240751778"/>
+      <w:bookmarkStart w:id="48" w:name="_Toc240753465"/>
       <w:r>
         <w:rPr>
           <w:rFonts w:ascii="Times New Roman" w:eastAsia="Times New Roman" w:hAnsi="Times New Roman" w:cs="Times New Roman"/>
@@ -19610,7 +19832,7 @@
         <w:pStyle w:val="Heading2"/>
         <w:spacing w:before="240" w:after="120"/>
       </w:pPr>
-      <w:bookmarkStart w:id="49" w:name="_Toc240751779"/>
+      <w:bookmarkStart w:id="49" w:name="_Toc240753466"/>
       <w:r>
         <w:rPr>
           <w:rFonts w:ascii="Times New Roman" w:eastAsia="Times New Roman" w:hAnsi="Times New Roman" w:cs="Times New Roman"/>
@@ -19717,7 +19939,7 @@
         <w:pStyle w:val="Heading2"/>
         <w:spacing w:before="240" w:after="120"/>
       </w:pPr>
-      <w:bookmarkStart w:id="50" w:name="_Toc240751780"/>
+      <w:bookmarkStart w:id="50" w:name="_Toc240753467"/>
       <w:r>
         <w:rPr>
           <w:rFonts w:ascii="Times New Roman" w:eastAsia="Times New Roman" w:hAnsi="Times New Roman" w:cs="Times New Roman"/>
@@ -19731,7 +19953,7 @@
         <w:pStyle w:val="Heading3"/>
         <w:spacing w:before="240" w:after="120"/>
       </w:pPr>
-      <w:bookmarkStart w:id="51" w:name="_Toc240751781"/>
+      <w:bookmarkStart w:id="51" w:name="_Toc240753468"/>
       <w:r>
         <w:rPr>
           <w:rFonts w:ascii="Times New Roman" w:eastAsia="Times New Roman" w:hAnsi="Times New Roman" w:cs="Times New Roman"/>
@@ -19779,7 +20001,7 @@
         <w:pStyle w:val="Heading3"/>
         <w:spacing w:before="240" w:after="120"/>
       </w:pPr>
-      <w:bookmarkStart w:id="52" w:name="_Toc240751782"/>
+      <w:bookmarkStart w:id="52" w:name="_Toc240753469"/>
       <w:r>
         <w:rPr>
           <w:rFonts w:ascii="Times New Roman" w:eastAsia="Times New Roman" w:hAnsi="Times New Roman" w:cs="Times New Roman"/>
@@ -19834,7 +20056,7 @@
         </w:rPr>
         <w:lastRenderedPageBreak/>
         <w:drawing>
-          <wp:inline distT="0" distB="0" distL="0" distR="0" wp14:anchorId="1006C350" wp14:editId="6E7F7FD1">
+          <wp:inline distT="0" distB="0" distL="0" distR="0" wp14:anchorId="3AFEE7DB" wp14:editId="60119B57">
             <wp:extent cx="5394960" cy="4610239"/>
             <wp:effectExtent l="0" t="0" r="0" b="0"/>
             <wp:docPr id="1" name="Picture 1"/>
@@ -19876,7 +20098,7 @@
         <w:keepLines/>
         <w:spacing w:before="80" w:after="200"/>
       </w:pPr>
-      <w:bookmarkStart w:id="53" w:name="_Toc240751886"/>
+      <w:bookmarkStart w:id="53" w:name="_Toc240753573"/>
       <w:r>
         <w:rPr>
           <w:rFonts w:eastAsia="Times New Roman" w:cs="Times New Roman"/>
@@ -19901,7 +20123,7 @@
         <w:pStyle w:val="Heading3"/>
         <w:spacing w:before="240" w:after="120"/>
       </w:pPr>
-      <w:bookmarkStart w:id="54" w:name="_Toc240751783"/>
+      <w:bookmarkStart w:id="54" w:name="_Toc240753470"/>
       <w:r>
         <w:rPr>
           <w:rFonts w:ascii="Times New Roman" w:eastAsia="Times New Roman" w:hAnsi="Times New Roman" w:cs="Times New Roman"/>
@@ -19991,7 +20213,7 @@
         <w:pStyle w:val="Heading3"/>
         <w:spacing w:before="240" w:after="120"/>
       </w:pPr>
-      <w:bookmarkStart w:id="55" w:name="_Toc240751784"/>
+      <w:bookmarkStart w:id="55" w:name="_Toc240753471"/>
       <w:r>
         <w:rPr>
           <w:rFonts w:ascii="Times New Roman" w:eastAsia="Times New Roman" w:hAnsi="Times New Roman" w:cs="Times New Roman"/>
@@ -20017,7 +20239,7 @@
         <w:pStyle w:val="Heading2"/>
         <w:spacing w:before="240" w:after="120"/>
       </w:pPr>
-      <w:bookmarkStart w:id="56" w:name="_Toc240751785"/>
+      <w:bookmarkStart w:id="56" w:name="_Toc240753472"/>
       <w:r>
         <w:rPr>
           <w:rFonts w:ascii="Times New Roman" w:eastAsia="Times New Roman" w:hAnsi="Times New Roman" w:cs="Times New Roman"/>
@@ -20031,7 +20253,7 @@
         <w:pStyle w:val="Heading3"/>
         <w:spacing w:before="240" w:after="120"/>
       </w:pPr>
-      <w:bookmarkStart w:id="57" w:name="_Toc240751786"/>
+      <w:bookmarkStart w:id="57" w:name="_Toc240753473"/>
       <w:r>
         <w:rPr>
           <w:rFonts w:ascii="Times New Roman" w:eastAsia="Times New Roman" w:hAnsi="Times New Roman" w:cs="Times New Roman"/>
@@ -20081,7 +20303,7 @@
         <w:pStyle w:val="Heading3"/>
         <w:spacing w:before="240" w:after="120"/>
       </w:pPr>
-      <w:bookmarkStart w:id="58" w:name="_Toc240751787"/>
+      <w:bookmarkStart w:id="58" w:name="_Toc240753474"/>
       <w:r>
         <w:rPr>
           <w:rFonts w:ascii="Times New Roman" w:eastAsia="Times New Roman" w:hAnsi="Times New Roman" w:cs="Times New Roman"/>
@@ -20197,7 +20419,7 @@
         <w:pStyle w:val="Heading3"/>
         <w:spacing w:before="240" w:after="120"/>
       </w:pPr>
-      <w:bookmarkStart w:id="59" w:name="_Toc240751788"/>
+      <w:bookmarkStart w:id="59" w:name="_Toc240753475"/>
       <w:r>
         <w:rPr>
           <w:rFonts w:ascii="Times New Roman" w:eastAsia="Times New Roman" w:hAnsi="Times New Roman" w:cs="Times New Roman"/>
@@ -20223,7 +20445,7 @@
         <w:pStyle w:val="Heading2"/>
         <w:spacing w:before="240" w:after="120"/>
       </w:pPr>
-      <w:bookmarkStart w:id="60" w:name="_Toc240751789"/>
+      <w:bookmarkStart w:id="60" w:name="_Toc240753476"/>
       <w:r>
         <w:rPr>
           <w:rFonts w:ascii="Times New Roman" w:eastAsia="Times New Roman" w:hAnsi="Times New Roman" w:cs="Times New Roman"/>
@@ -20316,7 +20538,7 @@
         <w:pStyle w:val="Heading2"/>
         <w:spacing w:before="240" w:after="120"/>
       </w:pPr>
-      <w:bookmarkStart w:id="61" w:name="_Toc240751790"/>
+      <w:bookmarkStart w:id="61" w:name="_Toc240753477"/>
       <w:r>
         <w:rPr>
           <w:rFonts w:ascii="Times New Roman" w:eastAsia="Times New Roman" w:hAnsi="Times New Roman" w:cs="Times New Roman"/>
@@ -20394,7 +20616,7 @@
         <w:pStyle w:val="Heading2"/>
         <w:spacing w:before="240" w:after="120"/>
       </w:pPr>
-      <w:bookmarkStart w:id="62" w:name="_Toc240751791"/>
+      <w:bookmarkStart w:id="62" w:name="_Toc240753478"/>
       <w:r>
         <w:rPr>
           <w:rFonts w:ascii="Times New Roman" w:eastAsia="Times New Roman" w:hAnsi="Times New Roman" w:cs="Times New Roman"/>
@@ -20437,7 +20659,7 @@
         <w:pStyle w:val="Heading2"/>
         <w:spacing w:before="240" w:after="120"/>
       </w:pPr>
-      <w:bookmarkStart w:id="63" w:name="_Toc240751792"/>
+      <w:bookmarkStart w:id="63" w:name="_Toc240753479"/>
       <w:r>
         <w:rPr>
           <w:rFonts w:ascii="Times New Roman" w:eastAsia="Times New Roman" w:hAnsi="Times New Roman" w:cs="Times New Roman"/>
@@ -20451,7 +20673,7 @@
         <w:pStyle w:val="Heading3"/>
         <w:spacing w:before="240" w:after="120"/>
       </w:pPr>
-      <w:bookmarkStart w:id="64" w:name="_Toc240751793"/>
+      <w:bookmarkStart w:id="64" w:name="_Toc240753480"/>
       <w:r>
         <w:rPr>
           <w:rFonts w:ascii="Times New Roman" w:eastAsia="Times New Roman" w:hAnsi="Times New Roman" w:cs="Times New Roman"/>
@@ -20533,7 +20755,7 @@
         <w:pStyle w:val="Heading3"/>
         <w:spacing w:before="240" w:after="120"/>
       </w:pPr>
-      <w:bookmarkStart w:id="65" w:name="_Toc240751794"/>
+      <w:bookmarkStart w:id="65" w:name="_Toc240753481"/>
       <w:r>
         <w:rPr>
           <w:rFonts w:ascii="Times New Roman" w:eastAsia="Times New Roman" w:hAnsi="Times New Roman" w:cs="Times New Roman"/>
@@ -20635,7 +20857,7 @@
         <w:pStyle w:val="Heading2"/>
         <w:spacing w:before="240" w:after="120"/>
       </w:pPr>
-      <w:bookmarkStart w:id="66" w:name="_Toc240751795"/>
+      <w:bookmarkStart w:id="66" w:name="_Toc240753482"/>
       <w:r>
         <w:rPr>
           <w:rFonts w:ascii="Times New Roman" w:eastAsia="Times New Roman" w:hAnsi="Times New Roman" w:cs="Times New Roman"/>
@@ -20649,7 +20871,7 @@
         <w:pStyle w:val="Heading3"/>
         <w:spacing w:before="240" w:after="120"/>
       </w:pPr>
-      <w:bookmarkStart w:id="67" w:name="_Toc240751796"/>
+      <w:bookmarkStart w:id="67" w:name="_Toc240753483"/>
       <w:r>
         <w:rPr>
           <w:rFonts w:ascii="Times New Roman" w:eastAsia="Times New Roman" w:hAnsi="Times New Roman" w:cs="Times New Roman"/>
@@ -20686,7 +20908,7 @@
         <w:pStyle w:val="Heading3"/>
         <w:spacing w:before="240" w:after="120"/>
       </w:pPr>
-      <w:bookmarkStart w:id="68" w:name="_Toc240751797"/>
+      <w:bookmarkStart w:id="68" w:name="_Toc240753484"/>
       <w:r>
         <w:rPr>
           <w:rFonts w:ascii="Times New Roman" w:eastAsia="Times New Roman" w:hAnsi="Times New Roman" w:cs="Times New Roman"/>
@@ -20714,7 +20936,7 @@
         <w:keepLines/>
         <w:spacing w:before="160" w:after="80"/>
       </w:pPr>
-      <w:bookmarkStart w:id="69" w:name="_Toc240751898"/>
+      <w:bookmarkStart w:id="69" w:name="_Toc240753588"/>
       <w:r>
         <w:rPr>
           <w:rFonts w:eastAsia="Times New Roman" w:cs="Times New Roman"/>
@@ -21112,6 +21334,79 @@
         <w:rPr>
           <w:rFonts w:eastAsia="Times New Roman" w:cs="Times New Roman"/>
         </w:rPr>
+        <w:t>Figure 4.2 shows the scale as the officer meets it, in one dimension of a file part-way through entry. Both criterion types appear together: a quantitative one, where twelve years of sponsor experience maps to 85, and four qualitative ones on the five-point scale, where Good maps to 75. Two criteria are unassessed, and their scores read as a dash. The dimension scores 78.7 at 50% assessed, computed over what has been entered and not over what has not.</w:t>
+      </w:r>
+    </w:p>
+    <w:p>
+      <w:pPr>
+        <w:keepNext/>
+        <w:spacing w:before="200" w:after="40"/>
+        <w:jc w:val="center"/>
+      </w:pPr>
+      <w:r>
+        <w:rPr>
+          <w:noProof/>
+        </w:rPr>
+        <w:drawing>
+          <wp:inline distT="0" distB="0" distL="0" distR="0" wp14:anchorId="1E815032" wp14:editId="61EE3DBE">
+            <wp:extent cx="5394960" cy="3569799"/>
+            <wp:effectExtent l="0" t="0" r="0" b="0"/>
+            <wp:docPr id="2" name="Picture 2"/>
+            <wp:cNvGraphicFramePr>
+              <a:graphicFrameLocks xmlns:a="http://schemas.openxmlformats.org/drawingml/2006/main" noChangeAspect="1"/>
+            </wp:cNvGraphicFramePr>
+            <a:graphic xmlns:a="http://schemas.openxmlformats.org/drawingml/2006/main">
+              <a:graphicData uri="http://schemas.openxmlformats.org/drawingml/2006/picture">
+                <pic:pic xmlns:pic="http://schemas.openxmlformats.org/drawingml/2006/picture">
+                  <pic:nvPicPr>
+                    <pic:cNvPr id="0" name="system-appraisal-form.jpg"/>
+                    <pic:cNvPicPr/>
+                  </pic:nvPicPr>
+                  <pic:blipFill>
+                    <a:blip r:embed="rId12"/>
+                    <a:stretch>
+                      <a:fillRect/>
+                    </a:stretch>
+                  </pic:blipFill>
+                  <pic:spPr>
+                    <a:xfrm>
+                      <a:off x="0" y="0"/>
+                      <a:ext cx="5394960" cy="3569799"/>
+                    </a:xfrm>
+                    <a:prstGeom prst="rect">
+                      <a:avLst/>
+                    </a:prstGeom>
+                  </pic:spPr>
+                </pic:pic>
+              </a:graphicData>
+            </a:graphic>
+          </wp:inline>
+        </w:drawing>
+      </w:r>
+    </w:p>
+    <w:p>
+      <w:pPr>
+        <w:pStyle w:val="FigureCaption"/>
+        <w:keepLines/>
+        <w:spacing w:before="80" w:after="200"/>
+      </w:pPr>
+      <w:bookmarkStart w:id="70" w:name="_Toc240753574"/>
+      <w:r>
+        <w:rPr>
+          <w:rFonts w:eastAsia="Times New Roman" w:cs="Times New Roman"/>
+        </w:rPr>
+        <w:t>Figure 4.2: One dimension of an appraisal during entry. Each criterion carries the clause of the People's Bank form it derives from. Quantitative criteria take a value, qualitative criteria a point on the five-point scale, and unassessed criteria show a dash instead of a zero.</w:t>
+      </w:r>
+      <w:bookmarkEnd w:id="70"/>
+    </w:p>
+    <w:p>
+      <w:pPr>
+        <w:jc w:val="both"/>
+      </w:pPr>
+      <w:r>
+        <w:rPr>
+          <w:rFonts w:eastAsia="Times New Roman" w:cs="Times New Roman"/>
+        </w:rPr>
         <w:t>Fuzzy representation is used because appraisal judgements are linguistic and imprecise. An officer writing "management is sound" is not asserting 75.0; the triangular number carries that imprecision explicitly instead of discarding it.</w:t>
       </w:r>
     </w:p>
@@ -21123,6 +21418,7 @@
         <w:rPr>
           <w:rFonts w:eastAsia="Times New Roman" w:cs="Times New Roman"/>
         </w:rPr>
+        <w:lastRenderedPageBreak/>
         <w:t>Quantitative values enter as degenerate triangular fuzzy numbers (TFNs) of the form [</w:t>
       </w:r>
       <w:r>
@@ -21170,7 +21466,7 @@
         <w:pStyle w:val="Heading3"/>
         <w:spacing w:before="240" w:after="120"/>
       </w:pPr>
-      <w:bookmarkStart w:id="70" w:name="_Toc240751798"/>
+      <w:bookmarkStart w:id="71" w:name="_Toc240753485"/>
       <w:r>
         <w:rPr>
           <w:rFonts w:ascii="Times New Roman" w:eastAsia="Times New Roman" w:hAnsi="Times New Roman" w:cs="Times New Roman"/>
@@ -21178,7 +21474,7 @@
         </w:rPr>
         <w:t>4.11.3 Missing criteria</w:t>
       </w:r>
-      <w:bookmarkEnd w:id="70"/>
+      <w:bookmarkEnd w:id="71"/>
     </w:p>
     <w:p>
       <w:pPr>
@@ -21207,7 +21503,7 @@
         <w:pStyle w:val="Heading3"/>
         <w:spacing w:before="240" w:after="120"/>
       </w:pPr>
-      <w:bookmarkStart w:id="71" w:name="_Toc240751799"/>
+      <w:bookmarkStart w:id="72" w:name="_Toc240753486"/>
       <w:r>
         <w:rPr>
           <w:rFonts w:ascii="Times New Roman" w:eastAsia="Times New Roman" w:hAnsi="Times New Roman" w:cs="Times New Roman"/>
@@ -21215,7 +21511,7 @@
         </w:rPr>
         <w:t>4.11.4 Critical criteria</w:t>
       </w:r>
-      <w:bookmarkEnd w:id="71"/>
+      <w:bookmarkEnd w:id="72"/>
     </w:p>
     <w:p>
       <w:pPr>
@@ -21244,14 +21540,14 @@
         <w:pStyle w:val="Heading2"/>
         <w:spacing w:before="240" w:after="120"/>
       </w:pPr>
-      <w:bookmarkStart w:id="72" w:name="_Toc240751800"/>
+      <w:bookmarkStart w:id="73" w:name="_Toc240753487"/>
       <w:r>
         <w:rPr>
           <w:rFonts w:ascii="Times New Roman" w:eastAsia="Times New Roman" w:hAnsi="Times New Roman" w:cs="Times New Roman"/>
         </w:rPr>
         <w:t>4.12 System architecture</w:t>
       </w:r>
-      <w:bookmarkEnd w:id="72"/>
+      <w:bookmarkEnd w:id="73"/>
     </w:p>
     <w:p>
       <w:pPr>
@@ -21271,15 +21567,14 @@
         <w:keepLines/>
         <w:spacing w:before="160" w:after="80"/>
       </w:pPr>
-      <w:bookmarkStart w:id="73" w:name="_Toc240751899"/>
-      <w:r>
-        <w:rPr>
-          <w:rFonts w:eastAsia="Times New Roman" w:cs="Times New Roman"/>
-        </w:rPr>
-        <w:lastRenderedPageBreak/>
+      <w:bookmarkStart w:id="74" w:name="_Toc240753589"/>
+      <w:r>
+        <w:rPr>
+          <w:rFonts w:eastAsia="Times New Roman" w:cs="Times New Roman"/>
+        </w:rPr>
         <w:t>Table 4.3: System architecture by layer, with the reason for each choice</w:t>
       </w:r>
-      <w:bookmarkEnd w:id="73"/>
+      <w:bookmarkEnd w:id="74"/>
     </w:p>
     <w:tbl>
       <w:tblPr>
@@ -21620,6 +21915,7 @@
         <w:rPr>
           <w:rFonts w:eastAsia="Times New Roman" w:cs="Times New Roman"/>
         </w:rPr>
+        <w:lastRenderedPageBreak/>
         <w:t>The scoring engine is implemented twice, TypeScript for the product and Python for the analysis, which is a deliberate risk. Divergence between them would mean the thesis reporting numbers from one implementation while demonstrating a system running the other. Both read the same criteria file, and the arithmetic is verified against shared expectations.</w:t>
       </w:r>
     </w:p>
@@ -21628,7 +21924,7 @@
         <w:pStyle w:val="Heading3"/>
         <w:spacing w:before="240" w:after="120"/>
       </w:pPr>
-      <w:bookmarkStart w:id="74" w:name="_Toc240751801"/>
+      <w:bookmarkStart w:id="75" w:name="_Toc240753488"/>
       <w:r>
         <w:rPr>
           <w:rFonts w:ascii="Times New Roman" w:eastAsia="Times New Roman" w:hAnsi="Times New Roman" w:cs="Times New Roman"/>
@@ -21636,7 +21932,7 @@
         </w:rPr>
         <w:t>4.12.1 Reproducibility of stored appraisals</w:t>
       </w:r>
-      <w:bookmarkEnd w:id="74"/>
+      <w:bookmarkEnd w:id="75"/>
     </w:p>
     <w:p>
       <w:pPr>
@@ -21665,7 +21961,7 @@
         <w:pStyle w:val="Heading3"/>
         <w:spacing w:before="240" w:after="120"/>
       </w:pPr>
-      <w:bookmarkStart w:id="75" w:name="_Toc240751802"/>
+      <w:bookmarkStart w:id="76" w:name="_Toc240753489"/>
       <w:r>
         <w:rPr>
           <w:rFonts w:ascii="Times New Roman" w:eastAsia="Times New Roman" w:hAnsi="Times New Roman" w:cs="Times New Roman"/>
@@ -21673,7 +21969,7 @@
         </w:rPr>
         <w:t>4.12.2 Deployment</w:t>
       </w:r>
-      <w:bookmarkEnd w:id="75"/>
+      <w:bookmarkEnd w:id="76"/>
     </w:p>
     <w:p>
       <w:pPr>
@@ -21694,14 +21990,7 @@
         <w:rPr>
           <w:rFonts w:eastAsia="Times New Roman" w:cs="Times New Roman"/>
         </w:rPr>
-        <w:t xml:space="preserve">Deployment was not a presentation exercise. The elicitation instrument had to reach practitioners who would complete it on a phone, in their own time, from a link in a message, and who would not install anything or create an account to do so. Section 6.1 reports ten </w:t>
-      </w:r>
-      <w:r>
-        <w:rPr>
-          <w:rFonts w:eastAsia="Times New Roman" w:cs="Times New Roman"/>
-        </w:rPr>
-        <w:lastRenderedPageBreak/>
-        <w:t>completed responses; a locally-hosted instrument would have obtained none of them. The deployment is therefore part of the method, and it is what made the answer to RQ2 possible.</w:t>
+        <w:t>Deployment was not a presentation exercise. The elicitation instrument had to reach practitioners who would complete it on a phone, in their own time, from a link in a message, and who would not install anything or create an account to do so. Section 6.1 reports ten completed responses; a locally-hosted instrument would have obtained none of them. The deployment is therefore part of the method, and it is what made the answer to RQ2 possible.</w:t>
       </w:r>
     </w:p>
     <w:p>
@@ -21720,14 +22009,15 @@
         <w:pStyle w:val="Heading2"/>
         <w:spacing w:before="240" w:after="120"/>
       </w:pPr>
-      <w:bookmarkStart w:id="76" w:name="_Toc240751803"/>
+      <w:bookmarkStart w:id="77" w:name="_Toc240753490"/>
       <w:r>
         <w:rPr>
           <w:rFonts w:ascii="Times New Roman" w:eastAsia="Times New Roman" w:hAnsi="Times New Roman" w:cs="Times New Roman"/>
         </w:rPr>
+        <w:lastRenderedPageBreak/>
         <w:t>4.13 Access control and the integrity of the audit trail</w:t>
       </w:r>
-      <w:bookmarkEnd w:id="76"/>
+      <w:bookmarkEnd w:id="77"/>
     </w:p>
     <w:p>
       <w:pPr>
@@ -21782,14 +22072,14 @@
         <w:keepLines/>
         <w:spacing w:before="160" w:after="80"/>
       </w:pPr>
-      <w:bookmarkStart w:id="77" w:name="_Toc240751900"/>
+      <w:bookmarkStart w:id="78" w:name="_Toc240753590"/>
       <w:r>
         <w:rPr>
           <w:rFonts w:eastAsia="Times New Roman" w:cs="Times New Roman"/>
         </w:rPr>
         <w:t>Table 4.4: Application roles and permitted actions, against clause 7 of the form</w:t>
       </w:r>
-      <w:bookmarkEnd w:id="77"/>
+      <w:bookmarkEnd w:id="78"/>
     </w:p>
     <w:tbl>
       <w:tblPr>
@@ -22039,7 +22329,7 @@
         <w:rPr>
           <w:rFonts w:eastAsia="Times New Roman" w:cs="Times New Roman"/>
         </w:rPr>
-        <w:t>Figure 4.2 shows the sign-in screen. It states on its face that the weighting study needs no account, so a practitioner who follows the study link and lands here by accident is not left thinking they must register to take part.</w:t>
+        <w:t>Figure 4.3 shows the sign-in screen. It states on its face that the weighting study needs no account, so a practitioner who follows the study link and lands here by accident is not left thinking they must register to take part.</w:t>
       </w:r>
     </w:p>
     <w:p>
@@ -22054,10 +22344,10 @@
         </w:rPr>
         <w:lastRenderedPageBreak/>
         <w:drawing>
-          <wp:inline distT="0" distB="0" distL="0" distR="0" wp14:anchorId="2C577820" wp14:editId="32A83F90">
+          <wp:inline distT="0" distB="0" distL="0" distR="0" wp14:anchorId="0BC388FA" wp14:editId="676AA853">
             <wp:extent cx="5394960" cy="2746525"/>
             <wp:effectExtent l="0" t="0" r="0" b="0"/>
-            <wp:docPr id="2" name="Picture 2"/>
+            <wp:docPr id="3" name="Picture 3"/>
             <wp:cNvGraphicFramePr>
               <a:graphicFrameLocks xmlns:a="http://schemas.openxmlformats.org/drawingml/2006/main" noChangeAspect="1"/>
             </wp:cNvGraphicFramePr>
@@ -22069,7 +22359,7 @@
                     <pic:cNvPicPr/>
                   </pic:nvPicPr>
                   <pic:blipFill>
-                    <a:blip r:embed="rId12"/>
+                    <a:blip r:embed="rId13"/>
                     <a:stretch>
                       <a:fillRect/>
                     </a:stretch>
@@ -22096,14 +22386,14 @@
         <w:keepLines/>
         <w:spacing w:before="80" w:after="200"/>
       </w:pPr>
-      <w:bookmarkStart w:id="78" w:name="_Toc240751887"/>
-      <w:r>
-        <w:rPr>
-          <w:rFonts w:eastAsia="Times New Roman" w:cs="Times New Roman"/>
-        </w:rPr>
-        <w:t>Figure 4.2: The sign-in screen. Appraisal records are restricted; the screen states that the criterion weighting study is not, so a practitioner arriving by mistake is told immediately that no account is needed.</w:t>
-      </w:r>
-      <w:bookmarkEnd w:id="78"/>
+      <w:bookmarkStart w:id="79" w:name="_Toc240753575"/>
+      <w:r>
+        <w:rPr>
+          <w:rFonts w:eastAsia="Times New Roman" w:cs="Times New Roman"/>
+        </w:rPr>
+        <w:t>Figure 4.3: The sign-in screen. Appraisal records are restricted; the screen states that the criterion weighting study is not, so a practitioner arriving by mistake is told immediately that no account is needed.</w:t>
+      </w:r>
+      <w:bookmarkEnd w:id="79"/>
     </w:p>
     <w:p>
       <w:pPr>
@@ -22128,7 +22418,7 @@
         <w:pStyle w:val="Heading3"/>
         <w:spacing w:before="240" w:after="120"/>
       </w:pPr>
-      <w:bookmarkStart w:id="79" w:name="_Toc240751804"/>
+      <w:bookmarkStart w:id="80" w:name="_Toc240753491"/>
       <w:r>
         <w:rPr>
           <w:rFonts w:ascii="Times New Roman" w:eastAsia="Times New Roman" w:hAnsi="Times New Roman" w:cs="Times New Roman"/>
@@ -22136,7 +22426,7 @@
         </w:rPr>
         <w:t>4.13.1 What this is not</w:t>
       </w:r>
-      <w:bookmarkEnd w:id="79"/>
+      <w:bookmarkEnd w:id="80"/>
     </w:p>
     <w:p>
       <w:pPr>
@@ -22161,7 +22451,7 @@
         <w:pageBreakBefore/>
         <w:spacing w:before="280" w:after="120"/>
       </w:pPr>
-      <w:bookmarkStart w:id="80" w:name="_Toc240751805"/>
+      <w:bookmarkStart w:id="81" w:name="_Toc240753492"/>
       <w:r>
         <w:rPr>
           <w:rFonts w:ascii="Times New Roman" w:eastAsia="Times New Roman" w:hAnsi="Times New Roman" w:cs="Times New Roman"/>
@@ -22169,21 +22459,21 @@
         <w:lastRenderedPageBreak/>
         <w:t>5 RESULTS</w:t>
       </w:r>
-      <w:bookmarkEnd w:id="80"/>
+      <w:bookmarkEnd w:id="81"/>
     </w:p>
     <w:p>
       <w:pPr>
         <w:pStyle w:val="Heading2"/>
         <w:spacing w:before="240" w:after="120"/>
       </w:pPr>
-      <w:bookmarkStart w:id="81" w:name="_Toc240751806"/>
+      <w:bookmarkStart w:id="82" w:name="_Toc240753493"/>
       <w:r>
         <w:rPr>
           <w:rFonts w:ascii="Times New Roman" w:eastAsia="Times New Roman" w:hAnsi="Times New Roman" w:cs="Times New Roman"/>
         </w:rPr>
         <w:t>5.1 Result</w:t>
       </w:r>
-      <w:bookmarkEnd w:id="81"/>
+      <w:bookmarkEnd w:id="82"/>
     </w:p>
     <w:p>
       <w:pPr>
@@ -22203,14 +22493,14 @@
         <w:keepLines/>
         <w:spacing w:before="160" w:after="80"/>
       </w:pPr>
-      <w:bookmarkStart w:id="82" w:name="_Toc240751901"/>
+      <w:bookmarkStart w:id="83" w:name="_Toc240753591"/>
       <w:r>
         <w:rPr>
           <w:rFonts w:eastAsia="Times New Roman" w:cs="Times New Roman"/>
         </w:rPr>
         <w:t>Table 5.1: Criterion counts and source clauses by dimension</w:t>
       </w:r>
-      <w:bookmarkEnd w:id="82"/>
+      <w:bookmarkEnd w:id="83"/>
     </w:p>
     <w:tbl>
       <w:tblPr>
@@ -22918,21 +23208,21 @@
         <w:pStyle w:val="Heading2"/>
         <w:spacing w:before="240" w:after="120"/>
       </w:pPr>
-      <w:bookmarkStart w:id="83" w:name="_Toc240751807"/>
+      <w:bookmarkStart w:id="84" w:name="_Toc240753494"/>
       <w:r>
         <w:rPr>
           <w:rFonts w:ascii="Times New Roman" w:eastAsia="Times New Roman" w:hAnsi="Times New Roman" w:cs="Times New Roman"/>
         </w:rPr>
         <w:t>5.2 The dual-objective structure</w:t>
       </w:r>
-      <w:bookmarkEnd w:id="83"/>
+      <w:bookmarkEnd w:id="84"/>
     </w:p>
     <w:p>
       <w:pPr>
         <w:pStyle w:val="Heading3"/>
         <w:spacing w:before="240" w:after="120"/>
       </w:pPr>
-      <w:bookmarkStart w:id="84" w:name="_Toc240751808"/>
+      <w:bookmarkStart w:id="85" w:name="_Toc240753495"/>
       <w:r>
         <w:rPr>
           <w:rFonts w:ascii="Times New Roman" w:eastAsia="Times New Roman" w:hAnsi="Times New Roman" w:cs="Times New Roman"/>
@@ -22940,7 +23230,7 @@
         </w:rPr>
         <w:t>5.2.1 Rationale</w:t>
       </w:r>
-      <w:bookmarkEnd w:id="84"/>
+      <w:bookmarkEnd w:id="85"/>
     </w:p>
     <w:p>
       <w:pPr>
@@ -23000,7 +23290,7 @@
         <w:pStyle w:val="Heading3"/>
         <w:spacing w:before="240" w:after="120"/>
       </w:pPr>
-      <w:bookmarkStart w:id="85" w:name="_Toc240751809"/>
+      <w:bookmarkStart w:id="86" w:name="_Toc240753496"/>
       <w:r>
         <w:rPr>
           <w:rFonts w:ascii="Times New Roman" w:eastAsia="Times New Roman" w:hAnsi="Times New Roman" w:cs="Times New Roman"/>
@@ -23008,7 +23298,7 @@
         </w:rPr>
         <w:t>5.2.2 Design decision</w:t>
       </w:r>
-      <w:bookmarkEnd w:id="85"/>
+      <w:bookmarkEnd w:id="86"/>
     </w:p>
     <w:p>
       <w:pPr>
@@ -23059,21 +23349,21 @@
         <w:pStyle w:val="Heading2"/>
         <w:spacing w:before="240" w:after="120"/>
       </w:pPr>
-      <w:bookmarkStart w:id="86" w:name="_Toc240751810"/>
+      <w:bookmarkStart w:id="87" w:name="_Toc240753497"/>
       <w:r>
         <w:rPr>
           <w:rFonts w:ascii="Times New Roman" w:eastAsia="Times New Roman" w:hAnsi="Times New Roman" w:cs="Times New Roman"/>
         </w:rPr>
         <w:t>5.3 The completeness gate</w:t>
       </w:r>
-      <w:bookmarkEnd w:id="86"/>
+      <w:bookmarkEnd w:id="87"/>
     </w:p>
     <w:p>
       <w:pPr>
         <w:pStyle w:val="Heading3"/>
         <w:spacing w:before="240" w:after="120"/>
       </w:pPr>
-      <w:bookmarkStart w:id="87" w:name="_Toc240751811"/>
+      <w:bookmarkStart w:id="88" w:name="_Toc240753498"/>
       <w:r>
         <w:rPr>
           <w:rFonts w:ascii="Times New Roman" w:eastAsia="Times New Roman" w:hAnsi="Times New Roman" w:cs="Times New Roman"/>
@@ -23081,7 +23371,7 @@
         </w:rPr>
         <w:t>5.3.1 A problem found by testing</w:t>
       </w:r>
-      <w:bookmarkEnd w:id="87"/>
+      <w:bookmarkEnd w:id="88"/>
     </w:p>
     <w:p>
       <w:pPr>
@@ -23129,7 +23419,7 @@
         <w:pStyle w:val="Heading3"/>
         <w:spacing w:before="240" w:after="120"/>
       </w:pPr>
-      <w:bookmarkStart w:id="88" w:name="_Toc240751812"/>
+      <w:bookmarkStart w:id="89" w:name="_Toc240753499"/>
       <w:r>
         <w:rPr>
           <w:rFonts w:ascii="Times New Roman" w:eastAsia="Times New Roman" w:hAnsi="Times New Roman" w:cs="Times New Roman"/>
@@ -23137,7 +23427,7 @@
         </w:rPr>
         <w:t>5.3.2 Response</w:t>
       </w:r>
-      <w:bookmarkEnd w:id="88"/>
+      <w:bookmarkEnd w:id="89"/>
     </w:p>
     <w:p>
       <w:pPr>
@@ -23162,6 +23452,80 @@
         </w:rPr>
         <w:t xml:space="preserve"> flag and a list of outstanding criteria, and the interface tells the officer what is missing instead of offering a number to sign against.</w:t>
       </w:r>
+    </w:p>
+    <w:p>
+      <w:pPr>
+        <w:jc w:val="both"/>
+      </w:pPr>
+      <w:r>
+        <w:rPr>
+          <w:rFonts w:eastAsia="Times New Roman" w:cs="Times New Roman"/>
+        </w:rPr>
+        <w:t>Figure 5.1 shows the gate holding. Credit risk stands at 78.7, which on a complete file would be a comfortable Band B, and the system declines to say so: 7% of the objective has been assessed against the 60% required. The number is still shown, because hiding it would be its own kind of dishonesty, but no band and no recommendation accompany it.</w:t>
+      </w:r>
+    </w:p>
+    <w:p>
+      <w:pPr>
+        <w:keepNext/>
+        <w:spacing w:before="200" w:after="40"/>
+        <w:jc w:val="center"/>
+      </w:pPr>
+      <w:r>
+        <w:rPr>
+          <w:noProof/>
+        </w:rPr>
+        <w:lastRenderedPageBreak/>
+        <w:drawing>
+          <wp:inline distT="0" distB="0" distL="0" distR="0" wp14:anchorId="01C85943" wp14:editId="7E152266">
+            <wp:extent cx="5394960" cy="5019789"/>
+            <wp:effectExtent l="0" t="0" r="0" b="0"/>
+            <wp:docPr id="4" name="Picture 4"/>
+            <wp:cNvGraphicFramePr>
+              <a:graphicFrameLocks xmlns:a="http://schemas.openxmlformats.org/drawingml/2006/main" noChangeAspect="1"/>
+            </wp:cNvGraphicFramePr>
+            <a:graphic xmlns:a="http://schemas.openxmlformats.org/drawingml/2006/main">
+              <a:graphicData uri="http://schemas.openxmlformats.org/drawingml/2006/picture">
+                <pic:pic xmlns:pic="http://schemas.openxmlformats.org/drawingml/2006/picture">
+                  <pic:nvPicPr>
+                    <pic:cNvPr id="0" name="system-completeness-gate.jpg"/>
+                    <pic:cNvPicPr/>
+                  </pic:nvPicPr>
+                  <pic:blipFill>
+                    <a:blip r:embed="rId14"/>
+                    <a:stretch>
+                      <a:fillRect/>
+                    </a:stretch>
+                  </pic:blipFill>
+                  <pic:spPr>
+                    <a:xfrm>
+                      <a:off x="0" y="0"/>
+                      <a:ext cx="5394960" cy="5019789"/>
+                    </a:xfrm>
+                    <a:prstGeom prst="rect">
+                      <a:avLst/>
+                    </a:prstGeom>
+                  </pic:spPr>
+                </pic:pic>
+              </a:graphicData>
+            </a:graphic>
+          </wp:inline>
+        </w:drawing>
+      </w:r>
+    </w:p>
+    <w:p>
+      <w:pPr>
+        <w:pStyle w:val="FigureCaption"/>
+        <w:keepLines/>
+        <w:spacing w:before="80" w:after="200"/>
+      </w:pPr>
+      <w:bookmarkStart w:id="90" w:name="_Toc240753576"/>
+      <w:r>
+        <w:rPr>
+          <w:rFonts w:eastAsia="Times New Roman" w:cs="Times New Roman"/>
+        </w:rPr>
+        <w:t>Figure 5.1: The completeness gate refusing to recommend. A credit-risk score of 78.7 is displayed, and withheld from banding, because only 7% of the objective has been assessed.</w:t>
+      </w:r>
+      <w:bookmarkEnd w:id="90"/>
     </w:p>
     <w:p>
       <w:pPr>
@@ -23179,14 +23543,14 @@
         <w:pStyle w:val="Heading2"/>
         <w:spacing w:before="240" w:after="120"/>
       </w:pPr>
-      <w:bookmarkStart w:id="89" w:name="_Toc240751813"/>
+      <w:bookmarkStart w:id="91" w:name="_Toc240753500"/>
       <w:r>
         <w:rPr>
           <w:rFonts w:ascii="Times New Roman" w:eastAsia="Times New Roman" w:hAnsi="Times New Roman" w:cs="Times New Roman"/>
         </w:rPr>
         <w:t>5.4 Explainability</w:t>
       </w:r>
-      <w:bookmarkEnd w:id="89"/>
+      <w:bookmarkEnd w:id="91"/>
     </w:p>
     <w:p>
       <w:pPr>
@@ -23207,7 +23571,99 @@
         <w:rPr>
           <w:rFonts w:eastAsia="Times New Roman" w:cs="Times New Roman"/>
         </w:rPr>
-        <w:t>The interface presents, for each dimension: its score, its contribution to the objective, its completeness, and a table of constituent criteria showing raw value, derived score and contribution, each labelled with its source clause. An officer can therefore trace any recommendation from the headline score down to the clause of the bank's own form that produced it.</w:t>
+        <w:t>The interface presents, for each dimension: its score, its contribution to the objective, its completeness, and a table of constituent criteria showing raw value, derived score and contribution, each labelled with its source clause. An officer can therefore trace any rec</w:t>
+      </w:r>
+      <w:r>
+        <w:rPr>
+          <w:rFonts w:eastAsia="Times New Roman" w:cs="Times New Roman"/>
+        </w:rPr>
+        <w:lastRenderedPageBreak/>
+        <w:t>ommendation from the headline score down to the clause of the bank's own form that produced it.</w:t>
+      </w:r>
+    </w:p>
+    <w:p>
+      <w:pPr>
+        <w:jc w:val="both"/>
+      </w:pPr>
+      <w:r>
+        <w:rPr>
+          <w:rFonts w:eastAsia="Times New Roman" w:cs="Times New Roman"/>
+        </w:rPr>
+        <w:t>Figure 5.2 shows a completed appraisal. The two objectives are reported side by side and are never added together: the same facility scores 68.0 on credit risk, which bands B and carries a recommendation with conditions, and 26.0 on development impact, which bands D and carries a recommendation to decline. A single combined figure would have averaged those into a middling number that describes neither.</w:t>
+      </w:r>
+    </w:p>
+    <w:p>
+      <w:pPr>
+        <w:keepNext/>
+        <w:spacing w:before="200" w:after="40"/>
+        <w:jc w:val="center"/>
+      </w:pPr>
+      <w:r>
+        <w:rPr>
+          <w:noProof/>
+        </w:rPr>
+        <w:drawing>
+          <wp:inline distT="0" distB="0" distL="0" distR="0" wp14:anchorId="0BD592B4" wp14:editId="1B69C04F">
+            <wp:extent cx="5394960" cy="5608857"/>
+            <wp:effectExtent l="0" t="0" r="0" b="0"/>
+            <wp:docPr id="5" name="Picture 5"/>
+            <wp:cNvGraphicFramePr>
+              <a:graphicFrameLocks xmlns:a="http://schemas.openxmlformats.org/drawingml/2006/main" noChangeAspect="1"/>
+            </wp:cNvGraphicFramePr>
+            <a:graphic xmlns:a="http://schemas.openxmlformats.org/drawingml/2006/main">
+              <a:graphicData uri="http://schemas.openxmlformats.org/drawingml/2006/picture">
+                <pic:pic xmlns:pic="http://schemas.openxmlformats.org/drawingml/2006/picture">
+                  <pic:nvPicPr>
+                    <pic:cNvPr id="0" name="system-result.jpg"/>
+                    <pic:cNvPicPr/>
+                  </pic:nvPicPr>
+                  <pic:blipFill>
+                    <a:blip r:embed="rId15"/>
+                    <a:stretch>
+                      <a:fillRect/>
+                    </a:stretch>
+                  </pic:blipFill>
+                  <pic:spPr>
+                    <a:xfrm>
+                      <a:off x="0" y="0"/>
+                      <a:ext cx="5394960" cy="5608857"/>
+                    </a:xfrm>
+                    <a:prstGeom prst="rect">
+                      <a:avLst/>
+                    </a:prstGeom>
+                  </pic:spPr>
+                </pic:pic>
+              </a:graphicData>
+            </a:graphic>
+          </wp:inline>
+        </w:drawing>
+      </w:r>
+    </w:p>
+    <w:p>
+      <w:pPr>
+        <w:pStyle w:val="FigureCaption"/>
+        <w:keepLines/>
+        <w:spacing w:before="80" w:after="200"/>
+      </w:pPr>
+      <w:bookmarkStart w:id="92" w:name="_Toc240753577"/>
+      <w:r>
+        <w:rPr>
+          <w:rFonts w:eastAsia="Times New Roman" w:cs="Times New Roman"/>
+        </w:rPr>
+        <w:t>Figure 5.2: A completed appraisal. The two objectives are scored and banded separately and are never combined. Each dimension's contribution is expressed in points of the objective score, and each criterion shows its entered value, its derived score, its contribution and the clause it comes from.</w:t>
+      </w:r>
+      <w:bookmarkEnd w:id="92"/>
+    </w:p>
+    <w:p>
+      <w:pPr>
+        <w:jc w:val="both"/>
+      </w:pPr>
+      <w:r>
+        <w:rPr>
+          <w:rFonts w:eastAsia="Times New Roman" w:cs="Times New Roman"/>
+        </w:rPr>
+        <w:lastRenderedPageBreak/>
+        <w:t>Beneath the two objective scores, each dimension's contribution is given in points of the objective score, and every criterion shows the value entered, the score it mapped to, and the points it contributed. Borrower and management capacity scores 94.4 and contributes 15.7 points; project viability scores 47.0 and contributes 7.8. The contributions sum to the objective score exactly, so the breakdown accounts for the whole of it and not merely for the part that is convenient to explain.</w:t>
       </w:r>
     </w:p>
     <w:p>
@@ -23215,14 +23671,14 @@
         <w:pStyle w:val="Heading2"/>
         <w:spacing w:before="240" w:after="120"/>
       </w:pPr>
-      <w:bookmarkStart w:id="90" w:name="_Toc240751814"/>
+      <w:bookmarkStart w:id="93" w:name="_Toc240753501"/>
       <w:r>
         <w:rPr>
           <w:rFonts w:ascii="Times New Roman" w:eastAsia="Times New Roman" w:hAnsi="Times New Roman" w:cs="Times New Roman"/>
         </w:rPr>
         <w:t>5.5 Report generation</w:t>
       </w:r>
-      <w:bookmarkEnd w:id="90"/>
+      <w:bookmarkEnd w:id="93"/>
     </w:p>
     <w:p>
       <w:pPr>
@@ -23251,15 +23707,14 @@
         <w:pStyle w:val="Heading2"/>
         <w:spacing w:before="240" w:after="120"/>
       </w:pPr>
-      <w:bookmarkStart w:id="91" w:name="_Toc240751815"/>
+      <w:bookmarkStart w:id="94" w:name="_Toc240753502"/>
       <w:r>
         <w:rPr>
           <w:rFonts w:ascii="Times New Roman" w:eastAsia="Times New Roman" w:hAnsi="Times New Roman" w:cs="Times New Roman"/>
         </w:rPr>
-        <w:lastRenderedPageBreak/>
         <w:t>5.6 Verification</w:t>
       </w:r>
-      <w:bookmarkEnd w:id="91"/>
+      <w:bookmarkEnd w:id="94"/>
     </w:p>
     <w:p>
       <w:pPr>
@@ -23290,14 +23745,14 @@
         <w:keepLines/>
         <w:spacing w:before="160" w:after="80"/>
       </w:pPr>
-      <w:bookmarkStart w:id="92" w:name="_Toc240751902"/>
+      <w:bookmarkStart w:id="95" w:name="_Toc240753592"/>
       <w:r>
         <w:rPr>
           <w:rFonts w:eastAsia="Times New Roman" w:cs="Times New Roman"/>
         </w:rPr>
         <w:t>Table 5.2: Behavioural tests of the scoring engine and their outcomes</w:t>
       </w:r>
-      <w:bookmarkEnd w:id="92"/>
+      <w:bookmarkEnd w:id="95"/>
     </w:p>
     <w:tbl>
       <w:tblPr>
@@ -23692,6 +24147,7 @@
                 <w:rFonts w:eastAsia="Times New Roman" w:cs="Times New Roman"/>
                 <w:sz w:val="22"/>
               </w:rPr>
+              <w:lastRenderedPageBreak/>
               <w:t>Weight status correctly reflects the elicitation state</w:t>
             </w:r>
           </w:p>
@@ -23747,14 +24203,14 @@
         <w:pStyle w:val="Heading2"/>
         <w:spacing w:before="240" w:after="120"/>
       </w:pPr>
-      <w:bookmarkStart w:id="93" w:name="_Toc240751816"/>
+      <w:bookmarkStart w:id="96" w:name="_Toc240753503"/>
       <w:r>
         <w:rPr>
           <w:rFonts w:ascii="Times New Roman" w:eastAsia="Times New Roman" w:hAnsi="Times New Roman" w:cs="Times New Roman"/>
         </w:rPr>
         <w:t>5.7 Status of the weights</w:t>
       </w:r>
-      <w:bookmarkEnd w:id="93"/>
+      <w:bookmarkEnd w:id="96"/>
     </w:p>
     <w:p>
       <w:pPr>
@@ -23775,14 +24231,13 @@
         <w:rPr>
           <w:rFonts w:eastAsia="Times New Roman" w:cs="Times New Roman"/>
         </w:rPr>
-        <w:t xml:space="preserve">The state is machine-enforced rather than merely documented, and that mattered. While elicitation was outstanding the model carried the placeholder state, all criteria equally </w:t>
-      </w:r>
-      <w:r>
-        <w:rPr>
-          <w:rFonts w:eastAsia="Times New Roman" w:cs="Times New Roman"/>
-        </w:rPr>
-        <w:lastRenderedPageBreak/>
-        <w:t>weighted within their level. The synchronisation script warned on every run, the interface displayed a standing notice, and the weight-derivation pipeline refused to mark the model elicited without usable responses. A claim check also fails the build if any chapter still describes the weights as placeholders once the model says otherwise, which is how the stale passages in this chapter were caught when elicitation completed.</w:t>
+        <w:t>The state is machine-enforced rather than merely documented, and that mattered. While elicitation was outstanding the model carried the placeholder state, all criteria equally weighted within their level. The synchronisation script warned on every run, the interface displayed a standing notice, and the weight-derivation pipeline refused to mark the model elicited without usable responses. A claim check also fails the build if any chapter still describes the weights as placeholders once the model says otherw</w:t>
+      </w:r>
+      <w:r>
+        <w:rPr>
+          <w:rFonts w:eastAsia="Times New Roman" w:cs="Times New Roman"/>
+        </w:rPr>
+        <w:t>ise, which is how the stale passages in this chapter were caught when elicitation completed.</w:t>
       </w:r>
     </w:p>
     <w:p>
@@ -23801,14 +24256,14 @@
         <w:pStyle w:val="Heading2"/>
         <w:spacing w:before="240" w:after="120"/>
       </w:pPr>
-      <w:bookmarkStart w:id="94" w:name="_Toc240751817"/>
+      <w:bookmarkStart w:id="97" w:name="_Toc240753504"/>
       <w:r>
         <w:rPr>
           <w:rFonts w:ascii="Times New Roman" w:eastAsia="Times New Roman" w:hAnsi="Times New Roman" w:cs="Times New Roman"/>
         </w:rPr>
         <w:t>5.8 Purpose and scope of this chapter</w:t>
       </w:r>
-      <w:bookmarkEnd w:id="94"/>
+      <w:bookmarkEnd w:id="97"/>
     </w:p>
     <w:p>
       <w:pPr>
@@ -23853,6 +24308,7 @@
         <w:rPr>
           <w:rFonts w:eastAsia="Times New Roman" w:cs="Times New Roman"/>
         </w:rPr>
+        <w:lastRenderedPageBreak/>
         <w:t>The criteria tree is instrument-specific. It scores debt service cover, the competitive forces bearing on the applicant's market, management quality, environmental risk, and nine development outcomes. No public dataset contains those variables. Access to People's Bank's own historical files was not available within this study, and would in any case be confidential.</w:t>
       </w:r>
     </w:p>
@@ -23874,14 +24330,14 @@
         <w:keepLines/>
         <w:spacing w:before="160" w:after="80"/>
       </w:pPr>
-      <w:bookmarkStart w:id="95" w:name="_Toc240751903"/>
+      <w:bookmarkStart w:id="98" w:name="_Toc240753593"/>
       <w:r>
         <w:rPr>
           <w:rFonts w:eastAsia="Times New Roman" w:cs="Times New Roman"/>
         </w:rPr>
         <w:t>Table 5.3: The three validation claims and the evidence available for each</w:t>
       </w:r>
-      <w:bookmarkEnd w:id="95"/>
+      <w:bookmarkEnd w:id="98"/>
     </w:p>
     <w:tbl>
       <w:tblPr>
@@ -24162,7 +24618,6 @@
         <w:rPr>
           <w:rFonts w:eastAsia="Times New Roman" w:cs="Times New Roman"/>
         </w:rPr>
-        <w:lastRenderedPageBreak/>
         <w:t>One point about how this chapter is written. Results are conventionally presented without interpretation, with the reading of them deferred to the discussion. The findings here form a chain, in which each experiment exists because the one before it ruled something out, and presenting them as a bare sequence of tables would leave the reader unable to follow why any of them was run. This chapter therefore carries the reasoning needed to make the next experiment intelligible, and no more. Every claim about wha</w:t>
       </w:r>
       <w:r>
@@ -24177,14 +24632,14 @@
         <w:pStyle w:val="Heading2"/>
         <w:spacing w:before="240" w:after="120"/>
       </w:pPr>
-      <w:bookmarkStart w:id="96" w:name="_Toc240751818"/>
+      <w:bookmarkStart w:id="99" w:name="_Toc240753505"/>
       <w:r>
         <w:rPr>
           <w:rFonts w:ascii="Times New Roman" w:eastAsia="Times New Roman" w:hAnsi="Times New Roman" w:cs="Times New Roman"/>
         </w:rPr>
         <w:t>5.9 Dataset</w:t>
       </w:r>
-      <w:bookmarkEnd w:id="96"/>
+      <w:bookmarkEnd w:id="99"/>
     </w:p>
     <w:p>
       <w:pPr>
@@ -24252,15 +24707,16 @@
         <w:pStyle w:val="Heading3"/>
         <w:spacing w:before="240" w:after="120"/>
       </w:pPr>
-      <w:bookmarkStart w:id="97" w:name="_Toc240751819"/>
+      <w:bookmarkStart w:id="100" w:name="_Toc240753506"/>
       <w:r>
         <w:rPr>
           <w:rFonts w:ascii="Times New Roman" w:eastAsia="Times New Roman" w:hAnsi="Times New Roman" w:cs="Times New Roman"/>
           <w:b w:val="0"/>
         </w:rPr>
+        <w:lastRenderedPageBreak/>
         <w:t>5.9.1 Outcome-derived fields</w:t>
       </w:r>
-      <w:bookmarkEnd w:id="97"/>
+      <w:bookmarkEnd w:id="100"/>
     </w:p>
     <w:p>
       <w:pPr>
@@ -24317,7 +24773,7 @@
         <w:pStyle w:val="Heading3"/>
         <w:spacing w:before="240" w:after="120"/>
       </w:pPr>
-      <w:bookmarkStart w:id="98" w:name="_Toc240751820"/>
+      <w:bookmarkStart w:id="101" w:name="_Toc240753507"/>
       <w:r>
         <w:rPr>
           <w:rFonts w:ascii="Times New Roman" w:eastAsia="Times New Roman" w:hAnsi="Times New Roman" w:cs="Times New Roman"/>
@@ -24325,7 +24781,7 @@
         </w:rPr>
         <w:t>5.9.2 Right-censoring</w:t>
       </w:r>
-      <w:bookmarkEnd w:id="98"/>
+      <w:bookmarkEnd w:id="101"/>
     </w:p>
     <w:p>
       <w:pPr>
@@ -24356,14 +24812,14 @@
         <w:keepLines/>
         <w:spacing w:before="160" w:after="80"/>
       </w:pPr>
-      <w:bookmarkStart w:id="99" w:name="_Toc240751904"/>
+      <w:bookmarkStart w:id="102" w:name="_Toc240753594"/>
       <w:r>
         <w:rPr>
           <w:rFonts w:eastAsia="Times New Roman" w:cs="Times New Roman"/>
         </w:rPr>
         <w:t>Table 5.4: Default rate by censoring status, 1990-2010 approvals</w:t>
       </w:r>
-      <w:bookmarkEnd w:id="99"/>
+      <w:bookmarkEnd w:id="102"/>
     </w:p>
     <w:tbl>
       <w:tblPr>
@@ -24579,7 +25035,6 @@
         <w:rPr>
           <w:rFonts w:eastAsia="Times New Roman" w:cs="Times New Roman"/>
         </w:rPr>
-        <w:lastRenderedPageBreak/>
         <w:t>The difference is large enough to dominate any model permitted to infer censoring status. All analysis below uses the 652,284 fully-matured loans. This biases the sample toward shorter terms in later years, which is noted as a limitation in Section 5.20.</w:t>
       </w:r>
     </w:p>
@@ -24588,21 +25043,21 @@
         <w:pStyle w:val="Heading2"/>
         <w:spacing w:before="240" w:after="120"/>
       </w:pPr>
-      <w:bookmarkStart w:id="100" w:name="_Toc240751821"/>
+      <w:bookmarkStart w:id="103" w:name="_Toc240753508"/>
       <w:r>
         <w:rPr>
           <w:rFonts w:ascii="Times New Roman" w:eastAsia="Times New Roman" w:hAnsi="Times New Roman" w:cs="Times New Roman"/>
         </w:rPr>
         <w:t>5.10 A contaminated predictor</w:t>
       </w:r>
-      <w:bookmarkEnd w:id="100"/>
+      <w:bookmarkEnd w:id="103"/>
     </w:p>
     <w:p>
       <w:pPr>
         <w:pStyle w:val="Heading3"/>
         <w:spacing w:before="240" w:after="120"/>
       </w:pPr>
-      <w:bookmarkStart w:id="101" w:name="_Toc240751822"/>
+      <w:bookmarkStart w:id="104" w:name="_Toc240753509"/>
       <w:r>
         <w:rPr>
           <w:rFonts w:ascii="Times New Roman" w:eastAsia="Times New Roman" w:hAnsi="Times New Roman" w:cs="Times New Roman"/>
@@ -24610,7 +25065,7 @@
         </w:rPr>
         <w:t>5.10.1 How the problem surfaced</w:t>
       </w:r>
-      <w:bookmarkEnd w:id="101"/>
+      <w:bookmarkEnd w:id="104"/>
     </w:p>
     <w:p>
       <w:pPr>
@@ -24652,15 +25107,16 @@
         <w:pStyle w:val="Heading3"/>
         <w:spacing w:before="240" w:after="120"/>
       </w:pPr>
-      <w:bookmarkStart w:id="102" w:name="_Toc240751823"/>
+      <w:bookmarkStart w:id="105" w:name="_Toc240753510"/>
       <w:r>
         <w:rPr>
           <w:rFonts w:ascii="Times New Roman" w:eastAsia="Times New Roman" w:hAnsi="Times New Roman" w:cs="Times New Roman"/>
           <w:b w:val="0"/>
         </w:rPr>
+        <w:lastRenderedPageBreak/>
         <w:t>5.10.2 The structure</w:t>
       </w:r>
-      <w:bookmarkEnd w:id="102"/>
+      <w:bookmarkEnd w:id="105"/>
     </w:p>
     <w:p>
       <w:pPr>
@@ -24680,14 +25136,14 @@
         <w:keepLines/>
         <w:spacing w:before="160" w:after="80"/>
       </w:pPr>
-      <w:bookmarkStart w:id="103" w:name="_Toc240751905"/>
+      <w:bookmarkStart w:id="106" w:name="_Toc240753595"/>
       <w:r>
         <w:rPr>
           <w:rFonts w:eastAsia="Times New Roman" w:cs="Times New Roman"/>
         </w:rPr>
         <w:t>Table 5.5: Default rate by exact term in months, 2007 approvals</w:t>
       </w:r>
-      <w:bookmarkEnd w:id="103"/>
+      <w:bookmarkEnd w:id="106"/>
     </w:p>
     <w:tbl>
       <w:tblPr>
@@ -25221,7 +25677,7 @@
         <w:rPr>
           <w:rFonts w:eastAsia="Times New Roman" w:cs="Times New Roman"/>
         </w:rPr>
-        <w:t>A one-month difference in contractual term cannot produce an eight-fold change in default rate. Sixty months is not economically distinct from fifty-nine. Figure 5.1 plots the same relationship across the full range of terms, and the alternation is regular rather than noisy.</w:t>
+        <w:t>A one-month difference in contractual term cannot produce an eight-fold change in default rate. Sixty months is not economically distinct from fifty-nine. Figure 5.3 plots the same relationship across the full range of terms, and the alternation is regular rather than noisy.</w:t>
       </w:r>
     </w:p>
     <w:p>
@@ -25234,12 +25690,11 @@
         <w:rPr>
           <w:noProof/>
         </w:rPr>
-        <w:lastRenderedPageBreak/>
         <w:drawing>
-          <wp:inline distT="0" distB="0" distL="0" distR="0" wp14:anchorId="7B9B4C47" wp14:editId="0FCA3F40">
+          <wp:inline distT="0" distB="0" distL="0" distR="0" wp14:anchorId="43036406" wp14:editId="74212566">
             <wp:extent cx="5394960" cy="2706140"/>
             <wp:effectExtent l="0" t="0" r="0" b="0"/>
-            <wp:docPr id="3" name="Picture 3"/>
+            <wp:docPr id="6" name="Picture 6"/>
             <wp:cNvGraphicFramePr>
               <a:graphicFrameLocks xmlns:a="http://schemas.openxmlformats.org/drawingml/2006/main" noChangeAspect="1"/>
             </wp:cNvGraphicFramePr>
@@ -25251,7 +25706,7 @@
                     <pic:cNvPicPr/>
                   </pic:nvPicPr>
                   <pic:blipFill>
-                    <a:blip r:embed="rId13"/>
+                    <a:blip r:embed="rId16"/>
                     <a:stretch>
                       <a:fillRect/>
                     </a:stretch>
@@ -25278,14 +25733,14 @@
         <w:keepLines/>
         <w:spacing w:before="80" w:after="200"/>
       </w:pPr>
-      <w:bookmarkStart w:id="104" w:name="_Toc240751888"/>
-      <w:r>
-        <w:rPr>
-          <w:rFonts w:eastAsia="Times New Roman" w:cs="Times New Roman"/>
-        </w:rPr>
-        <w:t>Figure 5.1: Default rate by exact contractual term, 2007 approvals. Terms that are multiples of twelve are shown in blue.</w:t>
-      </w:r>
-      <w:bookmarkEnd w:id="104"/>
+      <w:bookmarkStart w:id="107" w:name="_Toc240753578"/>
+      <w:r>
+        <w:rPr>
+          <w:rFonts w:eastAsia="Times New Roman" w:cs="Times New Roman"/>
+        </w:rPr>
+        <w:t>Figure 5.3: Default rate by exact contractual term, 2007 approvals. Terms that are multiples of twelve are shown in blue.</w:t>
+      </w:r>
+      <w:bookmarkEnd w:id="107"/>
     </w:p>
     <w:p>
       <w:pPr>
@@ -25308,6 +25763,7 @@
         <w:rPr>
           <w:rFonts w:eastAsia="Times New Roman" w:cs="Times New Roman"/>
         </w:rPr>
+        <w:lastRenderedPageBreak/>
         <w:t>86.4% of repaid loans have a term that is an exact multiple of twelve</w:t>
       </w:r>
     </w:p>
@@ -25370,7 +25826,7 @@
         <w:rPr>
           <w:rFonts w:eastAsia="Times New Roman" w:cs="Times New Roman"/>
         </w:rPr>
-        <w:t>, a quantity with no economic content whatsoever, achieves AUC 0.8894. Figure 5.2 shows the distribution behind that figure: repaid facilities pile up at residue zero while charged-off facilities spread almost uniformly across the twelve residues.</w:t>
+        <w:t>, a quantity with no economic content whatsoever, achieves AUC 0.8894. Figure 5.4 shows the distribution behind that figure: repaid facilities pile up at residue zero while charged-off facilities spread almost uniformly across the twelve residues.</w:t>
       </w:r>
     </w:p>
     <w:p>
@@ -25383,12 +25839,11 @@
         <w:rPr>
           <w:noProof/>
         </w:rPr>
-        <w:lastRenderedPageBreak/>
         <w:drawing>
-          <wp:inline distT="0" distB="0" distL="0" distR="0" wp14:anchorId="5CE92CAD" wp14:editId="7863CC0D">
+          <wp:inline distT="0" distB="0" distL="0" distR="0" wp14:anchorId="36A4B77C" wp14:editId="681FEC95">
             <wp:extent cx="5394960" cy="2496978"/>
             <wp:effectExtent l="0" t="0" r="0" b="0"/>
-            <wp:docPr id="4" name="Picture 4"/>
+            <wp:docPr id="7" name="Picture 7"/>
             <wp:cNvGraphicFramePr>
               <a:graphicFrameLocks xmlns:a="http://schemas.openxmlformats.org/drawingml/2006/main" noChangeAspect="1"/>
             </wp:cNvGraphicFramePr>
@@ -25400,7 +25855,7 @@
                     <pic:cNvPicPr/>
                   </pic:nvPicPr>
                   <pic:blipFill>
-                    <a:blip r:embed="rId14"/>
+                    <a:blip r:embed="rId17"/>
                     <a:stretch>
                       <a:fillRect/>
                     </a:stretch>
@@ -25427,12 +25882,12 @@
         <w:keepLines/>
         <w:spacing w:before="80" w:after="200"/>
       </w:pPr>
-      <w:bookmarkStart w:id="105" w:name="_Toc240751889"/>
-      <w:r>
-        <w:rPr>
-          <w:rFonts w:eastAsia="Times New Roman" w:cs="Times New Roman"/>
-        </w:rPr>
-        <w:t xml:space="preserve">Figure 5.2: Left: the share of facilities at each value of </w:t>
+      <w:bookmarkStart w:id="108" w:name="_Toc240753579"/>
+      <w:r>
+        <w:rPr>
+          <w:rFonts w:eastAsia="Times New Roman" w:cs="Times New Roman"/>
+        </w:rPr>
+        <w:t xml:space="preserve">Figure 5.4: Left: the share of facilities at each value of </w:t>
       </w:r>
       <w:r>
         <w:rPr>
@@ -25447,7 +25902,7 @@
         </w:rPr>
         <w:t xml:space="preserve"> modulo twelve, separately for those repaid and those charged off. Right: default rate within each approval year, for facilities whose term is a multiple of twelve and for the rest.</w:t>
       </w:r>
-      <w:bookmarkEnd w:id="105"/>
+      <w:bookmarkEnd w:id="108"/>
     </w:p>
     <w:p>
       <w:pPr>
@@ -25465,7 +25920,7 @@
         <w:pStyle w:val="Heading3"/>
         <w:spacing w:before="240" w:after="120"/>
       </w:pPr>
-      <w:bookmarkStart w:id="106" w:name="_Toc240751824"/>
+      <w:bookmarkStart w:id="109" w:name="_Toc240753511"/>
       <w:r>
         <w:rPr>
           <w:rFonts w:ascii="Times New Roman" w:eastAsia="Times New Roman" w:hAnsi="Times New Roman" w:cs="Times New Roman"/>
@@ -25473,7 +25928,7 @@
         </w:rPr>
         <w:t>5.10.3 Ruling out cohort composition</w:t>
       </w:r>
-      <w:bookmarkEnd w:id="106"/>
+      <w:bookmarkEnd w:id="109"/>
     </w:p>
     <w:p>
       <w:pPr>
@@ -25493,14 +25948,15 @@
         <w:keepLines/>
         <w:spacing w:before="160" w:after="80"/>
       </w:pPr>
-      <w:bookmarkStart w:id="107" w:name="_Toc240751906"/>
-      <w:r>
-        <w:rPr>
-          <w:rFonts w:eastAsia="Times New Roman" w:cs="Times New Roman"/>
-        </w:rPr>
+      <w:bookmarkStart w:id="110" w:name="_Toc240753596"/>
+      <w:r>
+        <w:rPr>
+          <w:rFonts w:eastAsia="Times New Roman" w:cs="Times New Roman"/>
+        </w:rPr>
+        <w:lastRenderedPageBreak/>
         <w:t>Table 5.6: Default rate and roundness AUC within each approval year</w:t>
       </w:r>
-      <w:bookmarkEnd w:id="107"/>
+      <w:bookmarkEnd w:id="110"/>
     </w:p>
     <w:tbl>
       <w:tblPr>
@@ -26441,7 +26897,7 @@
         <w:rPr>
           <w:rFonts w:eastAsia="Times New Roman" w:cs="Times New Roman"/>
         </w:rPr>
-        <w:t>The association holds in every year, within a band of 0.859–0.900, and Figure 5.3 plots that year-by-year discrimination. Cohort composition is excluded.</w:t>
+        <w:t>The association holds in every year, within a band of 0.859–0.900, and Figure 5.5 plots that year-by-year discrimination. Cohort composition is excluded.</w:t>
       </w:r>
     </w:p>
     <w:p>
@@ -26454,12 +26910,11 @@
         <w:rPr>
           <w:noProof/>
         </w:rPr>
-        <w:lastRenderedPageBreak/>
         <w:drawing>
-          <wp:inline distT="0" distB="0" distL="0" distR="0" wp14:anchorId="2797FB72" wp14:editId="0C960D79">
+          <wp:inline distT="0" distB="0" distL="0" distR="0" wp14:anchorId="2BC3F67C" wp14:editId="17D3AB2C">
             <wp:extent cx="5394960" cy="2537277"/>
             <wp:effectExtent l="0" t="0" r="0" b="0"/>
-            <wp:docPr id="5" name="Picture 5"/>
+            <wp:docPr id="8" name="Picture 8"/>
             <wp:cNvGraphicFramePr>
               <a:graphicFrameLocks xmlns:a="http://schemas.openxmlformats.org/drawingml/2006/main" noChangeAspect="1"/>
             </wp:cNvGraphicFramePr>
@@ -26471,7 +26926,7 @@
                     <pic:cNvPicPr/>
                   </pic:nvPicPr>
                   <pic:blipFill>
-                    <a:blip r:embed="rId15"/>
+                    <a:blip r:embed="rId18"/>
                     <a:stretch>
                       <a:fillRect/>
                     </a:stretch>
@@ -26498,14 +26953,14 @@
         <w:keepLines/>
         <w:spacing w:before="80" w:after="200"/>
       </w:pPr>
-      <w:bookmarkStart w:id="108" w:name="_Toc240751890"/>
-      <w:r>
-        <w:rPr>
-          <w:rFonts w:eastAsia="Times New Roman" w:cs="Times New Roman"/>
-        </w:rPr>
-        <w:t>Figure 5.3: Discrimination achieved by the term-roundness boolean alone, computed separately within each approval year.</w:t>
-      </w:r>
-      <w:bookmarkEnd w:id="108"/>
+      <w:bookmarkStart w:id="111" w:name="_Toc240753580"/>
+      <w:r>
+        <w:rPr>
+          <w:rFonts w:eastAsia="Times New Roman" w:cs="Times New Roman"/>
+        </w:rPr>
+        <w:t>Figure 5.5: Discrimination achieved by the term-roundness boolean alone, computed separately within each approval year.</w:t>
+      </w:r>
+      <w:bookmarkEnd w:id="111"/>
     </w:p>
     <w:p>
       <w:pPr>
@@ -26523,7 +26978,7 @@
         <w:pStyle w:val="Heading3"/>
         <w:spacing w:before="240" w:after="120"/>
       </w:pPr>
-      <w:bookmarkStart w:id="109" w:name="_Toc240751825"/>
+      <w:bookmarkStart w:id="112" w:name="_Toc240753512"/>
       <w:r>
         <w:rPr>
           <w:rFonts w:ascii="Times New Roman" w:eastAsia="Times New Roman" w:hAnsi="Times New Roman" w:cs="Times New Roman"/>
@@ -26531,7 +26986,7 @@
         </w:rPr>
         <w:t>5.10.4 The mechanism is not established</w:t>
       </w:r>
-      <w:bookmarkEnd w:id="109"/>
+      <w:bookmarkEnd w:id="112"/>
     </w:p>
     <w:p>
       <w:pPr>
@@ -26604,6 +27059,7 @@
           <w:rFonts w:eastAsia="Times New Roman" w:cs="Times New Roman"/>
           <w:i/>
         </w:rPr>
+        <w:lastRenderedPageBreak/>
         <w:t>Term</w:t>
       </w:r>
       <w:r>
@@ -26642,16 +27098,15 @@
         <w:pStyle w:val="Heading3"/>
         <w:spacing w:before="240" w:after="120"/>
       </w:pPr>
-      <w:bookmarkStart w:id="110" w:name="_Toc240751826"/>
+      <w:bookmarkStart w:id="113" w:name="_Toc240753513"/>
       <w:r>
         <w:rPr>
           <w:rFonts w:ascii="Times New Roman" w:eastAsia="Times New Roman" w:hAnsi="Times New Roman" w:cs="Times New Roman"/>
           <w:b w:val="0"/>
         </w:rPr>
-        <w:lastRenderedPageBreak/>
         <w:t>5.10.5 The artefact is in the SBA's own records</w:t>
       </w:r>
-      <w:bookmarkEnd w:id="110"/>
+      <w:bookmarkEnd w:id="113"/>
     </w:p>
     <w:p>
       <w:pPr>
@@ -26682,14 +27137,14 @@
         <w:keepLines/>
         <w:spacing w:before="160" w:after="80"/>
       </w:pPr>
-      <w:bookmarkStart w:id="111" w:name="_Toc240751907"/>
+      <w:bookmarkStart w:id="114" w:name="_Toc240753597"/>
       <w:r>
         <w:rPr>
           <w:rFonts w:eastAsia="Times New Roman" w:cs="Times New Roman"/>
         </w:rPr>
         <w:t>Table 5.7: Term roundness, SBA FOIA 7(a) against SBA National</w:t>
       </w:r>
-      <w:bookmarkEnd w:id="111"/>
+      <w:bookmarkEnd w:id="114"/>
     </w:p>
     <w:tbl>
       <w:tblPr>
@@ -26988,6 +27443,7 @@
         <w:rPr>
           <w:rFonts w:eastAsia="Times New Roman" w:cs="Times New Roman"/>
         </w:rPr>
+        <w:lastRenderedPageBreak/>
         <w:t>Taken together the two extracts span 1,032,317 resolved facilities across twenty consecutive approval years, FY2000 to FY2019, with the probe never leaving the range 0.8562 to 0.8904. This is not a defect in an old teaching file. It is a live property of loan data the SBA published in June 2026, and anyone building a model on the current release is exposed to it exactly as anyone using the 2014 derivative was.</w:t>
       </w:r>
     </w:p>
@@ -27010,7 +27466,6 @@
         <w:rPr>
           <w:rFonts w:eastAsia="Times New Roman" w:cs="Times New Roman"/>
         </w:rPr>
-        <w:lastRenderedPageBreak/>
         <w:t xml:space="preserve">The same release supplies a control. The 504 programme is a different facility type under the same agency, released in the same extract, and its terms are fixed by programme design: 95.5% are written at exactly 240 months. There the boolean discriminates at AUC 0.4997, indistinguishable from chance, and charged-off facilities are marginally </w:t>
       </w:r>
       <w:r>
@@ -27049,7 +27504,7 @@
         <w:pStyle w:val="Heading3"/>
         <w:spacing w:before="240" w:after="120"/>
       </w:pPr>
-      <w:bookmarkStart w:id="112" w:name="_Toc240751827"/>
+      <w:bookmarkStart w:id="115" w:name="_Toc240753514"/>
       <w:r>
         <w:rPr>
           <w:rFonts w:ascii="Times New Roman" w:eastAsia="Times New Roman" w:hAnsi="Times New Roman" w:cs="Times New Roman"/>
@@ -27057,7 +27512,7 @@
         </w:rPr>
         <w:t>5.10.6 Is twelve doing the work?</w:t>
       </w:r>
-      <w:bookmarkEnd w:id="112"/>
+      <w:bookmarkEnd w:id="115"/>
     </w:p>
     <w:p>
       <w:pPr>
@@ -27101,14 +27556,15 @@
         <w:keepLines/>
         <w:spacing w:before="160" w:after="80"/>
       </w:pPr>
-      <w:bookmarkStart w:id="113" w:name="_Toc240751908"/>
-      <w:r>
-        <w:rPr>
-          <w:rFonts w:eastAsia="Times New Roman" w:cs="Times New Roman"/>
-        </w:rPr>
+      <w:bookmarkStart w:id="116" w:name="_Toc240753598"/>
+      <w:r>
+        <w:rPr>
+          <w:rFonts w:eastAsia="Times New Roman" w:cs="Times New Roman"/>
+        </w:rPr>
+        <w:lastRenderedPageBreak/>
         <w:t>Table 5.8: Share of terms divisible by each modulus, with the resulting AUC</w:t>
       </w:r>
-      <w:bookmarkEnd w:id="113"/>
+      <w:bookmarkEnd w:id="116"/>
     </w:p>
     <w:tbl>
       <w:tblPr>
@@ -27741,7 +28197,6 @@
         <w:rPr>
           <w:rFonts w:eastAsia="Times New Roman" w:cs="Times New Roman"/>
         </w:rPr>
-        <w:lastRenderedPageBreak/>
         <w:t xml:space="preserve">Twelve is the strongest, and the ordering of its divisors (12 &gt; 6 &gt; 4 &gt; 3 &gt; 2) is exactly the dilution pattern expected if multiples of twelve are the carrier: each coarser modulus admits more non-annual terms and loses discrimination in proportion. The moduli that do </w:t>
       </w:r>
       <w:r>
@@ -27798,7 +28253,7 @@
         <w:pStyle w:val="Heading3"/>
         <w:spacing w:before="240" w:after="120"/>
       </w:pPr>
-      <w:bookmarkStart w:id="114" w:name="_Toc240751828"/>
+      <w:bookmarkStart w:id="117" w:name="_Toc240753515"/>
       <w:r>
         <w:rPr>
           <w:rFonts w:ascii="Times New Roman" w:eastAsia="Times New Roman" w:hAnsi="Times New Roman" w:cs="Times New Roman"/>
@@ -27806,7 +28261,7 @@
         </w:rPr>
         <w:t>5.10.7 The contamination reaches the dataset's own documentation</w:t>
       </w:r>
-      <w:bookmarkEnd w:id="114"/>
+      <w:bookmarkEnd w:id="117"/>
     </w:p>
     <w:p>
       <w:pPr>
@@ -27891,6 +28346,7 @@
           <w:rFonts w:eastAsia="Times New Roman" w:cs="Times New Roman"/>
           <w:b/>
         </w:rPr>
+        <w:lastRenderedPageBreak/>
         <w:t>Right-censoring: tested and rejected.</w:t>
       </w:r>
       <w:r>
@@ -27952,7 +28408,6 @@
         <w:rPr>
           <w:rFonts w:eastAsia="Times New Roman" w:cs="Times New Roman"/>
         </w:rPr>
-        <w:lastRenderedPageBreak/>
         <w:t xml:space="preserve">What actually dominates is roundness itself. Among matured facilities under 240 months, round terms default at 2.58% and irregular terms at 62.39%. The documented </w:t>
       </w:r>
       <w:r>
@@ -27985,14 +28440,14 @@
         <w:pStyle w:val="Heading2"/>
         <w:spacing w:before="240" w:after="120"/>
       </w:pPr>
-      <w:bookmarkStart w:id="115" w:name="_Toc240751829"/>
+      <w:bookmarkStart w:id="118" w:name="_Toc240753516"/>
       <w:r>
         <w:rPr>
           <w:rFonts w:ascii="Times New Roman" w:eastAsia="Times New Roman" w:hAnsi="Times New Roman" w:cs="Times New Roman"/>
         </w:rPr>
         <w:t>5.11 Consequences for reported performance</w:t>
       </w:r>
-      <w:bookmarkEnd w:id="115"/>
+      <w:bookmarkEnd w:id="118"/>
     </w:p>
     <w:p>
       <w:pPr>
@@ -28036,14 +28491,15 @@
         <w:keepLines/>
         <w:spacing w:before="160" w:after="80"/>
       </w:pPr>
-      <w:bookmarkStart w:id="116" w:name="_Toc240751909"/>
-      <w:r>
-        <w:rPr>
-          <w:rFonts w:eastAsia="Times New Roman" w:cs="Times New Roman"/>
-        </w:rPr>
+      <w:bookmarkStart w:id="119" w:name="_Toc240753599"/>
+      <w:r>
+        <w:rPr>
+          <w:rFonts w:eastAsia="Times New Roman" w:cs="Times New Roman"/>
+        </w:rPr>
+        <w:lastRenderedPageBreak/>
         <w:t>Table 5.9: Discrimination under random and temporal validation, with intervals</w:t>
       </w:r>
-      <w:bookmarkEnd w:id="116"/>
+      <w:bookmarkEnd w:id="119"/>
     </w:p>
     <w:tbl>
       <w:tblPr>
@@ -28744,7 +29200,6 @@
           <w:rFonts w:eastAsia="Times New Roman" w:cs="Times New Roman"/>
           <w:b/>
         </w:rPr>
-        <w:lastRenderedPageBreak/>
         <w:t>The intervals do not overlap.</w:t>
       </w:r>
       <w:r>
@@ -28772,14 +29227,14 @@
         <w:keepLines/>
         <w:spacing w:before="160" w:after="80"/>
       </w:pPr>
-      <w:bookmarkStart w:id="117" w:name="_Toc240751910"/>
+      <w:bookmarkStart w:id="120" w:name="_Toc240753600"/>
       <w:r>
         <w:rPr>
           <w:rFonts w:eastAsia="Times New Roman" w:cs="Times New Roman"/>
         </w:rPr>
         <w:t>Table 5.10: Paired DeLong tests of the leakage and protocol effects</w:t>
       </w:r>
-      <w:bookmarkEnd w:id="117"/>
+      <w:bookmarkEnd w:id="120"/>
     </w:p>
     <w:tbl>
       <w:tblPr>
@@ -29308,6 +29763,7 @@
           <w:rFonts w:eastAsia="Times New Roman" w:cs="Times New Roman"/>
           <w:b/>
         </w:rPr>
+        <w:lastRenderedPageBreak/>
         <w:t>The probe bounds the artefact.</w:t>
       </w:r>
       <w:r>
@@ -29358,7 +29814,7 @@
         <w:rPr>
           <w:rFonts w:eastAsia="Times New Roman" w:cs="Times New Roman"/>
         </w:rPr>
-        <w:t xml:space="preserve"> field should be read with this in mind. Figure 5.4 sets the four values side by side against the level the roundness boolean reaches on its own.</w:t>
+        <w:t xml:space="preserve"> field should be read with this in mind. Figure 5.6 sets the four values side by side against the level the roundness boolean reaches on its own.</w:t>
       </w:r>
     </w:p>
     <w:p>
@@ -29371,12 +29827,11 @@
         <w:rPr>
           <w:noProof/>
         </w:rPr>
-        <w:lastRenderedPageBreak/>
         <w:drawing>
-          <wp:inline distT="0" distB="0" distL="0" distR="0" wp14:anchorId="738F9240" wp14:editId="65EAA366">
+          <wp:inline distT="0" distB="0" distL="0" distR="0" wp14:anchorId="2E5A6C56" wp14:editId="5DFADF4E">
             <wp:extent cx="5394960" cy="2496978"/>
             <wp:effectExtent l="0" t="0" r="0" b="0"/>
-            <wp:docPr id="6" name="Picture 6"/>
+            <wp:docPr id="9" name="Picture 9"/>
             <wp:cNvGraphicFramePr>
               <a:graphicFrameLocks xmlns:a="http://schemas.openxmlformats.org/drawingml/2006/main" noChangeAspect="1"/>
             </wp:cNvGraphicFramePr>
@@ -29388,7 +29843,7 @@
                     <pic:cNvPicPr/>
                   </pic:nvPicPr>
                   <pic:blipFill>
-                    <a:blip r:embed="rId16"/>
+                    <a:blip r:embed="rId19"/>
                     <a:stretch>
                       <a:fillRect/>
                     </a:stretch>
@@ -29415,12 +29870,12 @@
         <w:keepLines/>
         <w:spacing w:before="80" w:after="200"/>
       </w:pPr>
-      <w:bookmarkStart w:id="118" w:name="_Toc240751891"/>
-      <w:r>
-        <w:rPr>
-          <w:rFonts w:eastAsia="Times New Roman" w:cs="Times New Roman"/>
-        </w:rPr>
-        <w:t xml:space="preserve">Figure 5.4: Discrimination with and without the </w:t>
+      <w:bookmarkStart w:id="121" w:name="_Toc240753581"/>
+      <w:r>
+        <w:rPr>
+          <w:rFonts w:eastAsia="Times New Roman" w:cs="Times New Roman"/>
+        </w:rPr>
+        <w:t xml:space="preserve">Figure 5.6: Discrimination with and without the </w:t>
       </w:r>
       <w:r>
         <w:rPr>
@@ -29435,7 +29890,7 @@
         </w:rPr>
         <w:t xml:space="preserve"> field, under both validation protocols. The dashed line marks the level the roundness boolean reaches on its own.</w:t>
       </w:r>
-      <w:bookmarkEnd w:id="118"/>
+      <w:bookmarkEnd w:id="121"/>
     </w:p>
     <w:p>
       <w:pPr>
@@ -29453,14 +29908,14 @@
         <w:pStyle w:val="Heading2"/>
         <w:spacing w:before="240" w:after="120"/>
       </w:pPr>
-      <w:bookmarkStart w:id="119" w:name="_Toc240751830"/>
+      <w:bookmarkStart w:id="122" w:name="_Toc240753517"/>
       <w:r>
         <w:rPr>
           <w:rFonts w:ascii="Times New Roman" w:eastAsia="Times New Roman" w:hAnsi="Times New Roman" w:cs="Times New Roman"/>
         </w:rPr>
         <w:t>5.12 Validation protocol matters independently</w:t>
       </w:r>
-      <w:bookmarkEnd w:id="119"/>
+      <w:bookmarkEnd w:id="122"/>
     </w:p>
     <w:p>
       <w:pPr>
@@ -29481,7 +29936,14 @@
         <w:rPr>
           <w:rFonts w:eastAsia="Times New Roman" w:cs="Times New Roman"/>
         </w:rPr>
-        <w:t>Logistic regression falls to 0.4565 temporally, below chance. Trained on 1990–2003 (9.1% default) and tested on 2004–2010 (35.9% default), the linear model does not merely lose accuracy; its ranking inverts. This is a substantive finding about credit-scoring practice: a linear scorecard fitted to a benign cycle can rank borrowers backwards in a stressed one.</w:t>
+        <w:t>Logistic regression falls to 0.4565 temporally, below chance. Trained on 1990–2003 (9.1% default) and tested on 2004–2010 (35.9% default), the linear model does not mere</w:t>
+      </w:r>
+      <w:r>
+        <w:rPr>
+          <w:rFonts w:eastAsia="Times New Roman" w:cs="Times New Roman"/>
+        </w:rPr>
+        <w:lastRenderedPageBreak/>
+        <w:t>ly lose accuracy; its ranking inverts. This is a substantive finding about credit-scoring practice: a linear scorecard fitted to a benign cycle can rank borrowers backwards in a stressed one.</w:t>
       </w:r>
     </w:p>
     <w:p>
@@ -29489,14 +29951,14 @@
         <w:pStyle w:val="Heading2"/>
         <w:spacing w:before="240" w:after="120"/>
       </w:pPr>
-      <w:bookmarkStart w:id="120" w:name="_Toc240751831"/>
+      <w:bookmarkStart w:id="123" w:name="_Toc240753518"/>
       <w:r>
         <w:rPr>
           <w:rFonts w:ascii="Times New Roman" w:eastAsia="Times New Roman" w:hAnsi="Times New Roman" w:cs="Times New Roman"/>
         </w:rPr>
         <w:t>5.13 Calibration: ranking is not the same as being right</w:t>
       </w:r>
-      <w:bookmarkEnd w:id="120"/>
+      <w:bookmarkEnd w:id="123"/>
     </w:p>
     <w:p>
       <w:pPr>
@@ -29530,7 +29992,6 @@
         <w:rPr>
           <w:rFonts w:eastAsia="Times New Roman" w:cs="Times New Roman"/>
         </w:rPr>
-        <w:lastRenderedPageBreak/>
         <w:t xml:space="preserve">Calibration is reported here as the Brier score [39] under Murphy's decomposition [40], </w:t>
       </w:r>
       <w:r>
@@ -29554,14 +30015,14 @@
         <w:keepLines/>
         <w:spacing w:before="160" w:after="80"/>
       </w:pPr>
-      <w:bookmarkStart w:id="121" w:name="_Toc240751911"/>
+      <w:bookmarkStart w:id="124" w:name="_Toc240753601"/>
       <w:r>
         <w:rPr>
           <w:rFonts w:eastAsia="Times New Roman" w:cs="Times New Roman"/>
         </w:rPr>
         <w:t>Table 5.11: Brier score decomposed into reliability and resolution</w:t>
       </w:r>
-      <w:bookmarkEnd w:id="121"/>
+      <w:bookmarkEnd w:id="124"/>
     </w:p>
     <w:tbl>
       <w:tblPr>
@@ -30099,7 +30560,7 @@
         <w:rPr>
           <w:rFonts w:eastAsia="Times New Roman" w:cs="Times New Roman"/>
         </w:rPr>
-        <w:t>The mechanism is straightforward. The model is trained on 1990–2003 approvals defaulting at 9.1% and tested on 2004–2010 approvals defaulting at 35.9%. It has learned the base rate of a benign period and carries it into a stressed one. Figure 5.5 shows this directly: under temporal validation the curve lifts away from the diagonal, in the direction of under-prediction.</w:t>
+        <w:t>The mechanism is straightforward. The model is trained on 1990–2003 approvals defaulting at 9.1% and tested on 2004–2010 approvals defaulting at 35.9%. It has learned the base rate of a benign period and carries it into a stressed one. Figure 5.7 shows this directly: under temporal validation the curve lifts away from the diagonal, in the direction of under-prediction.</w:t>
       </w:r>
     </w:p>
     <w:p>
@@ -30114,10 +30575,10 @@
         </w:rPr>
         <w:lastRenderedPageBreak/>
         <w:drawing>
-          <wp:inline distT="0" distB="0" distL="0" distR="0" wp14:anchorId="758B6D86" wp14:editId="00F595FC">
+          <wp:inline distT="0" distB="0" distL="0" distR="0" wp14:anchorId="7C5598C9" wp14:editId="7AD354F9">
             <wp:extent cx="5394960" cy="2660302"/>
             <wp:effectExtent l="0" t="0" r="0" b="0"/>
-            <wp:docPr id="7" name="Picture 7"/>
+            <wp:docPr id="10" name="Picture 10"/>
             <wp:cNvGraphicFramePr>
               <a:graphicFrameLocks xmlns:a="http://schemas.openxmlformats.org/drawingml/2006/main" noChangeAspect="1"/>
             </wp:cNvGraphicFramePr>
@@ -30129,7 +30590,7 @@
                     <pic:cNvPicPr/>
                   </pic:nvPicPr>
                   <pic:blipFill>
-                    <a:blip r:embed="rId17"/>
+                    <a:blip r:embed="rId20"/>
                     <a:stretch>
                       <a:fillRect/>
                     </a:stretch>
@@ -30156,14 +30617,14 @@
         <w:keepLines/>
         <w:spacing w:before="80" w:after="200"/>
       </w:pPr>
-      <w:bookmarkStart w:id="122" w:name="_Toc240751892"/>
-      <w:r>
-        <w:rPr>
-          <w:rFonts w:eastAsia="Times New Roman" w:cs="Times New Roman"/>
-        </w:rPr>
-        <w:t>Figure 5.5: Reliability diagrams under random and temporal validation. Marker area is proportional to the number of facilities in each bin. Under temporal validation the curve lifts above the diagonal, indicating systematic under-prediction of default.</w:t>
-      </w:r>
-      <w:bookmarkEnd w:id="122"/>
+      <w:bookmarkStart w:id="125" w:name="_Toc240753582"/>
+      <w:r>
+        <w:rPr>
+          <w:rFonts w:eastAsia="Times New Roman" w:cs="Times New Roman"/>
+        </w:rPr>
+        <w:t>Figure 5.7: Reliability diagrams under random and temporal validation. Marker area is proportional to the number of facilities in each bin. Under temporal validation the curve lifts above the diagonal, indicating systematic under-prediction of default.</w:t>
+      </w:r>
+      <w:bookmarkEnd w:id="125"/>
     </w:p>
     <w:p>
       <w:pPr>
@@ -30181,7 +30642,7 @@
         <w:pStyle w:val="Heading3"/>
         <w:spacing w:before="240" w:after="120"/>
       </w:pPr>
-      <w:bookmarkStart w:id="123" w:name="_Toc240751832"/>
+      <w:bookmarkStart w:id="126" w:name="_Toc240753519"/>
       <w:r>
         <w:rPr>
           <w:rFonts w:ascii="Times New Roman" w:eastAsia="Times New Roman" w:hAnsi="Times New Roman" w:cs="Times New Roman"/>
@@ -30189,7 +30650,7 @@
         </w:rPr>
         <w:t>5.13.1 Why this matters more than the AUC result</w:t>
       </w:r>
-      <w:bookmarkEnd w:id="123"/>
+      <w:bookmarkEnd w:id="126"/>
     </w:p>
     <w:p>
       <w:pPr>
@@ -30236,7 +30697,7 @@
         <w:pStyle w:val="Heading2"/>
         <w:spacing w:before="240" w:after="120"/>
       </w:pPr>
-      <w:bookmarkStart w:id="124" w:name="_Toc240751833"/>
+      <w:bookmarkStart w:id="127" w:name="_Toc240753520"/>
       <w:r>
         <w:rPr>
           <w:rFonts w:ascii="Times New Roman" w:eastAsia="Times New Roman" w:hAnsi="Times New Roman" w:cs="Times New Roman"/>
@@ -30244,7 +30705,7 @@
         <w:lastRenderedPageBreak/>
         <w:t>5.14 What the models are worth to a lender</w:t>
       </w:r>
-      <w:bookmarkEnd w:id="124"/>
+      <w:bookmarkEnd w:id="127"/>
     </w:p>
     <w:p>
       <w:pPr>
@@ -30286,14 +30747,14 @@
         <w:keepLines/>
         <w:spacing w:before="160" w:after="80"/>
       </w:pPr>
-      <w:bookmarkStart w:id="125" w:name="_Toc240751912"/>
+      <w:bookmarkStart w:id="128" w:name="_Toc240753602"/>
       <w:r>
         <w:rPr>
           <w:rFonts w:eastAsia="Times New Roman" w:cs="Times New Roman"/>
         </w:rPr>
         <w:t>Table 5.12: Expected cost per application at a 10:1 loss ratio</w:t>
       </w:r>
-      <w:bookmarkEnd w:id="125"/>
+      <w:bookmarkEnd w:id="128"/>
     </w:p>
     <w:tbl>
       <w:tblPr>
@@ -30670,14 +31131,14 @@
         <w:pStyle w:val="Heading2"/>
         <w:spacing w:before="240" w:after="120"/>
       </w:pPr>
-      <w:bookmarkStart w:id="126" w:name="_Toc240751834"/>
+      <w:bookmarkStart w:id="129" w:name="_Toc240753521"/>
       <w:r>
         <w:rPr>
           <w:rFonts w:ascii="Times New Roman" w:eastAsia="Times New Roman" w:hAnsi="Times New Roman" w:cs="Times New Roman"/>
         </w:rPr>
         <w:t>5.15 The expert scorecard: a negative result</w:t>
       </w:r>
-      <w:bookmarkEnd w:id="126"/>
+      <w:bookmarkEnd w:id="129"/>
     </w:p>
     <w:p>
       <w:pPr>
@@ -30824,14 +31285,14 @@
         <w:pStyle w:val="Heading2"/>
         <w:spacing w:before="240" w:after="120"/>
       </w:pPr>
-      <w:bookmarkStart w:id="127" w:name="_Toc240751835"/>
+      <w:bookmarkStart w:id="130" w:name="_Toc240753522"/>
       <w:r>
         <w:rPr>
           <w:rFonts w:ascii="Times New Roman" w:eastAsia="Times New Roman" w:hAnsi="Times New Roman" w:cs="Times New Roman"/>
         </w:rPr>
         <w:t>5.16 How much do the weights matter?</w:t>
       </w:r>
-      <w:bookmarkEnd w:id="127"/>
+      <w:bookmarkEnd w:id="130"/>
     </w:p>
     <w:p>
       <w:pPr>
@@ -30880,7 +31341,7 @@
         <w:pStyle w:val="Heading3"/>
         <w:spacing w:before="240" w:after="120"/>
       </w:pPr>
-      <w:bookmarkStart w:id="128" w:name="_Toc240751836"/>
+      <w:bookmarkStart w:id="131" w:name="_Toc240753523"/>
       <w:r>
         <w:rPr>
           <w:rFonts w:ascii="Times New Roman" w:eastAsia="Times New Roman" w:hAnsi="Times New Roman" w:cs="Times New Roman"/>
@@ -30888,7 +31349,7 @@
         </w:rPr>
         <w:t>5.16.1 Method</w:t>
       </w:r>
-      <w:bookmarkEnd w:id="128"/>
+      <w:bookmarkEnd w:id="131"/>
     </w:p>
     <w:p>
       <w:pPr>
@@ -30917,7 +31378,7 @@
         <w:pStyle w:val="Heading3"/>
         <w:spacing w:before="240" w:after="120"/>
       </w:pPr>
-      <w:bookmarkStart w:id="129" w:name="_Toc240751837"/>
+      <w:bookmarkStart w:id="132" w:name="_Toc240753524"/>
       <w:r>
         <w:rPr>
           <w:rFonts w:ascii="Times New Roman" w:eastAsia="Times New Roman" w:hAnsi="Times New Roman" w:cs="Times New Roman"/>
@@ -30925,7 +31386,7 @@
         </w:rPr>
         <w:t>5.16.2 Results</w:t>
       </w:r>
-      <w:bookmarkEnd w:id="129"/>
+      <w:bookmarkEnd w:id="132"/>
     </w:p>
     <w:p>
       <w:pPr>
@@ -30945,14 +31406,14 @@
         <w:keepLines/>
         <w:spacing w:before="160" w:after="80"/>
       </w:pPr>
-      <w:bookmarkStart w:id="130" w:name="_Toc240751913"/>
+      <w:bookmarkStart w:id="133" w:name="_Toc240753603"/>
       <w:r>
         <w:rPr>
           <w:rFonts w:eastAsia="Times New Roman" w:cs="Times New Roman"/>
         </w:rPr>
         <w:t>Table 5.13: Rank correlation and band stability under weight perturbation</w:t>
       </w:r>
-      <w:bookmarkEnd w:id="130"/>
+      <w:bookmarkEnd w:id="133"/>
     </w:p>
     <w:tbl>
       <w:tblPr>
@@ -31590,7 +32051,7 @@
         <w:rPr>
           <w:rFonts w:eastAsia="Times New Roman" w:cs="Times New Roman"/>
         </w:rPr>
-        <w:t>At ±25%, a spread wider than experienced practitioners typically differ by, the ranking is essentially preserved (ρ ≈ 0.98–0.99) and roughly 93–94% of cases keep their risk band. Degradation beyond that is gradual, not abrupt; even at ±100%, where a weight may be scaled anywhere in [0, 2], rank correlation remains above 0.75. Figure 5.6 plots both measures against the magnitude of the perturbation.</w:t>
+        <w:t>At ±25%, a spread wider than experienced practitioners typically differ by, the ranking is essentially preserved (ρ ≈ 0.98–0.99) and roughly 93–94% of cases keep their risk band. Degradation beyond that is gradual, not abrupt; even at ±100%, where a weight may be scaled anywhere in [0, 2], rank correlation remains above 0.75. Figure 5.8 plots both measures against the magnitude of the perturbation.</w:t>
       </w:r>
     </w:p>
     <w:p>
@@ -31605,10 +32066,10 @@
         </w:rPr>
         <w:lastRenderedPageBreak/>
         <w:drawing>
-          <wp:inline distT="0" distB="0" distL="0" distR="0" wp14:anchorId="68879207" wp14:editId="33F9FA33">
+          <wp:inline distT="0" distB="0" distL="0" distR="0" wp14:anchorId="186FBB56" wp14:editId="117294DB">
             <wp:extent cx="5394960" cy="2496978"/>
             <wp:effectExtent l="0" t="0" r="0" b="0"/>
-            <wp:docPr id="8" name="Picture 8"/>
+            <wp:docPr id="11" name="Picture 11"/>
             <wp:cNvGraphicFramePr>
               <a:graphicFrameLocks xmlns:a="http://schemas.openxmlformats.org/drawingml/2006/main" noChangeAspect="1"/>
             </wp:cNvGraphicFramePr>
@@ -31620,7 +32081,7 @@
                     <pic:cNvPicPr/>
                   </pic:nvPicPr>
                   <pic:blipFill>
-                    <a:blip r:embed="rId18"/>
+                    <a:blip r:embed="rId21"/>
                     <a:stretch>
                       <a:fillRect/>
                     </a:stretch>
@@ -31647,14 +32108,14 @@
         <w:keepLines/>
         <w:spacing w:before="80" w:after="200"/>
       </w:pPr>
-      <w:bookmarkStart w:id="131" w:name="_Toc240751893"/>
-      <w:r>
-        <w:rPr>
-          <w:rFonts w:eastAsia="Times New Roman" w:cs="Times New Roman"/>
-        </w:rPr>
-        <w:t>Figure 5.6: Ranking stability and risk-band stability against the magnitude of the weight perturbation. Shaded bands show the range down to the fifth percentile across draws; the dotted line marks the level of disagreement practitioners plausibly exhibit.</w:t>
-      </w:r>
-      <w:bookmarkEnd w:id="131"/>
+      <w:bookmarkStart w:id="134" w:name="_Toc240753583"/>
+      <w:r>
+        <w:rPr>
+          <w:rFonts w:eastAsia="Times New Roman" w:cs="Times New Roman"/>
+        </w:rPr>
+        <w:t>Figure 5.8: Ranking stability and risk-band stability against the magnitude of the weight perturbation. Shaded bands show the range down to the fifth percentile across draws; the dotted line marks the level of disagreement practitioners plausibly exhibit.</w:t>
+      </w:r>
+      <w:bookmarkEnd w:id="134"/>
     </w:p>
     <w:p>
       <w:pPr>
@@ -31679,7 +32140,7 @@
         <w:pStyle w:val="Heading3"/>
         <w:spacing w:before="240" w:after="120"/>
       </w:pPr>
-      <w:bookmarkStart w:id="132" w:name="_Toc240751838"/>
+      <w:bookmarkStart w:id="135" w:name="_Toc240753525"/>
       <w:r>
         <w:rPr>
           <w:rFonts w:ascii="Times New Roman" w:eastAsia="Times New Roman" w:hAnsi="Times New Roman" w:cs="Times New Roman"/>
@@ -31687,7 +32148,7 @@
         </w:rPr>
         <w:t>5.16.3 An unanticipated structural finding</w:t>
       </w:r>
-      <w:bookmarkEnd w:id="132"/>
+      <w:bookmarkEnd w:id="135"/>
     </w:p>
     <w:p>
       <w:pPr>
@@ -31707,14 +32168,14 @@
         <w:keepLines/>
         <w:spacing w:before="160" w:after="80"/>
       </w:pPr>
-      <w:bookmarkStart w:id="133" w:name="_Toc240751914"/>
+      <w:bookmarkStart w:id="136" w:name="_Toc240753604"/>
       <w:r>
         <w:rPr>
           <w:rFonts w:eastAsia="Times New Roman" w:cs="Times New Roman"/>
         </w:rPr>
         <w:t>Table 5.14: Leverage of a single criterion over its objective</w:t>
       </w:r>
-      <w:bookmarkEnd w:id="133"/>
+      <w:bookmarkEnd w:id="136"/>
     </w:p>
     <w:tbl>
       <w:tblPr>
@@ -31953,14 +32414,14 @@
         <w:pStyle w:val="Heading2"/>
         <w:spacing w:before="240" w:after="120"/>
       </w:pPr>
-      <w:bookmarkStart w:id="134" w:name="_Toc240751839"/>
+      <w:bookmarkStart w:id="137" w:name="_Toc240753526"/>
       <w:r>
         <w:rPr>
           <w:rFonts w:ascii="Times New Roman" w:eastAsia="Times New Roman" w:hAnsi="Times New Roman" w:cs="Times New Roman"/>
         </w:rPr>
         <w:t>5.17 Are the two objectives independent? (RQ4)</w:t>
       </w:r>
-      <w:bookmarkEnd w:id="134"/>
+      <w:bookmarkEnd w:id="137"/>
     </w:p>
     <w:p>
       <w:pPr>
@@ -32013,7 +32474,7 @@
         <w:pStyle w:val="Heading3"/>
         <w:spacing w:before="240" w:after="120"/>
       </w:pPr>
-      <w:bookmarkStart w:id="135" w:name="_Toc240751840"/>
+      <w:bookmarkStart w:id="138" w:name="_Toc240753527"/>
       <w:r>
         <w:rPr>
           <w:rFonts w:ascii="Times New Roman" w:eastAsia="Times New Roman" w:hAnsi="Times New Roman" w:cs="Times New Roman"/>
@@ -32021,7 +32482,7 @@
         </w:rPr>
         <w:t>5.17.1 The objectives are not independent</w:t>
       </w:r>
-      <w:bookmarkEnd w:id="135"/>
+      <w:bookmarkEnd w:id="138"/>
     </w:p>
     <w:p>
       <w:pPr>
@@ -32041,14 +32502,14 @@
         <w:keepLines/>
         <w:spacing w:before="160" w:after="80"/>
       </w:pPr>
-      <w:bookmarkStart w:id="136" w:name="_Toc240751915"/>
+      <w:bookmarkStart w:id="139" w:name="_Toc240753605"/>
       <w:r>
         <w:rPr>
           <w:rFonts w:eastAsia="Times New Roman" w:cs="Times New Roman"/>
         </w:rPr>
         <w:t>Table 5.15: Association between the credit-risk and development-impact scores</w:t>
       </w:r>
-      <w:bookmarkEnd w:id="136"/>
+      <w:bookmarkEnd w:id="139"/>
     </w:p>
     <w:tbl>
       <w:tblPr>
@@ -32391,7 +32852,7 @@
         <w:pStyle w:val="Heading3"/>
         <w:spacing w:before="240" w:after="120"/>
       </w:pPr>
-      <w:bookmarkStart w:id="137" w:name="_Toc240751841"/>
+      <w:bookmarkStart w:id="140" w:name="_Toc240753528"/>
       <w:r>
         <w:rPr>
           <w:rFonts w:ascii="Times New Roman" w:eastAsia="Times New Roman" w:hAnsi="Times New Roman" w:cs="Times New Roman"/>
@@ -32399,7 +32860,7 @@
         </w:rPr>
         <w:t>5.17.2 The practical case survives by a different route</w:t>
       </w:r>
-      <w:bookmarkEnd w:id="137"/>
+      <w:bookmarkEnd w:id="140"/>
     </w:p>
     <w:p>
       <w:pPr>
@@ -32432,14 +32893,14 @@
         <w:keepLines/>
         <w:spacing w:before="160" w:after="80"/>
       </w:pPr>
-      <w:bookmarkStart w:id="138" w:name="_Toc240751916"/>
+      <w:bookmarkStart w:id="141" w:name="_Toc240753606"/>
       <w:r>
         <w:rPr>
           <w:rFonts w:eastAsia="Times New Roman" w:cs="Times New Roman"/>
         </w:rPr>
         <w:t>Table 5.16: Agreement between the two objectives' risk bands</w:t>
       </w:r>
-      <w:bookmarkEnd w:id="138"/>
+      <w:bookmarkEnd w:id="141"/>
     </w:p>
     <w:tbl>
       <w:tblPr>
@@ -32715,7 +33176,7 @@
         <w:pStyle w:val="Heading3"/>
         <w:spacing w:before="240" w:after="120"/>
       </w:pPr>
-      <w:bookmarkStart w:id="139" w:name="_Toc240751842"/>
+      <w:bookmarkStart w:id="142" w:name="_Toc240753529"/>
       <w:r>
         <w:rPr>
           <w:rFonts w:ascii="Times New Roman" w:eastAsia="Times New Roman" w:hAnsi="Times New Roman" w:cs="Times New Roman"/>
@@ -32724,7 +33185,7 @@
         <w:lastRenderedPageBreak/>
         <w:t>5.17.3 Development impact is associated with higher default</w:t>
       </w:r>
-      <w:bookmarkEnd w:id="139"/>
+      <w:bookmarkEnd w:id="142"/>
     </w:p>
     <w:p>
       <w:pPr>
@@ -32744,14 +33205,14 @@
         <w:keepLines/>
         <w:spacing w:before="160" w:after="80"/>
       </w:pPr>
-      <w:bookmarkStart w:id="140" w:name="_Toc240751917"/>
+      <w:bookmarkStart w:id="143" w:name="_Toc240753607"/>
       <w:r>
         <w:rPr>
           <w:rFonts w:eastAsia="Times New Roman" w:cs="Times New Roman"/>
         </w:rPr>
         <w:t>Table 5.17: Default rate by development-impact band</w:t>
       </w:r>
-      <w:bookmarkEnd w:id="140"/>
+      <w:bookmarkEnd w:id="143"/>
     </w:p>
     <w:tbl>
       <w:tblPr>
@@ -33077,14 +33538,14 @@
         <w:pStyle w:val="Heading2"/>
         <w:spacing w:before="240" w:after="120"/>
       </w:pPr>
-      <w:bookmarkStart w:id="141" w:name="_Toc240751843"/>
+      <w:bookmarkStart w:id="144" w:name="_Toc240753530"/>
       <w:r>
         <w:rPr>
           <w:rFonts w:ascii="Times New Roman" w:eastAsia="Times New Roman" w:hAnsi="Times New Roman" w:cs="Times New Roman"/>
         </w:rPr>
         <w:t>5.18 Who the models work less well for</w:t>
       </w:r>
-      <w:bookmarkEnd w:id="141"/>
+      <w:bookmarkEnd w:id="144"/>
     </w:p>
     <w:p>
       <w:pPr>
@@ -33102,7 +33563,7 @@
         <w:pStyle w:val="Heading3"/>
         <w:spacing w:before="240" w:after="120"/>
       </w:pPr>
-      <w:bookmarkStart w:id="142" w:name="_Toc240751844"/>
+      <w:bookmarkStart w:id="145" w:name="_Toc240753531"/>
       <w:r>
         <w:rPr>
           <w:rFonts w:ascii="Times New Roman" w:eastAsia="Times New Roman" w:hAnsi="Times New Roman" w:cs="Times New Roman"/>
@@ -33110,7 +33571,7 @@
         </w:rPr>
         <w:t>5.18.1 What can and cannot be tested</w:t>
       </w:r>
-      <w:bookmarkEnd w:id="142"/>
+      <w:bookmarkEnd w:id="145"/>
     </w:p>
     <w:p>
       <w:pPr>
@@ -33174,7 +33635,7 @@
         <w:pStyle w:val="Heading3"/>
         <w:spacing w:before="240" w:after="120"/>
       </w:pPr>
-      <w:bookmarkStart w:id="143" w:name="_Toc240751845"/>
+      <w:bookmarkStart w:id="146" w:name="_Toc240753532"/>
       <w:r>
         <w:rPr>
           <w:rFonts w:ascii="Times New Roman" w:eastAsia="Times New Roman" w:hAnsi="Times New Roman" w:cs="Times New Roman"/>
@@ -33182,7 +33643,7 @@
         </w:rPr>
         <w:t>5.18.2 Results</w:t>
       </w:r>
-      <w:bookmarkEnd w:id="143"/>
+      <w:bookmarkEnd w:id="146"/>
     </w:p>
     <w:p>
       <w:pPr>
@@ -33202,14 +33663,14 @@
         <w:keepLines/>
         <w:spacing w:before="160" w:after="80"/>
       </w:pPr>
-      <w:bookmarkStart w:id="144" w:name="_Toc240751918"/>
+      <w:bookmarkStart w:id="147" w:name="_Toc240753608"/>
       <w:r>
         <w:rPr>
           <w:rFonts w:eastAsia="Times New Roman" w:cs="Times New Roman"/>
         </w:rPr>
         <w:t>Table 5.18: Equal-opportunity ratios by attribute, with bootstrap intervals</w:t>
       </w:r>
-      <w:bookmarkEnd w:id="144"/>
+      <w:bookmarkEnd w:id="147"/>
     </w:p>
     <w:tbl>
       <w:tblPr>
@@ -33669,7 +34130,7 @@
         <w:pStyle w:val="Heading3"/>
         <w:spacing w:before="240" w:after="120"/>
       </w:pPr>
-      <w:bookmarkStart w:id="145" w:name="_Toc240751846"/>
+      <w:bookmarkStart w:id="148" w:name="_Toc240753533"/>
       <w:r>
         <w:rPr>
           <w:rFonts w:ascii="Times New Roman" w:eastAsia="Times New Roman" w:hAnsi="Times New Roman" w:cs="Times New Roman"/>
@@ -33677,7 +34138,7 @@
         </w:rPr>
         <w:t>5.18.3 A confound that had to be ruled out</w:t>
       </w:r>
-      <w:bookmarkEnd w:id="145"/>
+      <w:bookmarkEnd w:id="148"/>
     </w:p>
     <w:p>
       <w:pPr>
@@ -33720,14 +34181,14 @@
         <w:pStyle w:val="Heading2"/>
         <w:spacing w:before="240" w:after="120"/>
       </w:pPr>
-      <w:bookmarkStart w:id="146" w:name="_Toc240751847"/>
+      <w:bookmarkStart w:id="149" w:name="_Toc240753534"/>
       <w:r>
         <w:rPr>
           <w:rFonts w:ascii="Times New Roman" w:eastAsia="Times New Roman" w:hAnsi="Times New Roman" w:cs="Times New Roman"/>
         </w:rPr>
         <w:t>5.19 What the models do with information the applicant did not supply</w:t>
       </w:r>
-      <w:bookmarkEnd w:id="146"/>
+      <w:bookmarkEnd w:id="149"/>
     </w:p>
     <w:p>
       <w:pPr>
@@ -33745,7 +34206,7 @@
         <w:pStyle w:val="Heading3"/>
         <w:spacing w:before="240" w:after="120"/>
       </w:pPr>
-      <w:bookmarkStart w:id="147" w:name="_Toc240751848"/>
+      <w:bookmarkStart w:id="150" w:name="_Toc240753535"/>
       <w:r>
         <w:rPr>
           <w:rFonts w:ascii="Times New Roman" w:eastAsia="Times New Roman" w:hAnsi="Times New Roman" w:cs="Times New Roman"/>
@@ -33753,7 +34214,7 @@
         </w:rPr>
         <w:t>5.19.1 Method</w:t>
       </w:r>
-      <w:bookmarkEnd w:id="147"/>
+      <w:bookmarkEnd w:id="150"/>
     </w:p>
     <w:p>
       <w:pPr>
@@ -33777,7 +34238,7 @@
         <w:pStyle w:val="Heading3"/>
         <w:spacing w:before="240" w:after="120"/>
       </w:pPr>
-      <w:bookmarkStart w:id="148" w:name="_Toc240751849"/>
+      <w:bookmarkStart w:id="151" w:name="_Toc240753536"/>
       <w:r>
         <w:rPr>
           <w:rFonts w:ascii="Times New Roman" w:eastAsia="Times New Roman" w:hAnsi="Times New Roman" w:cs="Times New Roman"/>
@@ -33785,7 +34246,7 @@
         </w:rPr>
         <w:t>5.19.2 The models reward withholding</w:t>
       </w:r>
-      <w:bookmarkEnd w:id="148"/>
+      <w:bookmarkEnd w:id="151"/>
     </w:p>
     <w:p>
       <w:pPr>
@@ -33818,7 +34279,7 @@
           <w:rFonts w:eastAsia="Times New Roman" w:cs="Times New Roman"/>
         </w:rPr>
         <w:lastRenderedPageBreak/>
-        <w:t>The distinction matters because neither model treats absence as Rubin [45] would have it treated: as information about the mechanism that produced the gap. Median imputation, the standard alternative, fails differently rather than better. Under the logistic regression, withholding the SBA guarantee share scores 90.5% of applicants as less risky and flips 19.61% from decline to approval. It does not reward omission through a missingness branch; it silently asserts a value the applicant never gave. Figure 5.7</w:t>
+        <w:t>The distinction matters because neither model treats absence as Rubin [45] would have it treated: as information about the mechanism that produced the gap. Median imputation, the standard alternative, fails differently rather than better. Under the logistic regression, withholding the SBA guarantee share scores 90.5% of applicants as less risky and flips 19.61% from decline to approval. It does not reward omission through a missingness branch; it silently asserts a value the applicant never gave. Figure 5.9</w:t>
       </w:r>
       <w:r>
         <w:rPr>
@@ -33838,10 +34299,10 @@
           <w:noProof/>
         </w:rPr>
         <w:drawing>
-          <wp:inline distT="0" distB="0" distL="0" distR="0" wp14:anchorId="18004BCC" wp14:editId="5E689FB5">
+          <wp:inline distT="0" distB="0" distL="0" distR="0" wp14:anchorId="73C55B64" wp14:editId="754FF041">
             <wp:extent cx="5394960" cy="2660302"/>
             <wp:effectExtent l="0" t="0" r="0" b="0"/>
-            <wp:docPr id="9" name="Picture 9"/>
+            <wp:docPr id="12" name="Picture 12"/>
             <wp:cNvGraphicFramePr>
               <a:graphicFrameLocks xmlns:a="http://schemas.openxmlformats.org/drawingml/2006/main" noChangeAspect="1"/>
             </wp:cNvGraphicFramePr>
@@ -33853,7 +34314,7 @@
                     <pic:cNvPicPr/>
                   </pic:nvPicPr>
                   <pic:blipFill>
-                    <a:blip r:embed="rId19"/>
+                    <a:blip r:embed="rId22"/>
                     <a:stretch>
                       <a:fillRect/>
                     </a:stretch>
@@ -33880,14 +34341,14 @@
         <w:keepLines/>
         <w:spacing w:before="80" w:after="200"/>
       </w:pPr>
-      <w:bookmarkStart w:id="149" w:name="_Toc240751894"/>
-      <w:r>
-        <w:rPr>
-          <w:rFonts w:eastAsia="Times New Roman" w:cs="Times New Roman"/>
-        </w:rPr>
-        <w:t>Figure 5.7: The effect of withholding information about the same applicants. Left: mean assessed probability of default as fields are withheld, shaded across draws, with the thin horizontal line marking each model's assessment when nothing is withheld. Right: the share of all applicants converted from decline to approval. Both models converge on the ceiling, at which every applicant who would have been declined is approved.</w:t>
-      </w:r>
-      <w:bookmarkEnd w:id="149"/>
+      <w:bookmarkStart w:id="152" w:name="_Toc240753584"/>
+      <w:r>
+        <w:rPr>
+          <w:rFonts w:eastAsia="Times New Roman" w:cs="Times New Roman"/>
+        </w:rPr>
+        <w:t>Figure 5.9: The effect of withholding information about the same applicants. Left: mean assessed probability of default as fields are withheld, shaded across draws, with the thin horizontal line marking each model's assessment when nothing is withheld. Right: the share of all applicants converted from decline to approval. Both models converge on the ceiling, at which every applicant who would have been declined is approved.</w:t>
+      </w:r>
+      <w:bookmarkEnd w:id="152"/>
     </w:p>
     <w:p>
       <w:pPr>
@@ -33905,7 +34366,7 @@
         <w:pStyle w:val="Heading3"/>
         <w:spacing w:before="240" w:after="120"/>
       </w:pPr>
-      <w:bookmarkStart w:id="150" w:name="_Toc240751850"/>
+      <w:bookmarkStart w:id="153" w:name="_Toc240753537"/>
       <w:r>
         <w:rPr>
           <w:rFonts w:ascii="Times New Roman" w:eastAsia="Times New Roman" w:hAnsi="Times New Roman" w:cs="Times New Roman"/>
@@ -33913,7 +34374,7 @@
         </w:rPr>
         <w:t>5.19.3 The limit case</w:t>
       </w:r>
-      <w:bookmarkEnd w:id="150"/>
+      <w:bookmarkEnd w:id="153"/>
     </w:p>
     <w:p>
       <w:pPr>
@@ -33960,7 +34421,7 @@
         <w:pStyle w:val="Heading3"/>
         <w:spacing w:before="240" w:after="120"/>
       </w:pPr>
-      <w:bookmarkStart w:id="151" w:name="_Toc240751851"/>
+      <w:bookmarkStart w:id="154" w:name="_Toc240753538"/>
       <w:r>
         <w:rPr>
           <w:rFonts w:ascii="Times New Roman" w:eastAsia="Times New Roman" w:hAnsi="Times New Roman" w:cs="Times New Roman"/>
@@ -33968,7 +34429,7 @@
         </w:rPr>
         <w:t>5.19.4 Why this matters for the artefact</w:t>
       </w:r>
-      <w:bookmarkEnd w:id="151"/>
+      <w:bookmarkEnd w:id="154"/>
     </w:p>
     <w:p>
       <w:pPr>
@@ -34014,14 +34475,14 @@
         <w:pStyle w:val="Heading2"/>
         <w:spacing w:before="240" w:after="120"/>
       </w:pPr>
-      <w:bookmarkStart w:id="152" w:name="_Toc240751852"/>
+      <w:bookmarkStart w:id="155" w:name="_Toc240753539"/>
       <w:r>
         <w:rPr>
           <w:rFonts w:ascii="Times New Roman" w:eastAsia="Times New Roman" w:hAnsi="Times New Roman" w:cs="Times New Roman"/>
         </w:rPr>
         <w:t>5.20 Limitations</w:t>
       </w:r>
-      <w:bookmarkEnd w:id="152"/>
+      <w:bookmarkEnd w:id="155"/>
     </w:p>
     <w:p>
       <w:pPr>
@@ -34274,7 +34735,7 @@
         <w:pStyle w:val="Heading2"/>
         <w:spacing w:before="240" w:after="120"/>
       </w:pPr>
-      <w:bookmarkStart w:id="153" w:name="_Toc240751853"/>
+      <w:bookmarkStart w:id="156" w:name="_Toc240753540"/>
       <w:r>
         <w:rPr>
           <w:rFonts w:ascii="Times New Roman" w:eastAsia="Times New Roman" w:hAnsi="Times New Roman" w:cs="Times New Roman"/>
@@ -34282,7 +34743,7 @@
         <w:lastRenderedPageBreak/>
         <w:t>5.21 Summary</w:t>
       </w:r>
-      <w:bookmarkEnd w:id="153"/>
+      <w:bookmarkEnd w:id="156"/>
     </w:p>
     <w:p>
       <w:pPr>
@@ -34594,7 +35055,7 @@
         <w:pageBreakBefore/>
         <w:spacing w:before="280" w:after="120"/>
       </w:pPr>
-      <w:bookmarkStart w:id="154" w:name="_Toc240751854"/>
+      <w:bookmarkStart w:id="157" w:name="_Toc240753541"/>
       <w:r>
         <w:rPr>
           <w:rFonts w:ascii="Times New Roman" w:eastAsia="Times New Roman" w:hAnsi="Times New Roman" w:cs="Times New Roman"/>
@@ -34602,21 +35063,21 @@
         <w:lastRenderedPageBreak/>
         <w:t>6 DISCUSSION AND CONCLUSIONS</w:t>
       </w:r>
-      <w:bookmarkEnd w:id="154"/>
+      <w:bookmarkEnd w:id="157"/>
     </w:p>
     <w:p>
       <w:pPr>
         <w:pStyle w:val="Heading2"/>
         <w:spacing w:before="240" w:after="120"/>
       </w:pPr>
-      <w:bookmarkStart w:id="155" w:name="_Toc240751855"/>
+      <w:bookmarkStart w:id="158" w:name="_Toc240753542"/>
       <w:r>
         <w:rPr>
           <w:rFonts w:ascii="Times New Roman" w:eastAsia="Times New Roman" w:hAnsi="Times New Roman" w:cs="Times New Roman"/>
         </w:rPr>
         <w:t>6.1 Weight elicitation</w:t>
       </w:r>
-      <w:bookmarkEnd w:id="155"/>
+      <w:bookmarkEnd w:id="158"/>
     </w:p>
     <w:p>
       <w:pPr>
@@ -34634,7 +35095,7 @@
         <w:pStyle w:val="Heading3"/>
         <w:spacing w:before="240" w:after="120"/>
       </w:pPr>
-      <w:bookmarkStart w:id="156" w:name="_Toc240751856"/>
+      <w:bookmarkStart w:id="159" w:name="_Toc240753543"/>
       <w:r>
         <w:rPr>
           <w:rFonts w:ascii="Times New Roman" w:eastAsia="Times New Roman" w:hAnsi="Times New Roman" w:cs="Times New Roman"/>
@@ -34642,7 +35103,7 @@
         </w:rPr>
         <w:t>6.1.1 The instrument</w:t>
       </w:r>
-      <w:bookmarkEnd w:id="156"/>
+      <w:bookmarkEnd w:id="159"/>
     </w:p>
     <w:p>
       <w:pPr>
@@ -34698,7 +35159,7 @@
         <w:pStyle w:val="Heading3"/>
         <w:spacing w:before="240" w:after="120"/>
       </w:pPr>
-      <w:bookmarkStart w:id="157" w:name="_Toc240751857"/>
+      <w:bookmarkStart w:id="160" w:name="_Toc240753544"/>
       <w:r>
         <w:rPr>
           <w:rFonts w:ascii="Times New Roman" w:eastAsia="Times New Roman" w:hAnsi="Times New Roman" w:cs="Times New Roman"/>
@@ -34706,7 +35167,7 @@
         </w:rPr>
         <w:t>6.1.2 Respondents</w:t>
       </w:r>
-      <w:bookmarkEnd w:id="157"/>
+      <w:bookmarkEnd w:id="160"/>
     </w:p>
     <w:p>
       <w:pPr>
@@ -34726,14 +35187,14 @@
         <w:keepLines/>
         <w:spacing w:before="160" w:after="80"/>
       </w:pPr>
-      <w:bookmarkStart w:id="158" w:name="_Toc240751919"/>
+      <w:bookmarkStart w:id="161" w:name="_Toc240753609"/>
       <w:r>
         <w:rPr>
           <w:rFonts w:eastAsia="Times New Roman" w:cs="Times New Roman"/>
         </w:rPr>
         <w:t>Table 6.1: Profile of the eleven elicitation respondents</w:t>
       </w:r>
-      <w:bookmarkEnd w:id="158"/>
+      <w:bookmarkEnd w:id="161"/>
     </w:p>
     <w:tbl>
       <w:tblPr>
@@ -35065,7 +35526,7 @@
         <w:pStyle w:val="Heading3"/>
         <w:spacing w:before="240" w:after="120"/>
       </w:pPr>
-      <w:bookmarkStart w:id="159" w:name="_Toc240751858"/>
+      <w:bookmarkStart w:id="162" w:name="_Toc240753545"/>
       <w:r>
         <w:rPr>
           <w:rFonts w:ascii="Times New Roman" w:eastAsia="Times New Roman" w:hAnsi="Times New Roman" w:cs="Times New Roman"/>
@@ -35073,7 +35534,7 @@
         </w:rPr>
         <w:t>6.1.3 Consistency</w:t>
       </w:r>
-      <w:bookmarkEnd w:id="159"/>
+      <w:bookmarkEnd w:id="162"/>
     </w:p>
     <w:p>
       <w:pPr>
@@ -35102,7 +35563,7 @@
         <w:pStyle w:val="Heading3"/>
         <w:spacing w:before="240" w:after="120"/>
       </w:pPr>
-      <w:bookmarkStart w:id="160" w:name="_Toc240751859"/>
+      <w:bookmarkStart w:id="163" w:name="_Toc240753546"/>
       <w:r>
         <w:rPr>
           <w:rFonts w:ascii="Times New Roman" w:eastAsia="Times New Roman" w:hAnsi="Times New Roman" w:cs="Times New Roman"/>
@@ -35110,7 +35571,7 @@
         </w:rPr>
         <w:t>6.1.4 The weights</w:t>
       </w:r>
-      <w:bookmarkEnd w:id="160"/>
+      <w:bookmarkEnd w:id="163"/>
     </w:p>
     <w:p>
       <w:pPr>
@@ -35130,14 +35591,14 @@
         <w:keepLines/>
         <w:spacing w:before="160" w:after="80"/>
       </w:pPr>
-      <w:bookmarkStart w:id="161" w:name="_Toc240751920"/>
+      <w:bookmarkStart w:id="164" w:name="_Toc240753610"/>
       <w:r>
         <w:rPr>
           <w:rFonts w:eastAsia="Times New Roman" w:cs="Times New Roman"/>
         </w:rPr>
         <w:t>Table 6.2: Elicited weights for the six credit-risk dimensions</w:t>
       </w:r>
-      <w:bookmarkEnd w:id="161"/>
+      <w:bookmarkEnd w:id="164"/>
     </w:p>
     <w:tbl>
       <w:tblPr>
@@ -35620,7 +36081,7 @@
         <w:pStyle w:val="Heading3"/>
         <w:spacing w:before="240" w:after="120"/>
       </w:pPr>
-      <w:bookmarkStart w:id="162" w:name="_Toc240751860"/>
+      <w:bookmarkStart w:id="165" w:name="_Toc240753547"/>
       <w:r>
         <w:rPr>
           <w:rFonts w:ascii="Times New Roman" w:eastAsia="Times New Roman" w:hAnsi="Times New Roman" w:cs="Times New Roman"/>
@@ -35629,7 +36090,7 @@
         <w:lastRenderedPageBreak/>
         <w:t>6.1.5 What the placeholders cost</w:t>
       </w:r>
-      <w:bookmarkEnd w:id="162"/>
+      <w:bookmarkEnd w:id="165"/>
     </w:p>
     <w:p>
       <w:pPr>
@@ -35678,14 +36139,14 @@
         <w:keepLines/>
         <w:spacing w:before="160" w:after="80"/>
       </w:pPr>
-      <w:bookmarkStart w:id="163" w:name="_Toc240751921"/>
+      <w:bookmarkStart w:id="166" w:name="_Toc240753611"/>
       <w:r>
         <w:rPr>
           <w:rFonts w:eastAsia="Times New Roman" w:cs="Times New Roman"/>
         </w:rPr>
         <w:t>Table 6.3: Scoring under placeholder and elicited weights compared</w:t>
       </w:r>
-      <w:bookmarkEnd w:id="163"/>
+      <w:bookmarkEnd w:id="166"/>
     </w:p>
     <w:tbl>
       <w:tblPr>
@@ -36036,21 +36497,21 @@
         <w:pStyle w:val="Heading2"/>
         <w:spacing w:before="240" w:after="120"/>
       </w:pPr>
-      <w:bookmarkStart w:id="164" w:name="_Toc240751861"/>
+      <w:bookmarkStart w:id="167" w:name="_Toc240753548"/>
       <w:r>
         <w:rPr>
           <w:rFonts w:ascii="Times New Roman" w:eastAsia="Times New Roman" w:hAnsi="Times New Roman" w:cs="Times New Roman"/>
         </w:rPr>
         <w:t>6.2 Answers to the research questions</w:t>
       </w:r>
-      <w:bookmarkEnd w:id="164"/>
+      <w:bookmarkEnd w:id="167"/>
     </w:p>
     <w:p>
       <w:pPr>
         <w:pStyle w:val="Heading3"/>
         <w:spacing w:before="240" w:after="120"/>
       </w:pPr>
-      <w:bookmarkStart w:id="165" w:name="_Toc240751862"/>
+      <w:bookmarkStart w:id="168" w:name="_Toc240753549"/>
       <w:r>
         <w:rPr>
           <w:rFonts w:ascii="Times New Roman" w:eastAsia="Times New Roman" w:hAnsi="Times New Roman" w:cs="Times New Roman"/>
@@ -36058,7 +36519,7 @@
         </w:rPr>
         <w:t>6.2.1 RQ1: can the instrument be formalised?</w:t>
       </w:r>
-      <w:bookmarkEnd w:id="165"/>
+      <w:bookmarkEnd w:id="168"/>
     </w:p>
     <w:p>
       <w:pPr>
@@ -36099,7 +36560,7 @@
         <w:pStyle w:val="Heading3"/>
         <w:spacing w:before="240" w:after="120"/>
       </w:pPr>
-      <w:bookmarkStart w:id="166" w:name="_Toc240751863"/>
+      <w:bookmarkStart w:id="169" w:name="_Toc240753550"/>
       <w:r>
         <w:rPr>
           <w:rFonts w:ascii="Times New Roman" w:eastAsia="Times New Roman" w:hAnsi="Times New Roman" w:cs="Times New Roman"/>
@@ -36107,7 +36568,7 @@
         </w:rPr>
         <w:t>6.2.2 RQ2: what weights do practitioners assign, and how much do they matter?</w:t>
       </w:r>
-      <w:bookmarkEnd w:id="166"/>
+      <w:bookmarkEnd w:id="169"/>
     </w:p>
     <w:p>
       <w:pPr>
@@ -36172,7 +36633,7 @@
         <w:pStyle w:val="Heading3"/>
         <w:spacing w:before="240" w:after="120"/>
       </w:pPr>
-      <w:bookmarkStart w:id="167" w:name="_Toc240751864"/>
+      <w:bookmarkStart w:id="170" w:name="_Toc240753551"/>
       <w:r>
         <w:rPr>
           <w:rFonts w:ascii="Times New Roman" w:eastAsia="Times New Roman" w:hAnsi="Times New Roman" w:cs="Times New Roman"/>
@@ -36180,7 +36641,7 @@
         </w:rPr>
         <w:t>6.2.3 RQ3: what can be established from public data?</w:t>
       </w:r>
-      <w:bookmarkEnd w:id="167"/>
+      <w:bookmarkEnd w:id="170"/>
     </w:p>
     <w:p>
       <w:pPr>
@@ -36251,7 +36712,7 @@
         <w:pStyle w:val="Heading3"/>
         <w:spacing w:before="240" w:after="120"/>
       </w:pPr>
-      <w:bookmarkStart w:id="168" w:name="_Toc240751865"/>
+      <w:bookmarkStart w:id="171" w:name="_Toc240753552"/>
       <w:r>
         <w:rPr>
           <w:rFonts w:ascii="Times New Roman" w:eastAsia="Times New Roman" w:hAnsi="Times New Roman" w:cs="Times New Roman"/>
@@ -36259,7 +36720,7 @@
         </w:rPr>
         <w:t>6.2.4 RQ4: are the objectives separable?</w:t>
       </w:r>
-      <w:bookmarkEnd w:id="168"/>
+      <w:bookmarkEnd w:id="171"/>
     </w:p>
     <w:p>
       <w:pPr>
@@ -36323,21 +36784,21 @@
         <w:pStyle w:val="Heading2"/>
         <w:spacing w:before="240" w:after="120"/>
       </w:pPr>
-      <w:bookmarkStart w:id="169" w:name="_Toc240751866"/>
+      <w:bookmarkStart w:id="172" w:name="_Toc240753553"/>
       <w:r>
         <w:rPr>
           <w:rFonts w:ascii="Times New Roman" w:eastAsia="Times New Roman" w:hAnsi="Times New Roman" w:cs="Times New Roman"/>
         </w:rPr>
         <w:t>6.3 Discussion</w:t>
       </w:r>
-      <w:bookmarkEnd w:id="169"/>
+      <w:bookmarkEnd w:id="172"/>
     </w:p>
     <w:p>
       <w:pPr>
         <w:pStyle w:val="Heading3"/>
         <w:spacing w:before="240" w:after="120"/>
       </w:pPr>
-      <w:bookmarkStart w:id="170" w:name="_Toc240751867"/>
+      <w:bookmarkStart w:id="173" w:name="_Toc240753554"/>
       <w:r>
         <w:rPr>
           <w:rFonts w:ascii="Times New Roman" w:eastAsia="Times New Roman" w:hAnsi="Times New Roman" w:cs="Times New Roman"/>
@@ -36345,7 +36806,7 @@
         </w:rPr>
         <w:t>6.3.1 What the contamination finding means</w:t>
       </w:r>
-      <w:bookmarkEnd w:id="170"/>
+      <w:bookmarkEnd w:id="173"/>
     </w:p>
     <w:p>
       <w:pPr>
@@ -36412,7 +36873,7 @@
         <w:pStyle w:val="Heading3"/>
         <w:spacing w:before="240" w:after="120"/>
       </w:pPr>
-      <w:bookmarkStart w:id="171" w:name="_Toc240751868"/>
+      <w:bookmarkStart w:id="174" w:name="_Toc240753555"/>
       <w:r>
         <w:rPr>
           <w:rFonts w:ascii="Times New Roman" w:eastAsia="Times New Roman" w:hAnsi="Times New Roman" w:cs="Times New Roman"/>
@@ -36420,7 +36881,7 @@
         </w:rPr>
         <w:t>6.3.2 What the negative result means</w:t>
       </w:r>
-      <w:bookmarkEnd w:id="171"/>
+      <w:bookmarkEnd w:id="174"/>
     </w:p>
     <w:p>
       <w:pPr>
@@ -36438,7 +36899,7 @@
         <w:pStyle w:val="Heading3"/>
         <w:spacing w:before="240" w:after="120"/>
       </w:pPr>
-      <w:bookmarkStart w:id="172" w:name="_Toc240751869"/>
+      <w:bookmarkStart w:id="175" w:name="_Toc240753556"/>
       <w:r>
         <w:rPr>
           <w:rFonts w:ascii="Times New Roman" w:eastAsia="Times New Roman" w:hAnsi="Times New Roman" w:cs="Times New Roman"/>
@@ -36446,7 +36907,7 @@
         </w:rPr>
         <w:t>6.3.3 What temporal validation reveals</w:t>
       </w:r>
-      <w:bookmarkEnd w:id="172"/>
+      <w:bookmarkEnd w:id="175"/>
     </w:p>
     <w:p>
       <w:pPr>
@@ -36481,7 +36942,7 @@
         <w:pStyle w:val="Heading3"/>
         <w:spacing w:before="240" w:after="120"/>
       </w:pPr>
-      <w:bookmarkStart w:id="173" w:name="_Toc240751870"/>
+      <w:bookmarkStart w:id="176" w:name="_Toc240753557"/>
       <w:r>
         <w:rPr>
           <w:rFonts w:ascii="Times New Roman" w:eastAsia="Times New Roman" w:hAnsi="Times New Roman" w:cs="Times New Roman"/>
@@ -36489,7 +36950,7 @@
         </w:rPr>
         <w:t>6.3.4 On the system</w:t>
       </w:r>
-      <w:bookmarkEnd w:id="173"/>
+      <w:bookmarkEnd w:id="176"/>
     </w:p>
     <w:p>
       <w:pPr>
@@ -36547,7 +37008,7 @@
         <w:pStyle w:val="Heading3"/>
         <w:spacing w:before="240" w:after="120"/>
       </w:pPr>
-      <w:bookmarkStart w:id="174" w:name="_Toc240751871"/>
+      <w:bookmarkStart w:id="177" w:name="_Toc240753558"/>
       <w:r>
         <w:rPr>
           <w:rFonts w:ascii="Times New Roman" w:eastAsia="Times New Roman" w:hAnsi="Times New Roman" w:cs="Times New Roman"/>
@@ -36555,7 +37016,7 @@
         </w:rPr>
         <w:t>6.3.5 Who the models serve worst</w:t>
       </w:r>
-      <w:bookmarkEnd w:id="174"/>
+      <w:bookmarkEnd w:id="177"/>
     </w:p>
     <w:p>
       <w:pPr>
@@ -36630,14 +37091,14 @@
         <w:pStyle w:val="Heading2"/>
         <w:spacing w:before="240" w:after="120"/>
       </w:pPr>
-      <w:bookmarkStart w:id="175" w:name="_Toc240751872"/>
+      <w:bookmarkStart w:id="178" w:name="_Toc240753559"/>
       <w:r>
         <w:rPr>
           <w:rFonts w:ascii="Times New Roman" w:eastAsia="Times New Roman" w:hAnsi="Times New Roman" w:cs="Times New Roman"/>
         </w:rPr>
         <w:t>6.4 Limitations</w:t>
       </w:r>
-      <w:bookmarkEnd w:id="175"/>
+      <w:bookmarkEnd w:id="178"/>
     </w:p>
     <w:p>
       <w:pPr>
@@ -36804,14 +37265,14 @@
         <w:pStyle w:val="Heading2"/>
         <w:spacing w:before="240" w:after="120"/>
       </w:pPr>
-      <w:bookmarkStart w:id="176" w:name="_Toc240751873"/>
+      <w:bookmarkStart w:id="179" w:name="_Toc240753560"/>
       <w:r>
         <w:rPr>
           <w:rFonts w:ascii="Times New Roman" w:eastAsia="Times New Roman" w:hAnsi="Times New Roman" w:cs="Times New Roman"/>
         </w:rPr>
         <w:t>6.5 Future work</w:t>
       </w:r>
-      <w:bookmarkEnd w:id="176"/>
+      <w:bookmarkEnd w:id="179"/>
     </w:p>
     <w:p>
       <w:pPr>
@@ -36921,14 +37382,14 @@
         <w:pStyle w:val="Heading2"/>
         <w:spacing w:before="240" w:after="120"/>
       </w:pPr>
-      <w:bookmarkStart w:id="177" w:name="_Toc240751874"/>
+      <w:bookmarkStart w:id="180" w:name="_Toc240753561"/>
       <w:r>
         <w:rPr>
           <w:rFonts w:ascii="Times New Roman" w:eastAsia="Times New Roman" w:hAnsi="Times New Roman" w:cs="Times New Roman"/>
         </w:rPr>
         <w:t>6.6 Conclusion</w:t>
       </w:r>
-      <w:bookmarkEnd w:id="177"/>
+      <w:bookmarkEnd w:id="180"/>
     </w:p>
     <w:p>
       <w:pPr>
@@ -37023,7 +37484,7 @@
         <w:pageBreakBefore/>
         <w:spacing w:before="280" w:after="120"/>
       </w:pPr>
-      <w:bookmarkStart w:id="178" w:name="_Toc240751875"/>
+      <w:bookmarkStart w:id="181" w:name="_Toc240753562"/>
       <w:r>
         <w:rPr>
           <w:rFonts w:ascii="Times New Roman" w:eastAsia="Times New Roman" w:hAnsi="Times New Roman" w:cs="Times New Roman"/>
@@ -37031,7 +37492,7 @@
         <w:lastRenderedPageBreak/>
         <w:t>REFERENCES</w:t>
       </w:r>
-      <w:bookmarkEnd w:id="178"/>
+      <w:bookmarkEnd w:id="181"/>
     </w:p>
     <w:p>
       <w:pPr>
@@ -38242,7 +38703,7 @@
         <w:pageBreakBefore/>
         <w:spacing w:before="280" w:after="120"/>
       </w:pPr>
-      <w:bookmarkStart w:id="179" w:name="_Toc240751876"/>
+      <w:bookmarkStart w:id="182" w:name="_Toc240753563"/>
       <w:r>
         <w:rPr>
           <w:rFonts w:ascii="Times New Roman" w:eastAsia="Times New Roman" w:hAnsi="Times New Roman" w:cs="Times New Roman"/>
@@ -38250,21 +38711,21 @@
         <w:lastRenderedPageBreak/>
         <w:t>APPENDICES</w:t>
       </w:r>
-      <w:bookmarkEnd w:id="179"/>
+      <w:bookmarkEnd w:id="182"/>
     </w:p>
     <w:p>
       <w:pPr>
         <w:pStyle w:val="Heading2"/>
         <w:spacing w:before="240" w:after="120"/>
       </w:pPr>
-      <w:bookmarkStart w:id="180" w:name="_Toc240751877"/>
+      <w:bookmarkStart w:id="183" w:name="_Toc240753564"/>
       <w:r>
         <w:rPr>
           <w:rFonts w:ascii="Times New Roman" w:eastAsia="Times New Roman" w:hAnsi="Times New Roman" w:cs="Times New Roman"/>
         </w:rPr>
         <w:t>Appendix 1 The criteria model</w:t>
       </w:r>
-      <w:bookmarkEnd w:id="180"/>
+      <w:bookmarkEnd w:id="183"/>
     </w:p>
     <w:p>
       <w:pPr>
@@ -38308,14 +38769,14 @@
         <w:keepLines/>
         <w:spacing w:before="160" w:after="80"/>
       </w:pPr>
-      <w:bookmarkStart w:id="181" w:name="_Toc240751922"/>
+      <w:bookmarkStart w:id="184" w:name="_Toc240753612"/>
       <w:r>
         <w:rPr>
           <w:rFonts w:eastAsia="Times New Roman" w:cs="Times New Roman"/>
         </w:rPr>
         <w:t>Table A.1: Criteria model summary by objective and dimension</w:t>
       </w:r>
-      <w:bookmarkEnd w:id="181"/>
+      <w:bookmarkEnd w:id="184"/>
     </w:p>
     <w:tbl>
       <w:tblPr>
@@ -39058,14 +39519,14 @@
         <w:pStyle w:val="Heading2"/>
         <w:spacing w:before="240" w:after="120"/>
       </w:pPr>
-      <w:bookmarkStart w:id="182" w:name="_Toc240751878"/>
+      <w:bookmarkStart w:id="185" w:name="_Toc240753565"/>
       <w:r>
         <w:rPr>
           <w:rFonts w:ascii="Times New Roman" w:eastAsia="Times New Roman" w:hAnsi="Times New Roman" w:cs="Times New Roman"/>
         </w:rPr>
         <w:t>Appendix 2 The weight elicitation instrument</w:t>
       </w:r>
-      <w:bookmarkEnd w:id="182"/>
+      <w:bookmarkEnd w:id="185"/>
     </w:p>
     <w:p>
       <w:pPr>
@@ -39083,7 +39544,7 @@
         <w:pStyle w:val="Heading3"/>
         <w:spacing w:before="240" w:after="120"/>
       </w:pPr>
-      <w:bookmarkStart w:id="183" w:name="_Toc240751879"/>
+      <w:bookmarkStart w:id="186" w:name="_Toc240753566"/>
       <w:r>
         <w:rPr>
           <w:rFonts w:ascii="Times New Roman" w:eastAsia="Times New Roman" w:hAnsi="Times New Roman" w:cs="Times New Roman"/>
@@ -39091,7 +39552,7 @@
         </w:rPr>
         <w:t>Appendix 2.1 Structure</w:t>
       </w:r>
-      <w:bookmarkEnd w:id="183"/>
+      <w:bookmarkEnd w:id="186"/>
     </w:p>
     <w:p>
       <w:pPr>
@@ -39136,7 +39597,7 @@
         <w:pStyle w:val="Heading3"/>
         <w:spacing w:before="240" w:after="120"/>
       </w:pPr>
-      <w:bookmarkStart w:id="184" w:name="_Toc240751880"/>
+      <w:bookmarkStart w:id="187" w:name="_Toc240753567"/>
       <w:r>
         <w:rPr>
           <w:rFonts w:ascii="Times New Roman" w:eastAsia="Times New Roman" w:hAnsi="Times New Roman" w:cs="Times New Roman"/>
@@ -39144,7 +39605,7 @@
         </w:rPr>
         <w:t>Appendix 2.2 Participant information presented</w:t>
       </w:r>
-      <w:bookmarkEnd w:id="184"/>
+      <w:bookmarkEnd w:id="187"/>
     </w:p>
     <w:p>
       <w:pPr>
@@ -39170,7 +39631,7 @@
         <w:pStyle w:val="Heading3"/>
         <w:spacing w:before="240" w:after="120"/>
       </w:pPr>
-      <w:bookmarkStart w:id="185" w:name="_Toc240751881"/>
+      <w:bookmarkStart w:id="188" w:name="_Toc240753568"/>
       <w:r>
         <w:rPr>
           <w:rFonts w:ascii="Times New Roman" w:eastAsia="Times New Roman" w:hAnsi="Times New Roman" w:cs="Times New Roman"/>
@@ -39178,7 +39639,7 @@
         </w:rPr>
         <w:t>Appendix 2.3 Data collected</w:t>
       </w:r>
-      <w:bookmarkEnd w:id="185"/>
+      <w:bookmarkEnd w:id="188"/>
     </w:p>
     <w:p>
       <w:pPr>
@@ -39196,7 +39657,7 @@
         <w:pStyle w:val="Heading3"/>
         <w:spacing w:before="240" w:after="120"/>
       </w:pPr>
-      <w:bookmarkStart w:id="186" w:name="_Toc240751882"/>
+      <w:bookmarkStart w:id="189" w:name="_Toc240753569"/>
       <w:r>
         <w:rPr>
           <w:rFonts w:ascii="Times New Roman" w:eastAsia="Times New Roman" w:hAnsi="Times New Roman" w:cs="Times New Roman"/>
@@ -39204,7 +39665,7 @@
         </w:rPr>
         <w:t>Appendix 2.4 Comparison scale</w:t>
       </w:r>
-      <w:bookmarkEnd w:id="186"/>
+      <w:bookmarkEnd w:id="189"/>
     </w:p>
     <w:p>
       <w:pPr>
@@ -39224,14 +39685,14 @@
         <w:keepLines/>
         <w:spacing w:before="160" w:after="80"/>
       </w:pPr>
-      <w:bookmarkStart w:id="187" w:name="_Toc240751923"/>
+      <w:bookmarkStart w:id="190" w:name="_Toc240753613"/>
       <w:r>
         <w:rPr>
           <w:rFonts w:eastAsia="Times New Roman" w:cs="Times New Roman"/>
         </w:rPr>
         <w:t>Table A.2: Scale used for pairwise judgements</w:t>
       </w:r>
-      <w:bookmarkEnd w:id="187"/>
+      <w:bookmarkEnd w:id="190"/>
     </w:p>
     <w:tbl>
       <w:tblPr>
@@ -39520,14 +39981,14 @@
         <w:pStyle w:val="Heading2"/>
         <w:spacing w:before="240" w:after="120"/>
       </w:pPr>
-      <w:bookmarkStart w:id="188" w:name="_Toc240751883"/>
+      <w:bookmarkStart w:id="191" w:name="_Toc240753570"/>
       <w:r>
         <w:rPr>
           <w:rFonts w:ascii="Times New Roman" w:eastAsia="Times New Roman" w:hAnsi="Times New Roman" w:cs="Times New Roman"/>
         </w:rPr>
         <w:t>Appendix 3 Reproducing the results</w:t>
       </w:r>
-      <w:bookmarkEnd w:id="188"/>
+      <w:bookmarkEnd w:id="191"/>
     </w:p>
     <w:p>
       <w:pPr>
@@ -39559,14 +40020,14 @@
         <w:keepLines/>
         <w:spacing w:before="160" w:after="80"/>
       </w:pPr>
-      <w:bookmarkStart w:id="189" w:name="_Toc240751924"/>
+      <w:bookmarkStart w:id="192" w:name="_Toc240753614"/>
       <w:r>
         <w:rPr>
           <w:rFonts w:eastAsia="Times New Roman" w:cs="Times New Roman"/>
         </w:rPr>
         <w:t>Table A.3: The analyses, in the order they run, and what each produces</w:t>
       </w:r>
-      <w:bookmarkEnd w:id="189"/>
+      <w:bookmarkEnd w:id="192"/>
     </w:p>
     <w:tbl>
       <w:tblPr>
@@ -40959,14 +41420,14 @@
         <w:pStyle w:val="Heading2"/>
         <w:spacing w:before="240" w:after="120"/>
       </w:pPr>
-      <w:bookmarkStart w:id="190" w:name="_Toc240751884"/>
+      <w:bookmarkStart w:id="193" w:name="_Toc240753571"/>
       <w:r>
         <w:rPr>
           <w:rFonts w:ascii="Times New Roman" w:eastAsia="Times New Roman" w:hAnsi="Times New Roman" w:cs="Times New Roman"/>
         </w:rPr>
         <w:t>Appendix 4 Dataset</w:t>
       </w:r>
-      <w:bookmarkEnd w:id="190"/>
+      <w:bookmarkEnd w:id="193"/>
     </w:p>
     <w:p>
       <w:pPr>
@@ -40993,14 +41454,14 @@
         <w:keepLines/>
         <w:spacing w:before="160" w:after="80"/>
       </w:pPr>
-      <w:bookmarkStart w:id="191" w:name="_Toc240751925"/>
+      <w:bookmarkStart w:id="194" w:name="_Toc240753615"/>
       <w:r>
         <w:rPr>
           <w:rFonts w:eastAsia="Times New Roman" w:cs="Times New Roman"/>
         </w:rPr>
         <w:t>Table A.4: Dataset filtering applied</w:t>
       </w:r>
-      <w:bookmarkEnd w:id="191"/>
+      <w:bookmarkEnd w:id="194"/>
     </w:p>
     <w:tbl>
       <w:tblPr>
@@ -41252,14 +41713,14 @@
         <w:pStyle w:val="Heading2"/>
         <w:spacing w:before="240" w:after="120"/>
       </w:pPr>
-      <w:bookmarkStart w:id="192" w:name="_Toc240751885"/>
+      <w:bookmarkStart w:id="195" w:name="_Toc240753572"/>
       <w:r>
         <w:rPr>
           <w:rFonts w:ascii="Times New Roman" w:eastAsia="Times New Roman" w:hAnsi="Times New Roman" w:cs="Times New Roman"/>
         </w:rPr>
         <w:t>Appendix 5 Ethical considerations</w:t>
       </w:r>
-      <w:bookmarkEnd w:id="192"/>
+      <w:bookmarkEnd w:id="195"/>
     </w:p>
     <w:p>
       <w:pPr>
@@ -41316,7 +41777,7 @@
       </w:r>
     </w:p>
     <w:sectPr>
-      <w:footerReference w:type="default" r:id="rId20"/>
+      <w:footerReference w:type="default" r:id="rId23"/>
       <w:pgSz w:w="11909" w:h="16834"/>
       <w:pgMar w:top="1440" w:right="1440" w:bottom="1440" w:left="1800" w:header="720" w:footer="720" w:gutter="0"/>
       <w:pgNumType w:start="1"/>
@@ -41629,31 +42090,31 @@
       </w:rPr>
     </w:lvl>
   </w:abstractNum>
-  <w:num w:numId="1" w16cid:durableId="1090586015">
+  <w:num w:numId="1" w16cid:durableId="1744524414">
     <w:abstractNumId w:val="8"/>
   </w:num>
-  <w:num w:numId="2" w16cid:durableId="1736902171">
+  <w:num w:numId="2" w16cid:durableId="773212041">
     <w:abstractNumId w:val="6"/>
   </w:num>
-  <w:num w:numId="3" w16cid:durableId="1286498009">
+  <w:num w:numId="3" w16cid:durableId="1202278818">
     <w:abstractNumId w:val="5"/>
   </w:num>
-  <w:num w:numId="4" w16cid:durableId="7761015">
+  <w:num w:numId="4" w16cid:durableId="818763742">
     <w:abstractNumId w:val="4"/>
   </w:num>
-  <w:num w:numId="5" w16cid:durableId="1175068935">
+  <w:num w:numId="5" w16cid:durableId="1689868087">
     <w:abstractNumId w:val="7"/>
   </w:num>
-  <w:num w:numId="6" w16cid:durableId="454375919">
+  <w:num w:numId="6" w16cid:durableId="1348748168">
     <w:abstractNumId w:val="3"/>
   </w:num>
-  <w:num w:numId="7" w16cid:durableId="397364443">
+  <w:num w:numId="7" w16cid:durableId="1437217805">
     <w:abstractNumId w:val="2"/>
   </w:num>
-  <w:num w:numId="8" w16cid:durableId="411241947">
+  <w:num w:numId="8" w16cid:durableId="1432823539">
     <w:abstractNumId w:val="1"/>
   </w:num>
-  <w:num w:numId="9" w16cid:durableId="75715516">
+  <w:num w:numId="9" w16cid:durableId="1335106083">
     <w:abstractNumId w:val="0"/>
   </w:num>
 </w:numbering>
@@ -53075,7 +53536,7 @@
     <w:autoRedefine/>
     <w:uiPriority w:val="39"/>
     <w:unhideWhenUsed/>
-    <w:rsid w:val="00517ABB"/>
+    <w:rsid w:val="00262676"/>
     <w:pPr>
       <w:spacing w:after="100"/>
     </w:pPr>
@@ -53087,7 +53548,7 @@
     <w:autoRedefine/>
     <w:uiPriority w:val="39"/>
     <w:unhideWhenUsed/>
-    <w:rsid w:val="00517ABB"/>
+    <w:rsid w:val="00262676"/>
     <w:pPr>
       <w:spacing w:after="100"/>
       <w:ind w:left="240"/>
@@ -53100,7 +53561,7 @@
     <w:autoRedefine/>
     <w:uiPriority w:val="39"/>
     <w:unhideWhenUsed/>
-    <w:rsid w:val="00517ABB"/>
+    <w:rsid w:val="00262676"/>
     <w:pPr>
       <w:spacing w:after="100"/>
       <w:ind w:left="480"/>
@@ -53113,7 +53574,7 @@
     <w:autoRedefine/>
     <w:uiPriority w:val="39"/>
     <w:unhideWhenUsed/>
-    <w:rsid w:val="00517ABB"/>
+    <w:rsid w:val="00262676"/>
     <w:pPr>
       <w:spacing w:after="100" w:line="278" w:lineRule="auto"/>
       <w:ind w:left="720"/>
@@ -53133,7 +53594,7 @@
     <w:autoRedefine/>
     <w:uiPriority w:val="39"/>
     <w:unhideWhenUsed/>
-    <w:rsid w:val="00517ABB"/>
+    <w:rsid w:val="00262676"/>
     <w:pPr>
       <w:spacing w:after="100" w:line="278" w:lineRule="auto"/>
       <w:ind w:left="960"/>
@@ -53153,7 +53614,7 @@
     <w:autoRedefine/>
     <w:uiPriority w:val="39"/>
     <w:unhideWhenUsed/>
-    <w:rsid w:val="00517ABB"/>
+    <w:rsid w:val="00262676"/>
     <w:pPr>
       <w:spacing w:after="100" w:line="278" w:lineRule="auto"/>
       <w:ind w:left="1200"/>
@@ -53173,7 +53634,7 @@
     <w:autoRedefine/>
     <w:uiPriority w:val="39"/>
     <w:unhideWhenUsed/>
-    <w:rsid w:val="00517ABB"/>
+    <w:rsid w:val="00262676"/>
     <w:pPr>
       <w:spacing w:after="100" w:line="278" w:lineRule="auto"/>
       <w:ind w:left="1440"/>
@@ -53193,7 +53654,7 @@
     <w:autoRedefine/>
     <w:uiPriority w:val="39"/>
     <w:unhideWhenUsed/>
-    <w:rsid w:val="00517ABB"/>
+    <w:rsid w:val="00262676"/>
     <w:pPr>
       <w:spacing w:after="100" w:line="278" w:lineRule="auto"/>
       <w:ind w:left="1680"/>
@@ -53213,7 +53674,7 @@
     <w:autoRedefine/>
     <w:uiPriority w:val="39"/>
     <w:unhideWhenUsed/>
-    <w:rsid w:val="00517ABB"/>
+    <w:rsid w:val="00262676"/>
     <w:pPr>
       <w:spacing w:after="100" w:line="278" w:lineRule="auto"/>
       <w:ind w:left="1920"/>
@@ -53231,7 +53692,7 @@
     <w:basedOn w:val="DefaultParagraphFont"/>
     <w:uiPriority w:val="99"/>
     <w:unhideWhenUsed/>
-    <w:rsid w:val="00517ABB"/>
+    <w:rsid w:val="00262676"/>
     <w:rPr>
       <w:color w:val="0000FF" w:themeColor="hyperlink"/>
       <w:u w:val="single"/>
@@ -53243,7 +53704,7 @@
     <w:uiPriority w:val="99"/>
     <w:semiHidden/>
     <w:unhideWhenUsed/>
-    <w:rsid w:val="00517ABB"/>
+    <w:rsid w:val="00262676"/>
     <w:rPr>
       <w:color w:val="605E5C"/>
       <w:shd w:val="clear" w:color="auto" w:fill="E1DFDD"/>
